--- a/paper/Manuscript-V1-HZ.docx
+++ b/paper/Manuscript-V1-HZ.docx
@@ -97,7 +97,7 @@
         <w:rPr>
           <w:rFonts w:ascii="Arial" w:hAnsi="Arial" w:cs="Arial"/>
         </w:rPr>
-        <w:t xml:space="preserve"> is a mutual-information-based framework for cell clustering, cell-type-specific transcription-factor / signaling-protein network inference, and hidden-driver identification from single-cell transcriptomic data. Its companion portal</w:t>
+        <w:t xml:space="preserve"> is a mutual-information-based framework for cell clustering, cell-type-specific transcription-factor/signaling-protein network inference, and hidden-driver identification from single-cell transcriptomic data. Its companion portal</w:t>
       </w:r>
       <w:r>
         <w:rPr>
@@ -217,7 +217,7 @@
         <w:rPr>
           <w:rFonts w:ascii="Arial" w:hAnsi="Arial" w:cs="Arial"/>
         </w:rPr>
-        <w:t xml:space="preserve"> networks into a shared lazy artifact, and (2) two sibling viewer packages (R, Python) that consume that artifact. Both viewers serve a Shiny / Shiny-for-Python </w:t>
+        <w:t xml:space="preserve"> networks into a shared lazy artifact, and (2) two sibling viewer packages (R, Python) that consume that artifact. Both viewers serve a Shiny/Shiny-for-Python </w:t>
       </w:r>
       <w:proofErr w:type="spellStart"/>
       <w:r>
@@ -515,7 +515,7 @@
         <w:rPr>
           <w:rFonts w:ascii="Arial" w:hAnsi="Arial" w:cs="Arial"/>
         </w:rPr>
-        <w:t xml:space="preserve"> cell-type-specific TF / SIG networks or hidden-driver activity matrices.</w:t>
+        <w:t xml:space="preserve"> cell-type-specific TF/SIG networks or hidden-driver activity matrices.</w:t>
       </w:r>
     </w:p>
     <w:p>
@@ -627,6 +627,12 @@
       </w:r>
       <w:r>
         <w:rPr>
+          <w:rFonts w:ascii="Arial" w:hAnsi="Arial" w:cs="Arial"/>
+        </w:rPr>
+        <w:t>`</w:t>
+      </w:r>
+      <w:r>
+        <w:rPr>
           <w:rStyle w:val="VerbatimChar"/>
           <w:rFonts w:ascii="Arial" w:hAnsi="Arial" w:cs="Arial"/>
           <w:sz w:val="24"/>
@@ -671,19 +677,18 @@
       </w:r>
       <w:r>
         <w:rPr>
+          <w:rStyle w:val="VerbatimChar"/>
+          <w:rFonts w:ascii="Arial" w:hAnsi="Arial" w:cs="Arial"/>
+          <w:sz w:val="24"/>
+        </w:rPr>
+        <w:t>`</w:t>
+      </w:r>
+      <w:r>
+        <w:rPr>
           <w:rFonts w:ascii="Arial" w:hAnsi="Arial" w:cs="Arial"/>
         </w:rPr>
         <w:t xml:space="preserve"> patterns and presents every study as a card.</w:t>
       </w:r>
-    </w:p>
-    <w:p>
-      <w:pPr>
-        <w:pStyle w:val="BodyText"/>
-        <w:spacing w:line="276" w:lineRule="auto"/>
-        <w:rPr>
-          <w:rFonts w:ascii="Arial" w:hAnsi="Arial" w:cs="Arial"/>
-        </w:rPr>
-      </w:pPr>
     </w:p>
     <w:p>
       <w:pPr>
@@ -843,7 +848,7 @@
         <w:rPr>
           <w:rFonts w:ascii="Arial" w:hAnsi="Arial" w:cs="Arial"/>
         </w:rPr>
-        <w:t xml:space="preserve">) is the only writer in the pipeline. It accepts a YAML config and a </w:t>
+        <w:t xml:space="preserve">) is the writer in the pipeline. It accepts a YAML config and a </w:t>
       </w:r>
       <w:proofErr w:type="spellStart"/>
       <w:r>
@@ -944,14 +949,13 @@
         <w:rPr>
           <w:rFonts w:ascii="Arial" w:hAnsi="Arial" w:cs="Arial"/>
         </w:rPr>
-        <w:t xml:space="preserve">) load the </w:t>
-      </w:r>
-      <w:proofErr w:type="gramStart"/>
-      <w:r>
-        <w:rPr>
-          <w:rFonts w:ascii="Arial" w:hAnsi="Arial" w:cs="Arial"/>
-        </w:rPr>
-        <w:t xml:space="preserve">same </w:t>
+        <w:t xml:space="preserve">) load the same </w:t>
+      </w:r>
+      <w:r>
+        <w:rPr>
+          <w:rFonts w:ascii="Arial" w:hAnsi="Arial" w:cs="Arial"/>
+        </w:rPr>
+        <w:t>`</w:t>
       </w:r>
       <w:r>
         <w:rPr>
@@ -960,9 +964,8 @@
           <w:sz w:val="24"/>
           <w:szCs w:val="24"/>
         </w:rPr>
-        <w:t>.scminer</w:t>
-      </w:r>
-      <w:proofErr w:type="gramEnd"/>
+        <w:t>. scminer</w:t>
+      </w:r>
       <w:r>
         <w:rPr>
           <w:rStyle w:val="HTMLCode"/>
@@ -974,28 +977,184 @@
       </w:r>
       <w:r>
         <w:rPr>
-          <w:rFonts w:ascii="Arial" w:hAnsi="Arial" w:cs="Arial"/>
-        </w:rPr>
-        <w:t xml:space="preserve"> and read from the same per-gene shards. The multi-study browsers (</w:t>
-      </w:r>
-      <w:proofErr w:type="spellStart"/>
-      <w:r>
-        <w:rPr>
           <w:rStyle w:val="HTMLCode"/>
           <w:rFonts w:ascii="Arial" w:eastAsiaTheme="minorEastAsia" w:hAnsi="Arial" w:cs="Arial"/>
           <w:sz w:val="24"/>
           <w:szCs w:val="24"/>
         </w:rPr>
-        <w:t>run_browser</w:t>
-      </w:r>
-      <w:proofErr w:type="spellEnd"/>
-      <w:r>
-        <w:rPr>
-          <w:rFonts w:ascii="Arial" w:hAnsi="Arial" w:cs="Arial"/>
-        </w:rPr>
-        <w:t xml:space="preserve"> / </w:t>
-      </w:r>
-      <w:proofErr w:type="spellStart"/>
+        <w:t>`</w:t>
+      </w:r>
+      <w:r>
+        <w:rPr>
+          <w:rFonts w:ascii="Arial" w:hAnsi="Arial" w:cs="Arial"/>
+        </w:rPr>
+        <w:t xml:space="preserve"> and read from the same per-gene shards. The multi-study browsers overlay a card grid and </w:t>
+      </w:r>
+      <w:r>
+        <w:rPr>
+          <w:rFonts w:ascii="Arial" w:hAnsi="Arial" w:cs="Arial"/>
+        </w:rPr>
+        <w:t>list</w:t>
+      </w:r>
+      <w:r>
+        <w:rPr>
+          <w:rFonts w:ascii="Arial" w:hAnsi="Arial" w:cs="Arial"/>
+        </w:rPr>
+        <w:t xml:space="preserve"> each bundle's metadata. The lazy contract is preserved</w:t>
+      </w:r>
+      <w:r>
+        <w:rPr>
+          <w:rFonts w:ascii="Arial" w:hAnsi="Arial" w:cs="Arial"/>
+        </w:rPr>
+        <w:t xml:space="preserve">, where </w:t>
+      </w:r>
+      <w:r>
+        <w:rPr>
+          <w:rFonts w:ascii="Arial" w:hAnsi="Arial" w:cs="Arial"/>
+        </w:rPr>
+        <w:t xml:space="preserve">matrix indexes are read only on click-through. </w:t>
+      </w:r>
+      <w:r>
+        <w:rPr>
+          <w:rStyle w:val="Strong"/>
+          <w:rFonts w:ascii="Arial" w:hAnsi="Arial" w:cs="Arial"/>
+        </w:rPr>
+        <w:t>(B)</w:t>
+      </w:r>
+      <w:r>
+        <w:rPr>
+          <w:rFonts w:ascii="Arial" w:hAnsi="Arial" w:cs="Arial"/>
+        </w:rPr>
+        <w:t xml:space="preserve"> Bundle size (</w:t>
+      </w:r>
+      <w:r>
+        <w:rPr>
+          <w:rStyle w:val="Emphasis"/>
+          <w:rFonts w:ascii="Arial" w:hAnsi="Arial" w:cs="Arial"/>
+        </w:rPr>
+        <w:t>Bundle</w:t>
+      </w:r>
+      <w:r>
+        <w:rPr>
+          <w:rFonts w:ascii="Arial" w:hAnsi="Arial" w:cs="Arial"/>
+        </w:rPr>
+        <w:t xml:space="preserve"> series) versus underlying shard-tree size (</w:t>
+      </w:r>
+      <w:r>
+        <w:rPr>
+          <w:rStyle w:val="Emphasis"/>
+          <w:rFonts w:ascii="Arial" w:hAnsi="Arial" w:cs="Arial"/>
+        </w:rPr>
+        <w:t>Shard tree</w:t>
+      </w:r>
+      <w:r>
+        <w:rPr>
+          <w:rFonts w:ascii="Arial" w:hAnsi="Arial" w:cs="Arial"/>
+        </w:rPr>
+        <w:t xml:space="preserve"> series) as a function of cell count, colored by gene count (2K / 5K / 8K / 10K). Lazy bundles stay near-constant (~2.6–13.2 MB), while the shard tree grows roughly linearly with </w:t>
+      </w:r>
+      <w:proofErr w:type="spellStart"/>
+      <w:r>
+        <w:rPr>
+          <w:rFonts w:ascii="Arial" w:hAnsi="Arial" w:cs="Arial"/>
+        </w:rPr>
+        <w:t>n_cells</w:t>
+      </w:r>
+      <w:proofErr w:type="spellEnd"/>
+      <w:r>
+        <w:rPr>
+          <w:rFonts w:ascii="Arial" w:hAnsi="Arial" w:cs="Arial"/>
+        </w:rPr>
+        <w:t xml:space="preserve"> × </w:t>
+      </w:r>
+      <w:proofErr w:type="spellStart"/>
+      <w:r>
+        <w:rPr>
+          <w:rFonts w:ascii="Arial" w:hAnsi="Arial" w:cs="Arial"/>
+        </w:rPr>
+        <w:t>n_genes</w:t>
+      </w:r>
+      <w:proofErr w:type="spellEnd"/>
+      <w:r>
+        <w:rPr>
+          <w:rFonts w:ascii="Arial" w:hAnsi="Arial" w:cs="Arial"/>
+        </w:rPr>
+        <w:t xml:space="preserve">. Cold-start latency remains below 200 </w:t>
+      </w:r>
+      <w:proofErr w:type="spellStart"/>
+      <w:r>
+        <w:rPr>
+          <w:rFonts w:ascii="Arial" w:hAnsi="Arial" w:cs="Arial"/>
+        </w:rPr>
+        <w:t>ms.</w:t>
+      </w:r>
+      <w:proofErr w:type="spellEnd"/>
+      <w:r>
+        <w:rPr>
+          <w:rFonts w:ascii="Arial" w:hAnsi="Arial" w:cs="Arial"/>
+        </w:rPr>
+        <w:t xml:space="preserve"> </w:t>
+      </w:r>
+      <w:r>
+        <w:rPr>
+          <w:rStyle w:val="Strong"/>
+          <w:rFonts w:ascii="Arial" w:hAnsi="Arial" w:cs="Arial"/>
+        </w:rPr>
+        <w:t>(C)</w:t>
+      </w:r>
+      <w:r>
+        <w:rPr>
+          <w:rFonts w:ascii="Arial" w:hAnsi="Arial" w:cs="Arial"/>
+        </w:rPr>
+        <w:t xml:space="preserve"> Per-study metrics for the 13 production </w:t>
+      </w:r>
+      <w:proofErr w:type="spellStart"/>
+      <w:r>
+        <w:rPr>
+          <w:rFonts w:ascii="Arial" w:hAnsi="Arial" w:cs="Arial"/>
+        </w:rPr>
+        <w:t>scMINER</w:t>
+      </w:r>
+      <w:proofErr w:type="spellEnd"/>
+      <w:r>
+        <w:rPr>
+          <w:rFonts w:ascii="Arial" w:hAnsi="Arial" w:cs="Arial"/>
+        </w:rPr>
+        <w:t xml:space="preserve"> Portal studies, sorted in ascending order of </w:t>
+      </w:r>
+      <w:proofErr w:type="spellStart"/>
+      <w:r>
+        <w:rPr>
+          <w:rFonts w:ascii="Arial" w:hAnsi="Arial" w:cs="Arial"/>
+        </w:rPr>
+        <w:t>n_cells</w:t>
+      </w:r>
+      <w:proofErr w:type="spellEnd"/>
+      <w:r>
+        <w:rPr>
+          <w:rFonts w:ascii="Arial" w:hAnsi="Arial" w:cs="Arial"/>
+        </w:rPr>
+        <w:t xml:space="preserve">. </w:t>
+      </w:r>
+      <w:r>
+        <w:rPr>
+          <w:rStyle w:val="Emphasis"/>
+          <w:rFonts w:ascii="Arial" w:hAnsi="Arial" w:cs="Arial"/>
+        </w:rPr>
+        <w:t>Bundle (MB)</w:t>
+      </w:r>
+      <w:r>
+        <w:rPr>
+          <w:rFonts w:ascii="Arial" w:hAnsi="Arial" w:cs="Arial"/>
+        </w:rPr>
+        <w:t xml:space="preserve"> is the size of the lazy </w:t>
+      </w:r>
+      <w:r>
+        <w:rPr>
+          <w:rFonts w:ascii="Arial" w:hAnsi="Arial" w:cs="Arial"/>
+        </w:rPr>
+        <w:t>`</w:t>
+      </w:r>
       <w:r>
         <w:rPr>
           <w:rStyle w:val="HTMLCode"/>
@@ -1003,9 +1162,8 @@
           <w:sz w:val="24"/>
           <w:szCs w:val="24"/>
         </w:rPr>
-        <w:t>scminer</w:t>
-      </w:r>
-      <w:proofErr w:type="spellEnd"/>
+        <w:t>. scminer</w:t>
+      </w:r>
       <w:r>
         <w:rPr>
           <w:rStyle w:val="HTMLCode"/>
@@ -1013,15 +1171,8 @@
           <w:sz w:val="24"/>
           <w:szCs w:val="24"/>
         </w:rPr>
-        <w:t>-viewer browse &lt;root&gt;</w:t>
-      </w:r>
-      <w:r>
-        <w:rPr>
-          <w:rFonts w:ascii="Arial" w:hAnsi="Arial" w:cs="Arial"/>
-        </w:rPr>
-        <w:t xml:space="preserve">) overlay a card grid on </w:t>
-      </w:r>
-      <w:proofErr w:type="spellStart"/>
+        <w:t>.h5</w:t>
+      </w:r>
       <w:r>
         <w:rPr>
           <w:rStyle w:val="HTMLCode"/>
@@ -1029,9 +1180,83 @@
           <w:sz w:val="24"/>
           <w:szCs w:val="24"/>
         </w:rPr>
-        <w:t>discover_</w:t>
-      </w:r>
-      <w:proofErr w:type="gramStart"/>
+        <w:t>`</w:t>
+      </w:r>
+      <w:r>
+        <w:rPr>
+          <w:rFonts w:ascii="Arial" w:hAnsi="Arial" w:cs="Arial"/>
+        </w:rPr>
+        <w:t xml:space="preserve">; </w:t>
+      </w:r>
+      <w:r>
+        <w:rPr>
+          <w:rStyle w:val="Emphasis"/>
+          <w:rFonts w:ascii="Arial" w:hAnsi="Arial" w:cs="Arial"/>
+        </w:rPr>
+        <w:t>Shard (MB)</w:t>
+      </w:r>
+      <w:r>
+        <w:rPr>
+          <w:rFonts w:ascii="Arial" w:hAnsi="Arial" w:cs="Arial"/>
+        </w:rPr>
+        <w:t xml:space="preserve"> is the size of the per-gene </w:t>
+      </w:r>
+      <w:proofErr w:type="spellStart"/>
+      <w:r>
+        <w:rPr>
+          <w:rFonts w:ascii="Arial" w:hAnsi="Arial" w:cs="Arial"/>
+        </w:rPr>
+        <w:t>gzipped</w:t>
+      </w:r>
+      <w:proofErr w:type="spellEnd"/>
+      <w:r>
+        <w:rPr>
+          <w:rFonts w:ascii="Arial" w:hAnsi="Arial" w:cs="Arial"/>
+        </w:rPr>
+        <w:t xml:space="preserve"> CSV tree. </w:t>
+      </w:r>
+      <w:r>
+        <w:rPr>
+          <w:rStyle w:val="Emphasis"/>
+          <w:rFonts w:ascii="Arial" w:hAnsi="Arial" w:cs="Arial"/>
+        </w:rPr>
+        <w:t>Load (s)</w:t>
+      </w:r>
+      <w:r>
+        <w:rPr>
+          <w:rFonts w:ascii="Arial" w:hAnsi="Arial" w:cs="Arial"/>
+        </w:rPr>
+        <w:t xml:space="preserve"> is the median cold-start latency, and </w:t>
+      </w:r>
+      <w:r>
+        <w:rPr>
+          <w:rStyle w:val="Emphasis"/>
+          <w:rFonts w:ascii="Arial" w:hAnsi="Arial" w:cs="Arial"/>
+        </w:rPr>
+        <w:t>Fetch (</w:t>
+      </w:r>
+      <w:proofErr w:type="spellStart"/>
+      <w:r>
+        <w:rPr>
+          <w:rStyle w:val="Emphasis"/>
+          <w:rFonts w:ascii="Arial" w:hAnsi="Arial" w:cs="Arial"/>
+        </w:rPr>
+        <w:t>ms</w:t>
+      </w:r>
+      <w:proofErr w:type="spellEnd"/>
+      <w:r>
+        <w:rPr>
+          <w:rStyle w:val="Emphasis"/>
+          <w:rFonts w:ascii="Arial" w:hAnsi="Arial" w:cs="Arial"/>
+        </w:rPr>
+        <w:t>)</w:t>
+      </w:r>
+      <w:r>
+        <w:rPr>
+          <w:rFonts w:ascii="Arial" w:hAnsi="Arial" w:cs="Arial"/>
+        </w:rPr>
+        <w:t xml:space="preserve"> is the median </w:t>
+      </w:r>
       <w:r>
         <w:rPr>
           <w:rStyle w:val="HTMLCode"/>
@@ -1039,482 +1264,13 @@
           <w:sz w:val="24"/>
           <w:szCs w:val="24"/>
         </w:rPr>
-        <w:t>studies</w:t>
-      </w:r>
-      <w:proofErr w:type="spellEnd"/>
-      <w:r>
-        <w:rPr>
-          <w:rStyle w:val="HTMLCode"/>
-          <w:rFonts w:ascii="Arial" w:eastAsiaTheme="minorEastAsia" w:hAnsi="Arial" w:cs="Arial"/>
-          <w:sz w:val="24"/>
-          <w:szCs w:val="24"/>
-        </w:rPr>
-        <w:t>(</w:t>
-      </w:r>
-      <w:proofErr w:type="gramEnd"/>
-      <w:r>
-        <w:rPr>
-          <w:rStyle w:val="HTMLCode"/>
-          <w:rFonts w:ascii="Arial" w:eastAsiaTheme="minorEastAsia" w:hAnsi="Arial" w:cs="Arial"/>
-          <w:sz w:val="24"/>
-          <w:szCs w:val="24"/>
-        </w:rPr>
-        <w:t>)</w:t>
-      </w:r>
-      <w:r>
-        <w:rPr>
-          <w:rFonts w:ascii="Arial" w:hAnsi="Arial" w:cs="Arial"/>
-        </w:rPr>
-        <w:t xml:space="preserve">, which scans for </w:t>
-      </w:r>
-      <w:r>
-        <w:rPr>
-          <w:rStyle w:val="HTMLCode"/>
-          <w:rFonts w:ascii="Arial" w:eastAsiaTheme="minorEastAsia" w:hAnsi="Arial" w:cs="Arial"/>
-          <w:sz w:val="24"/>
-          <w:szCs w:val="24"/>
-        </w:rPr>
-        <w:t>&lt;</w:t>
-      </w:r>
-      <w:proofErr w:type="spellStart"/>
-      <w:r>
-        <w:rPr>
-          <w:rStyle w:val="HTMLCode"/>
-          <w:rFonts w:ascii="Arial" w:eastAsiaTheme="minorEastAsia" w:hAnsi="Arial" w:cs="Arial"/>
-          <w:sz w:val="24"/>
-          <w:szCs w:val="24"/>
-        </w:rPr>
-        <w:t>studyID</w:t>
-      </w:r>
-      <w:proofErr w:type="spellEnd"/>
-      <w:r>
-        <w:rPr>
-          <w:rStyle w:val="HTMLCode"/>
-          <w:rFonts w:ascii="Arial" w:eastAsiaTheme="minorEastAsia" w:hAnsi="Arial" w:cs="Arial"/>
-          <w:sz w:val="24"/>
-          <w:szCs w:val="24"/>
-        </w:rPr>
-        <w:t>&gt;/&lt;</w:t>
-      </w:r>
-      <w:proofErr w:type="spellStart"/>
-      <w:r>
-        <w:rPr>
-          <w:rStyle w:val="HTMLCode"/>
-          <w:rFonts w:ascii="Arial" w:eastAsiaTheme="minorEastAsia" w:hAnsi="Arial" w:cs="Arial"/>
-          <w:sz w:val="24"/>
-          <w:szCs w:val="24"/>
-        </w:rPr>
-        <w:t>studyID</w:t>
-      </w:r>
-      <w:proofErr w:type="spellEnd"/>
-      <w:r>
-        <w:rPr>
-          <w:rStyle w:val="HTMLCode"/>
-          <w:rFonts w:ascii="Arial" w:eastAsiaTheme="minorEastAsia" w:hAnsi="Arial" w:cs="Arial"/>
-          <w:sz w:val="24"/>
-          <w:szCs w:val="24"/>
-        </w:rPr>
-        <w:t>&gt;.scminer.h5</w:t>
-      </w:r>
-      <w:r>
-        <w:rPr>
-          <w:rFonts w:ascii="Arial" w:hAnsi="Arial" w:cs="Arial"/>
-        </w:rPr>
-        <w:t xml:space="preserve"> patterns and lists each bundle's metadata. The lazy contract is preserved — matrix indexes are read only on click-through. </w:t>
-      </w:r>
-      <w:r>
-        <w:rPr>
-          <w:rStyle w:val="Strong"/>
-          <w:rFonts w:ascii="Arial" w:hAnsi="Arial" w:cs="Arial"/>
-        </w:rPr>
-        <w:t>(B)</w:t>
-      </w:r>
-      <w:r>
-        <w:rPr>
-          <w:rFonts w:ascii="Arial" w:hAnsi="Arial" w:cs="Arial"/>
-        </w:rPr>
-        <w:t xml:space="preserve"> Bundle size (</w:t>
-      </w:r>
-      <w:r>
-        <w:rPr>
-          <w:rStyle w:val="Emphasis"/>
-          <w:rFonts w:ascii="Arial" w:hAnsi="Arial" w:cs="Arial"/>
-        </w:rPr>
-        <w:t>Bundle</w:t>
-      </w:r>
-      <w:r>
-        <w:rPr>
-          <w:rFonts w:ascii="Arial" w:hAnsi="Arial" w:cs="Arial"/>
-        </w:rPr>
-        <w:t xml:space="preserve"> series) versus underlying shard-tree size (</w:t>
-      </w:r>
-      <w:r>
-        <w:rPr>
-          <w:rStyle w:val="Emphasis"/>
-          <w:rFonts w:ascii="Arial" w:hAnsi="Arial" w:cs="Arial"/>
-        </w:rPr>
-        <w:t>Shard tree</w:t>
-      </w:r>
-      <w:r>
-        <w:rPr>
-          <w:rFonts w:ascii="Arial" w:hAnsi="Arial" w:cs="Arial"/>
-        </w:rPr>
-        <w:t xml:space="preserve"> series) as a function of cell count, colored by gene count (2K / 5K / 8K / 10K). Lazy bundles stay near-constant (~2.6–13.2 MB), while the shard tree grows roughly linearly with </w:t>
-      </w:r>
-      <w:proofErr w:type="spellStart"/>
-      <w:r>
-        <w:rPr>
-          <w:rFonts w:ascii="Arial" w:hAnsi="Arial" w:cs="Arial"/>
-        </w:rPr>
-        <w:t>n_cells</w:t>
-      </w:r>
-      <w:proofErr w:type="spellEnd"/>
-      <w:r>
-        <w:rPr>
-          <w:rFonts w:ascii="Arial" w:hAnsi="Arial" w:cs="Arial"/>
-        </w:rPr>
-        <w:t xml:space="preserve"> × </w:t>
-      </w:r>
-      <w:proofErr w:type="spellStart"/>
-      <w:r>
-        <w:rPr>
-          <w:rFonts w:ascii="Arial" w:hAnsi="Arial" w:cs="Arial"/>
-        </w:rPr>
-        <w:t>n_genes</w:t>
-      </w:r>
-      <w:proofErr w:type="spellEnd"/>
-      <w:r>
-        <w:rPr>
-          <w:rFonts w:ascii="Arial" w:hAnsi="Arial" w:cs="Arial"/>
-        </w:rPr>
-        <w:t xml:space="preserve">. Cold-start </w:t>
-      </w:r>
-      <w:proofErr w:type="spellStart"/>
-      <w:r>
-        <w:rPr>
-          <w:rStyle w:val="HTMLCode"/>
-          <w:rFonts w:ascii="Arial" w:eastAsiaTheme="minorEastAsia" w:hAnsi="Arial" w:cs="Arial"/>
-          <w:sz w:val="24"/>
-          <w:szCs w:val="24"/>
-        </w:rPr>
-        <w:t>load_</w:t>
-      </w:r>
-      <w:proofErr w:type="gramStart"/>
-      <w:r>
-        <w:rPr>
-          <w:rStyle w:val="HTMLCode"/>
-          <w:rFonts w:ascii="Arial" w:eastAsiaTheme="minorEastAsia" w:hAnsi="Arial" w:cs="Arial"/>
-          <w:sz w:val="24"/>
-          <w:szCs w:val="24"/>
-        </w:rPr>
-        <w:t>study</w:t>
-      </w:r>
-      <w:proofErr w:type="spellEnd"/>
-      <w:r>
-        <w:rPr>
-          <w:rStyle w:val="HTMLCode"/>
-          <w:rFonts w:ascii="Arial" w:eastAsiaTheme="minorEastAsia" w:hAnsi="Arial" w:cs="Arial"/>
-          <w:sz w:val="24"/>
-          <w:szCs w:val="24"/>
-        </w:rPr>
-        <w:t>(</w:t>
-      </w:r>
-      <w:proofErr w:type="gramEnd"/>
-      <w:r>
-        <w:rPr>
-          <w:rStyle w:val="HTMLCode"/>
-          <w:rFonts w:ascii="Arial" w:eastAsiaTheme="minorEastAsia" w:hAnsi="Arial" w:cs="Arial"/>
-          <w:sz w:val="24"/>
-          <w:szCs w:val="24"/>
-        </w:rPr>
-        <w:t>)</w:t>
-      </w:r>
-      <w:r>
-        <w:rPr>
-          <w:rFonts w:ascii="Arial" w:hAnsi="Arial" w:cs="Arial"/>
-        </w:rPr>
-        <w:t xml:space="preserve"> latency remains below 200 </w:t>
-      </w:r>
-      <w:proofErr w:type="spellStart"/>
-      <w:r>
-        <w:rPr>
-          <w:rFonts w:ascii="Arial" w:hAnsi="Arial" w:cs="Arial"/>
-        </w:rPr>
-        <w:t>ms.</w:t>
-      </w:r>
-      <w:proofErr w:type="spellEnd"/>
-      <w:r>
-        <w:rPr>
-          <w:rFonts w:ascii="Arial" w:hAnsi="Arial" w:cs="Arial"/>
-        </w:rPr>
-        <w:t xml:space="preserve"> </w:t>
-      </w:r>
-      <w:r>
-        <w:rPr>
-          <w:rStyle w:val="Strong"/>
-          <w:rFonts w:ascii="Arial" w:hAnsi="Arial" w:cs="Arial"/>
-        </w:rPr>
-        <w:t>(C)</w:t>
-      </w:r>
-      <w:r>
-        <w:rPr>
-          <w:rFonts w:ascii="Arial" w:hAnsi="Arial" w:cs="Arial"/>
-        </w:rPr>
-        <w:t xml:space="preserve"> Per-study metrics for the 13 production </w:t>
-      </w:r>
-      <w:proofErr w:type="spellStart"/>
-      <w:r>
-        <w:rPr>
-          <w:rFonts w:ascii="Arial" w:hAnsi="Arial" w:cs="Arial"/>
-        </w:rPr>
-        <w:t>scMINER</w:t>
-      </w:r>
-      <w:proofErr w:type="spellEnd"/>
-      <w:r>
-        <w:rPr>
-          <w:rFonts w:ascii="Arial" w:hAnsi="Arial" w:cs="Arial"/>
-        </w:rPr>
-        <w:t xml:space="preserve"> Portal studies, sorted in ascending order of </w:t>
-      </w:r>
-      <w:proofErr w:type="spellStart"/>
-      <w:r>
-        <w:rPr>
-          <w:rFonts w:ascii="Arial" w:hAnsi="Arial" w:cs="Arial"/>
-        </w:rPr>
-        <w:t>n_cells</w:t>
-      </w:r>
-      <w:proofErr w:type="spellEnd"/>
-      <w:r>
-        <w:rPr>
-          <w:rFonts w:ascii="Arial" w:hAnsi="Arial" w:cs="Arial"/>
-        </w:rPr>
-        <w:t xml:space="preserve">. </w:t>
-      </w:r>
-      <w:r>
-        <w:rPr>
-          <w:rStyle w:val="Emphasis"/>
-          <w:rFonts w:ascii="Arial" w:hAnsi="Arial" w:cs="Arial"/>
-        </w:rPr>
-        <w:t>Bundle (MB)</w:t>
-      </w:r>
-      <w:r>
-        <w:rPr>
-          <w:rFonts w:ascii="Arial" w:hAnsi="Arial" w:cs="Arial"/>
-        </w:rPr>
-        <w:t xml:space="preserve"> is the size of the </w:t>
-      </w:r>
-      <w:proofErr w:type="gramStart"/>
-      <w:r>
-        <w:rPr>
-          <w:rFonts w:ascii="Arial" w:hAnsi="Arial" w:cs="Arial"/>
-        </w:rPr>
-        <w:t xml:space="preserve">lazy </w:t>
-      </w:r>
-      <w:r>
-        <w:rPr>
-          <w:rStyle w:val="HTMLCode"/>
-          <w:rFonts w:ascii="Arial" w:eastAsiaTheme="minorEastAsia" w:hAnsi="Arial" w:cs="Arial"/>
-          <w:sz w:val="24"/>
-          <w:szCs w:val="24"/>
-        </w:rPr>
-        <w:t>.scminer</w:t>
-      </w:r>
-      <w:proofErr w:type="gramEnd"/>
-      <w:r>
-        <w:rPr>
-          <w:rStyle w:val="HTMLCode"/>
-          <w:rFonts w:ascii="Arial" w:eastAsiaTheme="minorEastAsia" w:hAnsi="Arial" w:cs="Arial"/>
-          <w:sz w:val="24"/>
-          <w:szCs w:val="24"/>
-        </w:rPr>
-        <w:t>.h5</w:t>
-      </w:r>
-      <w:r>
-        <w:rPr>
-          <w:rFonts w:ascii="Arial" w:hAnsi="Arial" w:cs="Arial"/>
-        </w:rPr>
-        <w:t xml:space="preserve">; </w:t>
-      </w:r>
-      <w:r>
-        <w:rPr>
-          <w:rStyle w:val="Emphasis"/>
-          <w:rFonts w:ascii="Arial" w:hAnsi="Arial" w:cs="Arial"/>
-        </w:rPr>
-        <w:t>Shard (MB)</w:t>
-      </w:r>
-      <w:r>
-        <w:rPr>
-          <w:rFonts w:ascii="Arial" w:hAnsi="Arial" w:cs="Arial"/>
-        </w:rPr>
-        <w:t xml:space="preserve"> is the size of the per-gene </w:t>
-      </w:r>
-      <w:proofErr w:type="spellStart"/>
-      <w:r>
-        <w:rPr>
-          <w:rFonts w:ascii="Arial" w:hAnsi="Arial" w:cs="Arial"/>
-        </w:rPr>
-        <w:t>gzipped</w:t>
-      </w:r>
-      <w:proofErr w:type="spellEnd"/>
-      <w:r>
-        <w:rPr>
-          <w:rFonts w:ascii="Arial" w:hAnsi="Arial" w:cs="Arial"/>
-        </w:rPr>
-        <w:t xml:space="preserve"> CSV tree. </w:t>
-      </w:r>
-      <w:r>
-        <w:rPr>
-          <w:rStyle w:val="Emphasis"/>
-          <w:rFonts w:ascii="Arial" w:hAnsi="Arial" w:cs="Arial"/>
-        </w:rPr>
-        <w:t>Load (s)</w:t>
-      </w:r>
-      <w:r>
-        <w:rPr>
-          <w:rFonts w:ascii="Arial" w:hAnsi="Arial" w:cs="Arial"/>
-        </w:rPr>
-        <w:t xml:space="preserve"> is the median cold-start </w:t>
-      </w:r>
-      <w:proofErr w:type="spellStart"/>
-      <w:r>
-        <w:rPr>
-          <w:rStyle w:val="HTMLCode"/>
-          <w:rFonts w:ascii="Arial" w:eastAsiaTheme="minorEastAsia" w:hAnsi="Arial" w:cs="Arial"/>
-          <w:sz w:val="24"/>
-          <w:szCs w:val="24"/>
-        </w:rPr>
-        <w:t>load_</w:t>
-      </w:r>
-      <w:proofErr w:type="gramStart"/>
-      <w:r>
-        <w:rPr>
-          <w:rStyle w:val="HTMLCode"/>
-          <w:rFonts w:ascii="Arial" w:eastAsiaTheme="minorEastAsia" w:hAnsi="Arial" w:cs="Arial"/>
-          <w:sz w:val="24"/>
-          <w:szCs w:val="24"/>
-        </w:rPr>
-        <w:t>study</w:t>
-      </w:r>
-      <w:proofErr w:type="spellEnd"/>
-      <w:r>
-        <w:rPr>
-          <w:rStyle w:val="HTMLCode"/>
-          <w:rFonts w:ascii="Arial" w:eastAsiaTheme="minorEastAsia" w:hAnsi="Arial" w:cs="Arial"/>
-          <w:sz w:val="24"/>
-          <w:szCs w:val="24"/>
-        </w:rPr>
-        <w:t>(</w:t>
-      </w:r>
-      <w:proofErr w:type="gramEnd"/>
-      <w:r>
-        <w:rPr>
-          <w:rStyle w:val="HTMLCode"/>
-          <w:rFonts w:ascii="Arial" w:eastAsiaTheme="minorEastAsia" w:hAnsi="Arial" w:cs="Arial"/>
-          <w:sz w:val="24"/>
-          <w:szCs w:val="24"/>
-        </w:rPr>
-        <w:t>)</w:t>
-      </w:r>
-      <w:r>
-        <w:rPr>
-          <w:rFonts w:ascii="Arial" w:hAnsi="Arial" w:cs="Arial"/>
-        </w:rPr>
-        <w:t xml:space="preserve"> latency, and </w:t>
-      </w:r>
-      <w:r>
-        <w:rPr>
-          <w:rStyle w:val="Emphasis"/>
-          <w:rFonts w:ascii="Arial" w:hAnsi="Arial" w:cs="Arial"/>
-        </w:rPr>
-        <w:t>Fetch (</w:t>
-      </w:r>
-      <w:proofErr w:type="spellStart"/>
-      <w:r>
-        <w:rPr>
-          <w:rStyle w:val="Emphasis"/>
-          <w:rFonts w:ascii="Arial" w:hAnsi="Arial" w:cs="Arial"/>
-        </w:rPr>
-        <w:t>ms</w:t>
-      </w:r>
-      <w:proofErr w:type="spellEnd"/>
-      <w:r>
-        <w:rPr>
-          <w:rStyle w:val="Emphasis"/>
-          <w:rFonts w:ascii="Arial" w:hAnsi="Arial" w:cs="Arial"/>
-        </w:rPr>
-        <w:t>)</w:t>
-      </w:r>
-      <w:r>
-        <w:rPr>
-          <w:rFonts w:ascii="Arial" w:hAnsi="Arial" w:cs="Arial"/>
-        </w:rPr>
-        <w:t xml:space="preserve"> is the median </w:t>
-      </w:r>
-      <w:proofErr w:type="spellStart"/>
-      <w:r>
-        <w:rPr>
-          <w:rStyle w:val="HTMLCode"/>
-          <w:rFonts w:ascii="Arial" w:eastAsiaTheme="minorEastAsia" w:hAnsi="Arial" w:cs="Arial"/>
-          <w:sz w:val="24"/>
-          <w:szCs w:val="24"/>
-        </w:rPr>
-        <w:t>gene_</w:t>
-      </w:r>
-      <w:proofErr w:type="gramStart"/>
-      <w:r>
-        <w:rPr>
-          <w:rStyle w:val="HTMLCode"/>
-          <w:rFonts w:ascii="Arial" w:eastAsiaTheme="minorEastAsia" w:hAnsi="Arial" w:cs="Arial"/>
-          <w:sz w:val="24"/>
-          <w:szCs w:val="24"/>
-        </w:rPr>
-        <w:t>values</w:t>
-      </w:r>
-      <w:proofErr w:type="spellEnd"/>
-      <w:r>
-        <w:rPr>
-          <w:rStyle w:val="HTMLCode"/>
-          <w:rFonts w:ascii="Arial" w:eastAsiaTheme="minorEastAsia" w:hAnsi="Arial" w:cs="Arial"/>
-          <w:sz w:val="24"/>
-          <w:szCs w:val="24"/>
-        </w:rPr>
-        <w:t>(</w:t>
-      </w:r>
-      <w:proofErr w:type="gramEnd"/>
-      <w:r>
-        <w:rPr>
-          <w:rStyle w:val="HTMLCode"/>
-          <w:rFonts w:ascii="Arial" w:eastAsiaTheme="minorEastAsia" w:hAnsi="Arial" w:cs="Arial"/>
-          <w:sz w:val="24"/>
-          <w:szCs w:val="24"/>
-        </w:rPr>
-        <w:t>)</w:t>
-      </w:r>
-      <w:r>
-        <w:rPr>
-          <w:rFonts w:ascii="Arial" w:hAnsi="Arial" w:cs="Arial"/>
-        </w:rPr>
-        <w:t xml:space="preserve"> time over 25 randomly sampled genes per study. Empty </w:t>
-      </w:r>
-      <w:r>
-        <w:rPr>
-          <w:rStyle w:val="Emphasis"/>
-          <w:rFonts w:ascii="Arial" w:hAnsi="Arial" w:cs="Arial"/>
-        </w:rPr>
-        <w:t>Edge</w:t>
-      </w:r>
-      <w:r>
-        <w:rPr>
-          <w:rFonts w:ascii="Arial" w:hAnsi="Arial" w:cs="Arial"/>
-        </w:rPr>
-        <w:t xml:space="preserve"> cells indicate studies without a </w:t>
-      </w:r>
-      <w:r>
-        <w:rPr>
-          <w:rFonts w:ascii="Arial" w:hAnsi="Arial" w:cs="Arial"/>
-        </w:rPr>
-        <w:lastRenderedPageBreak/>
-        <w:t xml:space="preserve">networks input. </w:t>
+        <w:t xml:space="preserve">retrieve gene value </w:t>
+      </w:r>
+      <w:r>
+        <w:rPr>
+          <w:rFonts w:ascii="Arial" w:hAnsi="Arial" w:cs="Arial"/>
+        </w:rPr>
+        <w:t xml:space="preserve">time over 25 randomly sampled genes per study. </w:t>
       </w:r>
       <w:r>
         <w:rPr>
@@ -1595,6 +1351,7 @@
           <w:kern w:val="0"/>
           <w14:ligatures w14:val="none"/>
         </w:rPr>
+        <w:lastRenderedPageBreak/>
         <w:t xml:space="preserve">Figure 1A summarizes the dataflow. A single </w:t>
       </w:r>
       <w:proofErr w:type="spellStart"/>
@@ -1755,25 +1512,7 @@
           <w:kern w:val="0"/>
           <w14:ligatures w14:val="none"/>
         </w:rPr>
-        <w:t>The bundle (</w:t>
-      </w:r>
-      <w:proofErr w:type="spellStart"/>
-      <w:r>
-        <w:rPr>
-          <w:rFonts w:ascii="Arial" w:hAnsi="Arial" w:cs="Arial"/>
-          <w:kern w:val="0"/>
-          <w14:ligatures w14:val="none"/>
-        </w:rPr>
-        <w:t>bundleVersion</w:t>
-      </w:r>
-      <w:proofErr w:type="spellEnd"/>
-      <w:r>
-        <w:rPr>
-          <w:rFonts w:ascii="Arial" w:hAnsi="Arial" w:cs="Arial"/>
-          <w:kern w:val="0"/>
-          <w14:ligatures w14:val="none"/>
-        </w:rPr>
-        <w:t xml:space="preserve"> = 1) is a single HDF5 file holding study metadata, the cell table with embedding coordinates, cluster definitions, a master gene list, optional per-matrix indexes for expression and TF/SIG activity, optional pre-selected default genes, and optional network edge tables; strings are UTF-8, and both implementations tolerate missing optional groups and ignore unknown ones for forward compatibility. Expression and activity values sit alongside the bundle as </w:t>
+        <w:t xml:space="preserve">The bundle is a single HDF5 file holding study metadata, the cell table with embedding coordinates, cluster definitions, a master gene list, optional per-matrix indexes for expression and TF/SIG activity, optional pre-selected default genes, and optional network edge tables; strings are UTF-8, and both implementations tolerate missing optional groups and ignore unknown ones for forward compatibility. Expression and activity values sit alongside the bundle as </w:t>
       </w:r>
       <w:proofErr w:type="spellStart"/>
       <w:r>
@@ -1791,7 +1530,23 @@
           <w:kern w:val="0"/>
           <w14:ligatures w14:val="none"/>
         </w:rPr>
-        <w:t xml:space="preserve"> per-gene CSVs, sharded by the first letter of the gene symbol; cell-ID order is read once per matrix from a sidecar meta.csv and aligned to the bundle's cell list via a permutation index, so cells missing from a matrix (activity is typically computed on a subset) appear as zero columns automatically. The R package owns preparation, which </w:t>
+        <w:t xml:space="preserve"> per-gene CSVs, sharded by the first letter of the gene symbol; cell-ID order is read once per matrix from a sidecar meta.csv and aligned to the bundle's cell list via a permutation index, so cells missing from a matrix (activity is typically computed on a subset) appear as zero columns automatically. The R package owns preparation, </w:t>
+      </w:r>
+      <w:r>
+        <w:rPr>
+          <w:rFonts w:ascii="Arial" w:hAnsi="Arial" w:cs="Arial"/>
+          <w:kern w:val="0"/>
+          <w14:ligatures w14:val="none"/>
+        </w:rPr>
+        <w:t>where</w:t>
+      </w:r>
+      <w:r>
+        <w:rPr>
+          <w:rFonts w:ascii="Arial" w:hAnsi="Arial" w:cs="Arial"/>
+          <w:kern w:val="0"/>
+          <w14:ligatures w14:val="none"/>
+        </w:rPr>
+        <w:t xml:space="preserve"> </w:t>
       </w:r>
       <w:proofErr w:type="spellStart"/>
       <w:r>
@@ -1863,7 +1618,23 @@
           <w:kern w:val="0"/>
           <w14:ligatures w14:val="none"/>
         </w:rPr>
-        <w:t xml:space="preserve"> inputs and emits the bundle, and </w:t>
+        <w:t xml:space="preserve"> inputs and emits the bundle</w:t>
+      </w:r>
+      <w:r>
+        <w:rPr>
+          <w:rFonts w:ascii="Arial" w:hAnsi="Arial" w:cs="Arial"/>
+          <w:kern w:val="0"/>
+          <w14:ligatures w14:val="none"/>
+        </w:rPr>
+        <w:t>.</w:t>
+      </w:r>
+      <w:r>
+        <w:rPr>
+          <w:rFonts w:ascii="Arial" w:hAnsi="Arial" w:cs="Arial"/>
+          <w:kern w:val="0"/>
+          <w14:ligatures w14:val="none"/>
+        </w:rPr>
+        <w:t xml:space="preserve"> </w:t>
       </w:r>
       <w:proofErr w:type="spellStart"/>
       <w:r>
@@ -1935,7 +1706,23 @@
           <w:kern w:val="0"/>
           <w14:ligatures w14:val="none"/>
         </w:rPr>
-        <w:t>-viewer browse &lt;root&gt; in Python) discover every &lt;</w:t>
+        <w:t xml:space="preserve">-viewer browse &lt;root&gt; in Python) discover every </w:t>
+      </w:r>
+      <w:r>
+        <w:rPr>
+          <w:rFonts w:ascii="Arial" w:hAnsi="Arial" w:cs="Arial"/>
+          <w:kern w:val="0"/>
+          <w14:ligatures w14:val="none"/>
+        </w:rPr>
+        <w:t>`</w:t>
+      </w:r>
+      <w:r>
+        <w:rPr>
+          <w:rFonts w:ascii="Arial" w:hAnsi="Arial" w:cs="Arial"/>
+          <w:kern w:val="0"/>
+          <w14:ligatures w14:val="none"/>
+        </w:rPr>
+        <w:t>&lt;</w:t>
       </w:r>
       <w:proofErr w:type="spellStart"/>
       <w:r>
@@ -1971,7 +1758,23 @@
           <w:kern w:val="0"/>
           <w14:ligatures w14:val="none"/>
         </w:rPr>
-        <w:t xml:space="preserve">&gt;.scminer.h5 under a root directory and pre-load metadata only, so listing N studies costs O(N) lightweight reads regardless of total study size. Where inputs don't supply them, </w:t>
+        <w:t>&gt;.scminer.h5</w:t>
+      </w:r>
+      <w:r>
+        <w:rPr>
+          <w:rFonts w:ascii="Arial" w:hAnsi="Arial" w:cs="Arial"/>
+          <w:kern w:val="0"/>
+          <w14:ligatures w14:val="none"/>
+        </w:rPr>
+        <w:t>`</w:t>
+      </w:r>
+      <w:r>
+        <w:rPr>
+          <w:rFonts w:ascii="Arial" w:hAnsi="Arial" w:cs="Arial"/>
+          <w:kern w:val="0"/>
+          <w14:ligatures w14:val="none"/>
+        </w:rPr>
+        <w:t xml:space="preserve"> under a root directory and pre-load metadata only, so listing N studies costs O(N) lightweight reads regardless of total study size. Where inputs don't supply them, </w:t>
       </w:r>
       <w:proofErr w:type="spellStart"/>
       <w:r>
@@ -2372,23 +2175,13 @@
           <w:rFonts w:ascii="Arial" w:hAnsi="Arial" w:cs="Arial"/>
           <w:sz w:val="24"/>
         </w:rPr>
-        <w:t>paper/metrics/</w:t>
-      </w:r>
-      <w:proofErr w:type="spellStart"/>
-      <w:r>
-        <w:rPr>
-          <w:rStyle w:val="VerbatimChar"/>
-          <w:rFonts w:ascii="Arial" w:hAnsi="Arial" w:cs="Arial"/>
-          <w:sz w:val="24"/>
-        </w:rPr>
-        <w:t>bundle_scaling.tsv</w:t>
-      </w:r>
-      <w:proofErr w:type="spellEnd"/>
-      <w:r>
-        <w:rPr>
-          <w:rFonts w:ascii="Arial" w:hAnsi="Arial" w:cs="Arial"/>
-        </w:rPr>
-        <w:t xml:space="preserve"> (140 rows). </w:t>
+        <w:t>Supplemental Table 1</w:t>
+      </w:r>
+      <w:r>
+        <w:rPr>
+          <w:rFonts w:ascii="Arial" w:hAnsi="Arial" w:cs="Arial"/>
+        </w:rPr>
+        <w:t xml:space="preserve">. </w:t>
       </w:r>
       <w:r>
         <w:rPr>
@@ -2448,182 +2241,190 @@
       </w:r>
       <w:r>
         <w:rPr>
-          <w:rStyle w:val="VerbatimChar"/>
-          <w:rFonts w:ascii="Arial" w:hAnsi="Arial" w:cs="Arial"/>
-          <w:sz w:val="24"/>
+          <w:rFonts w:ascii="Arial" w:hAnsi="Arial" w:cs="Arial"/>
+        </w:rPr>
+        <w:t>`</w:t>
+      </w:r>
+      <w:r>
+        <w:rPr>
+          <w:rStyle w:val="VerbatimChar"/>
+          <w:rFonts w:ascii="Arial" w:hAnsi="Arial" w:cs="Arial"/>
+          <w:sz w:val="24"/>
+        </w:rPr>
+        <w:t>&lt;</w:t>
+      </w:r>
+      <w:proofErr w:type="spellStart"/>
+      <w:r>
+        <w:rPr>
+          <w:rStyle w:val="VerbatimChar"/>
+          <w:rFonts w:ascii="Arial" w:hAnsi="Arial" w:cs="Arial"/>
+          <w:sz w:val="24"/>
+        </w:rPr>
+        <w:t>studyID</w:t>
+      </w:r>
+      <w:proofErr w:type="spellEnd"/>
+      <w:r>
+        <w:rPr>
+          <w:rStyle w:val="VerbatimChar"/>
+          <w:rFonts w:ascii="Arial" w:hAnsi="Arial" w:cs="Arial"/>
+          <w:sz w:val="24"/>
+        </w:rPr>
+        <w:t>&gt;/&lt;</w:t>
+      </w:r>
+      <w:proofErr w:type="spellStart"/>
+      <w:r>
+        <w:rPr>
+          <w:rStyle w:val="VerbatimChar"/>
+          <w:rFonts w:ascii="Arial" w:hAnsi="Arial" w:cs="Arial"/>
+          <w:sz w:val="24"/>
+        </w:rPr>
+        <w:t>studyID</w:t>
+      </w:r>
+      <w:proofErr w:type="spellEnd"/>
+      <w:r>
+        <w:rPr>
+          <w:rStyle w:val="VerbatimChar"/>
+          <w:rFonts w:ascii="Arial" w:hAnsi="Arial" w:cs="Arial"/>
+          <w:sz w:val="24"/>
+        </w:rPr>
+        <w:t>&gt;.scminer.h5</w:t>
+      </w:r>
+      <w:r>
+        <w:rPr>
+          <w:rStyle w:val="VerbatimChar"/>
+          <w:rFonts w:ascii="Arial" w:hAnsi="Arial" w:cs="Arial"/>
+          <w:sz w:val="24"/>
+        </w:rPr>
+        <w:t>`</w:t>
+      </w:r>
+      <w:r>
+        <w:rPr>
+          <w:rFonts w:ascii="Arial" w:hAnsi="Arial" w:cs="Arial"/>
+        </w:rPr>
+        <w:t xml:space="preserve"> trees into a card-grid index for the multi-study browser (</w:t>
+      </w:r>
+      <w:proofErr w:type="spellStart"/>
+      <w:r>
+        <w:rPr>
+          <w:rStyle w:val="VerbatimChar"/>
+          <w:rFonts w:ascii="Arial" w:hAnsi="Arial" w:cs="Arial"/>
+          <w:sz w:val="24"/>
+        </w:rPr>
+        <w:t>run_</w:t>
+      </w:r>
+      <w:proofErr w:type="gramStart"/>
+      <w:r>
+        <w:rPr>
+          <w:rStyle w:val="VerbatimChar"/>
+          <w:rFonts w:ascii="Arial" w:hAnsi="Arial" w:cs="Arial"/>
+          <w:sz w:val="24"/>
+        </w:rPr>
+        <w:t>browser</w:t>
+      </w:r>
+      <w:proofErr w:type="spellEnd"/>
+      <w:r>
+        <w:rPr>
+          <w:rStyle w:val="VerbatimChar"/>
+          <w:rFonts w:ascii="Arial" w:hAnsi="Arial" w:cs="Arial"/>
+          <w:sz w:val="24"/>
+        </w:rPr>
+        <w:t>(</w:t>
+      </w:r>
+      <w:proofErr w:type="gramEnd"/>
+      <w:r>
+        <w:rPr>
+          <w:rStyle w:val="VerbatimChar"/>
+          <w:rFonts w:ascii="Arial" w:hAnsi="Arial" w:cs="Arial"/>
+          <w:sz w:val="24"/>
+        </w:rPr>
+        <w:t>)</w:t>
+      </w:r>
+      <w:r>
+        <w:rPr>
+          <w:rFonts w:ascii="Arial" w:hAnsi="Arial" w:cs="Arial"/>
+        </w:rPr>
+        <w:t xml:space="preserve"> in R, </w:t>
+      </w:r>
+      <w:proofErr w:type="spellStart"/>
+      <w:r>
+        <w:rPr>
+          <w:rStyle w:val="VerbatimChar"/>
+          <w:rFonts w:ascii="Arial" w:hAnsi="Arial" w:cs="Arial"/>
+          <w:sz w:val="24"/>
+        </w:rPr>
+        <w:t>scminer</w:t>
+      </w:r>
+      <w:proofErr w:type="spellEnd"/>
+      <w:r>
+        <w:rPr>
+          <w:rStyle w:val="VerbatimChar"/>
+          <w:rFonts w:ascii="Arial" w:hAnsi="Arial" w:cs="Arial"/>
+          <w:sz w:val="24"/>
+        </w:rPr>
+        <w:t>-viewer browse</w:t>
+      </w:r>
+      <w:r>
+        <w:rPr>
+          <w:rFonts w:ascii="Arial" w:hAnsi="Arial" w:cs="Arial"/>
+        </w:rPr>
+        <w:t xml:space="preserve"> in Python). The benchmark builds 1, 2, 4, 8, 16, and 32 lightweight synthetic studies (200 cells × 500 genes each) under a single root, then times </w:t>
+      </w:r>
+      <w:proofErr w:type="spellStart"/>
+      <w:r>
+        <w:rPr>
+          <w:rStyle w:val="VerbatimChar"/>
+          <w:rFonts w:ascii="Arial" w:hAnsi="Arial" w:cs="Arial"/>
+          <w:sz w:val="24"/>
+        </w:rPr>
+        <w:t>discover_</w:t>
+      </w:r>
+      <w:proofErr w:type="gramStart"/>
+      <w:r>
+        <w:rPr>
+          <w:rStyle w:val="VerbatimChar"/>
+          <w:rFonts w:ascii="Arial" w:hAnsi="Arial" w:cs="Arial"/>
+          <w:sz w:val="24"/>
+        </w:rPr>
+        <w:t>studies</w:t>
+      </w:r>
+      <w:proofErr w:type="spellEnd"/>
+      <w:r>
+        <w:rPr>
+          <w:rStyle w:val="VerbatimChar"/>
+          <w:rFonts w:ascii="Arial" w:hAnsi="Arial" w:cs="Arial"/>
+          <w:sz w:val="24"/>
+        </w:rPr>
+        <w:t>(</w:t>
+      </w:r>
+      <w:proofErr w:type="gramEnd"/>
+      <w:r>
+        <w:rPr>
+          <w:rStyle w:val="VerbatimChar"/>
+          <w:rFonts w:ascii="Arial" w:hAnsi="Arial" w:cs="Arial"/>
+          <w:sz w:val="24"/>
+        </w:rPr>
+        <w:t>)</w:t>
+      </w:r>
+      <w:r>
+        <w:rPr>
+          <w:rFonts w:ascii="Arial" w:hAnsi="Arial" w:cs="Arial"/>
+        </w:rPr>
+        <w:t xml:space="preserve"> end-to-end. Like the bundle sweep, each cell </w:t>
+      </w:r>
+      <w:r>
+        <w:rPr>
+          <w:rFonts w:ascii="Arial" w:hAnsi="Arial" w:cs="Arial"/>
         </w:rPr>
         <w:lastRenderedPageBreak/>
-        <w:t>&lt;</w:t>
-      </w:r>
-      <w:proofErr w:type="spellStart"/>
-      <w:r>
-        <w:rPr>
-          <w:rStyle w:val="VerbatimChar"/>
-          <w:rFonts w:ascii="Arial" w:hAnsi="Arial" w:cs="Arial"/>
-          <w:sz w:val="24"/>
-        </w:rPr>
-        <w:t>studyID</w:t>
-      </w:r>
-      <w:proofErr w:type="spellEnd"/>
-      <w:r>
-        <w:rPr>
-          <w:rStyle w:val="VerbatimChar"/>
-          <w:rFonts w:ascii="Arial" w:hAnsi="Arial" w:cs="Arial"/>
-          <w:sz w:val="24"/>
-        </w:rPr>
-        <w:t>&gt;/&lt;</w:t>
-      </w:r>
-      <w:proofErr w:type="spellStart"/>
-      <w:r>
-        <w:rPr>
-          <w:rStyle w:val="VerbatimChar"/>
-          <w:rFonts w:ascii="Arial" w:hAnsi="Arial" w:cs="Arial"/>
-          <w:sz w:val="24"/>
-        </w:rPr>
-        <w:t>studyID</w:t>
-      </w:r>
-      <w:proofErr w:type="spellEnd"/>
-      <w:r>
-        <w:rPr>
-          <w:rStyle w:val="VerbatimChar"/>
-          <w:rFonts w:ascii="Arial" w:hAnsi="Arial" w:cs="Arial"/>
-          <w:sz w:val="24"/>
-        </w:rPr>
-        <w:t>&gt;.scminer.h5</w:t>
-      </w:r>
-      <w:r>
-        <w:rPr>
-          <w:rFonts w:ascii="Arial" w:hAnsi="Arial" w:cs="Arial"/>
-        </w:rPr>
-        <w:t xml:space="preserve"> trees into a card-grid index for the multi-study browser (</w:t>
-      </w:r>
-      <w:proofErr w:type="spellStart"/>
-      <w:r>
-        <w:rPr>
-          <w:rStyle w:val="VerbatimChar"/>
-          <w:rFonts w:ascii="Arial" w:hAnsi="Arial" w:cs="Arial"/>
-          <w:sz w:val="24"/>
-        </w:rPr>
-        <w:t>run_</w:t>
-      </w:r>
-      <w:proofErr w:type="gramStart"/>
-      <w:r>
-        <w:rPr>
-          <w:rStyle w:val="VerbatimChar"/>
-          <w:rFonts w:ascii="Arial" w:hAnsi="Arial" w:cs="Arial"/>
-          <w:sz w:val="24"/>
-        </w:rPr>
-        <w:t>browser</w:t>
-      </w:r>
-      <w:proofErr w:type="spellEnd"/>
-      <w:r>
-        <w:rPr>
-          <w:rStyle w:val="VerbatimChar"/>
-          <w:rFonts w:ascii="Arial" w:hAnsi="Arial" w:cs="Arial"/>
-          <w:sz w:val="24"/>
-        </w:rPr>
-        <w:t>(</w:t>
-      </w:r>
-      <w:proofErr w:type="gramEnd"/>
-      <w:r>
-        <w:rPr>
-          <w:rStyle w:val="VerbatimChar"/>
-          <w:rFonts w:ascii="Arial" w:hAnsi="Arial" w:cs="Arial"/>
-          <w:sz w:val="24"/>
-        </w:rPr>
-        <w:t>)</w:t>
-      </w:r>
-      <w:r>
-        <w:rPr>
-          <w:rFonts w:ascii="Arial" w:hAnsi="Arial" w:cs="Arial"/>
-        </w:rPr>
-        <w:t xml:space="preserve"> in R, </w:t>
-      </w:r>
-      <w:proofErr w:type="spellStart"/>
-      <w:r>
-        <w:rPr>
-          <w:rStyle w:val="VerbatimChar"/>
-          <w:rFonts w:ascii="Arial" w:hAnsi="Arial" w:cs="Arial"/>
-          <w:sz w:val="24"/>
-        </w:rPr>
-        <w:t>scminer</w:t>
-      </w:r>
-      <w:proofErr w:type="spellEnd"/>
-      <w:r>
-        <w:rPr>
-          <w:rStyle w:val="VerbatimChar"/>
-          <w:rFonts w:ascii="Arial" w:hAnsi="Arial" w:cs="Arial"/>
-          <w:sz w:val="24"/>
-        </w:rPr>
-        <w:t>-viewer browse</w:t>
-      </w:r>
-      <w:r>
-        <w:rPr>
-          <w:rFonts w:ascii="Arial" w:hAnsi="Arial" w:cs="Arial"/>
-        </w:rPr>
-        <w:t xml:space="preserve"> in Python). The benchmark builds 1, 2, 4, 8, 16, and 32 lightweight synthetic studies (200 cells × 500 genes each) under a single root, then times </w:t>
-      </w:r>
-      <w:proofErr w:type="spellStart"/>
-      <w:r>
-        <w:rPr>
-          <w:rStyle w:val="VerbatimChar"/>
-          <w:rFonts w:ascii="Arial" w:hAnsi="Arial" w:cs="Arial"/>
-          <w:sz w:val="24"/>
-        </w:rPr>
-        <w:t>discover_</w:t>
-      </w:r>
-      <w:proofErr w:type="gramStart"/>
-      <w:r>
-        <w:rPr>
-          <w:rStyle w:val="VerbatimChar"/>
-          <w:rFonts w:ascii="Arial" w:hAnsi="Arial" w:cs="Arial"/>
-          <w:sz w:val="24"/>
-        </w:rPr>
-        <w:t>studies</w:t>
-      </w:r>
-      <w:proofErr w:type="spellEnd"/>
-      <w:r>
-        <w:rPr>
-          <w:rStyle w:val="VerbatimChar"/>
-          <w:rFonts w:ascii="Arial" w:hAnsi="Arial" w:cs="Arial"/>
-          <w:sz w:val="24"/>
-        </w:rPr>
-        <w:t>(</w:t>
-      </w:r>
-      <w:proofErr w:type="gramEnd"/>
-      <w:r>
-        <w:rPr>
-          <w:rStyle w:val="VerbatimChar"/>
-          <w:rFonts w:ascii="Arial" w:hAnsi="Arial" w:cs="Arial"/>
-          <w:sz w:val="24"/>
-        </w:rPr>
-        <w:t>)</w:t>
-      </w:r>
-      <w:r>
-        <w:rPr>
-          <w:rFonts w:ascii="Arial" w:hAnsi="Arial" w:cs="Arial"/>
-        </w:rPr>
-        <w:t xml:space="preserve"> end-to-end. Like the bundle sweep, each cell of the grid runs five times with independent seeds (6 × 5 = 30 rows in </w:t>
+        <w:t>of the grid runs five times with independent seeds (</w:t>
       </w:r>
       <w:bookmarkStart w:id="2" w:name="multi-study-discovery-scaling"/>
       <w:r>
         <w:rPr>
-          <w:rStyle w:val="VerbatimChar"/>
-          <w:rFonts w:ascii="Arial" w:hAnsi="Arial" w:cs="Arial"/>
-          <w:sz w:val="24"/>
-        </w:rPr>
-        <w:t>paper/metrics/</w:t>
-      </w:r>
-      <w:proofErr w:type="spellStart"/>
-      <w:r>
-        <w:rPr>
-          <w:rStyle w:val="VerbatimChar"/>
-          <w:rFonts w:ascii="Arial" w:hAnsi="Arial" w:cs="Arial"/>
-          <w:sz w:val="24"/>
-        </w:rPr>
-        <w:t>discover_scaling.tsv</w:t>
-      </w:r>
-      <w:proofErr w:type="spellEnd"/>
+          <w:rFonts w:ascii="Arial" w:hAnsi="Arial" w:cs="Arial"/>
+        </w:rPr>
+        <w:t>Supplemental Table 2)</w:t>
+      </w:r>
       <w:r>
         <w:rPr>
           <w:rFonts w:ascii="Arial" w:hAnsi="Arial" w:cs="Arial"/>
@@ -2675,7 +2476,27 @@
           <w:i/>
           <w:iCs/>
         </w:rPr>
-        <w:t xml:space="preserve"> Viewer on the 13 TF/sig-eligible real portal studies</w:t>
+        <w:t xml:space="preserve"> Viewer on the 13 TF/</w:t>
+      </w:r>
+      <w:r>
+        <w:rPr>
+          <w:rFonts w:ascii="Arial" w:hAnsi="Arial" w:cs="Arial"/>
+          <w:b/>
+          <w:bCs/>
+          <w:i/>
+          <w:iCs/>
+        </w:rPr>
+        <w:t>SIG</w:t>
+      </w:r>
+      <w:r>
+        <w:rPr>
+          <w:rFonts w:ascii="Arial" w:hAnsi="Arial" w:cs="Arial"/>
+          <w:b/>
+          <w:bCs/>
+          <w:i/>
+          <w:iCs/>
+        </w:rPr>
+        <w:t>-eligible real portal studies</w:t>
       </w:r>
     </w:p>
     <w:p>
@@ -3138,14 +2959,7 @@
         <w:rPr>
           <w:rFonts w:ascii="Arial" w:hAnsi="Arial" w:cs="Arial"/>
         </w:rPr>
-        <w:t xml:space="preserve">, the bundle format is generic: any pipeline producing UMAP </w:t>
-      </w:r>
-      <w:r>
-        <w:rPr>
-          <w:rFonts w:ascii="Arial" w:hAnsi="Arial" w:cs="Arial"/>
-        </w:rPr>
-        <w:lastRenderedPageBreak/>
-        <w:t>coordinates, cluster labels, and per-gene matrices can populate it, making the Viewer a template for self-hosted single-cell visualization.</w:t>
+        <w:t>, the bundle format is generic: any pipeline producing UMAP coordinates, cluster labels, and per-gene matrices can populate it, making the Viewer a template for self-hosted single-cell visualization.</w:t>
       </w:r>
     </w:p>
     <w:p>

--- a/paper/Manuscript-V1-HZ.docx
+++ b/paper/Manuscript-V1-HZ.docx
@@ -4,9 +4,11 @@
   <w:body>
     <w:p>
       <w:pPr>
-        <w:spacing w:line="276" w:lineRule="auto"/>
-        <w:rPr>
-          <w:rFonts w:ascii="Arial" w:hAnsi="Arial" w:cs="Arial"/>
+        <w:spacing w:after="0" w:line="276" w:lineRule="auto"/>
+        <w:rPr>
+          <w:rFonts w:ascii="Arial" w:hAnsi="Arial" w:cs="Arial"/>
+          <w:sz w:val="22"/>
+          <w:szCs w:val="22"/>
         </w:rPr>
       </w:pPr>
       <w:bookmarkStart w:id="0" w:name="OLE_LINK19"/>
@@ -16,6 +18,8 @@
           <w:rFonts w:ascii="Arial" w:hAnsi="Arial" w:cs="Arial"/>
           <w:b/>
           <w:bCs/>
+          <w:sz w:val="22"/>
+          <w:szCs w:val="22"/>
         </w:rPr>
         <w:t>scMINER</w:t>
       </w:r>
@@ -25,33 +29,73 @@
           <w:rFonts w:ascii="Arial" w:hAnsi="Arial" w:cs="Arial"/>
           <w:b/>
           <w:bCs/>
+          <w:sz w:val="22"/>
+          <w:szCs w:val="22"/>
         </w:rPr>
         <w:t xml:space="preserve"> Viewer: </w:t>
       </w:r>
       <w:r>
         <w:rPr>
           <w:rFonts w:ascii="Arial" w:hAnsi="Arial" w:cs="Arial"/>
-        </w:rPr>
-        <w:t>an offline data-preparation and multi-study browsing toolkit for single-cell mutual-information networks</w:t>
+          <w:sz w:val="22"/>
+          <w:szCs w:val="22"/>
+        </w:rPr>
+        <w:t>an offline data-preparation and multi-study browsing toolkit for single</w:t>
+      </w:r>
+      <w:r>
+        <w:rPr>
+          <w:rFonts w:ascii="Arial" w:hAnsi="Arial" w:cs="Arial"/>
+          <w:sz w:val="22"/>
+          <w:szCs w:val="22"/>
+        </w:rPr>
+        <w:t>-</w:t>
+      </w:r>
+      <w:r>
+        <w:rPr>
+          <w:rFonts w:ascii="Arial" w:hAnsi="Arial" w:cs="Arial"/>
+          <w:sz w:val="22"/>
+          <w:szCs w:val="22"/>
+        </w:rPr>
+        <w:t>cell mutual</w:t>
+      </w:r>
+      <w:r>
+        <w:rPr>
+          <w:rFonts w:ascii="Arial" w:hAnsi="Arial" w:cs="Arial"/>
+          <w:sz w:val="22"/>
+          <w:szCs w:val="22"/>
+        </w:rPr>
+        <w:t xml:space="preserve"> </w:t>
+      </w:r>
+      <w:r>
+        <w:rPr>
+          <w:rFonts w:ascii="Arial" w:hAnsi="Arial" w:cs="Arial"/>
+          <w:sz w:val="22"/>
+          <w:szCs w:val="22"/>
+        </w:rPr>
+        <w:t>information networks</w:t>
       </w:r>
     </w:p>
     <w:p>
       <w:pPr>
-        <w:spacing w:line="276" w:lineRule="auto"/>
+        <w:spacing w:after="0" w:line="276" w:lineRule="auto"/>
         <w:rPr>
           <w:rFonts w:ascii="Arial" w:hAnsi="Arial" w:cs="Arial"/>
           <w:b/>
           <w:bCs/>
+          <w:sz w:val="22"/>
+          <w:szCs w:val="22"/>
         </w:rPr>
       </w:pPr>
     </w:p>
     <w:p>
       <w:pPr>
-        <w:spacing w:line="276" w:lineRule="auto"/>
+        <w:spacing w:after="0" w:line="276" w:lineRule="auto"/>
         <w:rPr>
           <w:rFonts w:ascii="Arial" w:hAnsi="Arial" w:cs="Arial"/>
           <w:b/>
           <w:bCs/>
+          <w:sz w:val="22"/>
+          <w:szCs w:val="22"/>
         </w:rPr>
       </w:pPr>
       <w:r>
@@ -59,15 +103,19 @@
           <w:rFonts w:ascii="Arial" w:hAnsi="Arial" w:cs="Arial"/>
           <w:b/>
           <w:bCs/>
+          <w:sz w:val="22"/>
+          <w:szCs w:val="22"/>
         </w:rPr>
         <w:t>Abstract</w:t>
       </w:r>
     </w:p>
     <w:p>
       <w:pPr>
-        <w:spacing w:line="276" w:lineRule="auto"/>
-        <w:rPr>
-          <w:rFonts w:ascii="Arial" w:hAnsi="Arial" w:cs="Arial"/>
+        <w:spacing w:after="0" w:line="276" w:lineRule="auto"/>
+        <w:rPr>
+          <w:rFonts w:ascii="Arial" w:hAnsi="Arial" w:cs="Arial"/>
+          <w:sz w:val="22"/>
+          <w:szCs w:val="22"/>
         </w:rPr>
       </w:pPr>
       <w:bookmarkStart w:id="1" w:name="OLE_LINK21"/>
@@ -76,12 +124,16 @@
           <w:rFonts w:ascii="Arial" w:hAnsi="Arial" w:cs="Arial"/>
           <w:b/>
           <w:bCs/>
+          <w:sz w:val="22"/>
+          <w:szCs w:val="22"/>
         </w:rPr>
         <w:t>Motivation:</w:t>
       </w:r>
       <w:r>
         <w:rPr>
           <w:rFonts w:ascii="Arial" w:hAnsi="Arial" w:cs="Arial"/>
+          <w:sz w:val="22"/>
+          <w:szCs w:val="22"/>
         </w:rPr>
         <w:t xml:space="preserve"> </w:t>
       </w:r>
@@ -89,6 +141,8 @@
       <w:r>
         <w:rPr>
           <w:rFonts w:ascii="Arial" w:hAnsi="Arial" w:cs="Arial"/>
+          <w:sz w:val="22"/>
+          <w:szCs w:val="22"/>
         </w:rPr>
         <w:t>scMINER</w:t>
       </w:r>
@@ -96,18 +150,56 @@
       <w:r>
         <w:rPr>
           <w:rFonts w:ascii="Arial" w:hAnsi="Arial" w:cs="Arial"/>
-        </w:rPr>
-        <w:t xml:space="preserve"> is a mutual-information-based framework for cell clustering, cell-type-specific transcription-factor/signaling-protein network inference, and hidden-driver identification from single-cell transcriptomic data. Its companion portal</w:t>
-      </w:r>
-      <w:r>
-        <w:rPr>
-          <w:rFonts w:ascii="Arial" w:hAnsi="Arial" w:cs="Arial"/>
+          <w:sz w:val="22"/>
+          <w:szCs w:val="22"/>
+        </w:rPr>
+        <w:t xml:space="preserve"> is a mutual</w:t>
+      </w:r>
+      <w:r>
+        <w:rPr>
+          <w:rFonts w:ascii="Arial" w:hAnsi="Arial" w:cs="Arial"/>
+          <w:sz w:val="22"/>
+          <w:szCs w:val="22"/>
         </w:rPr>
         <w:t xml:space="preserve"> </w:t>
       </w:r>
       <w:r>
         <w:rPr>
           <w:rFonts w:ascii="Arial" w:hAnsi="Arial" w:cs="Arial"/>
+          <w:sz w:val="22"/>
+          <w:szCs w:val="22"/>
+        </w:rPr>
+        <w:t>information-based framework for cell clustering, cell-type-specific transcription-factor/signaling-protein network inference, and hidden-driver identification from single</w:t>
+      </w:r>
+      <w:r>
+        <w:rPr>
+          <w:rFonts w:ascii="Arial" w:hAnsi="Arial" w:cs="Arial"/>
+          <w:sz w:val="22"/>
+          <w:szCs w:val="22"/>
+        </w:rPr>
+        <w:t xml:space="preserve"> </w:t>
+      </w:r>
+      <w:r>
+        <w:rPr>
+          <w:rFonts w:ascii="Arial" w:hAnsi="Arial" w:cs="Arial"/>
+          <w:sz w:val="22"/>
+          <w:szCs w:val="22"/>
+        </w:rPr>
+        <w:t>cell transcriptomic data. Its companion portal</w:t>
+      </w:r>
+      <w:r>
+        <w:rPr>
+          <w:rFonts w:ascii="Arial" w:hAnsi="Arial" w:cs="Arial"/>
+          <w:sz w:val="22"/>
+          <w:szCs w:val="22"/>
+        </w:rPr>
+        <w:t xml:space="preserve"> </w:t>
+      </w:r>
+      <w:r>
+        <w:rPr>
+          <w:rFonts w:ascii="Arial" w:hAnsi="Arial" w:cs="Arial"/>
+          <w:sz w:val="22"/>
+          <w:szCs w:val="22"/>
         </w:rPr>
         <w:t>provides interactive visualization on network access and centralized hosting, which is incompatible with sensitive datasets, air-gapped HPC clusters, and multi-study labs that want a local source of truth.</w:t>
       </w:r>
@@ -116,9 +208,11 @@
     <w:p>
       <w:pPr>
         <w:pStyle w:val="FirstParagraph"/>
-        <w:spacing w:line="276" w:lineRule="auto"/>
-        <w:rPr>
-          <w:rFonts w:ascii="Arial" w:hAnsi="Arial" w:cs="Arial"/>
+        <w:spacing w:before="0" w:after="0" w:line="276" w:lineRule="auto"/>
+        <w:rPr>
+          <w:rFonts w:ascii="Arial" w:hAnsi="Arial" w:cs="Arial"/>
+          <w:sz w:val="22"/>
+          <w:szCs w:val="22"/>
         </w:rPr>
       </w:pPr>
       <w:r>
@@ -126,12 +220,16 @@
           <w:rFonts w:ascii="Arial" w:hAnsi="Arial" w:cs="Arial"/>
           <w:b/>
           <w:bCs/>
+          <w:sz w:val="22"/>
+          <w:szCs w:val="22"/>
         </w:rPr>
         <w:t>Results</w:t>
       </w:r>
       <w:r>
         <w:rPr>
           <w:rFonts w:ascii="Arial" w:hAnsi="Arial" w:cs="Arial"/>
+          <w:sz w:val="22"/>
+          <w:szCs w:val="22"/>
         </w:rPr>
         <w:t xml:space="preserve">: We present </w:t>
       </w:r>
@@ -139,6 +237,8 @@
       <w:r>
         <w:rPr>
           <w:rFonts w:ascii="Arial" w:hAnsi="Arial" w:cs="Arial"/>
+          <w:sz w:val="22"/>
+          <w:szCs w:val="22"/>
         </w:rPr>
         <w:t>scMINER</w:t>
       </w:r>
@@ -146,6 +246,8 @@
       <w:r>
         <w:rPr>
           <w:rFonts w:ascii="Arial" w:hAnsi="Arial" w:cs="Arial"/>
+          <w:sz w:val="22"/>
+          <w:szCs w:val="22"/>
         </w:rPr>
         <w:t xml:space="preserve"> Viewer, an end-to-end offline toolkit comprising (1) a YAML-driven data-preparation module that converts the raw </w:t>
       </w:r>
@@ -153,6 +255,8 @@
       <w:r>
         <w:rPr>
           <w:rFonts w:ascii="Arial" w:hAnsi="Arial" w:cs="Arial"/>
+          <w:sz w:val="22"/>
+          <w:szCs w:val="22"/>
         </w:rPr>
         <w:t>scMINER</w:t>
       </w:r>
@@ -160,12 +264,16 @@
       <w:r>
         <w:rPr>
           <w:rFonts w:ascii="Arial" w:hAnsi="Arial" w:cs="Arial"/>
+          <w:sz w:val="22"/>
+          <w:szCs w:val="22"/>
         </w:rPr>
         <w:t xml:space="preserve"> outputs</w:t>
       </w:r>
       <w:r>
         <w:rPr>
           <w:rFonts w:ascii="Arial" w:hAnsi="Arial" w:cs="Arial"/>
+          <w:sz w:val="22"/>
+          <w:szCs w:val="22"/>
         </w:rPr>
         <w:t xml:space="preserve">: </w:t>
       </w:r>
@@ -173,6 +281,8 @@
       <w:r>
         <w:rPr>
           <w:rFonts w:ascii="Arial" w:hAnsi="Arial" w:cs="Arial"/>
+          <w:sz w:val="22"/>
+          <w:szCs w:val="22"/>
         </w:rPr>
         <w:t>Biobase</w:t>
       </w:r>
@@ -180,6 +290,8 @@
       <w:r>
         <w:rPr>
           <w:rFonts w:ascii="Arial" w:hAnsi="Arial" w:cs="Arial"/>
+          <w:sz w:val="22"/>
+          <w:szCs w:val="22"/>
         </w:rPr>
         <w:t xml:space="preserve"> </w:t>
       </w:r>
@@ -188,13 +300,15 @@
         <w:rPr>
           <w:rStyle w:val="VerbatimChar"/>
           <w:rFonts w:ascii="Arial" w:hAnsi="Arial" w:cs="Arial"/>
-          <w:sz w:val="24"/>
+          <w:szCs w:val="22"/>
         </w:rPr>
         <w:t>ExpressionSet</w:t>
       </w:r>
       <w:r>
         <w:rPr>
           <w:rFonts w:ascii="Arial" w:hAnsi="Arial" w:cs="Arial"/>
+          <w:sz w:val="22"/>
+          <w:szCs w:val="22"/>
         </w:rPr>
         <w:t>s</w:t>
       </w:r>
@@ -202,6 +316,8 @@
       <w:r>
         <w:rPr>
           <w:rFonts w:ascii="Arial" w:hAnsi="Arial" w:cs="Arial"/>
+          <w:sz w:val="22"/>
+          <w:szCs w:val="22"/>
         </w:rPr>
         <w:t xml:space="preserve"> for expression and activity matrices plus the </w:t>
       </w:r>
@@ -209,6 +325,8 @@
       <w:r>
         <w:rPr>
           <w:rFonts w:ascii="Arial" w:hAnsi="Arial" w:cs="Arial"/>
+          <w:sz w:val="22"/>
+          <w:szCs w:val="22"/>
         </w:rPr>
         <w:t>SJARACNe</w:t>
       </w:r>
@@ -216,6 +334,8 @@
       <w:r>
         <w:rPr>
           <w:rFonts w:ascii="Arial" w:hAnsi="Arial" w:cs="Arial"/>
+          <w:sz w:val="22"/>
+          <w:szCs w:val="22"/>
         </w:rPr>
         <w:t xml:space="preserve"> networks into a shared lazy artifact, and (2) two sibling viewer packages (R, Python) that consume that artifact. Both viewers serve a Shiny/Shiny-for-Python </w:t>
       </w:r>
@@ -223,6 +343,8 @@
       <w:r>
         <w:rPr>
           <w:rFonts w:ascii="Arial" w:hAnsi="Arial" w:cs="Arial"/>
+          <w:sz w:val="22"/>
+          <w:szCs w:val="22"/>
         </w:rPr>
         <w:t>webui</w:t>
       </w:r>
@@ -230,6 +352,8 @@
       <w:r>
         <w:rPr>
           <w:rFonts w:ascii="Arial" w:hAnsi="Arial" w:cs="Arial"/>
+          <w:sz w:val="22"/>
+          <w:szCs w:val="22"/>
         </w:rPr>
         <w:t xml:space="preserve"> matching the </w:t>
       </w:r>
@@ -237,6 +361,8 @@
       <w:r>
         <w:rPr>
           <w:rFonts w:ascii="Arial" w:hAnsi="Arial" w:cs="Arial"/>
+          <w:sz w:val="22"/>
+          <w:szCs w:val="22"/>
         </w:rPr>
         <w:t>scMINER</w:t>
       </w:r>
@@ -244,6 +370,8 @@
       <w:r>
         <w:rPr>
           <w:rFonts w:ascii="Arial" w:hAnsi="Arial" w:cs="Arial"/>
+          <w:sz w:val="22"/>
+          <w:szCs w:val="22"/>
         </w:rPr>
         <w:t xml:space="preserve"> Portal layout, plus a card-grid multi-study browser. </w:t>
       </w:r>
@@ -252,9 +380,11 @@
     <w:p>
       <w:pPr>
         <w:pStyle w:val="BodyText"/>
-        <w:spacing w:line="276" w:lineRule="auto"/>
-        <w:rPr>
-          <w:rFonts w:ascii="Arial" w:hAnsi="Arial" w:cs="Arial"/>
+        <w:spacing w:after="0" w:line="276" w:lineRule="auto"/>
+        <w:rPr>
+          <w:rFonts w:ascii="Arial" w:hAnsi="Arial" w:cs="Arial"/>
+          <w:sz w:val="22"/>
+          <w:szCs w:val="22"/>
         </w:rPr>
       </w:pPr>
       <w:r>
@@ -262,19 +392,41 @@
           <w:rFonts w:ascii="Arial" w:hAnsi="Arial" w:cs="Arial"/>
           <w:b/>
           <w:bCs/>
+          <w:sz w:val="22"/>
+          <w:szCs w:val="22"/>
         </w:rPr>
         <w:t>Availability and implementation</w:t>
       </w:r>
       <w:r>
         <w:rPr>
           <w:rFonts w:ascii="Arial" w:hAnsi="Arial" w:cs="Arial"/>
-        </w:rPr>
-        <w:t xml:space="preserve">: Apache-2.0–licensed R package and Python package, </w:t>
-      </w:r>
-      <w:proofErr w:type="spellStart"/>
-      <w:r>
-        <w:rPr>
-          <w:rFonts w:ascii="Arial" w:hAnsi="Arial" w:cs="Arial"/>
+          <w:sz w:val="22"/>
+          <w:szCs w:val="22"/>
+        </w:rPr>
+        <w:t>: Apache-2.0</w:t>
+      </w:r>
+      <w:r>
+        <w:rPr>
+          <w:rFonts w:ascii="Arial" w:hAnsi="Arial" w:cs="Arial"/>
+          <w:sz w:val="22"/>
+          <w:szCs w:val="22"/>
+        </w:rPr>
+        <w:t xml:space="preserve"> </w:t>
+      </w:r>
+      <w:r>
+        <w:rPr>
+          <w:rFonts w:ascii="Arial" w:hAnsi="Arial" w:cs="Arial"/>
+          <w:sz w:val="22"/>
+          <w:szCs w:val="22"/>
+        </w:rPr>
+        <w:t xml:space="preserve">licensed R package and Python package, </w:t>
+      </w:r>
+      <w:proofErr w:type="spellStart"/>
+      <w:r>
+        <w:rPr>
+          <w:rFonts w:ascii="Arial" w:hAnsi="Arial" w:cs="Arial"/>
+          <w:sz w:val="22"/>
+          <w:szCs w:val="22"/>
         </w:rPr>
         <w:t>bookdown</w:t>
       </w:r>
@@ -282,6 +434,8 @@
       <w:r>
         <w:rPr>
           <w:rFonts w:ascii="Arial" w:hAnsi="Arial" w:cs="Arial"/>
+          <w:sz w:val="22"/>
+          <w:szCs w:val="22"/>
         </w:rPr>
         <w:t xml:space="preserve"> user guide, and reproducible benchmarks at </w:t>
       </w:r>
@@ -290,6 +444,8 @@
           <w:rPr>
             <w:rStyle w:val="Hyperlink"/>
             <w:rFonts w:ascii="Arial" w:hAnsi="Arial" w:cs="Arial"/>
+            <w:sz w:val="22"/>
+            <w:szCs w:val="22"/>
             <w:u w:val="single"/>
           </w:rPr>
           <w:t>https://github.com/jyyulab/scMINER-Viewer</w:t>
@@ -298,25 +454,31 @@
       <w:r>
         <w:rPr>
           <w:rFonts w:ascii="Arial" w:hAnsi="Arial" w:cs="Arial"/>
+          <w:sz w:val="22"/>
+          <w:szCs w:val="22"/>
         </w:rPr>
         <w:t>.</w:t>
       </w:r>
     </w:p>
     <w:p>
       <w:pPr>
-        <w:spacing w:line="276" w:lineRule="auto"/>
-        <w:rPr>
-          <w:rFonts w:ascii="Arial" w:hAnsi="Arial" w:cs="Arial"/>
+        <w:spacing w:after="0" w:line="276" w:lineRule="auto"/>
+        <w:rPr>
+          <w:rFonts w:ascii="Arial" w:hAnsi="Arial" w:cs="Arial"/>
+          <w:sz w:val="22"/>
+          <w:szCs w:val="22"/>
         </w:rPr>
       </w:pPr>
     </w:p>
     <w:p>
       <w:pPr>
-        <w:spacing w:line="276" w:lineRule="auto"/>
+        <w:spacing w:after="0" w:line="276" w:lineRule="auto"/>
         <w:rPr>
           <w:rFonts w:ascii="Arial" w:hAnsi="Arial" w:cs="Arial"/>
           <w:b/>
           <w:bCs/>
+          <w:sz w:val="22"/>
+          <w:szCs w:val="22"/>
         </w:rPr>
       </w:pPr>
       <w:r>
@@ -324,6 +486,8 @@
           <w:rFonts w:ascii="Arial" w:hAnsi="Arial" w:cs="Arial"/>
           <w:b/>
           <w:bCs/>
+          <w:sz w:val="22"/>
+          <w:szCs w:val="22"/>
         </w:rPr>
         <w:t>1. Introduction</w:t>
       </w:r>
@@ -331,15 +495,19 @@
     <w:p>
       <w:pPr>
         <w:pStyle w:val="FirstParagraph"/>
-        <w:spacing w:line="276" w:lineRule="auto"/>
-        <w:rPr>
-          <w:rFonts w:ascii="Arial" w:hAnsi="Arial" w:cs="Arial"/>
+        <w:spacing w:before="0" w:after="0" w:line="276" w:lineRule="auto"/>
+        <w:rPr>
+          <w:rFonts w:ascii="Arial" w:hAnsi="Arial" w:cs="Arial"/>
+          <w:sz w:val="22"/>
+          <w:szCs w:val="22"/>
         </w:rPr>
       </w:pPr>
       <w:proofErr w:type="spellStart"/>
       <w:r>
         <w:rPr>
           <w:rFonts w:ascii="Arial" w:hAnsi="Arial" w:cs="Arial"/>
+          <w:sz w:val="22"/>
+          <w:szCs w:val="22"/>
         </w:rPr>
         <w:t>scMINER</w:t>
       </w:r>
@@ -347,18 +515,40 @@
       <w:r>
         <w:rPr>
           <w:rFonts w:ascii="Arial" w:hAnsi="Arial" w:cs="Arial"/>
-        </w:rPr>
-        <w:t xml:space="preserve"> is a mutual-information–based framework that simultaneously addresses two long-standing problems in single-cell transcriptomic analysis: accurate clustering (MICA</w:t>
-      </w:r>
-      <w:r>
-        <w:rPr>
-          <w:rFonts w:ascii="Arial" w:hAnsi="Arial" w:cs="Arial"/>
+          <w:sz w:val="22"/>
+          <w:szCs w:val="22"/>
+        </w:rPr>
+        <w:t xml:space="preserve"> is a mutual</w:t>
+      </w:r>
+      <w:r>
+        <w:rPr>
+          <w:rFonts w:ascii="Arial" w:hAnsi="Arial" w:cs="Arial"/>
+          <w:sz w:val="22"/>
+          <w:szCs w:val="22"/>
+        </w:rPr>
+        <w:t xml:space="preserve"> </w:t>
+      </w:r>
+      <w:r>
+        <w:rPr>
+          <w:rFonts w:ascii="Arial" w:hAnsi="Arial" w:cs="Arial"/>
+          <w:sz w:val="22"/>
+          <w:szCs w:val="22"/>
+        </w:rPr>
+        <w:t>information–based framework that simultaneously addresses two long-standing problems in single-cell transcriptomic analysis: accurate clustering (MICA</w:t>
+      </w:r>
+      <w:r>
+        <w:rPr>
+          <w:rFonts w:ascii="Arial" w:hAnsi="Arial" w:cs="Arial"/>
+          <w:sz w:val="22"/>
+          <w:szCs w:val="22"/>
         </w:rPr>
         <w:t xml:space="preserve">: </w:t>
       </w:r>
       <w:r>
         <w:rPr>
           <w:rFonts w:ascii="Arial" w:hAnsi="Arial" w:cs="Arial"/>
+          <w:sz w:val="22"/>
+          <w:szCs w:val="22"/>
         </w:rPr>
         <w:t>Mutual Information-based Clustering Analysis) and cell-type-specific gene regulatory network inference (a re-</w:t>
       </w:r>
@@ -366,6 +556,8 @@
       <w:r>
         <w:rPr>
           <w:rFonts w:ascii="Arial" w:hAnsi="Arial" w:cs="Arial"/>
+          <w:sz w:val="22"/>
+          <w:szCs w:val="22"/>
         </w:rPr>
         <w:t>parameterised</w:t>
       </w:r>
@@ -373,6 +565,8 @@
       <w:r>
         <w:rPr>
           <w:rFonts w:ascii="Arial" w:hAnsi="Arial" w:cs="Arial"/>
+          <w:sz w:val="22"/>
+          <w:szCs w:val="22"/>
         </w:rPr>
         <w:t xml:space="preserve"> </w:t>
       </w:r>
@@ -380,6 +574,8 @@
       <w:r>
         <w:rPr>
           <w:rFonts w:ascii="Arial" w:hAnsi="Arial" w:cs="Arial"/>
+          <w:sz w:val="22"/>
+          <w:szCs w:val="22"/>
         </w:rPr>
         <w:t>SJARACNe</w:t>
       </w:r>
@@ -387,6 +583,8 @@
       <w:r>
         <w:rPr>
           <w:rFonts w:ascii="Arial" w:hAnsi="Arial" w:cs="Arial"/>
+          <w:sz w:val="22"/>
+          <w:szCs w:val="22"/>
         </w:rPr>
         <w:t xml:space="preserve">). The framework’s outputs include UMAP coordinates, per- cluster transcription-factor (TF) and signaling-protein (SIG) network edges, and hidden-driver activity profiles. These artefacts are typically browsed through the </w:t>
       </w:r>
@@ -394,6 +592,8 @@
       <w:r>
         <w:rPr>
           <w:rFonts w:ascii="Arial" w:hAnsi="Arial" w:cs="Arial"/>
+          <w:sz w:val="22"/>
+          <w:szCs w:val="22"/>
         </w:rPr>
         <w:t>scMINER</w:t>
       </w:r>
@@ -401,18 +601,24 @@
       <w:r>
         <w:rPr>
           <w:rFonts w:ascii="Arial" w:hAnsi="Arial" w:cs="Arial"/>
+          <w:sz w:val="22"/>
+          <w:szCs w:val="22"/>
         </w:rPr>
         <w:t xml:space="preserve"> Portal</w:t>
       </w:r>
       <w:r>
         <w:rPr>
           <w:rFonts w:ascii="Arial" w:hAnsi="Arial" w:cs="Arial"/>
+          <w:sz w:val="22"/>
+          <w:szCs w:val="22"/>
         </w:rPr>
         <w:t xml:space="preserve">, </w:t>
       </w:r>
       <w:r>
         <w:rPr>
           <w:rFonts w:ascii="Arial" w:hAnsi="Arial" w:cs="Arial"/>
+          <w:sz w:val="22"/>
+          <w:szCs w:val="22"/>
         </w:rPr>
         <w:t xml:space="preserve">an interactive web application backed by a Neo4j graph database at </w:t>
       </w:r>
@@ -421,6 +627,8 @@
           <w:rPr>
             <w:rStyle w:val="Hyperlink"/>
             <w:rFonts w:ascii="Arial" w:hAnsi="Arial" w:cs="Arial"/>
+            <w:sz w:val="22"/>
+            <w:szCs w:val="22"/>
             <w:u w:val="single"/>
           </w:rPr>
           <w:t>https://scminer.stjude.org</w:t>
@@ -429,8 +637,119 @@
       <w:r>
         <w:rPr>
           <w:rFonts w:ascii="Arial" w:hAnsi="Arial" w:cs="Arial"/>
+          <w:sz w:val="22"/>
+          <w:szCs w:val="22"/>
         </w:rPr>
         <w:t>.</w:t>
+      </w:r>
+    </w:p>
+    <w:p>
+      <w:pPr>
+        <w:pStyle w:val="FirstParagraph"/>
+        <w:spacing w:before="0" w:after="0" w:line="276" w:lineRule="auto"/>
+        <w:rPr>
+          <w:rFonts w:ascii="Arial" w:hAnsi="Arial" w:cs="Arial"/>
+          <w:sz w:val="22"/>
+          <w:szCs w:val="22"/>
+        </w:rPr>
+      </w:pPr>
+      <w:r>
+        <w:rPr>
+          <w:rFonts w:ascii="Arial" w:hAnsi="Arial" w:cs="Arial"/>
+          <w:sz w:val="22"/>
+          <w:szCs w:val="22"/>
+        </w:rPr>
+        <w:t xml:space="preserve">While the portal works well as a public, curated, view-only resource, three practical scenarios it does not serve are: (i) sensitive or embargoed datasets that must remain on-premises, (ii) HPC clusters and laptops without network access, and (iii) labs running many in-house studies who want to launch a local browser over an arbitrary collection of bundles. Existing Shiny-style </w:t>
+      </w:r>
+      <w:proofErr w:type="spellStart"/>
+      <w:r>
+        <w:rPr>
+          <w:rFonts w:ascii="Arial" w:hAnsi="Arial" w:cs="Arial"/>
+          <w:sz w:val="22"/>
+          <w:szCs w:val="22"/>
+        </w:rPr>
+        <w:t>scRNA</w:t>
+      </w:r>
+      <w:proofErr w:type="spellEnd"/>
+      <w:r>
+        <w:rPr>
+          <w:rFonts w:ascii="Arial" w:hAnsi="Arial" w:cs="Arial"/>
+          <w:sz w:val="22"/>
+          <w:szCs w:val="22"/>
+        </w:rPr>
+        <w:t>-seq browsers (</w:t>
+      </w:r>
+      <w:r>
+        <w:rPr>
+          <w:rFonts w:ascii="Arial" w:hAnsi="Arial" w:cs="Arial"/>
+          <w:i/>
+          <w:iCs/>
+          <w:sz w:val="22"/>
+          <w:szCs w:val="22"/>
+        </w:rPr>
+        <w:t>e.g.</w:t>
+      </w:r>
+      <w:r>
+        <w:rPr>
+          <w:rFonts w:ascii="Arial" w:hAnsi="Arial" w:cs="Arial"/>
+          <w:sz w:val="22"/>
+          <w:szCs w:val="22"/>
+        </w:rPr>
+        <w:t xml:space="preserve"> </w:t>
+      </w:r>
+      <w:proofErr w:type="spellStart"/>
+      <w:r>
+        <w:rPr>
+          <w:rFonts w:ascii="Arial" w:hAnsi="Arial" w:cs="Arial"/>
+          <w:sz w:val="22"/>
+          <w:szCs w:val="22"/>
+        </w:rPr>
+        <w:t>ShinyCell</w:t>
+      </w:r>
+      <w:proofErr w:type="spellEnd"/>
+      <w:r>
+        <w:rPr>
+          <w:rFonts w:ascii="Arial" w:hAnsi="Arial" w:cs="Arial"/>
+          <w:sz w:val="22"/>
+          <w:szCs w:val="22"/>
+        </w:rPr>
+        <w:t xml:space="preserve">, </w:t>
+      </w:r>
+      <w:proofErr w:type="spellStart"/>
+      <w:r>
+        <w:rPr>
+          <w:rFonts w:ascii="Arial" w:hAnsi="Arial" w:cs="Arial"/>
+          <w:sz w:val="22"/>
+          <w:szCs w:val="22"/>
+        </w:rPr>
+        <w:t>cellxgene</w:t>
+      </w:r>
+      <w:proofErr w:type="spellEnd"/>
+      <w:r>
+        <w:rPr>
+          <w:rFonts w:ascii="Arial" w:hAnsi="Arial" w:cs="Arial"/>
+          <w:sz w:val="22"/>
+          <w:szCs w:val="22"/>
+        </w:rPr>
+        <w:t xml:space="preserve">) cannot natively render </w:t>
+      </w:r>
+      <w:proofErr w:type="spellStart"/>
+      <w:r>
+        <w:rPr>
+          <w:rFonts w:ascii="Arial" w:hAnsi="Arial" w:cs="Arial"/>
+          <w:sz w:val="22"/>
+          <w:szCs w:val="22"/>
+        </w:rPr>
+        <w:t>scMINER’s</w:t>
+      </w:r>
+      <w:proofErr w:type="spellEnd"/>
+      <w:r>
+        <w:rPr>
+          <w:rFonts w:ascii="Arial" w:hAnsi="Arial" w:cs="Arial"/>
+          <w:sz w:val="22"/>
+          <w:szCs w:val="22"/>
+        </w:rPr>
+        <w:t xml:space="preserve"> cell-type-specific TF/SIG networks or hidden-driver activity matrices.</w:t>
       </w:r>
     </w:p>
     <w:p>
@@ -439,83 +758,221 @@
         <w:spacing w:line="276" w:lineRule="auto"/>
         <w:rPr>
           <w:rFonts w:ascii="Arial" w:hAnsi="Arial" w:cs="Arial"/>
+          <w:sz w:val="22"/>
+          <w:szCs w:val="22"/>
         </w:rPr>
       </w:pPr>
       <w:r>
         <w:rPr>
           <w:rFonts w:ascii="Arial" w:hAnsi="Arial" w:cs="Arial"/>
-        </w:rPr>
-        <w:t xml:space="preserve">While the portal works well as a public, curated, view-only resource, three practical scenarios it does not serve are: (i) sensitive or embargoed datasets that must remain on-premises, (ii) HPC clusters and laptops without network access, and (iii) labs running many in-house studies who want to launch a local browser over an arbitrary collection of bundles. Existing Shiny-style </w:t>
-      </w:r>
-      <w:proofErr w:type="spellStart"/>
-      <w:r>
-        <w:rPr>
-          <w:rFonts w:ascii="Arial" w:hAnsi="Arial" w:cs="Arial"/>
-        </w:rPr>
-        <w:t>scRNA</w:t>
-      </w:r>
-      <w:proofErr w:type="spellEnd"/>
-      <w:r>
-        <w:rPr>
-          <w:rFonts w:ascii="Arial" w:hAnsi="Arial" w:cs="Arial"/>
-        </w:rPr>
-        <w:t>-seq browsers (</w:t>
-      </w:r>
-      <w:r>
-        <w:rPr>
-          <w:rFonts w:ascii="Arial" w:hAnsi="Arial" w:cs="Arial"/>
-          <w:i/>
-          <w:iCs/>
-        </w:rPr>
-        <w:t>e.g.</w:t>
-      </w:r>
-      <w:r>
-        <w:rPr>
-          <w:rFonts w:ascii="Arial" w:hAnsi="Arial" w:cs="Arial"/>
-        </w:rPr>
-        <w:t xml:space="preserve"> </w:t>
-      </w:r>
-      <w:proofErr w:type="spellStart"/>
-      <w:r>
-        <w:rPr>
-          <w:rFonts w:ascii="Arial" w:hAnsi="Arial" w:cs="Arial"/>
-        </w:rPr>
-        <w:t>ShinyCell</w:t>
-      </w:r>
-      <w:proofErr w:type="spellEnd"/>
-      <w:r>
-        <w:rPr>
-          <w:rFonts w:ascii="Arial" w:hAnsi="Arial" w:cs="Arial"/>
+          <w:sz w:val="22"/>
+          <w:szCs w:val="22"/>
+        </w:rPr>
+        <w:t xml:space="preserve">We present </w:t>
+      </w:r>
+      <w:proofErr w:type="spellStart"/>
+      <w:r>
+        <w:rPr>
+          <w:rFonts w:ascii="Arial" w:hAnsi="Arial" w:cs="Arial"/>
+          <w:sz w:val="22"/>
+          <w:szCs w:val="22"/>
+        </w:rPr>
+        <w:t>scMINER</w:t>
+      </w:r>
+      <w:proofErr w:type="spellEnd"/>
+      <w:r>
+        <w:rPr>
+          <w:rFonts w:ascii="Arial" w:hAnsi="Arial" w:cs="Arial"/>
+          <w:sz w:val="22"/>
+          <w:szCs w:val="22"/>
+        </w:rPr>
+        <w:t xml:space="preserve"> Viewer, a pair of installable packages</w:t>
+      </w:r>
+      <w:r>
+        <w:rPr>
+          <w:rFonts w:ascii="Arial" w:hAnsi="Arial" w:cs="Arial"/>
+          <w:sz w:val="22"/>
+          <w:szCs w:val="22"/>
+        </w:rPr>
+        <w:t xml:space="preserve"> including </w:t>
+      </w:r>
+      <w:r>
+        <w:rPr>
+          <w:rFonts w:ascii="Arial" w:hAnsi="Arial" w:cs="Arial"/>
+          <w:sz w:val="22"/>
+          <w:szCs w:val="22"/>
+        </w:rPr>
+        <w:t>one R</w:t>
+      </w:r>
+      <w:r>
+        <w:rPr>
+          <w:rFonts w:ascii="Arial" w:hAnsi="Arial" w:cs="Arial"/>
+          <w:sz w:val="22"/>
+          <w:szCs w:val="22"/>
+        </w:rPr>
+        <w:t xml:space="preserve"> and</w:t>
+      </w:r>
+      <w:r>
+        <w:rPr>
+          <w:rFonts w:ascii="Arial" w:hAnsi="Arial" w:cs="Arial"/>
+          <w:sz w:val="22"/>
+          <w:szCs w:val="22"/>
+        </w:rPr>
+        <w:t xml:space="preserve"> one Python</w:t>
+      </w:r>
+      <w:r>
+        <w:rPr>
+          <w:rFonts w:ascii="Arial" w:hAnsi="Arial" w:cs="Arial"/>
+          <w:sz w:val="22"/>
+          <w:szCs w:val="22"/>
         </w:rPr>
         <w:t xml:space="preserve">, </w:t>
       </w:r>
-      <w:proofErr w:type="spellStart"/>
-      <w:r>
-        <w:rPr>
-          <w:rFonts w:ascii="Arial" w:hAnsi="Arial" w:cs="Arial"/>
-        </w:rPr>
-        <w:t>cellxgene</w:t>
-      </w:r>
-      <w:proofErr w:type="spellEnd"/>
-      <w:r>
-        <w:rPr>
-          <w:rFonts w:ascii="Arial" w:hAnsi="Arial" w:cs="Arial"/>
-        </w:rPr>
-        <w:t xml:space="preserve">) cannot natively render </w:t>
-      </w:r>
-      <w:proofErr w:type="spellStart"/>
-      <w:r>
-        <w:rPr>
-          <w:rFonts w:ascii="Arial" w:hAnsi="Arial" w:cs="Arial"/>
-        </w:rPr>
-        <w:t>scMINER’s</w:t>
-      </w:r>
-      <w:proofErr w:type="spellEnd"/>
-      <w:r>
-        <w:rPr>
-          <w:rFonts w:ascii="Arial" w:hAnsi="Arial" w:cs="Arial"/>
-        </w:rPr>
-        <w:t xml:space="preserve"> cell-type-specific TF/SIG networks or hidden-driver activity matrices.</w:t>
+      <w:r>
+        <w:rPr>
+          <w:rFonts w:ascii="Arial" w:hAnsi="Arial" w:cs="Arial"/>
+          <w:sz w:val="22"/>
+          <w:szCs w:val="22"/>
+        </w:rPr>
+        <w:t xml:space="preserve">that consume a shared lazy-mode HDF5 study bundle and serve a Shiny </w:t>
+      </w:r>
+      <w:proofErr w:type="spellStart"/>
+      <w:r>
+        <w:rPr>
+          <w:rFonts w:ascii="Arial" w:hAnsi="Arial" w:cs="Arial"/>
+          <w:sz w:val="22"/>
+          <w:szCs w:val="22"/>
+        </w:rPr>
+        <w:t>webui</w:t>
+      </w:r>
+      <w:proofErr w:type="spellEnd"/>
+      <w:r>
+        <w:rPr>
+          <w:rFonts w:ascii="Arial" w:hAnsi="Arial" w:cs="Arial"/>
+          <w:sz w:val="22"/>
+          <w:szCs w:val="22"/>
+        </w:rPr>
+        <w:t xml:space="preserve"> that mirrors the </w:t>
+      </w:r>
+      <w:proofErr w:type="spellStart"/>
+      <w:r>
+        <w:rPr>
+          <w:rFonts w:ascii="Arial" w:hAnsi="Arial" w:cs="Arial"/>
+          <w:sz w:val="22"/>
+          <w:szCs w:val="22"/>
+        </w:rPr>
+        <w:t>scMINER</w:t>
+      </w:r>
+      <w:proofErr w:type="spellEnd"/>
+      <w:r>
+        <w:rPr>
+          <w:rFonts w:ascii="Arial" w:hAnsi="Arial" w:cs="Arial"/>
+          <w:sz w:val="22"/>
+          <w:szCs w:val="22"/>
+        </w:rPr>
+        <w:t xml:space="preserve"> Portal layout. Bundles are typically ~ 80MB for an 8</w:t>
+      </w:r>
+      <w:r>
+        <w:rPr>
+          <w:rFonts w:ascii="Arial" w:hAnsi="Arial" w:cs="Arial"/>
+          <w:sz w:val="22"/>
+          <w:szCs w:val="22"/>
+        </w:rPr>
+        <w:t>,000</w:t>
+      </w:r>
+      <w:r>
+        <w:rPr>
+          <w:rFonts w:ascii="Arial" w:hAnsi="Arial" w:cs="Arial"/>
+          <w:sz w:val="22"/>
+          <w:szCs w:val="22"/>
+        </w:rPr>
+        <w:t xml:space="preserve">-cell study and contain no matrix values; the per-gene </w:t>
+      </w:r>
+      <w:proofErr w:type="spellStart"/>
+      <w:r>
+        <w:rPr>
+          <w:rFonts w:ascii="Arial" w:hAnsi="Arial" w:cs="Arial"/>
+          <w:sz w:val="22"/>
+          <w:szCs w:val="22"/>
+        </w:rPr>
+        <w:t>gzipped</w:t>
+      </w:r>
+      <w:proofErr w:type="spellEnd"/>
+      <w:r>
+        <w:rPr>
+          <w:rFonts w:ascii="Arial" w:hAnsi="Arial" w:cs="Arial"/>
+          <w:sz w:val="22"/>
+          <w:szCs w:val="22"/>
+        </w:rPr>
+        <w:t xml:space="preserve"> CSV shards stay on disk and are streamed on demand. A second top-level multi-study browser scans a root directory for </w:t>
+      </w:r>
+      <w:r>
+        <w:rPr>
+          <w:rFonts w:ascii="Arial" w:hAnsi="Arial" w:cs="Arial"/>
+          <w:sz w:val="22"/>
+          <w:szCs w:val="22"/>
+        </w:rPr>
+        <w:t>`</w:t>
+      </w:r>
+      <w:r>
+        <w:rPr>
+          <w:rStyle w:val="VerbatimChar"/>
+          <w:rFonts w:ascii="Arial" w:hAnsi="Arial" w:cs="Arial"/>
+          <w:szCs w:val="22"/>
+        </w:rPr>
+        <w:t>&lt;</w:t>
+      </w:r>
+      <w:proofErr w:type="spellStart"/>
+      <w:r>
+        <w:rPr>
+          <w:rStyle w:val="VerbatimChar"/>
+          <w:rFonts w:ascii="Arial" w:hAnsi="Arial" w:cs="Arial"/>
+          <w:szCs w:val="22"/>
+        </w:rPr>
+        <w:t>studyID</w:t>
+      </w:r>
+      <w:proofErr w:type="spellEnd"/>
+      <w:r>
+        <w:rPr>
+          <w:rStyle w:val="VerbatimChar"/>
+          <w:rFonts w:ascii="Arial" w:hAnsi="Arial" w:cs="Arial"/>
+          <w:szCs w:val="22"/>
+        </w:rPr>
+        <w:t>&gt;/&lt;</w:t>
+      </w:r>
+      <w:proofErr w:type="spellStart"/>
+      <w:r>
+        <w:rPr>
+          <w:rStyle w:val="VerbatimChar"/>
+          <w:rFonts w:ascii="Arial" w:hAnsi="Arial" w:cs="Arial"/>
+          <w:szCs w:val="22"/>
+        </w:rPr>
+        <w:t>studyID</w:t>
+      </w:r>
+      <w:proofErr w:type="spellEnd"/>
+      <w:r>
+        <w:rPr>
+          <w:rStyle w:val="VerbatimChar"/>
+          <w:rFonts w:ascii="Arial" w:hAnsi="Arial" w:cs="Arial"/>
+          <w:szCs w:val="22"/>
+        </w:rPr>
+        <w:t>&gt;.scminer.h5</w:t>
+      </w:r>
+      <w:r>
+        <w:rPr>
+          <w:rStyle w:val="VerbatimChar"/>
+          <w:rFonts w:ascii="Arial" w:hAnsi="Arial" w:cs="Arial"/>
+          <w:szCs w:val="22"/>
+        </w:rPr>
+        <w:t>`</w:t>
+      </w:r>
+      <w:r>
+        <w:rPr>
+          <w:rFonts w:ascii="Arial" w:hAnsi="Arial" w:cs="Arial"/>
+          <w:sz w:val="22"/>
+          <w:szCs w:val="22"/>
+        </w:rPr>
+        <w:t xml:space="preserve"> patterns and presents every study as a card.</w:t>
       </w:r>
     </w:p>
     <w:p>
@@ -524,185 +981,18 @@
         <w:spacing w:line="276" w:lineRule="auto"/>
         <w:rPr>
           <w:rFonts w:ascii="Arial" w:hAnsi="Arial" w:cs="Arial"/>
+          <w:sz w:val="22"/>
+          <w:szCs w:val="22"/>
         </w:rPr>
       </w:pPr>
       <w:r>
         <w:rPr>
           <w:rFonts w:ascii="Arial" w:hAnsi="Arial" w:cs="Arial"/>
+          <w:noProof/>
+          <w:sz w:val="22"/>
+          <w:szCs w:val="22"/>
         </w:rPr>
         <w:lastRenderedPageBreak/>
-        <w:t xml:space="preserve">We present </w:t>
-      </w:r>
-      <w:proofErr w:type="spellStart"/>
-      <w:r>
-        <w:rPr>
-          <w:rFonts w:ascii="Arial" w:hAnsi="Arial" w:cs="Arial"/>
-        </w:rPr>
-        <w:t>scMINER</w:t>
-      </w:r>
-      <w:proofErr w:type="spellEnd"/>
-      <w:r>
-        <w:rPr>
-          <w:rFonts w:ascii="Arial" w:hAnsi="Arial" w:cs="Arial"/>
-        </w:rPr>
-        <w:t xml:space="preserve"> Viewer, a pair of installable packages</w:t>
-      </w:r>
-      <w:r>
-        <w:rPr>
-          <w:rFonts w:ascii="Arial" w:hAnsi="Arial" w:cs="Arial"/>
-        </w:rPr>
-        <w:t xml:space="preserve"> including </w:t>
-      </w:r>
-      <w:r>
-        <w:rPr>
-          <w:rFonts w:ascii="Arial" w:hAnsi="Arial" w:cs="Arial"/>
-        </w:rPr>
-        <w:t>one R</w:t>
-      </w:r>
-      <w:r>
-        <w:rPr>
-          <w:rFonts w:ascii="Arial" w:hAnsi="Arial" w:cs="Arial"/>
-        </w:rPr>
-        <w:t xml:space="preserve"> and</w:t>
-      </w:r>
-      <w:r>
-        <w:rPr>
-          <w:rFonts w:ascii="Arial" w:hAnsi="Arial" w:cs="Arial"/>
-        </w:rPr>
-        <w:t xml:space="preserve"> one Python</w:t>
-      </w:r>
-      <w:r>
-        <w:rPr>
-          <w:rFonts w:ascii="Arial" w:hAnsi="Arial" w:cs="Arial"/>
-        </w:rPr>
-        <w:t xml:space="preserve">, </w:t>
-      </w:r>
-      <w:r>
-        <w:rPr>
-          <w:rFonts w:ascii="Arial" w:hAnsi="Arial" w:cs="Arial"/>
-        </w:rPr>
-        <w:t xml:space="preserve">that consume a shared lazy-mode HDF5 study bundle and serve a Shiny </w:t>
-      </w:r>
-      <w:proofErr w:type="spellStart"/>
-      <w:r>
-        <w:rPr>
-          <w:rFonts w:ascii="Arial" w:hAnsi="Arial" w:cs="Arial"/>
-        </w:rPr>
-        <w:t>webui</w:t>
-      </w:r>
-      <w:proofErr w:type="spellEnd"/>
-      <w:r>
-        <w:rPr>
-          <w:rFonts w:ascii="Arial" w:hAnsi="Arial" w:cs="Arial"/>
-        </w:rPr>
-        <w:t xml:space="preserve"> that mirrors the </w:t>
-      </w:r>
-      <w:proofErr w:type="spellStart"/>
-      <w:r>
-        <w:rPr>
-          <w:rFonts w:ascii="Arial" w:hAnsi="Arial" w:cs="Arial"/>
-        </w:rPr>
-        <w:t>scMINER</w:t>
-      </w:r>
-      <w:proofErr w:type="spellEnd"/>
-      <w:r>
-        <w:rPr>
-          <w:rFonts w:ascii="Arial" w:hAnsi="Arial" w:cs="Arial"/>
-        </w:rPr>
-        <w:t xml:space="preserve"> Portal layout. Bundles are typically ~ 80 MB for an 8 K-cell study and contain no matrix values; the per-gene </w:t>
-      </w:r>
-      <w:proofErr w:type="spellStart"/>
-      <w:r>
-        <w:rPr>
-          <w:rFonts w:ascii="Arial" w:hAnsi="Arial" w:cs="Arial"/>
-        </w:rPr>
-        <w:t>gzipped</w:t>
-      </w:r>
-      <w:proofErr w:type="spellEnd"/>
-      <w:r>
-        <w:rPr>
-          <w:rFonts w:ascii="Arial" w:hAnsi="Arial" w:cs="Arial"/>
-        </w:rPr>
-        <w:t xml:space="preserve"> CSV shards stay on disk and are streamed on demand. A second top-level multi-study browser scans a root directory for </w:t>
-      </w:r>
-      <w:r>
-        <w:rPr>
-          <w:rFonts w:ascii="Arial" w:hAnsi="Arial" w:cs="Arial"/>
-        </w:rPr>
-        <w:t>`</w:t>
-      </w:r>
-      <w:r>
-        <w:rPr>
-          <w:rStyle w:val="VerbatimChar"/>
-          <w:rFonts w:ascii="Arial" w:hAnsi="Arial" w:cs="Arial"/>
-          <w:sz w:val="24"/>
-        </w:rPr>
-        <w:t>&lt;</w:t>
-      </w:r>
-      <w:proofErr w:type="spellStart"/>
-      <w:r>
-        <w:rPr>
-          <w:rStyle w:val="VerbatimChar"/>
-          <w:rFonts w:ascii="Arial" w:hAnsi="Arial" w:cs="Arial"/>
-          <w:sz w:val="24"/>
-        </w:rPr>
-        <w:t>studyID</w:t>
-      </w:r>
-      <w:proofErr w:type="spellEnd"/>
-      <w:r>
-        <w:rPr>
-          <w:rStyle w:val="VerbatimChar"/>
-          <w:rFonts w:ascii="Arial" w:hAnsi="Arial" w:cs="Arial"/>
-          <w:sz w:val="24"/>
-        </w:rPr>
-        <w:t>&gt;/&lt;</w:t>
-      </w:r>
-      <w:proofErr w:type="spellStart"/>
-      <w:r>
-        <w:rPr>
-          <w:rStyle w:val="VerbatimChar"/>
-          <w:rFonts w:ascii="Arial" w:hAnsi="Arial" w:cs="Arial"/>
-          <w:sz w:val="24"/>
-        </w:rPr>
-        <w:t>studyID</w:t>
-      </w:r>
-      <w:proofErr w:type="spellEnd"/>
-      <w:r>
-        <w:rPr>
-          <w:rStyle w:val="VerbatimChar"/>
-          <w:rFonts w:ascii="Arial" w:hAnsi="Arial" w:cs="Arial"/>
-          <w:sz w:val="24"/>
-        </w:rPr>
-        <w:t>&gt;.scminer.h5</w:t>
-      </w:r>
-      <w:r>
-        <w:rPr>
-          <w:rStyle w:val="VerbatimChar"/>
-          <w:rFonts w:ascii="Arial" w:hAnsi="Arial" w:cs="Arial"/>
-          <w:sz w:val="24"/>
-        </w:rPr>
-        <w:t>`</w:t>
-      </w:r>
-      <w:r>
-        <w:rPr>
-          <w:rFonts w:ascii="Arial" w:hAnsi="Arial" w:cs="Arial"/>
-        </w:rPr>
-        <w:t xml:space="preserve"> patterns and presents every study as a card.</w:t>
-      </w:r>
-    </w:p>
-    <w:p>
-      <w:pPr>
-        <w:pStyle w:val="BodyText"/>
-        <w:spacing w:line="276" w:lineRule="auto"/>
-        <w:rPr>
-          <w:rFonts w:ascii="Arial" w:hAnsi="Arial" w:cs="Arial"/>
-        </w:rPr>
-      </w:pPr>
-      <w:r>
-        <w:rPr>
-          <w:rFonts w:ascii="Arial" w:hAnsi="Arial" w:cs="Arial"/>
-          <w:noProof/>
-        </w:rPr>
         <w:drawing>
           <wp:inline distT="0" distB="0" distL="0" distR="0" wp14:anchorId="5E26767D" wp14:editId="617856A7">
             <wp:extent cx="5943600" cy="2703195"/>
@@ -742,15 +1032,19 @@
     </w:p>
     <w:p>
       <w:pPr>
-        <w:spacing w:line="276" w:lineRule="auto"/>
-        <w:rPr>
-          <w:rFonts w:ascii="Arial" w:hAnsi="Arial" w:cs="Arial"/>
+        <w:spacing w:after="0" w:line="276" w:lineRule="auto"/>
+        <w:rPr>
+          <w:rFonts w:ascii="Arial" w:hAnsi="Arial" w:cs="Arial"/>
+          <w:sz w:val="22"/>
+          <w:szCs w:val="22"/>
         </w:rPr>
       </w:pPr>
       <w:r>
         <w:rPr>
           <w:rStyle w:val="Strong"/>
           <w:rFonts w:ascii="Arial" w:hAnsi="Arial" w:cs="Arial"/>
+          <w:sz w:val="22"/>
+          <w:szCs w:val="22"/>
         </w:rPr>
         <w:t xml:space="preserve">Figure 1. </w:t>
       </w:r>
@@ -759,6 +1053,8 @@
         <w:rPr>
           <w:rStyle w:val="Strong"/>
           <w:rFonts w:ascii="Arial" w:hAnsi="Arial" w:cs="Arial"/>
+          <w:sz w:val="22"/>
+          <w:szCs w:val="22"/>
         </w:rPr>
         <w:t>scMINER</w:t>
       </w:r>
@@ -767,12 +1063,16 @@
         <w:rPr>
           <w:rStyle w:val="Strong"/>
           <w:rFonts w:ascii="Arial" w:hAnsi="Arial" w:cs="Arial"/>
+          <w:sz w:val="22"/>
+          <w:szCs w:val="22"/>
         </w:rPr>
         <w:t xml:space="preserve"> Viewer workflow and performance.</w:t>
       </w:r>
       <w:r>
         <w:rPr>
           <w:rFonts w:ascii="Arial" w:hAnsi="Arial" w:cs="Arial"/>
+          <w:sz w:val="22"/>
+          <w:szCs w:val="22"/>
         </w:rPr>
         <w:t xml:space="preserve"> </w:t>
       </w:r>
@@ -780,12 +1080,16 @@
         <w:rPr>
           <w:rStyle w:val="Strong"/>
           <w:rFonts w:ascii="Arial" w:hAnsi="Arial" w:cs="Arial"/>
+          <w:sz w:val="22"/>
+          <w:szCs w:val="22"/>
         </w:rPr>
         <w:t>(A)</w:t>
       </w:r>
       <w:r>
         <w:rPr>
           <w:rFonts w:ascii="Arial" w:hAnsi="Arial" w:cs="Arial"/>
+          <w:sz w:val="22"/>
+          <w:szCs w:val="22"/>
         </w:rPr>
         <w:t xml:space="preserve"> </w:t>
       </w:r>
@@ -794,8 +1098,8 @@
         <w:rPr>
           <w:rStyle w:val="HTMLCode"/>
           <w:rFonts w:ascii="Arial" w:eastAsiaTheme="minorEastAsia" w:hAnsi="Arial" w:cs="Arial"/>
-          <w:sz w:val="24"/>
-          <w:szCs w:val="24"/>
+          <w:sz w:val="22"/>
+          <w:szCs w:val="22"/>
         </w:rPr>
         <w:t>prepare_</w:t>
       </w:r>
@@ -804,8 +1108,8 @@
         <w:rPr>
           <w:rStyle w:val="HTMLCode"/>
           <w:rFonts w:ascii="Arial" w:eastAsiaTheme="minorEastAsia" w:hAnsi="Arial" w:cs="Arial"/>
-          <w:sz w:val="24"/>
-          <w:szCs w:val="24"/>
+          <w:sz w:val="22"/>
+          <w:szCs w:val="22"/>
         </w:rPr>
         <w:t>study</w:t>
       </w:r>
@@ -814,8 +1118,8 @@
         <w:rPr>
           <w:rStyle w:val="HTMLCode"/>
           <w:rFonts w:ascii="Arial" w:eastAsiaTheme="minorEastAsia" w:hAnsi="Arial" w:cs="Arial"/>
-          <w:sz w:val="24"/>
-          <w:szCs w:val="24"/>
+          <w:sz w:val="22"/>
+          <w:szCs w:val="22"/>
         </w:rPr>
         <w:t>(</w:t>
       </w:r>
@@ -824,14 +1128,16 @@
         <w:rPr>
           <w:rStyle w:val="HTMLCode"/>
           <w:rFonts w:ascii="Arial" w:eastAsiaTheme="minorEastAsia" w:hAnsi="Arial" w:cs="Arial"/>
-          <w:sz w:val="24"/>
-          <w:szCs w:val="24"/>
+          <w:sz w:val="22"/>
+          <w:szCs w:val="22"/>
         </w:rPr>
         <w:t>)</w:t>
       </w:r>
       <w:r>
         <w:rPr>
           <w:rFonts w:ascii="Arial" w:hAnsi="Arial" w:cs="Arial"/>
+          <w:sz w:val="22"/>
+          <w:szCs w:val="22"/>
         </w:rPr>
         <w:t xml:space="preserve"> (R, </w:t>
       </w:r>
@@ -840,6 +1146,8 @@
         <w:rPr>
           <w:rStyle w:val="Emphasis"/>
           <w:rFonts w:ascii="Arial" w:hAnsi="Arial" w:cs="Arial"/>
+          <w:sz w:val="22"/>
+          <w:szCs w:val="22"/>
         </w:rPr>
         <w:t>scminerViewer</w:t>
       </w:r>
@@ -847,6 +1155,8 @@
       <w:r>
         <w:rPr>
           <w:rFonts w:ascii="Arial" w:hAnsi="Arial" w:cs="Arial"/>
+          <w:sz w:val="22"/>
+          <w:szCs w:val="22"/>
         </w:rPr>
         <w:t xml:space="preserve">) is the writer in the pipeline. It accepts a YAML config and a </w:t>
       </w:r>
@@ -854,6 +1164,8 @@
       <w:r>
         <w:rPr>
           <w:rFonts w:ascii="Arial" w:hAnsi="Arial" w:cs="Arial"/>
+          <w:sz w:val="22"/>
+          <w:szCs w:val="22"/>
         </w:rPr>
         <w:t>Biobase</w:t>
       </w:r>
@@ -861,6 +1173,8 @@
       <w:r>
         <w:rPr>
           <w:rFonts w:ascii="Arial" w:hAnsi="Arial" w:cs="Arial"/>
+          <w:sz w:val="22"/>
+          <w:szCs w:val="22"/>
         </w:rPr>
         <w:t xml:space="preserve"> </w:t>
       </w:r>
@@ -869,8 +1183,8 @@
         <w:rPr>
           <w:rStyle w:val="HTMLCode"/>
           <w:rFonts w:ascii="Arial" w:eastAsiaTheme="minorEastAsia" w:hAnsi="Arial" w:cs="Arial"/>
-          <w:sz w:val="24"/>
-          <w:szCs w:val="24"/>
+          <w:sz w:val="22"/>
+          <w:szCs w:val="22"/>
         </w:rPr>
         <w:t>ExpressionSet</w:t>
       </w:r>
@@ -878,6 +1192,8 @@
       <w:r>
         <w:rPr>
           <w:rFonts w:ascii="Arial" w:hAnsi="Arial" w:cs="Arial"/>
+          <w:sz w:val="22"/>
+          <w:szCs w:val="22"/>
         </w:rPr>
         <w:t xml:space="preserve"> containing the expression and activity matrices, together with the </w:t>
       </w:r>
@@ -885,6 +1201,8 @@
       <w:r>
         <w:rPr>
           <w:rFonts w:ascii="Arial" w:hAnsi="Arial" w:cs="Arial"/>
+          <w:sz w:val="22"/>
+          <w:szCs w:val="22"/>
         </w:rPr>
         <w:t>SJARACNe</w:t>
       </w:r>
@@ -892,6 +1210,8 @@
       <w:r>
         <w:rPr>
           <w:rFonts w:ascii="Arial" w:hAnsi="Arial" w:cs="Arial"/>
+          <w:sz w:val="22"/>
+          <w:szCs w:val="22"/>
         </w:rPr>
         <w:t xml:space="preserve"> networks TSV, and emits a shared lazy artifact. The artifact is portable across operating systems and language runtimes: both the R viewer (</w:t>
       </w:r>
@@ -901,8 +1221,8 @@
         <w:rPr>
           <w:rStyle w:val="HTMLCode"/>
           <w:rFonts w:ascii="Arial" w:eastAsiaTheme="minorEastAsia" w:hAnsi="Arial" w:cs="Arial"/>
-          <w:sz w:val="24"/>
-          <w:szCs w:val="24"/>
+          <w:sz w:val="22"/>
+          <w:szCs w:val="22"/>
         </w:rPr>
         <w:t>scminerViewer</w:t>
       </w:r>
@@ -911,8 +1231,8 @@
         <w:rPr>
           <w:rStyle w:val="HTMLCode"/>
           <w:rFonts w:ascii="Arial" w:eastAsiaTheme="minorEastAsia" w:hAnsi="Arial" w:cs="Arial"/>
-          <w:sz w:val="24"/>
-          <w:szCs w:val="24"/>
+          <w:sz w:val="22"/>
+          <w:szCs w:val="22"/>
         </w:rPr>
         <w:t>::</w:t>
       </w:r>
@@ -922,8 +1242,8 @@
         <w:rPr>
           <w:rStyle w:val="HTMLCode"/>
           <w:rFonts w:ascii="Arial" w:eastAsiaTheme="minorEastAsia" w:hAnsi="Arial" w:cs="Arial"/>
-          <w:sz w:val="24"/>
-          <w:szCs w:val="24"/>
+          <w:sz w:val="22"/>
+          <w:szCs w:val="22"/>
         </w:rPr>
         <w:t>run_app</w:t>
       </w:r>
@@ -931,6 +1251,8 @@
       <w:r>
         <w:rPr>
           <w:rFonts w:ascii="Arial" w:hAnsi="Arial" w:cs="Arial"/>
+          <w:sz w:val="22"/>
+          <w:szCs w:val="22"/>
         </w:rPr>
         <w:t>) and the Python viewer (</w:t>
       </w:r>
@@ -939,8 +1261,8 @@
         <w:rPr>
           <w:rStyle w:val="HTMLCode"/>
           <w:rFonts w:ascii="Arial" w:eastAsiaTheme="minorEastAsia" w:hAnsi="Arial" w:cs="Arial"/>
-          <w:sz w:val="24"/>
-          <w:szCs w:val="24"/>
+          <w:sz w:val="22"/>
+          <w:szCs w:val="22"/>
         </w:rPr>
         <w:t>scminer_viewer.run_app</w:t>
       </w:r>
@@ -948,12 +1270,16 @@
       <w:r>
         <w:rPr>
           <w:rFonts w:ascii="Arial" w:hAnsi="Arial" w:cs="Arial"/>
+          <w:sz w:val="22"/>
+          <w:szCs w:val="22"/>
         </w:rPr>
         <w:t xml:space="preserve">) load the same </w:t>
       </w:r>
       <w:r>
         <w:rPr>
           <w:rFonts w:ascii="Arial" w:hAnsi="Arial" w:cs="Arial"/>
+          <w:sz w:val="22"/>
+          <w:szCs w:val="22"/>
         </w:rPr>
         <w:t>`</w:t>
       </w:r>
@@ -961,8 +1287,8 @@
         <w:rPr>
           <w:rStyle w:val="HTMLCode"/>
           <w:rFonts w:ascii="Arial" w:eastAsiaTheme="minorEastAsia" w:hAnsi="Arial" w:cs="Arial"/>
-          <w:sz w:val="24"/>
-          <w:szCs w:val="24"/>
+          <w:sz w:val="22"/>
+          <w:szCs w:val="22"/>
         </w:rPr>
         <w:t>. scminer</w:t>
       </w:r>
@@ -970,8 +1296,8 @@
         <w:rPr>
           <w:rStyle w:val="HTMLCode"/>
           <w:rFonts w:ascii="Arial" w:eastAsiaTheme="minorEastAsia" w:hAnsi="Arial" w:cs="Arial"/>
-          <w:sz w:val="24"/>
-          <w:szCs w:val="24"/>
+          <w:sz w:val="22"/>
+          <w:szCs w:val="22"/>
         </w:rPr>
         <w:t>.h5</w:t>
       </w:r>
@@ -979,38 +1305,48 @@
         <w:rPr>
           <w:rStyle w:val="HTMLCode"/>
           <w:rFonts w:ascii="Arial" w:eastAsiaTheme="minorEastAsia" w:hAnsi="Arial" w:cs="Arial"/>
-          <w:sz w:val="24"/>
-          <w:szCs w:val="24"/>
+          <w:sz w:val="22"/>
+          <w:szCs w:val="22"/>
         </w:rPr>
         <w:t>`</w:t>
       </w:r>
       <w:r>
         <w:rPr>
           <w:rFonts w:ascii="Arial" w:hAnsi="Arial" w:cs="Arial"/>
+          <w:sz w:val="22"/>
+          <w:szCs w:val="22"/>
         </w:rPr>
         <w:t xml:space="preserve"> and read from the same per-gene shards. The multi-study browsers overlay a card grid and </w:t>
       </w:r>
       <w:r>
         <w:rPr>
           <w:rFonts w:ascii="Arial" w:hAnsi="Arial" w:cs="Arial"/>
+          <w:sz w:val="22"/>
+          <w:szCs w:val="22"/>
         </w:rPr>
         <w:t>list</w:t>
       </w:r>
       <w:r>
         <w:rPr>
           <w:rFonts w:ascii="Arial" w:hAnsi="Arial" w:cs="Arial"/>
+          <w:sz w:val="22"/>
+          <w:szCs w:val="22"/>
         </w:rPr>
         <w:t xml:space="preserve"> each bundle's metadata. The lazy contract is preserved</w:t>
       </w:r>
       <w:r>
         <w:rPr>
           <w:rFonts w:ascii="Arial" w:hAnsi="Arial" w:cs="Arial"/>
+          <w:sz w:val="22"/>
+          <w:szCs w:val="22"/>
         </w:rPr>
         <w:t xml:space="preserve">, where </w:t>
       </w:r>
       <w:r>
         <w:rPr>
           <w:rFonts w:ascii="Arial" w:hAnsi="Arial" w:cs="Arial"/>
+          <w:sz w:val="22"/>
+          <w:szCs w:val="22"/>
         </w:rPr>
         <w:t xml:space="preserve">matrix indexes are read only on click-through. </w:t>
       </w:r>
@@ -1018,12 +1354,16 @@
         <w:rPr>
           <w:rStyle w:val="Strong"/>
           <w:rFonts w:ascii="Arial" w:hAnsi="Arial" w:cs="Arial"/>
+          <w:sz w:val="22"/>
+          <w:szCs w:val="22"/>
         </w:rPr>
         <w:t>(B)</w:t>
       </w:r>
       <w:r>
         <w:rPr>
           <w:rFonts w:ascii="Arial" w:hAnsi="Arial" w:cs="Arial"/>
+          <w:sz w:val="22"/>
+          <w:szCs w:val="22"/>
         </w:rPr>
         <w:t xml:space="preserve"> Bundle size (</w:t>
       </w:r>
@@ -1031,12 +1371,16 @@
         <w:rPr>
           <w:rStyle w:val="Emphasis"/>
           <w:rFonts w:ascii="Arial" w:hAnsi="Arial" w:cs="Arial"/>
+          <w:sz w:val="22"/>
+          <w:szCs w:val="22"/>
         </w:rPr>
         <w:t>Bundle</w:t>
       </w:r>
       <w:r>
         <w:rPr>
           <w:rFonts w:ascii="Arial" w:hAnsi="Arial" w:cs="Arial"/>
+          <w:sz w:val="22"/>
+          <w:szCs w:val="22"/>
         </w:rPr>
         <w:t xml:space="preserve"> series) versus underlying shard-tree size (</w:t>
       </w:r>
@@ -1044,19 +1388,73 @@
         <w:rPr>
           <w:rStyle w:val="Emphasis"/>
           <w:rFonts w:ascii="Arial" w:hAnsi="Arial" w:cs="Arial"/>
+          <w:sz w:val="22"/>
+          <w:szCs w:val="22"/>
         </w:rPr>
         <w:t>Shard tree</w:t>
       </w:r>
       <w:r>
         <w:rPr>
           <w:rFonts w:ascii="Arial" w:hAnsi="Arial" w:cs="Arial"/>
-        </w:rPr>
-        <w:t xml:space="preserve"> series) as a function of cell count, colored by gene count (2K / 5K / 8K / 10K). Lazy bundles stay near-constant (~2.6–13.2 MB), while the shard tree grows roughly linearly with </w:t>
-      </w:r>
-      <w:proofErr w:type="spellStart"/>
-      <w:r>
-        <w:rPr>
-          <w:rFonts w:ascii="Arial" w:hAnsi="Arial" w:cs="Arial"/>
+          <w:sz w:val="22"/>
+          <w:szCs w:val="22"/>
+        </w:rPr>
+        <w:t xml:space="preserve"> series) as a function of cell count, colored by gene count (</w:t>
+      </w:r>
+      <w:r>
+        <w:rPr>
+          <w:rStyle w:val="VerbatimChar"/>
+          <w:rFonts w:ascii="Arial" w:hAnsi="Arial" w:cs="Arial"/>
+          <w:szCs w:val="22"/>
+        </w:rPr>
+        <w:t>2,000,</w:t>
+      </w:r>
+      <w:r>
+        <w:rPr>
+          <w:rStyle w:val="VerbatimChar"/>
+          <w:rFonts w:ascii="Arial" w:hAnsi="Arial" w:cs="Arial"/>
+          <w:szCs w:val="22"/>
+        </w:rPr>
+        <w:t xml:space="preserve"> </w:t>
+      </w:r>
+      <w:r>
+        <w:rPr>
+          <w:rStyle w:val="VerbatimChar"/>
+          <w:rFonts w:ascii="Arial" w:hAnsi="Arial" w:cs="Arial"/>
+          <w:szCs w:val="22"/>
+        </w:rPr>
+        <w:t>5,000, 8,000, 10,000</w:t>
+      </w:r>
+      <w:r>
+        <w:rPr>
+          <w:rFonts w:ascii="Arial" w:hAnsi="Arial" w:cs="Arial"/>
+          <w:sz w:val="22"/>
+          <w:szCs w:val="22"/>
+        </w:rPr>
+        <w:t>). Lazy bundles stay near-constant (~2.6</w:t>
+      </w:r>
+      <w:r>
+        <w:rPr>
+          <w:rFonts w:ascii="Arial" w:hAnsi="Arial" w:cs="Arial"/>
+          <w:sz w:val="22"/>
+          <w:szCs w:val="22"/>
+        </w:rPr>
+        <w:t>MB</w:t>
+      </w:r>
+      <w:r>
+        <w:rPr>
+          <w:rFonts w:ascii="Arial" w:hAnsi="Arial" w:cs="Arial"/>
+          <w:sz w:val="22"/>
+          <w:szCs w:val="22"/>
+        </w:rPr>
+        <w:t xml:space="preserve">–13.2MB), while the shard tree grows roughly linearly with </w:t>
+      </w:r>
+      <w:proofErr w:type="spellStart"/>
+      <w:r>
+        <w:rPr>
+          <w:rFonts w:ascii="Arial" w:hAnsi="Arial" w:cs="Arial"/>
+          <w:sz w:val="22"/>
+          <w:szCs w:val="22"/>
         </w:rPr>
         <w:t>n_cells</w:t>
       </w:r>
@@ -1064,6 +1462,8 @@
       <w:r>
         <w:rPr>
           <w:rFonts w:ascii="Arial" w:hAnsi="Arial" w:cs="Arial"/>
+          <w:sz w:val="22"/>
+          <w:szCs w:val="22"/>
         </w:rPr>
         <w:t xml:space="preserve"> × </w:t>
       </w:r>
@@ -1071,6 +1471,8 @@
       <w:r>
         <w:rPr>
           <w:rFonts w:ascii="Arial" w:hAnsi="Arial" w:cs="Arial"/>
+          <w:sz w:val="22"/>
+          <w:szCs w:val="22"/>
         </w:rPr>
         <w:t>n_genes</w:t>
       </w:r>
@@ -1078,33 +1480,25 @@
       <w:r>
         <w:rPr>
           <w:rFonts w:ascii="Arial" w:hAnsi="Arial" w:cs="Arial"/>
-        </w:rPr>
-        <w:t xml:space="preserve">. Cold-start latency remains below 200 </w:t>
-      </w:r>
-      <w:proofErr w:type="spellStart"/>
-      <w:r>
-        <w:rPr>
-          <w:rFonts w:ascii="Arial" w:hAnsi="Arial" w:cs="Arial"/>
-        </w:rPr>
-        <w:t>ms.</w:t>
-      </w:r>
-      <w:proofErr w:type="spellEnd"/>
-      <w:r>
-        <w:rPr>
-          <w:rFonts w:ascii="Arial" w:hAnsi="Arial" w:cs="Arial"/>
-        </w:rPr>
-        <w:t xml:space="preserve"> </w:t>
+          <w:sz w:val="22"/>
+          <w:szCs w:val="22"/>
+        </w:rPr>
+        <w:t xml:space="preserve">. Cold-start latency remains below 200ms. </w:t>
       </w:r>
       <w:r>
         <w:rPr>
           <w:rStyle w:val="Strong"/>
           <w:rFonts w:ascii="Arial" w:hAnsi="Arial" w:cs="Arial"/>
+          <w:sz w:val="22"/>
+          <w:szCs w:val="22"/>
         </w:rPr>
         <w:t>(C)</w:t>
       </w:r>
       <w:r>
         <w:rPr>
           <w:rFonts w:ascii="Arial" w:hAnsi="Arial" w:cs="Arial"/>
+          <w:sz w:val="22"/>
+          <w:szCs w:val="22"/>
         </w:rPr>
         <w:t xml:space="preserve"> Per-study metrics for the 13 production </w:t>
       </w:r>
@@ -1112,6 +1506,8 @@
       <w:r>
         <w:rPr>
           <w:rFonts w:ascii="Arial" w:hAnsi="Arial" w:cs="Arial"/>
+          <w:sz w:val="22"/>
+          <w:szCs w:val="22"/>
         </w:rPr>
         <w:t>scMINER</w:t>
       </w:r>
@@ -1119,6 +1515,8 @@
       <w:r>
         <w:rPr>
           <w:rFonts w:ascii="Arial" w:hAnsi="Arial" w:cs="Arial"/>
+          <w:sz w:val="22"/>
+          <w:szCs w:val="22"/>
         </w:rPr>
         <w:t xml:space="preserve"> Portal studies, sorted in ascending order of </w:t>
       </w:r>
@@ -1126,6 +1524,8 @@
       <w:r>
         <w:rPr>
           <w:rFonts w:ascii="Arial" w:hAnsi="Arial" w:cs="Arial"/>
+          <w:sz w:val="22"/>
+          <w:szCs w:val="22"/>
         </w:rPr>
         <w:t>n_cells</w:t>
       </w:r>
@@ -1133,6 +1533,8 @@
       <w:r>
         <w:rPr>
           <w:rFonts w:ascii="Arial" w:hAnsi="Arial" w:cs="Arial"/>
+          <w:sz w:val="22"/>
+          <w:szCs w:val="22"/>
         </w:rPr>
         <w:t xml:space="preserve">. </w:t>
       </w:r>
@@ -1140,18 +1542,24 @@
         <w:rPr>
           <w:rStyle w:val="Emphasis"/>
           <w:rFonts w:ascii="Arial" w:hAnsi="Arial" w:cs="Arial"/>
+          <w:sz w:val="22"/>
+          <w:szCs w:val="22"/>
         </w:rPr>
         <w:t>Bundle (MB)</w:t>
       </w:r>
       <w:r>
         <w:rPr>
           <w:rFonts w:ascii="Arial" w:hAnsi="Arial" w:cs="Arial"/>
+          <w:sz w:val="22"/>
+          <w:szCs w:val="22"/>
         </w:rPr>
         <w:t xml:space="preserve"> is the size of the lazy </w:t>
       </w:r>
       <w:r>
         <w:rPr>
           <w:rFonts w:ascii="Arial" w:hAnsi="Arial" w:cs="Arial"/>
+          <w:sz w:val="22"/>
+          <w:szCs w:val="22"/>
         </w:rPr>
         <w:t>`</w:t>
       </w:r>
@@ -1159,8 +1567,8 @@
         <w:rPr>
           <w:rStyle w:val="HTMLCode"/>
           <w:rFonts w:ascii="Arial" w:eastAsiaTheme="minorEastAsia" w:hAnsi="Arial" w:cs="Arial"/>
-          <w:sz w:val="24"/>
-          <w:szCs w:val="24"/>
+          <w:sz w:val="22"/>
+          <w:szCs w:val="22"/>
         </w:rPr>
         <w:t>. scminer</w:t>
       </w:r>
@@ -1168,8 +1576,8 @@
         <w:rPr>
           <w:rStyle w:val="HTMLCode"/>
           <w:rFonts w:ascii="Arial" w:eastAsiaTheme="minorEastAsia" w:hAnsi="Arial" w:cs="Arial"/>
-          <w:sz w:val="24"/>
-          <w:szCs w:val="24"/>
+          <w:sz w:val="22"/>
+          <w:szCs w:val="22"/>
         </w:rPr>
         <w:t>.h5</w:t>
       </w:r>
@@ -1177,14 +1585,16 @@
         <w:rPr>
           <w:rStyle w:val="HTMLCode"/>
           <w:rFonts w:ascii="Arial" w:eastAsiaTheme="minorEastAsia" w:hAnsi="Arial" w:cs="Arial"/>
-          <w:sz w:val="24"/>
-          <w:szCs w:val="24"/>
+          <w:sz w:val="22"/>
+          <w:szCs w:val="22"/>
         </w:rPr>
         <w:t>`</w:t>
       </w:r>
       <w:r>
         <w:rPr>
           <w:rFonts w:ascii="Arial" w:hAnsi="Arial" w:cs="Arial"/>
+          <w:sz w:val="22"/>
+          <w:szCs w:val="22"/>
         </w:rPr>
         <w:t xml:space="preserve">; </w:t>
       </w:r>
@@ -1192,12 +1602,16 @@
         <w:rPr>
           <w:rStyle w:val="Emphasis"/>
           <w:rFonts w:ascii="Arial" w:hAnsi="Arial" w:cs="Arial"/>
+          <w:sz w:val="22"/>
+          <w:szCs w:val="22"/>
         </w:rPr>
         <w:t>Shard (MB)</w:t>
       </w:r>
       <w:r>
         <w:rPr>
           <w:rFonts w:ascii="Arial" w:hAnsi="Arial" w:cs="Arial"/>
+          <w:sz w:val="22"/>
+          <w:szCs w:val="22"/>
         </w:rPr>
         <w:t xml:space="preserve"> is the size of the per-gene </w:t>
       </w:r>
@@ -1205,6 +1619,8 @@
       <w:r>
         <w:rPr>
           <w:rFonts w:ascii="Arial" w:hAnsi="Arial" w:cs="Arial"/>
+          <w:sz w:val="22"/>
+          <w:szCs w:val="22"/>
         </w:rPr>
         <w:t>gzipped</w:t>
       </w:r>
@@ -1212,6 +1628,8 @@
       <w:r>
         <w:rPr>
           <w:rFonts w:ascii="Arial" w:hAnsi="Arial" w:cs="Arial"/>
+          <w:sz w:val="22"/>
+          <w:szCs w:val="22"/>
         </w:rPr>
         <w:t xml:space="preserve"> CSV tree. </w:t>
       </w:r>
@@ -1219,12 +1637,16 @@
         <w:rPr>
           <w:rStyle w:val="Emphasis"/>
           <w:rFonts w:ascii="Arial" w:hAnsi="Arial" w:cs="Arial"/>
+          <w:sz w:val="22"/>
+          <w:szCs w:val="22"/>
         </w:rPr>
         <w:t>Load (s)</w:t>
       </w:r>
       <w:r>
         <w:rPr>
           <w:rFonts w:ascii="Arial" w:hAnsi="Arial" w:cs="Arial"/>
+          <w:sz w:val="22"/>
+          <w:szCs w:val="22"/>
         </w:rPr>
         <w:t xml:space="preserve"> is the median cold-start latency, and </w:t>
       </w:r>
@@ -1232,6 +1654,8 @@
         <w:rPr>
           <w:rStyle w:val="Emphasis"/>
           <w:rFonts w:ascii="Arial" w:hAnsi="Arial" w:cs="Arial"/>
+          <w:sz w:val="22"/>
+          <w:szCs w:val="22"/>
         </w:rPr>
         <w:t>Fetch (</w:t>
       </w:r>
@@ -1240,6 +1664,8 @@
         <w:rPr>
           <w:rStyle w:val="Emphasis"/>
           <w:rFonts w:ascii="Arial" w:hAnsi="Arial" w:cs="Arial"/>
+          <w:sz w:val="22"/>
+          <w:szCs w:val="22"/>
         </w:rPr>
         <w:t>ms</w:t>
       </w:r>
@@ -1248,12 +1674,16 @@
         <w:rPr>
           <w:rStyle w:val="Emphasis"/>
           <w:rFonts w:ascii="Arial" w:hAnsi="Arial" w:cs="Arial"/>
+          <w:sz w:val="22"/>
+          <w:szCs w:val="22"/>
         </w:rPr>
         <w:t>)</w:t>
       </w:r>
       <w:r>
         <w:rPr>
           <w:rFonts w:ascii="Arial" w:hAnsi="Arial" w:cs="Arial"/>
+          <w:sz w:val="22"/>
+          <w:szCs w:val="22"/>
         </w:rPr>
         <w:t xml:space="preserve"> is the median </w:t>
       </w:r>
@@ -1261,14 +1691,16 @@
         <w:rPr>
           <w:rStyle w:val="HTMLCode"/>
           <w:rFonts w:ascii="Arial" w:eastAsiaTheme="minorEastAsia" w:hAnsi="Arial" w:cs="Arial"/>
-          <w:sz w:val="24"/>
-          <w:szCs w:val="24"/>
+          <w:sz w:val="22"/>
+          <w:szCs w:val="22"/>
         </w:rPr>
         <w:t xml:space="preserve">retrieve gene value </w:t>
       </w:r>
       <w:r>
         <w:rPr>
           <w:rFonts w:ascii="Arial" w:hAnsi="Arial" w:cs="Arial"/>
+          <w:sz w:val="22"/>
+          <w:szCs w:val="22"/>
         </w:rPr>
         <w:t xml:space="preserve">time over 25 randomly sampled genes per study. </w:t>
       </w:r>
@@ -1276,12 +1708,16 @@
         <w:rPr>
           <w:rStyle w:val="Strong"/>
           <w:rFonts w:ascii="Arial" w:hAnsi="Arial" w:cs="Arial"/>
+          <w:sz w:val="22"/>
+          <w:szCs w:val="22"/>
         </w:rPr>
         <w:t>(D)</w:t>
       </w:r>
       <w:r>
         <w:rPr>
           <w:rFonts w:ascii="Arial" w:hAnsi="Arial" w:cs="Arial"/>
+          <w:sz w:val="22"/>
+          <w:szCs w:val="22"/>
         </w:rPr>
         <w:t xml:space="preserve"> Example browse view across the 13 studies in the Python package, together with the layout of an individual study page, which mirrors the </w:t>
       </w:r>
@@ -1289,6 +1725,8 @@
       <w:r>
         <w:rPr>
           <w:rFonts w:ascii="Arial" w:hAnsi="Arial" w:cs="Arial"/>
+          <w:sz w:val="22"/>
+          <w:szCs w:val="22"/>
         </w:rPr>
         <w:t>scMINER</w:t>
       </w:r>
@@ -1296,8 +1734,2538 @@
       <w:r>
         <w:rPr>
           <w:rFonts w:ascii="Arial" w:hAnsi="Arial" w:cs="Arial"/>
+          <w:sz w:val="22"/>
+          <w:szCs w:val="22"/>
         </w:rPr>
         <w:t xml:space="preserve"> Portal.</w:t>
+      </w:r>
+    </w:p>
+    <w:p>
+      <w:pPr>
+        <w:spacing w:after="0" w:line="276" w:lineRule="auto"/>
+        <w:rPr>
+          <w:rFonts w:ascii="Arial" w:hAnsi="Arial" w:cs="Arial"/>
+          <w:sz w:val="22"/>
+          <w:szCs w:val="22"/>
+        </w:rPr>
+      </w:pPr>
+    </w:p>
+    <w:p>
+      <w:pPr>
+        <w:spacing w:after="0" w:line="276" w:lineRule="auto"/>
+        <w:rPr>
+          <w:rFonts w:ascii="Arial" w:hAnsi="Arial" w:cs="Arial"/>
+          <w:b/>
+          <w:bCs/>
+          <w:sz w:val="22"/>
+          <w:szCs w:val="22"/>
+        </w:rPr>
+      </w:pPr>
+      <w:r>
+        <w:rPr>
+          <w:rFonts w:ascii="Arial" w:hAnsi="Arial" w:cs="Arial"/>
+          <w:b/>
+          <w:bCs/>
+          <w:sz w:val="22"/>
+          <w:szCs w:val="22"/>
+        </w:rPr>
+        <w:t xml:space="preserve">2. </w:t>
+      </w:r>
+      <w:proofErr w:type="spellStart"/>
+      <w:r>
+        <w:rPr>
+          <w:rFonts w:ascii="Arial" w:hAnsi="Arial" w:cs="Arial"/>
+          <w:b/>
+          <w:bCs/>
+          <w:sz w:val="22"/>
+          <w:szCs w:val="22"/>
+        </w:rPr>
+        <w:t>scMINER</w:t>
+      </w:r>
+      <w:proofErr w:type="spellEnd"/>
+      <w:r>
+        <w:rPr>
+          <w:rFonts w:ascii="Arial" w:hAnsi="Arial" w:cs="Arial"/>
+          <w:b/>
+          <w:bCs/>
+          <w:sz w:val="22"/>
+          <w:szCs w:val="22"/>
+        </w:rPr>
+        <w:t xml:space="preserve"> Viewer implementation</w:t>
+      </w:r>
+    </w:p>
+    <w:p>
+      <w:pPr>
+        <w:spacing w:after="0" w:line="276" w:lineRule="auto"/>
+        <w:rPr>
+          <w:rFonts w:ascii="Arial" w:hAnsi="Arial" w:cs="Arial"/>
+          <w:kern w:val="0"/>
+          <w:sz w:val="22"/>
+          <w:szCs w:val="22"/>
+          <w14:ligatures w14:val="none"/>
+        </w:rPr>
+      </w:pPr>
+      <w:r>
+        <w:rPr>
+          <w:rFonts w:ascii="Arial" w:hAnsi="Arial" w:cs="Arial"/>
+          <w:b/>
+          <w:bCs/>
+          <w:kern w:val="0"/>
+          <w:sz w:val="22"/>
+          <w:szCs w:val="22"/>
+          <w14:ligatures w14:val="none"/>
+        </w:rPr>
+        <w:t>Figure 1A</w:t>
+      </w:r>
+      <w:r>
+        <w:rPr>
+          <w:rFonts w:ascii="Arial" w:hAnsi="Arial" w:cs="Arial"/>
+          <w:kern w:val="0"/>
+          <w:sz w:val="22"/>
+          <w:szCs w:val="22"/>
+          <w14:ligatures w14:val="none"/>
+        </w:rPr>
+        <w:t xml:space="preserve"> summarizes the dataflow. A single </w:t>
+      </w:r>
+      <w:proofErr w:type="spellStart"/>
+      <w:r>
+        <w:rPr>
+          <w:rFonts w:ascii="Arial" w:hAnsi="Arial" w:cs="Arial"/>
+          <w:kern w:val="0"/>
+          <w:sz w:val="22"/>
+          <w:szCs w:val="22"/>
+          <w14:ligatures w14:val="none"/>
+        </w:rPr>
+        <w:t>prepare_study</w:t>
+      </w:r>
+      <w:proofErr w:type="spellEnd"/>
+      <w:r>
+        <w:rPr>
+          <w:rFonts w:ascii="Arial" w:hAnsi="Arial" w:cs="Arial"/>
+          <w:kern w:val="0"/>
+          <w:sz w:val="22"/>
+          <w:szCs w:val="22"/>
+          <w14:ligatures w14:val="none"/>
+        </w:rPr>
+        <w:t>() call consumes per-study raw inputs and writes a shared lazy artifact</w:t>
+      </w:r>
+      <w:r>
+        <w:rPr>
+          <w:rFonts w:ascii="Arial" w:hAnsi="Arial" w:cs="Arial"/>
+          <w:kern w:val="0"/>
+          <w:sz w:val="22"/>
+          <w:szCs w:val="22"/>
+          <w14:ligatures w14:val="none"/>
+        </w:rPr>
+        <w:t xml:space="preserve">: </w:t>
+      </w:r>
+      <w:r>
+        <w:rPr>
+          <w:rFonts w:ascii="Arial" w:hAnsi="Arial" w:cs="Arial"/>
+          <w:kern w:val="0"/>
+          <w:sz w:val="22"/>
+          <w:szCs w:val="22"/>
+          <w14:ligatures w14:val="none"/>
+        </w:rPr>
+        <w:t xml:space="preserve">one HDF5 bundle plus a per-gene </w:t>
+      </w:r>
+      <w:proofErr w:type="spellStart"/>
+      <w:r>
+        <w:rPr>
+          <w:rFonts w:ascii="Arial" w:hAnsi="Arial" w:cs="Arial"/>
+          <w:kern w:val="0"/>
+          <w:sz w:val="22"/>
+          <w:szCs w:val="22"/>
+          <w14:ligatures w14:val="none"/>
+        </w:rPr>
+        <w:t>gzipped</w:t>
+      </w:r>
+      <w:proofErr w:type="spellEnd"/>
+      <w:r>
+        <w:rPr>
+          <w:rFonts w:ascii="Arial" w:hAnsi="Arial" w:cs="Arial"/>
+          <w:kern w:val="0"/>
+          <w:sz w:val="22"/>
+          <w:szCs w:val="22"/>
+          <w14:ligatures w14:val="none"/>
+        </w:rPr>
+        <w:t xml:space="preserve"> shard tree, that two sibling consumer packages (R </w:t>
+      </w:r>
+      <w:proofErr w:type="spellStart"/>
+      <w:r>
+        <w:rPr>
+          <w:rFonts w:ascii="Arial" w:hAnsi="Arial" w:cs="Arial"/>
+          <w:kern w:val="0"/>
+          <w:sz w:val="22"/>
+          <w:szCs w:val="22"/>
+          <w14:ligatures w14:val="none"/>
+        </w:rPr>
+        <w:t>scminerViewer</w:t>
+      </w:r>
+      <w:proofErr w:type="spellEnd"/>
+      <w:r>
+        <w:rPr>
+          <w:rFonts w:ascii="Arial" w:hAnsi="Arial" w:cs="Arial"/>
+          <w:kern w:val="0"/>
+          <w:sz w:val="22"/>
+          <w:szCs w:val="22"/>
+          <w14:ligatures w14:val="none"/>
+        </w:rPr>
+        <w:t xml:space="preserve">, Python </w:t>
+      </w:r>
+      <w:proofErr w:type="spellStart"/>
+      <w:r>
+        <w:rPr>
+          <w:rFonts w:ascii="Arial" w:hAnsi="Arial" w:cs="Arial"/>
+          <w:kern w:val="0"/>
+          <w:sz w:val="22"/>
+          <w:szCs w:val="22"/>
+          <w14:ligatures w14:val="none"/>
+        </w:rPr>
+        <w:t>scminer_viewer</w:t>
+      </w:r>
+      <w:proofErr w:type="spellEnd"/>
+      <w:r>
+        <w:rPr>
+          <w:rFonts w:ascii="Arial" w:hAnsi="Arial" w:cs="Arial"/>
+          <w:kern w:val="0"/>
+          <w:sz w:val="22"/>
+          <w:szCs w:val="22"/>
+          <w14:ligatures w14:val="none"/>
+        </w:rPr>
+        <w:t xml:space="preserve">) read through identical </w:t>
+      </w:r>
+      <w:proofErr w:type="spellStart"/>
+      <w:r>
+        <w:rPr>
+          <w:rFonts w:ascii="Arial" w:hAnsi="Arial" w:cs="Arial"/>
+          <w:kern w:val="0"/>
+          <w:sz w:val="22"/>
+          <w:szCs w:val="22"/>
+          <w14:ligatures w14:val="none"/>
+        </w:rPr>
+        <w:t>load_study</w:t>
+      </w:r>
+      <w:proofErr w:type="spellEnd"/>
+      <w:r>
+        <w:rPr>
+          <w:rFonts w:ascii="Arial" w:hAnsi="Arial" w:cs="Arial"/>
+          <w:kern w:val="0"/>
+          <w:sz w:val="22"/>
+          <w:szCs w:val="22"/>
+          <w14:ligatures w14:val="none"/>
+        </w:rPr>
+        <w:t xml:space="preserve">() and </w:t>
+      </w:r>
+      <w:proofErr w:type="spellStart"/>
+      <w:r>
+        <w:rPr>
+          <w:rFonts w:ascii="Arial" w:hAnsi="Arial" w:cs="Arial"/>
+          <w:kern w:val="0"/>
+          <w:sz w:val="22"/>
+          <w:szCs w:val="22"/>
+          <w14:ligatures w14:val="none"/>
+        </w:rPr>
+        <w:t>gene_values</w:t>
+      </w:r>
+      <w:proofErr w:type="spellEnd"/>
+      <w:r>
+        <w:rPr>
+          <w:rFonts w:ascii="Arial" w:hAnsi="Arial" w:cs="Arial"/>
+          <w:kern w:val="0"/>
+          <w:sz w:val="22"/>
+          <w:szCs w:val="22"/>
+          <w14:ligatures w14:val="none"/>
+        </w:rPr>
+        <w:t xml:space="preserve">() interfaces, each driving its own web UI (Shiny vs. Shiny-for-Python), with a multi-study browser layered on </w:t>
+      </w:r>
+      <w:proofErr w:type="spellStart"/>
+      <w:r>
+        <w:rPr>
+          <w:rFonts w:ascii="Arial" w:hAnsi="Arial" w:cs="Arial"/>
+          <w:kern w:val="0"/>
+          <w:sz w:val="22"/>
+          <w:szCs w:val="22"/>
+          <w14:ligatures w14:val="none"/>
+        </w:rPr>
+        <w:t>discover_studies</w:t>
+      </w:r>
+      <w:proofErr w:type="spellEnd"/>
+      <w:r>
+        <w:rPr>
+          <w:rFonts w:ascii="Arial" w:hAnsi="Arial" w:cs="Arial"/>
+          <w:kern w:val="0"/>
+          <w:sz w:val="22"/>
+          <w:szCs w:val="22"/>
+          <w14:ligatures w14:val="none"/>
+        </w:rPr>
+        <w:t>() that walks a root directory and serves every bundle as a card.</w:t>
+      </w:r>
+    </w:p>
+    <w:p>
+      <w:pPr>
+        <w:spacing w:after="0" w:line="276" w:lineRule="auto"/>
+        <w:rPr>
+          <w:rFonts w:ascii="Arial" w:hAnsi="Arial" w:cs="Arial"/>
+          <w:kern w:val="0"/>
+          <w:sz w:val="22"/>
+          <w:szCs w:val="22"/>
+          <w14:ligatures w14:val="none"/>
+        </w:rPr>
+      </w:pPr>
+      <w:r>
+        <w:rPr>
+          <w:rFonts w:ascii="Arial" w:hAnsi="Arial" w:cs="Arial"/>
+          <w:kern w:val="0"/>
+          <w:sz w:val="22"/>
+          <w:szCs w:val="22"/>
+          <w14:ligatures w14:val="none"/>
+        </w:rPr>
+        <w:t xml:space="preserve">The bundle is a single HDF5 file holding study metadata, the cell table with embedding coordinates, cluster definitions, a master gene list, optional per-matrix indexes for expression and TF/SIG activity, optional pre-selected default genes, and optional network edge tables; strings are UTF-8, and both implementations tolerate missing optional groups and ignore </w:t>
+      </w:r>
+      <w:r>
+        <w:rPr>
+          <w:rFonts w:ascii="Arial" w:hAnsi="Arial" w:cs="Arial"/>
+          <w:kern w:val="0"/>
+          <w:sz w:val="22"/>
+          <w:szCs w:val="22"/>
+          <w14:ligatures w14:val="none"/>
+        </w:rPr>
+        <w:lastRenderedPageBreak/>
+        <w:t xml:space="preserve">unknown ones for forward compatibility. Expression and activity values sit alongside the bundle as </w:t>
+      </w:r>
+      <w:proofErr w:type="spellStart"/>
+      <w:r>
+        <w:rPr>
+          <w:rFonts w:ascii="Arial" w:hAnsi="Arial" w:cs="Arial"/>
+          <w:kern w:val="0"/>
+          <w:sz w:val="22"/>
+          <w:szCs w:val="22"/>
+          <w14:ligatures w14:val="none"/>
+        </w:rPr>
+        <w:t>gzipped</w:t>
+      </w:r>
+      <w:proofErr w:type="spellEnd"/>
+      <w:r>
+        <w:rPr>
+          <w:rFonts w:ascii="Arial" w:hAnsi="Arial" w:cs="Arial"/>
+          <w:kern w:val="0"/>
+          <w:sz w:val="22"/>
+          <w:szCs w:val="22"/>
+          <w14:ligatures w14:val="none"/>
+        </w:rPr>
+        <w:t xml:space="preserve"> per-gene CSVs, sharded by the first letter of the gene symbol; cell-ID order is read once per matrix from a sidecar meta.csv and aligned to the bundle's cell list via a permutation index, so cells missing from a matrix (activity is typically computed on a subset) appear as zero columns automatically. The R package owns preparation, </w:t>
+      </w:r>
+      <w:r>
+        <w:rPr>
+          <w:rFonts w:ascii="Arial" w:hAnsi="Arial" w:cs="Arial"/>
+          <w:kern w:val="0"/>
+          <w:sz w:val="22"/>
+          <w:szCs w:val="22"/>
+          <w14:ligatures w14:val="none"/>
+        </w:rPr>
+        <w:t>where</w:t>
+      </w:r>
+      <w:r>
+        <w:rPr>
+          <w:rFonts w:ascii="Arial" w:hAnsi="Arial" w:cs="Arial"/>
+          <w:kern w:val="0"/>
+          <w:sz w:val="22"/>
+          <w:szCs w:val="22"/>
+          <w14:ligatures w14:val="none"/>
+        </w:rPr>
+        <w:t xml:space="preserve"> </w:t>
+      </w:r>
+      <w:proofErr w:type="spellStart"/>
+      <w:r>
+        <w:rPr>
+          <w:rFonts w:ascii="Arial" w:hAnsi="Arial" w:cs="Arial"/>
+          <w:kern w:val="0"/>
+          <w:sz w:val="22"/>
+          <w:szCs w:val="22"/>
+          <w14:ligatures w14:val="none"/>
+        </w:rPr>
+        <w:t>prepare_study</w:t>
+      </w:r>
+      <w:proofErr w:type="spellEnd"/>
+      <w:r>
+        <w:rPr>
+          <w:rFonts w:ascii="Arial" w:hAnsi="Arial" w:cs="Arial"/>
+          <w:kern w:val="0"/>
+          <w:sz w:val="22"/>
+          <w:szCs w:val="22"/>
+          <w14:ligatures w14:val="none"/>
+        </w:rPr>
+        <w:t>(</w:t>
+      </w:r>
+      <w:proofErr w:type="spellStart"/>
+      <w:r>
+        <w:rPr>
+          <w:rFonts w:ascii="Arial" w:hAnsi="Arial" w:cs="Arial"/>
+          <w:kern w:val="0"/>
+          <w:sz w:val="22"/>
+          <w:szCs w:val="22"/>
+          <w14:ligatures w14:val="none"/>
+        </w:rPr>
+        <w:t>config_path</w:t>
+      </w:r>
+      <w:proofErr w:type="spellEnd"/>
+      <w:r>
+        <w:rPr>
+          <w:rFonts w:ascii="Arial" w:hAnsi="Arial" w:cs="Arial"/>
+          <w:kern w:val="0"/>
+          <w:sz w:val="22"/>
+          <w:szCs w:val="22"/>
+          <w14:ligatures w14:val="none"/>
+        </w:rPr>
+        <w:t xml:space="preserve">) reads a YAML config plus </w:t>
+      </w:r>
+      <w:proofErr w:type="spellStart"/>
+      <w:r>
+        <w:rPr>
+          <w:rFonts w:ascii="Arial" w:hAnsi="Arial" w:cs="Arial"/>
+          <w:kern w:val="0"/>
+          <w:sz w:val="22"/>
+          <w:szCs w:val="22"/>
+          <w14:ligatures w14:val="none"/>
+        </w:rPr>
+        <w:t>scMINER</w:t>
+      </w:r>
+      <w:proofErr w:type="spellEnd"/>
+      <w:r>
+        <w:rPr>
+          <w:rFonts w:ascii="Arial" w:hAnsi="Arial" w:cs="Arial"/>
+          <w:kern w:val="0"/>
+          <w:sz w:val="22"/>
+          <w:szCs w:val="22"/>
+          <w14:ligatures w14:val="none"/>
+        </w:rPr>
+        <w:t xml:space="preserve"> </w:t>
+      </w:r>
+      <w:proofErr w:type="spellStart"/>
+      <w:r>
+        <w:rPr>
+          <w:rFonts w:ascii="Arial" w:hAnsi="Arial" w:cs="Arial"/>
+          <w:kern w:val="0"/>
+          <w:sz w:val="22"/>
+          <w:szCs w:val="22"/>
+          <w14:ligatures w14:val="none"/>
+        </w:rPr>
+        <w:t>ExpressionSet</w:t>
+      </w:r>
+      <w:proofErr w:type="spellEnd"/>
+      <w:r>
+        <w:rPr>
+          <w:rFonts w:ascii="Arial" w:hAnsi="Arial" w:cs="Arial"/>
+          <w:kern w:val="0"/>
+          <w:sz w:val="22"/>
+          <w:szCs w:val="22"/>
+          <w14:ligatures w14:val="none"/>
+        </w:rPr>
+        <w:t xml:space="preserve"> inputs and emits the bundle</w:t>
+      </w:r>
+      <w:r>
+        <w:rPr>
+          <w:rFonts w:ascii="Arial" w:hAnsi="Arial" w:cs="Arial"/>
+          <w:kern w:val="0"/>
+          <w:sz w:val="22"/>
+          <w:szCs w:val="22"/>
+          <w14:ligatures w14:val="none"/>
+        </w:rPr>
+        <w:t>.</w:t>
+      </w:r>
+      <w:r>
+        <w:rPr>
+          <w:rFonts w:ascii="Arial" w:hAnsi="Arial" w:cs="Arial"/>
+          <w:kern w:val="0"/>
+          <w:sz w:val="22"/>
+          <w:szCs w:val="22"/>
+          <w14:ligatures w14:val="none"/>
+        </w:rPr>
+        <w:t xml:space="preserve"> </w:t>
+      </w:r>
+      <w:proofErr w:type="spellStart"/>
+      <w:r>
+        <w:rPr>
+          <w:rFonts w:ascii="Arial" w:hAnsi="Arial" w:cs="Arial"/>
+          <w:kern w:val="0"/>
+          <w:sz w:val="22"/>
+          <w:szCs w:val="22"/>
+          <w14:ligatures w14:val="none"/>
+        </w:rPr>
+        <w:t>gene_</w:t>
+      </w:r>
+      <w:proofErr w:type="gramStart"/>
+      <w:r>
+        <w:rPr>
+          <w:rFonts w:ascii="Arial" w:hAnsi="Arial" w:cs="Arial"/>
+          <w:kern w:val="0"/>
+          <w:sz w:val="22"/>
+          <w:szCs w:val="22"/>
+          <w14:ligatures w14:val="none"/>
+        </w:rPr>
+        <w:t>values</w:t>
+      </w:r>
+      <w:proofErr w:type="spellEnd"/>
+      <w:r>
+        <w:rPr>
+          <w:rFonts w:ascii="Arial" w:hAnsi="Arial" w:cs="Arial"/>
+          <w:kern w:val="0"/>
+          <w:sz w:val="22"/>
+          <w:szCs w:val="22"/>
+          <w14:ligatures w14:val="none"/>
+        </w:rPr>
+        <w:t>(</w:t>
+      </w:r>
+      <w:proofErr w:type="gramEnd"/>
+      <w:r>
+        <w:rPr>
+          <w:rFonts w:ascii="Arial" w:hAnsi="Arial" w:cs="Arial"/>
+          <w:kern w:val="0"/>
+          <w:sz w:val="22"/>
+          <w:szCs w:val="22"/>
+          <w14:ligatures w14:val="none"/>
+        </w:rPr>
+        <w:t>study, gene, relationship) is the only public hook into the shard tree, with per-gene LRU caching in both runtimes. The multi-study entry points (</w:t>
+      </w:r>
+      <w:proofErr w:type="spellStart"/>
+      <w:r>
+        <w:rPr>
+          <w:rFonts w:ascii="Arial" w:hAnsi="Arial" w:cs="Arial"/>
+          <w:kern w:val="0"/>
+          <w:sz w:val="22"/>
+          <w:szCs w:val="22"/>
+          <w14:ligatures w14:val="none"/>
+        </w:rPr>
+        <w:t>run_browser</w:t>
+      </w:r>
+      <w:proofErr w:type="spellEnd"/>
+      <w:r>
+        <w:rPr>
+          <w:rFonts w:ascii="Arial" w:hAnsi="Arial" w:cs="Arial"/>
+          <w:kern w:val="0"/>
+          <w:sz w:val="22"/>
+          <w:szCs w:val="22"/>
+          <w14:ligatures w14:val="none"/>
+        </w:rPr>
+        <w:t xml:space="preserve"> in R, </w:t>
+      </w:r>
+      <w:proofErr w:type="spellStart"/>
+      <w:r>
+        <w:rPr>
+          <w:rFonts w:ascii="Arial" w:hAnsi="Arial" w:cs="Arial"/>
+          <w:kern w:val="0"/>
+          <w:sz w:val="22"/>
+          <w:szCs w:val="22"/>
+          <w14:ligatures w14:val="none"/>
+        </w:rPr>
+        <w:t>scminer</w:t>
+      </w:r>
+      <w:proofErr w:type="spellEnd"/>
+      <w:r>
+        <w:rPr>
+          <w:rFonts w:ascii="Arial" w:hAnsi="Arial" w:cs="Arial"/>
+          <w:kern w:val="0"/>
+          <w:sz w:val="22"/>
+          <w:szCs w:val="22"/>
+          <w14:ligatures w14:val="none"/>
+        </w:rPr>
+        <w:t xml:space="preserve">-viewer browse &lt;root&gt; in Python) discover every </w:t>
+      </w:r>
+      <w:r>
+        <w:rPr>
+          <w:rFonts w:ascii="Arial" w:hAnsi="Arial" w:cs="Arial"/>
+          <w:kern w:val="0"/>
+          <w:sz w:val="22"/>
+          <w:szCs w:val="22"/>
+          <w14:ligatures w14:val="none"/>
+        </w:rPr>
+        <w:t>`</w:t>
+      </w:r>
+      <w:r>
+        <w:rPr>
+          <w:rFonts w:ascii="Arial" w:hAnsi="Arial" w:cs="Arial"/>
+          <w:kern w:val="0"/>
+          <w:sz w:val="22"/>
+          <w:szCs w:val="22"/>
+          <w14:ligatures w14:val="none"/>
+        </w:rPr>
+        <w:t>&lt;</w:t>
+      </w:r>
+      <w:proofErr w:type="spellStart"/>
+      <w:r>
+        <w:rPr>
+          <w:rFonts w:ascii="Arial" w:hAnsi="Arial" w:cs="Arial"/>
+          <w:kern w:val="0"/>
+          <w:sz w:val="22"/>
+          <w:szCs w:val="22"/>
+          <w14:ligatures w14:val="none"/>
+        </w:rPr>
+        <w:t>studyID</w:t>
+      </w:r>
+      <w:proofErr w:type="spellEnd"/>
+      <w:r>
+        <w:rPr>
+          <w:rFonts w:ascii="Arial" w:hAnsi="Arial" w:cs="Arial"/>
+          <w:kern w:val="0"/>
+          <w:sz w:val="22"/>
+          <w:szCs w:val="22"/>
+          <w14:ligatures w14:val="none"/>
+        </w:rPr>
+        <w:t>&gt;/&lt;</w:t>
+      </w:r>
+      <w:proofErr w:type="spellStart"/>
+      <w:r>
+        <w:rPr>
+          <w:rFonts w:ascii="Arial" w:hAnsi="Arial" w:cs="Arial"/>
+          <w:kern w:val="0"/>
+          <w:sz w:val="22"/>
+          <w:szCs w:val="22"/>
+          <w14:ligatures w14:val="none"/>
+        </w:rPr>
+        <w:t>studyID</w:t>
+      </w:r>
+      <w:proofErr w:type="spellEnd"/>
+      <w:r>
+        <w:rPr>
+          <w:rFonts w:ascii="Arial" w:hAnsi="Arial" w:cs="Arial"/>
+          <w:kern w:val="0"/>
+          <w:sz w:val="22"/>
+          <w:szCs w:val="22"/>
+          <w14:ligatures w14:val="none"/>
+        </w:rPr>
+        <w:t>&gt;.scminer.h5</w:t>
+      </w:r>
+      <w:r>
+        <w:rPr>
+          <w:rFonts w:ascii="Arial" w:hAnsi="Arial" w:cs="Arial"/>
+          <w:kern w:val="0"/>
+          <w:sz w:val="22"/>
+          <w:szCs w:val="22"/>
+          <w14:ligatures w14:val="none"/>
+        </w:rPr>
+        <w:t>`</w:t>
+      </w:r>
+      <w:r>
+        <w:rPr>
+          <w:rFonts w:ascii="Arial" w:hAnsi="Arial" w:cs="Arial"/>
+          <w:kern w:val="0"/>
+          <w:sz w:val="22"/>
+          <w:szCs w:val="22"/>
+          <w14:ligatures w14:val="none"/>
+        </w:rPr>
+        <w:t xml:space="preserve"> under a root directory and pre-load metadata only, so listing N studies costs O(N) lightweight reads regardless of total study size. Where inputs don't supply them, </w:t>
+      </w:r>
+      <w:proofErr w:type="spellStart"/>
+      <w:r>
+        <w:rPr>
+          <w:rFonts w:ascii="Arial" w:hAnsi="Arial" w:cs="Arial"/>
+          <w:kern w:val="0"/>
+          <w:sz w:val="22"/>
+          <w:szCs w:val="22"/>
+          <w14:ligatures w14:val="none"/>
+        </w:rPr>
+        <w:t>prepare_</w:t>
+      </w:r>
+      <w:proofErr w:type="gramStart"/>
+      <w:r>
+        <w:rPr>
+          <w:rFonts w:ascii="Arial" w:hAnsi="Arial" w:cs="Arial"/>
+          <w:kern w:val="0"/>
+          <w:sz w:val="22"/>
+          <w:szCs w:val="22"/>
+          <w14:ligatures w14:val="none"/>
+        </w:rPr>
+        <w:t>study</w:t>
+      </w:r>
+      <w:proofErr w:type="spellEnd"/>
+      <w:r>
+        <w:rPr>
+          <w:rFonts w:ascii="Arial" w:hAnsi="Arial" w:cs="Arial"/>
+          <w:kern w:val="0"/>
+          <w:sz w:val="22"/>
+          <w:szCs w:val="22"/>
+          <w14:ligatures w14:val="none"/>
+        </w:rPr>
+        <w:t>(</w:t>
+      </w:r>
+      <w:proofErr w:type="gramEnd"/>
+      <w:r>
+        <w:rPr>
+          <w:rFonts w:ascii="Arial" w:hAnsi="Arial" w:cs="Arial"/>
+          <w:kern w:val="0"/>
+          <w:sz w:val="22"/>
+          <w:szCs w:val="22"/>
+          <w14:ligatures w14:val="none"/>
+        </w:rPr>
+        <w:t xml:space="preserve">) auto-fills cluster colors from a configurable </w:t>
+      </w:r>
+      <w:proofErr w:type="spellStart"/>
+      <w:r>
+        <w:rPr>
+          <w:rFonts w:ascii="Arial" w:hAnsi="Arial" w:cs="Arial"/>
+          <w:kern w:val="0"/>
+          <w:sz w:val="22"/>
+          <w:szCs w:val="22"/>
+          <w14:ligatures w14:val="none"/>
+        </w:rPr>
+        <w:t>ggsci</w:t>
+      </w:r>
+      <w:proofErr w:type="spellEnd"/>
+      <w:r>
+        <w:rPr>
+          <w:rFonts w:ascii="Arial" w:hAnsi="Arial" w:cs="Arial"/>
+          <w:kern w:val="0"/>
+          <w:sz w:val="22"/>
+          <w:szCs w:val="22"/>
+          <w14:ligatures w14:val="none"/>
+        </w:rPr>
+        <w:t xml:space="preserve"> palette (default NPG) and computes label positions as per-cluster centroids over the embedding coordinates.</w:t>
+      </w:r>
+    </w:p>
+    <w:p>
+      <w:pPr>
+        <w:spacing w:after="0" w:line="276" w:lineRule="auto"/>
+        <w:rPr>
+          <w:rFonts w:ascii="Arial" w:hAnsi="Arial" w:cs="Arial"/>
+          <w:kern w:val="0"/>
+          <w:sz w:val="22"/>
+          <w:szCs w:val="22"/>
+          <w14:ligatures w14:val="none"/>
+        </w:rPr>
+      </w:pPr>
+    </w:p>
+    <w:p>
+      <w:pPr>
+        <w:spacing w:after="0" w:line="276" w:lineRule="auto"/>
+        <w:rPr>
+          <w:rFonts w:ascii="Arial" w:hAnsi="Arial" w:cs="Arial"/>
+          <w:b/>
+          <w:bCs/>
+          <w:sz w:val="22"/>
+          <w:szCs w:val="22"/>
+        </w:rPr>
+      </w:pPr>
+      <w:r>
+        <w:rPr>
+          <w:rFonts w:ascii="Arial" w:hAnsi="Arial" w:cs="Arial"/>
+          <w:b/>
+          <w:bCs/>
+          <w:sz w:val="22"/>
+          <w:szCs w:val="22"/>
+        </w:rPr>
+        <w:t>3. Results</w:t>
+      </w:r>
+    </w:p>
+    <w:p>
+      <w:pPr>
+        <w:spacing w:after="0" w:line="276" w:lineRule="auto"/>
+        <w:rPr>
+          <w:rFonts w:ascii="Arial" w:hAnsi="Arial" w:cs="Arial"/>
+          <w:b/>
+          <w:bCs/>
+          <w:sz w:val="22"/>
+          <w:szCs w:val="22"/>
+        </w:rPr>
+      </w:pPr>
+      <w:r>
+        <w:rPr>
+          <w:rFonts w:ascii="Arial" w:hAnsi="Arial" w:cs="Arial"/>
+          <w:b/>
+          <w:bCs/>
+          <w:sz w:val="22"/>
+          <w:szCs w:val="22"/>
+        </w:rPr>
+        <w:t xml:space="preserve">3.1 Benchmarks: Bundle scaling and </w:t>
+      </w:r>
+      <w:r>
+        <w:rPr>
+          <w:rFonts w:ascii="Arial" w:hAnsi="Arial" w:cs="Arial"/>
+          <w:b/>
+          <w:bCs/>
+          <w:sz w:val="22"/>
+          <w:szCs w:val="22"/>
+        </w:rPr>
+        <w:t>m</w:t>
+      </w:r>
+      <w:r>
+        <w:rPr>
+          <w:rFonts w:ascii="Arial" w:hAnsi="Arial" w:cs="Arial"/>
+          <w:b/>
+          <w:bCs/>
+          <w:sz w:val="22"/>
+          <w:szCs w:val="22"/>
+        </w:rPr>
+        <w:t>ulti-study discovery scaling</w:t>
+      </w:r>
+    </w:p>
+    <w:p>
+      <w:pPr>
+        <w:pStyle w:val="FirstParagraph"/>
+        <w:spacing w:before="0" w:after="0" w:line="276" w:lineRule="auto"/>
+        <w:rPr>
+          <w:rFonts w:ascii="Arial" w:hAnsi="Arial" w:cs="Arial"/>
+          <w:sz w:val="22"/>
+          <w:szCs w:val="22"/>
+        </w:rPr>
+      </w:pPr>
+      <w:r>
+        <w:rPr>
+          <w:rFonts w:ascii="Arial" w:hAnsi="Arial" w:cs="Arial"/>
+          <w:i/>
+          <w:iCs/>
+          <w:sz w:val="22"/>
+          <w:szCs w:val="22"/>
+        </w:rPr>
+        <w:t>Bundle scaling</w:t>
+      </w:r>
+      <w:r>
+        <w:rPr>
+          <w:rFonts w:ascii="Arial" w:hAnsi="Arial" w:cs="Arial"/>
+          <w:sz w:val="22"/>
+          <w:szCs w:val="22"/>
+        </w:rPr>
+        <w:t xml:space="preserve"> measures the marginal cost of the lazy artefact as the input shape grows. We sweep a 7×4 grid of shapes</w:t>
+      </w:r>
+      <w:r>
+        <w:rPr>
+          <w:rFonts w:ascii="Arial" w:hAnsi="Arial" w:cs="Arial"/>
+          <w:sz w:val="22"/>
+          <w:szCs w:val="22"/>
+        </w:rPr>
+        <w:t xml:space="preserve">, </w:t>
+      </w:r>
+      <w:proofErr w:type="spellStart"/>
+      <w:r>
+        <w:rPr>
+          <w:rStyle w:val="VerbatimChar"/>
+          <w:rFonts w:ascii="Arial" w:hAnsi="Arial" w:cs="Arial"/>
+          <w:szCs w:val="22"/>
+        </w:rPr>
+        <w:t>n_cells</w:t>
+      </w:r>
+      <w:proofErr w:type="spellEnd"/>
+      <w:r>
+        <w:rPr>
+          <w:rStyle w:val="VerbatimChar"/>
+          <w:rFonts w:ascii="Arial" w:hAnsi="Arial" w:cs="Arial"/>
+          <w:szCs w:val="22"/>
+        </w:rPr>
+        <w:t xml:space="preserve"> </w:t>
+      </w:r>
+      <w:r>
+        <w:rPr>
+          <w:rStyle w:val="VerbatimChar"/>
+          <w:rFonts w:ascii="Cambria Math" w:hAnsi="Cambria Math" w:cs="Cambria Math"/>
+          <w:szCs w:val="22"/>
+        </w:rPr>
+        <w:t>∈</w:t>
+      </w:r>
+      <w:r>
+        <w:rPr>
+          <w:rStyle w:val="VerbatimChar"/>
+          <w:rFonts w:ascii="Arial" w:hAnsi="Arial" w:cs="Arial"/>
+          <w:szCs w:val="22"/>
+        </w:rPr>
+        <w:t xml:space="preserve"> {500, 1</w:t>
+      </w:r>
+      <w:r>
+        <w:rPr>
+          <w:rStyle w:val="VerbatimChar"/>
+          <w:rFonts w:ascii="Arial" w:hAnsi="Arial" w:cs="Arial"/>
+          <w:szCs w:val="22"/>
+        </w:rPr>
+        <w:t>,</w:t>
+      </w:r>
+      <w:r>
+        <w:rPr>
+          <w:rStyle w:val="VerbatimChar"/>
+          <w:rFonts w:ascii="Arial" w:hAnsi="Arial" w:cs="Arial"/>
+          <w:szCs w:val="22"/>
+        </w:rPr>
+        <w:t>000, 2</w:t>
+      </w:r>
+      <w:r>
+        <w:rPr>
+          <w:rStyle w:val="VerbatimChar"/>
+          <w:rFonts w:ascii="Arial" w:hAnsi="Arial" w:cs="Arial"/>
+          <w:szCs w:val="22"/>
+        </w:rPr>
+        <w:t>,</w:t>
+      </w:r>
+      <w:r>
+        <w:rPr>
+          <w:rStyle w:val="VerbatimChar"/>
+          <w:rFonts w:ascii="Arial" w:hAnsi="Arial" w:cs="Arial"/>
+          <w:szCs w:val="22"/>
+        </w:rPr>
+        <w:t>000, 4</w:t>
+      </w:r>
+      <w:r>
+        <w:rPr>
+          <w:rStyle w:val="VerbatimChar"/>
+          <w:rFonts w:ascii="Arial" w:hAnsi="Arial" w:cs="Arial"/>
+          <w:szCs w:val="22"/>
+        </w:rPr>
+        <w:t>,</w:t>
+      </w:r>
+      <w:r>
+        <w:rPr>
+          <w:rStyle w:val="VerbatimChar"/>
+          <w:rFonts w:ascii="Arial" w:hAnsi="Arial" w:cs="Arial"/>
+          <w:szCs w:val="22"/>
+        </w:rPr>
+        <w:t>000, 6</w:t>
+      </w:r>
+      <w:r>
+        <w:rPr>
+          <w:rStyle w:val="VerbatimChar"/>
+          <w:rFonts w:ascii="Arial" w:hAnsi="Arial" w:cs="Arial"/>
+          <w:szCs w:val="22"/>
+        </w:rPr>
+        <w:t>,</w:t>
+      </w:r>
+      <w:r>
+        <w:rPr>
+          <w:rStyle w:val="VerbatimChar"/>
+          <w:rFonts w:ascii="Arial" w:hAnsi="Arial" w:cs="Arial"/>
+          <w:szCs w:val="22"/>
+        </w:rPr>
+        <w:t>000, 8</w:t>
+      </w:r>
+      <w:r>
+        <w:rPr>
+          <w:rStyle w:val="VerbatimChar"/>
+          <w:rFonts w:ascii="Arial" w:hAnsi="Arial" w:cs="Arial"/>
+          <w:szCs w:val="22"/>
+        </w:rPr>
+        <w:t>,</w:t>
+      </w:r>
+      <w:r>
+        <w:rPr>
+          <w:rStyle w:val="VerbatimChar"/>
+          <w:rFonts w:ascii="Arial" w:hAnsi="Arial" w:cs="Arial"/>
+          <w:szCs w:val="22"/>
+        </w:rPr>
+        <w:t>000, 10</w:t>
+      </w:r>
+      <w:r>
+        <w:rPr>
+          <w:rStyle w:val="VerbatimChar"/>
+          <w:rFonts w:ascii="Arial" w:hAnsi="Arial" w:cs="Arial"/>
+          <w:szCs w:val="22"/>
+        </w:rPr>
+        <w:t>,</w:t>
+      </w:r>
+      <w:r>
+        <w:rPr>
+          <w:rStyle w:val="VerbatimChar"/>
+          <w:rFonts w:ascii="Arial" w:hAnsi="Arial" w:cs="Arial"/>
+          <w:szCs w:val="22"/>
+        </w:rPr>
+        <w:t>000}</w:t>
+      </w:r>
+      <w:r>
+        <w:rPr>
+          <w:rFonts w:ascii="Arial" w:hAnsi="Arial" w:cs="Arial"/>
+          <w:sz w:val="22"/>
+          <w:szCs w:val="22"/>
+        </w:rPr>
+        <w:t xml:space="preserve"> × </w:t>
+      </w:r>
+      <w:proofErr w:type="spellStart"/>
+      <w:r>
+        <w:rPr>
+          <w:rStyle w:val="VerbatimChar"/>
+          <w:rFonts w:ascii="Arial" w:hAnsi="Arial" w:cs="Arial"/>
+          <w:szCs w:val="22"/>
+        </w:rPr>
+        <w:t>n_genes</w:t>
+      </w:r>
+      <w:proofErr w:type="spellEnd"/>
+      <w:r>
+        <w:rPr>
+          <w:rStyle w:val="VerbatimChar"/>
+          <w:rFonts w:ascii="Arial" w:hAnsi="Arial" w:cs="Arial"/>
+          <w:szCs w:val="22"/>
+        </w:rPr>
+        <w:t xml:space="preserve"> </w:t>
+      </w:r>
+      <w:r>
+        <w:rPr>
+          <w:rStyle w:val="VerbatimChar"/>
+          <w:rFonts w:ascii="Cambria Math" w:hAnsi="Cambria Math" w:cs="Cambria Math"/>
+          <w:szCs w:val="22"/>
+        </w:rPr>
+        <w:t>∈</w:t>
+      </w:r>
+      <w:r>
+        <w:rPr>
+          <w:rStyle w:val="VerbatimChar"/>
+          <w:rFonts w:ascii="Arial" w:hAnsi="Arial" w:cs="Arial"/>
+          <w:szCs w:val="22"/>
+        </w:rPr>
+        <w:t xml:space="preserve"> {2</w:t>
+      </w:r>
+      <w:r>
+        <w:rPr>
+          <w:rStyle w:val="VerbatimChar"/>
+          <w:rFonts w:ascii="Arial" w:hAnsi="Arial" w:cs="Arial"/>
+          <w:szCs w:val="22"/>
+        </w:rPr>
+        <w:t>,</w:t>
+      </w:r>
+      <w:r>
+        <w:rPr>
+          <w:rStyle w:val="VerbatimChar"/>
+          <w:rFonts w:ascii="Arial" w:hAnsi="Arial" w:cs="Arial"/>
+          <w:szCs w:val="22"/>
+        </w:rPr>
+        <w:t>000</w:t>
+      </w:r>
+      <w:r>
+        <w:rPr>
+          <w:rStyle w:val="VerbatimChar"/>
+          <w:rFonts w:ascii="Arial" w:hAnsi="Arial" w:cs="Arial"/>
+          <w:szCs w:val="22"/>
+        </w:rPr>
+        <w:t xml:space="preserve">, </w:t>
+      </w:r>
+      <w:r>
+        <w:rPr>
+          <w:rStyle w:val="VerbatimChar"/>
+          <w:rFonts w:ascii="Arial" w:hAnsi="Arial" w:cs="Arial"/>
+          <w:szCs w:val="22"/>
+        </w:rPr>
+        <w:t>5</w:t>
+      </w:r>
+      <w:r>
+        <w:rPr>
+          <w:rStyle w:val="VerbatimChar"/>
+          <w:rFonts w:ascii="Arial" w:hAnsi="Arial" w:cs="Arial"/>
+          <w:szCs w:val="22"/>
+        </w:rPr>
+        <w:t>,</w:t>
+      </w:r>
+      <w:r>
+        <w:rPr>
+          <w:rStyle w:val="VerbatimChar"/>
+          <w:rFonts w:ascii="Arial" w:hAnsi="Arial" w:cs="Arial"/>
+          <w:szCs w:val="22"/>
+        </w:rPr>
+        <w:t>000, 8</w:t>
+      </w:r>
+      <w:r>
+        <w:rPr>
+          <w:rStyle w:val="VerbatimChar"/>
+          <w:rFonts w:ascii="Arial" w:hAnsi="Arial" w:cs="Arial"/>
+          <w:szCs w:val="22"/>
+        </w:rPr>
+        <w:t>,</w:t>
+      </w:r>
+      <w:r>
+        <w:rPr>
+          <w:rStyle w:val="VerbatimChar"/>
+          <w:rFonts w:ascii="Arial" w:hAnsi="Arial" w:cs="Arial"/>
+          <w:szCs w:val="22"/>
+        </w:rPr>
+        <w:t>000, 10</w:t>
+      </w:r>
+      <w:r>
+        <w:rPr>
+          <w:rStyle w:val="VerbatimChar"/>
+          <w:rFonts w:ascii="Arial" w:hAnsi="Arial" w:cs="Arial"/>
+          <w:szCs w:val="22"/>
+        </w:rPr>
+        <w:t>,</w:t>
+      </w:r>
+      <w:r>
+        <w:rPr>
+          <w:rStyle w:val="VerbatimChar"/>
+          <w:rFonts w:ascii="Arial" w:hAnsi="Arial" w:cs="Arial"/>
+          <w:szCs w:val="22"/>
+        </w:rPr>
+        <w:t>000}</w:t>
+      </w:r>
+      <w:r>
+        <w:rPr>
+          <w:rFonts w:ascii="Arial" w:hAnsi="Arial" w:cs="Arial"/>
+          <w:sz w:val="22"/>
+          <w:szCs w:val="22"/>
+        </w:rPr>
+        <w:t xml:space="preserve">, </w:t>
+      </w:r>
+      <w:r>
+        <w:rPr>
+          <w:rFonts w:ascii="Arial" w:hAnsi="Arial" w:cs="Arial"/>
+          <w:sz w:val="22"/>
+          <w:szCs w:val="22"/>
+        </w:rPr>
+        <w:t xml:space="preserve">yielding 28 configurations. Each configuration is rerun N=5 times with independent random seeds; </w:t>
+      </w:r>
+      <w:r>
+        <w:rPr>
+          <w:rFonts w:ascii="Arial" w:hAnsi="Arial" w:cs="Arial"/>
+          <w:b/>
+          <w:bCs/>
+          <w:sz w:val="22"/>
+          <w:szCs w:val="22"/>
+        </w:rPr>
+        <w:t>Figure 1B</w:t>
+      </w:r>
+      <w:r>
+        <w:rPr>
+          <w:rFonts w:ascii="Arial" w:hAnsi="Arial" w:cs="Arial"/>
+          <w:sz w:val="22"/>
+          <w:szCs w:val="22"/>
+        </w:rPr>
+        <w:t xml:space="preserve"> reports means ± standard error across the five replicates, and the raw per-rep metrics </w:t>
+      </w:r>
+      <w:r>
+        <w:rPr>
+          <w:rFonts w:ascii="Arial" w:hAnsi="Arial" w:cs="Arial"/>
+          <w:sz w:val="22"/>
+          <w:szCs w:val="22"/>
+        </w:rPr>
+        <w:t>persisted</w:t>
+      </w:r>
+      <w:r>
+        <w:rPr>
+          <w:rFonts w:ascii="Arial" w:hAnsi="Arial" w:cs="Arial"/>
+          <w:sz w:val="22"/>
+          <w:szCs w:val="22"/>
+        </w:rPr>
+        <w:t xml:space="preserve"> at </w:t>
+      </w:r>
+      <w:r>
+        <w:rPr>
+          <w:rStyle w:val="VerbatimChar"/>
+          <w:rFonts w:ascii="Arial" w:hAnsi="Arial" w:cs="Arial"/>
+          <w:b/>
+          <w:bCs/>
+          <w:szCs w:val="22"/>
+        </w:rPr>
+        <w:t>Supplemental Table 1</w:t>
+      </w:r>
+      <w:r>
+        <w:rPr>
+          <w:rFonts w:ascii="Arial" w:hAnsi="Arial" w:cs="Arial"/>
+          <w:sz w:val="22"/>
+          <w:szCs w:val="22"/>
+        </w:rPr>
+        <w:t xml:space="preserve">. </w:t>
+      </w:r>
+      <w:r>
+        <w:rPr>
+          <w:rFonts w:ascii="Arial" w:hAnsi="Arial" w:cs="Arial"/>
+          <w:i/>
+          <w:iCs/>
+          <w:sz w:val="22"/>
+          <w:szCs w:val="22"/>
+        </w:rPr>
+        <w:t>Discover scaling</w:t>
+      </w:r>
+      <w:r>
+        <w:rPr>
+          <w:rFonts w:ascii="Arial" w:hAnsi="Arial" w:cs="Arial"/>
+          <w:sz w:val="22"/>
+          <w:szCs w:val="22"/>
+        </w:rPr>
+        <w:t xml:space="preserve"> measures </w:t>
+      </w:r>
+      <w:proofErr w:type="spellStart"/>
+      <w:r>
+        <w:rPr>
+          <w:rStyle w:val="VerbatimChar"/>
+          <w:rFonts w:ascii="Arial" w:hAnsi="Arial" w:cs="Arial"/>
+          <w:szCs w:val="22"/>
+        </w:rPr>
+        <w:t>discover_studies</w:t>
+      </w:r>
+      <w:proofErr w:type="spellEnd"/>
+      <w:r>
+        <w:rPr>
+          <w:rStyle w:val="VerbatimChar"/>
+          <w:rFonts w:ascii="Arial" w:hAnsi="Arial" w:cs="Arial"/>
+          <w:szCs w:val="22"/>
+        </w:rPr>
+        <w:t>(</w:t>
+      </w:r>
+      <w:proofErr w:type="spellStart"/>
+      <w:r>
+        <w:rPr>
+          <w:rStyle w:val="VerbatimChar"/>
+          <w:rFonts w:ascii="Arial" w:hAnsi="Arial" w:cs="Arial"/>
+          <w:szCs w:val="22"/>
+        </w:rPr>
+        <w:t>root_dir</w:t>
+      </w:r>
+      <w:proofErr w:type="spellEnd"/>
+      <w:r>
+        <w:rPr>
+          <w:rStyle w:val="VerbatimChar"/>
+          <w:rFonts w:ascii="Arial" w:hAnsi="Arial" w:cs="Arial"/>
+          <w:szCs w:val="22"/>
+        </w:rPr>
+        <w:t>)</w:t>
+      </w:r>
+      <w:r>
+        <w:rPr>
+          <w:rFonts w:ascii="Arial" w:hAnsi="Arial" w:cs="Arial"/>
+          <w:sz w:val="22"/>
+          <w:szCs w:val="22"/>
+        </w:rPr>
+        <w:t xml:space="preserve">, the file-system scan that turns a directory of </w:t>
+      </w:r>
+      <w:r>
+        <w:rPr>
+          <w:rFonts w:ascii="Arial" w:hAnsi="Arial" w:cs="Arial"/>
+          <w:sz w:val="22"/>
+          <w:szCs w:val="22"/>
+        </w:rPr>
+        <w:t>`</w:t>
+      </w:r>
+      <w:r>
+        <w:rPr>
+          <w:rStyle w:val="VerbatimChar"/>
+          <w:rFonts w:ascii="Arial" w:hAnsi="Arial" w:cs="Arial"/>
+          <w:szCs w:val="22"/>
+        </w:rPr>
+        <w:t>&lt;</w:t>
+      </w:r>
+      <w:proofErr w:type="spellStart"/>
+      <w:r>
+        <w:rPr>
+          <w:rStyle w:val="VerbatimChar"/>
+          <w:rFonts w:ascii="Arial" w:hAnsi="Arial" w:cs="Arial"/>
+          <w:szCs w:val="22"/>
+        </w:rPr>
+        <w:t>studyID</w:t>
+      </w:r>
+      <w:proofErr w:type="spellEnd"/>
+      <w:r>
+        <w:rPr>
+          <w:rStyle w:val="VerbatimChar"/>
+          <w:rFonts w:ascii="Arial" w:hAnsi="Arial" w:cs="Arial"/>
+          <w:szCs w:val="22"/>
+        </w:rPr>
+        <w:t>&gt;/&lt;</w:t>
+      </w:r>
+      <w:proofErr w:type="spellStart"/>
+      <w:r>
+        <w:rPr>
+          <w:rStyle w:val="VerbatimChar"/>
+          <w:rFonts w:ascii="Arial" w:hAnsi="Arial" w:cs="Arial"/>
+          <w:szCs w:val="22"/>
+        </w:rPr>
+        <w:t>studyID</w:t>
+      </w:r>
+      <w:proofErr w:type="spellEnd"/>
+      <w:r>
+        <w:rPr>
+          <w:rStyle w:val="VerbatimChar"/>
+          <w:rFonts w:ascii="Arial" w:hAnsi="Arial" w:cs="Arial"/>
+          <w:szCs w:val="22"/>
+        </w:rPr>
+        <w:t>&gt;.scminer.h5</w:t>
+      </w:r>
+      <w:r>
+        <w:rPr>
+          <w:rStyle w:val="VerbatimChar"/>
+          <w:rFonts w:ascii="Arial" w:hAnsi="Arial" w:cs="Arial"/>
+          <w:szCs w:val="22"/>
+        </w:rPr>
+        <w:t>`</w:t>
+      </w:r>
+      <w:r>
+        <w:rPr>
+          <w:rFonts w:ascii="Arial" w:hAnsi="Arial" w:cs="Arial"/>
+          <w:sz w:val="22"/>
+          <w:szCs w:val="22"/>
+        </w:rPr>
+        <w:t xml:space="preserve"> trees into a card-grid index for the multi-study browser (</w:t>
+      </w:r>
+      <w:proofErr w:type="spellStart"/>
+      <w:r>
+        <w:rPr>
+          <w:rStyle w:val="VerbatimChar"/>
+          <w:rFonts w:ascii="Arial" w:hAnsi="Arial" w:cs="Arial"/>
+          <w:szCs w:val="22"/>
+        </w:rPr>
+        <w:t>run_</w:t>
+      </w:r>
+      <w:proofErr w:type="gramStart"/>
+      <w:r>
+        <w:rPr>
+          <w:rStyle w:val="VerbatimChar"/>
+          <w:rFonts w:ascii="Arial" w:hAnsi="Arial" w:cs="Arial"/>
+          <w:szCs w:val="22"/>
+        </w:rPr>
+        <w:t>browser</w:t>
+      </w:r>
+      <w:proofErr w:type="spellEnd"/>
+      <w:r>
+        <w:rPr>
+          <w:rStyle w:val="VerbatimChar"/>
+          <w:rFonts w:ascii="Arial" w:hAnsi="Arial" w:cs="Arial"/>
+          <w:szCs w:val="22"/>
+        </w:rPr>
+        <w:t>(</w:t>
+      </w:r>
+      <w:proofErr w:type="gramEnd"/>
+      <w:r>
+        <w:rPr>
+          <w:rStyle w:val="VerbatimChar"/>
+          <w:rFonts w:ascii="Arial" w:hAnsi="Arial" w:cs="Arial"/>
+          <w:szCs w:val="22"/>
+        </w:rPr>
+        <w:t>)</w:t>
+      </w:r>
+      <w:r>
+        <w:rPr>
+          <w:rFonts w:ascii="Arial" w:hAnsi="Arial" w:cs="Arial"/>
+          <w:sz w:val="22"/>
+          <w:szCs w:val="22"/>
+        </w:rPr>
+        <w:t xml:space="preserve"> in R, </w:t>
+      </w:r>
+      <w:proofErr w:type="spellStart"/>
+      <w:r>
+        <w:rPr>
+          <w:rStyle w:val="VerbatimChar"/>
+          <w:rFonts w:ascii="Arial" w:hAnsi="Arial" w:cs="Arial"/>
+          <w:szCs w:val="22"/>
+        </w:rPr>
+        <w:t>scminer</w:t>
+      </w:r>
+      <w:proofErr w:type="spellEnd"/>
+      <w:r>
+        <w:rPr>
+          <w:rStyle w:val="VerbatimChar"/>
+          <w:rFonts w:ascii="Arial" w:hAnsi="Arial" w:cs="Arial"/>
+          <w:szCs w:val="22"/>
+        </w:rPr>
+        <w:t>-viewer browse</w:t>
+      </w:r>
+      <w:r>
+        <w:rPr>
+          <w:rFonts w:ascii="Arial" w:hAnsi="Arial" w:cs="Arial"/>
+          <w:sz w:val="22"/>
+          <w:szCs w:val="22"/>
+        </w:rPr>
+        <w:t xml:space="preserve"> in Python). The benchmark builds 1, 2, 4, 8, 16, and 32 lightweight synthetic studies (200 cells × 500 genes each) under a single root, then times </w:t>
+      </w:r>
+      <w:proofErr w:type="spellStart"/>
+      <w:r>
+        <w:rPr>
+          <w:rStyle w:val="VerbatimChar"/>
+          <w:rFonts w:ascii="Arial" w:hAnsi="Arial" w:cs="Arial"/>
+          <w:szCs w:val="22"/>
+        </w:rPr>
+        <w:t>discover_</w:t>
+      </w:r>
+      <w:proofErr w:type="gramStart"/>
+      <w:r>
+        <w:rPr>
+          <w:rStyle w:val="VerbatimChar"/>
+          <w:rFonts w:ascii="Arial" w:hAnsi="Arial" w:cs="Arial"/>
+          <w:szCs w:val="22"/>
+        </w:rPr>
+        <w:t>studies</w:t>
+      </w:r>
+      <w:proofErr w:type="spellEnd"/>
+      <w:r>
+        <w:rPr>
+          <w:rStyle w:val="VerbatimChar"/>
+          <w:rFonts w:ascii="Arial" w:hAnsi="Arial" w:cs="Arial"/>
+          <w:szCs w:val="22"/>
+        </w:rPr>
+        <w:t>(</w:t>
+      </w:r>
+      <w:proofErr w:type="gramEnd"/>
+      <w:r>
+        <w:rPr>
+          <w:rStyle w:val="VerbatimChar"/>
+          <w:rFonts w:ascii="Arial" w:hAnsi="Arial" w:cs="Arial"/>
+          <w:szCs w:val="22"/>
+        </w:rPr>
+        <w:t>)</w:t>
+      </w:r>
+      <w:r>
+        <w:rPr>
+          <w:rFonts w:ascii="Arial" w:hAnsi="Arial" w:cs="Arial"/>
+          <w:sz w:val="22"/>
+          <w:szCs w:val="22"/>
+        </w:rPr>
+        <w:t xml:space="preserve"> end-to-end. Like the bundle sweep, each cell of the grid runs five times with independent seeds (</w:t>
+      </w:r>
+      <w:bookmarkStart w:id="2" w:name="multi-study-discovery-scaling"/>
+      <w:r>
+        <w:rPr>
+          <w:rFonts w:ascii="Arial" w:hAnsi="Arial" w:cs="Arial"/>
+          <w:b/>
+          <w:bCs/>
+          <w:sz w:val="22"/>
+          <w:szCs w:val="22"/>
+        </w:rPr>
+        <w:t>Supplemental Table 2</w:t>
+      </w:r>
+      <w:r>
+        <w:rPr>
+          <w:rFonts w:ascii="Arial" w:hAnsi="Arial" w:cs="Arial"/>
+          <w:sz w:val="22"/>
+          <w:szCs w:val="22"/>
+        </w:rPr>
+        <w:t>)</w:t>
+      </w:r>
+      <w:r>
+        <w:rPr>
+          <w:rFonts w:ascii="Arial" w:hAnsi="Arial" w:cs="Arial"/>
+          <w:sz w:val="22"/>
+          <w:szCs w:val="22"/>
+        </w:rPr>
+        <w:t>.</w:t>
+      </w:r>
+      <w:r>
+        <w:rPr>
+          <w:rFonts w:ascii="Arial" w:hAnsi="Arial" w:cs="Arial"/>
+          <w:sz w:val="22"/>
+          <w:szCs w:val="22"/>
+        </w:rPr>
+        <w:t xml:space="preserve"> Because the browser only reads per-study metadata (no matrix indexes), the test isolates the linear file-system scan from any data decoding.</w:t>
+      </w:r>
+      <w:bookmarkEnd w:id="2"/>
+    </w:p>
+    <w:p>
+      <w:pPr>
+        <w:spacing w:after="0" w:line="276" w:lineRule="auto"/>
+        <w:rPr>
+          <w:rFonts w:ascii="Arial" w:hAnsi="Arial" w:cs="Arial"/>
+          <w:b/>
+          <w:bCs/>
+          <w:sz w:val="22"/>
+          <w:szCs w:val="22"/>
+        </w:rPr>
+      </w:pPr>
+      <w:r>
+        <w:rPr>
+          <w:rFonts w:ascii="Arial" w:hAnsi="Arial" w:cs="Arial"/>
+          <w:b/>
+          <w:bCs/>
+          <w:sz w:val="22"/>
+          <w:szCs w:val="22"/>
+        </w:rPr>
+        <w:t xml:space="preserve">3.2 </w:t>
+      </w:r>
+      <w:proofErr w:type="spellStart"/>
+      <w:r>
+        <w:rPr>
+          <w:rFonts w:ascii="Arial" w:hAnsi="Arial" w:cs="Arial"/>
+          <w:b/>
+          <w:bCs/>
+          <w:i/>
+          <w:iCs/>
+          <w:sz w:val="22"/>
+          <w:szCs w:val="22"/>
+        </w:rPr>
+        <w:t>scMINER</w:t>
+      </w:r>
+      <w:proofErr w:type="spellEnd"/>
+      <w:r>
+        <w:rPr>
+          <w:rFonts w:ascii="Arial" w:hAnsi="Arial" w:cs="Arial"/>
+          <w:b/>
+          <w:bCs/>
+          <w:i/>
+          <w:iCs/>
+          <w:sz w:val="22"/>
+          <w:szCs w:val="22"/>
+        </w:rPr>
+        <w:t xml:space="preserve"> Viewer on the 13 TF/</w:t>
+      </w:r>
+      <w:r>
+        <w:rPr>
+          <w:rFonts w:ascii="Arial" w:hAnsi="Arial" w:cs="Arial"/>
+          <w:b/>
+          <w:bCs/>
+          <w:i/>
+          <w:iCs/>
+          <w:sz w:val="22"/>
+          <w:szCs w:val="22"/>
+        </w:rPr>
+        <w:t>SIG</w:t>
+      </w:r>
+      <w:r>
+        <w:rPr>
+          <w:rFonts w:ascii="Arial" w:hAnsi="Arial" w:cs="Arial"/>
+          <w:b/>
+          <w:bCs/>
+          <w:i/>
+          <w:iCs/>
+          <w:sz w:val="22"/>
+          <w:szCs w:val="22"/>
+        </w:rPr>
+        <w:t>-eligible real portal studies</w:t>
+      </w:r>
+    </w:p>
+    <w:p>
+      <w:pPr>
+        <w:spacing w:after="0" w:line="276" w:lineRule="auto"/>
+        <w:rPr>
+          <w:rFonts w:ascii="Arial" w:hAnsi="Arial" w:cs="Arial"/>
+          <w:kern w:val="0"/>
+          <w:sz w:val="22"/>
+          <w:szCs w:val="22"/>
+          <w14:ligatures w14:val="none"/>
+        </w:rPr>
+      </w:pPr>
+      <w:bookmarkStart w:id="3" w:name="OLE_LINK15"/>
+      <w:r>
+        <w:rPr>
+          <w:rFonts w:ascii="Arial" w:hAnsi="Arial" w:cs="Arial"/>
+          <w:kern w:val="0"/>
+          <w:sz w:val="22"/>
+          <w:szCs w:val="22"/>
+          <w14:ligatures w14:val="none"/>
+        </w:rPr>
+        <w:t>Across 13 portal studies (</w:t>
+      </w:r>
+      <w:r>
+        <w:rPr>
+          <w:rFonts w:ascii="Arial" w:hAnsi="Arial" w:cs="Arial"/>
+          <w:b/>
+          <w:bCs/>
+          <w:kern w:val="0"/>
+          <w:sz w:val="22"/>
+          <w:szCs w:val="22"/>
+          <w14:ligatures w14:val="none"/>
+        </w:rPr>
+        <w:t>Figure 1C</w:t>
+      </w:r>
+      <w:r>
+        <w:rPr>
+          <w:rFonts w:ascii="Arial" w:hAnsi="Arial" w:cs="Arial"/>
+          <w:kern w:val="0"/>
+          <w:sz w:val="22"/>
+          <w:szCs w:val="22"/>
+          <w14:ligatures w14:val="none"/>
+        </w:rPr>
+        <w:t xml:space="preserve">, </w:t>
+      </w:r>
+      <w:r>
+        <w:rPr>
+          <w:rFonts w:ascii="Arial" w:hAnsi="Arial" w:cs="Arial"/>
+          <w:kern w:val="0"/>
+          <w:sz w:val="22"/>
+          <w:szCs w:val="22"/>
+          <w14:ligatures w14:val="none"/>
+        </w:rPr>
+        <w:t xml:space="preserve">range from </w:t>
+      </w:r>
+      <w:r>
+        <w:rPr>
+          <w:rFonts w:ascii="Arial" w:hAnsi="Arial" w:cs="Arial"/>
+          <w:kern w:val="0"/>
+          <w:sz w:val="22"/>
+          <w:szCs w:val="22"/>
+          <w14:ligatures w14:val="none"/>
+        </w:rPr>
+        <w:t>4,373</w:t>
+      </w:r>
+      <w:r>
+        <w:rPr>
+          <w:rFonts w:ascii="Arial" w:hAnsi="Arial" w:cs="Arial"/>
+          <w:kern w:val="0"/>
+          <w:sz w:val="22"/>
+          <w:szCs w:val="22"/>
+          <w14:ligatures w14:val="none"/>
+        </w:rPr>
+        <w:t xml:space="preserve"> to </w:t>
+      </w:r>
+      <w:r>
+        <w:rPr>
+          <w:rFonts w:ascii="Arial" w:hAnsi="Arial" w:cs="Arial"/>
+          <w:kern w:val="0"/>
+          <w:sz w:val="22"/>
+          <w:szCs w:val="22"/>
+          <w14:ligatures w14:val="none"/>
+        </w:rPr>
+        <w:t>138,268 cells</w:t>
+      </w:r>
+      <w:r>
+        <w:rPr>
+          <w:rFonts w:ascii="Arial" w:hAnsi="Arial" w:cs="Arial"/>
+          <w:kern w:val="0"/>
+          <w:sz w:val="22"/>
+          <w:szCs w:val="22"/>
+          <w14:ligatures w14:val="none"/>
+        </w:rPr>
+        <w:t xml:space="preserve">, </w:t>
+      </w:r>
+      <w:r>
+        <w:rPr>
+          <w:rFonts w:ascii="Arial" w:hAnsi="Arial" w:cs="Arial"/>
+          <w:kern w:val="0"/>
+          <w:sz w:val="22"/>
+          <w:szCs w:val="22"/>
+          <w14:ligatures w14:val="none"/>
+        </w:rPr>
+        <w:t>0.7</w:t>
+      </w:r>
+      <w:r>
+        <w:rPr>
+          <w:rFonts w:ascii="Arial" w:hAnsi="Arial" w:cs="Arial"/>
+          <w:kern w:val="0"/>
+          <w:sz w:val="22"/>
+          <w:szCs w:val="22"/>
+          <w14:ligatures w14:val="none"/>
+        </w:rPr>
+        <w:t xml:space="preserve"> million</w:t>
+      </w:r>
+      <w:r>
+        <w:rPr>
+          <w:rFonts w:ascii="Arial" w:hAnsi="Arial" w:cs="Arial"/>
+          <w:kern w:val="0"/>
+          <w:sz w:val="22"/>
+          <w:szCs w:val="22"/>
+          <w14:ligatures w14:val="none"/>
+        </w:rPr>
+        <w:t xml:space="preserve"> to </w:t>
+      </w:r>
+      <w:r>
+        <w:rPr>
+          <w:rFonts w:ascii="Arial" w:hAnsi="Arial" w:cs="Arial"/>
+          <w:kern w:val="0"/>
+          <w:sz w:val="22"/>
+          <w:szCs w:val="22"/>
+          <w14:ligatures w14:val="none"/>
+        </w:rPr>
+        <w:t>13.5</w:t>
+      </w:r>
+      <w:r>
+        <w:rPr>
+          <w:rFonts w:ascii="Arial" w:hAnsi="Arial" w:cs="Arial"/>
+          <w:kern w:val="0"/>
+          <w:sz w:val="22"/>
+          <w:szCs w:val="22"/>
+          <w14:ligatures w14:val="none"/>
+        </w:rPr>
+        <w:t xml:space="preserve"> million</w:t>
+      </w:r>
+      <w:r>
+        <w:rPr>
+          <w:rFonts w:ascii="Arial" w:hAnsi="Arial" w:cs="Arial"/>
+          <w:kern w:val="0"/>
+          <w:sz w:val="22"/>
+          <w:szCs w:val="22"/>
+          <w14:ligatures w14:val="none"/>
+        </w:rPr>
+        <w:t xml:space="preserve"> total TF + SIG edges), three architectural patterns hold. (1) Bundle size is governed by network edges, not cells. Bundle-</w:t>
+      </w:r>
+      <w:r>
+        <w:rPr>
+          <w:rFonts w:ascii="Arial" w:hAnsi="Arial" w:cs="Arial"/>
+          <w:kern w:val="0"/>
+          <w:sz w:val="22"/>
+          <w:szCs w:val="22"/>
+          <w14:ligatures w14:val="none"/>
+        </w:rPr>
+        <w:t xml:space="preserve">byte </w:t>
+      </w:r>
+      <w:r>
+        <w:rPr>
+          <w:rFonts w:ascii="Arial" w:hAnsi="Arial" w:cs="Arial"/>
+          <w:kern w:val="0"/>
+          <w:sz w:val="22"/>
+          <w:szCs w:val="22"/>
+          <w14:ligatures w14:val="none"/>
+        </w:rPr>
+        <w:t xml:space="preserve">per edge </w:t>
+      </w:r>
+      <w:r>
+        <w:rPr>
+          <w:rFonts w:ascii="Arial" w:hAnsi="Arial" w:cs="Arial"/>
+          <w:kern w:val="0"/>
+          <w:sz w:val="22"/>
+          <w:szCs w:val="22"/>
+          <w14:ligatures w14:val="none"/>
+        </w:rPr>
+        <w:t>is around</w:t>
+      </w:r>
+      <w:r>
+        <w:rPr>
+          <w:rFonts w:ascii="Arial" w:hAnsi="Arial" w:cs="Arial"/>
+          <w:kern w:val="0"/>
+          <w:sz w:val="22"/>
+          <w:szCs w:val="22"/>
+          <w14:ligatures w14:val="none"/>
+        </w:rPr>
+        <w:t xml:space="preserve"> 100B across the set: </w:t>
+      </w:r>
+      <w:r>
+        <w:rPr>
+          <w:rFonts w:ascii="Arial" w:hAnsi="Arial" w:cs="Arial"/>
+          <w:kern w:val="0"/>
+          <w:sz w:val="22"/>
+          <w:szCs w:val="22"/>
+          <w14:ligatures w14:val="none"/>
+        </w:rPr>
+        <w:t xml:space="preserve">study </w:t>
+      </w:r>
+      <w:r>
+        <w:rPr>
+          <w:rFonts w:ascii="Arial" w:hAnsi="Arial" w:cs="Arial"/>
+          <w:kern w:val="0"/>
+          <w:sz w:val="22"/>
+          <w:szCs w:val="22"/>
+          <w14:ligatures w14:val="none"/>
+        </w:rPr>
+        <w:t>2333 has the largest population (138</w:t>
+      </w:r>
+      <w:r>
+        <w:rPr>
+          <w:rFonts w:ascii="Arial" w:hAnsi="Arial" w:cs="Arial"/>
+          <w:kern w:val="0"/>
+          <w:sz w:val="22"/>
+          <w:szCs w:val="22"/>
+          <w14:ligatures w14:val="none"/>
+        </w:rPr>
+        <w:t>,000</w:t>
+      </w:r>
+      <w:r>
+        <w:rPr>
+          <w:rFonts w:ascii="Arial" w:hAnsi="Arial" w:cs="Arial"/>
+          <w:kern w:val="0"/>
+          <w:sz w:val="22"/>
+          <w:szCs w:val="22"/>
+          <w14:ligatures w14:val="none"/>
+        </w:rPr>
+        <w:t xml:space="preserve"> cells) but only a 106MB bundle (913</w:t>
+      </w:r>
+      <w:r>
+        <w:rPr>
+          <w:rFonts w:ascii="Arial" w:hAnsi="Arial" w:cs="Arial"/>
+          <w:kern w:val="0"/>
+          <w:sz w:val="22"/>
+          <w:szCs w:val="22"/>
+          <w14:ligatures w14:val="none"/>
+        </w:rPr>
+        <w:t>,000</w:t>
+      </w:r>
+      <w:r>
+        <w:rPr>
+          <w:rFonts w:ascii="Arial" w:hAnsi="Arial" w:cs="Arial"/>
+          <w:kern w:val="0"/>
+          <w:sz w:val="22"/>
+          <w:szCs w:val="22"/>
+          <w14:ligatures w14:val="none"/>
+        </w:rPr>
+        <w:t xml:space="preserve"> edges), while </w:t>
+      </w:r>
+      <w:r>
+        <w:rPr>
+          <w:rFonts w:ascii="Arial" w:hAnsi="Arial" w:cs="Arial"/>
+          <w:kern w:val="0"/>
+          <w:sz w:val="22"/>
+          <w:szCs w:val="22"/>
+          <w14:ligatures w14:val="none"/>
+        </w:rPr>
+        <w:t xml:space="preserve">study </w:t>
+      </w:r>
+      <w:r>
+        <w:rPr>
+          <w:rFonts w:ascii="Arial" w:hAnsi="Arial" w:cs="Arial"/>
+          <w:kern w:val="0"/>
+          <w:sz w:val="22"/>
+          <w:szCs w:val="22"/>
+          <w14:ligatures w14:val="none"/>
+        </w:rPr>
+        <w:t>2326 has just 4,373 cells yet a 295MB bundle (3.1</w:t>
+      </w:r>
+      <w:r>
+        <w:rPr>
+          <w:rFonts w:ascii="Arial" w:hAnsi="Arial" w:cs="Arial"/>
+          <w:kern w:val="0"/>
+          <w:sz w:val="22"/>
+          <w:szCs w:val="22"/>
+          <w14:ligatures w14:val="none"/>
+        </w:rPr>
+        <w:t xml:space="preserve"> million</w:t>
+      </w:r>
+      <w:r>
+        <w:rPr>
+          <w:rFonts w:ascii="Arial" w:hAnsi="Arial" w:cs="Arial"/>
+          <w:kern w:val="0"/>
+          <w:sz w:val="22"/>
+          <w:szCs w:val="22"/>
+          <w14:ligatures w14:val="none"/>
+        </w:rPr>
+        <w:t xml:space="preserve"> edges). (2) Fetch latency is linear in </w:t>
+      </w:r>
+      <w:proofErr w:type="spellStart"/>
+      <w:r>
+        <w:rPr>
+          <w:rFonts w:ascii="Arial" w:hAnsi="Arial" w:cs="Arial"/>
+          <w:kern w:val="0"/>
+          <w:sz w:val="22"/>
+          <w:szCs w:val="22"/>
+          <w14:ligatures w14:val="none"/>
+        </w:rPr>
+        <w:t>n_cells</w:t>
+      </w:r>
+      <w:proofErr w:type="spellEnd"/>
+      <w:r>
+        <w:rPr>
+          <w:rFonts w:ascii="Arial" w:hAnsi="Arial" w:cs="Arial"/>
+          <w:kern w:val="0"/>
+          <w:sz w:val="22"/>
+          <w:szCs w:val="22"/>
+          <w14:ligatures w14:val="none"/>
+        </w:rPr>
+        <w:t xml:space="preserve">, </w:t>
+      </w:r>
+      <w:r>
+        <w:rPr>
+          <w:rFonts w:ascii="Arial" w:hAnsi="Arial" w:cs="Arial"/>
+          <w:kern w:val="0"/>
+          <w:sz w:val="22"/>
+          <w:szCs w:val="22"/>
+          <w14:ligatures w14:val="none"/>
+        </w:rPr>
+        <w:t xml:space="preserve">around </w:t>
+      </w:r>
+      <w:r>
+        <w:rPr>
+          <w:rFonts w:ascii="Arial" w:hAnsi="Arial" w:cs="Arial"/>
+          <w:kern w:val="0"/>
+          <w:sz w:val="22"/>
+          <w:szCs w:val="22"/>
+          <w14:ligatures w14:val="none"/>
+        </w:rPr>
+        <w:t>8.7µs/cell</w:t>
+      </w:r>
+      <w:r>
+        <w:rPr>
+          <w:rFonts w:ascii="Arial" w:hAnsi="Arial" w:cs="Arial"/>
+          <w:kern w:val="0"/>
+          <w:sz w:val="22"/>
+          <w:szCs w:val="22"/>
+          <w14:ligatures w14:val="none"/>
+        </w:rPr>
+        <w:t xml:space="preserve">, that is </w:t>
+      </w:r>
+      <w:r>
+        <w:rPr>
+          <w:rFonts w:ascii="Arial" w:hAnsi="Arial" w:cs="Arial"/>
+          <w:kern w:val="0"/>
+          <w:sz w:val="22"/>
+          <w:szCs w:val="22"/>
+          <w14:ligatures w14:val="none"/>
+        </w:rPr>
+        <w:t>62ms at 4,373 cells, 1,208ms at 138,268</w:t>
+      </w:r>
+      <w:r>
+        <w:rPr>
+          <w:rFonts w:ascii="Arial" w:hAnsi="Arial" w:cs="Arial"/>
+          <w:kern w:val="0"/>
+          <w:sz w:val="22"/>
+          <w:szCs w:val="22"/>
+          <w14:ligatures w14:val="none"/>
+        </w:rPr>
+        <w:t xml:space="preserve"> cells</w:t>
+      </w:r>
+      <w:r>
+        <w:rPr>
+          <w:rFonts w:ascii="Arial" w:hAnsi="Arial" w:cs="Arial"/>
+          <w:kern w:val="0"/>
+          <w:sz w:val="22"/>
+          <w:szCs w:val="22"/>
+          <w14:ligatures w14:val="none"/>
+        </w:rPr>
+        <w:t xml:space="preserve">, </w:t>
+      </w:r>
+      <w:r>
+        <w:rPr>
+          <w:rFonts w:ascii="Arial" w:hAnsi="Arial" w:cs="Arial"/>
+          <w:kern w:val="0"/>
+          <w:sz w:val="22"/>
+          <w:szCs w:val="22"/>
+          <w14:ligatures w14:val="none"/>
+        </w:rPr>
+        <w:t>comfortably interactive up to ~100</w:t>
+      </w:r>
+      <w:r>
+        <w:rPr>
+          <w:rFonts w:ascii="Arial" w:hAnsi="Arial" w:cs="Arial"/>
+          <w:kern w:val="0"/>
+          <w:sz w:val="22"/>
+          <w:szCs w:val="22"/>
+          <w14:ligatures w14:val="none"/>
+        </w:rPr>
+        <w:t>,000</w:t>
+      </w:r>
+      <w:r>
+        <w:rPr>
+          <w:rFonts w:ascii="Arial" w:hAnsi="Arial" w:cs="Arial"/>
+          <w:kern w:val="0"/>
+          <w:sz w:val="22"/>
+          <w:szCs w:val="22"/>
+          <w14:ligatures w14:val="none"/>
+        </w:rPr>
+        <w:t xml:space="preserve"> cells</w:t>
+      </w:r>
+      <w:r>
+        <w:rPr>
+          <w:rFonts w:ascii="Arial" w:hAnsi="Arial" w:cs="Arial"/>
+          <w:kern w:val="0"/>
+          <w:sz w:val="22"/>
+          <w:szCs w:val="22"/>
+          <w14:ligatures w14:val="none"/>
+        </w:rPr>
+        <w:t>, tractable at 138</w:t>
+      </w:r>
+      <w:r>
+        <w:rPr>
+          <w:rFonts w:ascii="Arial" w:hAnsi="Arial" w:cs="Arial"/>
+          <w:kern w:val="0"/>
+          <w:sz w:val="22"/>
+          <w:szCs w:val="22"/>
+          <w14:ligatures w14:val="none"/>
+        </w:rPr>
+        <w:t>,000</w:t>
+      </w:r>
+      <w:r>
+        <w:rPr>
+          <w:rFonts w:ascii="Arial" w:hAnsi="Arial" w:cs="Arial"/>
+          <w:kern w:val="0"/>
+          <w:sz w:val="22"/>
+          <w:szCs w:val="22"/>
+          <w14:ligatures w14:val="none"/>
+        </w:rPr>
+        <w:t xml:space="preserve"> cells</w:t>
+      </w:r>
+      <w:r>
+        <w:rPr>
+          <w:rFonts w:ascii="Arial" w:hAnsi="Arial" w:cs="Arial"/>
+          <w:kern w:val="0"/>
+          <w:sz w:val="22"/>
+          <w:szCs w:val="22"/>
+          <w14:ligatures w14:val="none"/>
+        </w:rPr>
+        <w:t xml:space="preserve">. (3) Prepare time is dominated by network sharding, not cells. </w:t>
+      </w:r>
+      <w:r>
+        <w:rPr>
+          <w:rFonts w:ascii="Arial" w:hAnsi="Arial" w:cs="Arial"/>
+          <w:kern w:val="0"/>
+          <w:sz w:val="22"/>
+          <w:szCs w:val="22"/>
+          <w14:ligatures w14:val="none"/>
+        </w:rPr>
+        <w:t xml:space="preserve">Study </w:t>
+      </w:r>
+      <w:r>
+        <w:rPr>
+          <w:rFonts w:ascii="Arial" w:hAnsi="Arial" w:cs="Arial"/>
+          <w:kern w:val="0"/>
+          <w:sz w:val="22"/>
+          <w:szCs w:val="22"/>
+          <w14:ligatures w14:val="none"/>
+        </w:rPr>
+        <w:t>2333 (138</w:t>
+      </w:r>
+      <w:r>
+        <w:rPr>
+          <w:rFonts w:ascii="Arial" w:hAnsi="Arial" w:cs="Arial"/>
+          <w:kern w:val="0"/>
+          <w:sz w:val="22"/>
+          <w:szCs w:val="22"/>
+          <w14:ligatures w14:val="none"/>
+        </w:rPr>
+        <w:t>,000</w:t>
+      </w:r>
+      <w:r>
+        <w:rPr>
+          <w:rFonts w:ascii="Arial" w:hAnsi="Arial" w:cs="Arial"/>
+          <w:kern w:val="0"/>
+          <w:sz w:val="22"/>
+          <w:szCs w:val="22"/>
+          <w14:ligatures w14:val="none"/>
+        </w:rPr>
+        <w:t xml:space="preserve"> cells, 0.9</w:t>
+      </w:r>
+      <w:r>
+        <w:rPr>
+          <w:rFonts w:ascii="Arial" w:hAnsi="Arial" w:cs="Arial"/>
+          <w:kern w:val="0"/>
+          <w:sz w:val="22"/>
+          <w:szCs w:val="22"/>
+          <w14:ligatures w14:val="none"/>
+        </w:rPr>
+        <w:t xml:space="preserve"> million</w:t>
+      </w:r>
+      <w:r>
+        <w:rPr>
+          <w:rFonts w:ascii="Arial" w:hAnsi="Arial" w:cs="Arial"/>
+          <w:kern w:val="0"/>
+          <w:sz w:val="22"/>
+          <w:szCs w:val="22"/>
+          <w14:ligatures w14:val="none"/>
+        </w:rPr>
+        <w:t xml:space="preserve"> edges) finishes in 9,375s</w:t>
+      </w:r>
+      <w:r>
+        <w:rPr>
+          <w:rFonts w:ascii="Arial" w:hAnsi="Arial" w:cs="Arial"/>
+          <w:kern w:val="0"/>
+          <w:sz w:val="22"/>
+          <w:szCs w:val="22"/>
+          <w14:ligatures w14:val="none"/>
+        </w:rPr>
+        <w:t xml:space="preserve">, which is </w:t>
+      </w:r>
+      <w:r>
+        <w:rPr>
+          <w:rFonts w:ascii="Arial" w:hAnsi="Arial" w:cs="Arial"/>
+          <w:kern w:val="0"/>
+          <w:sz w:val="22"/>
+          <w:szCs w:val="22"/>
+          <w14:ligatures w14:val="none"/>
+        </w:rPr>
+        <w:t xml:space="preserve">less than </w:t>
+      </w:r>
+      <w:r>
+        <w:rPr>
+          <w:rFonts w:ascii="Arial" w:hAnsi="Arial" w:cs="Arial"/>
+          <w:kern w:val="0"/>
+          <w:sz w:val="22"/>
+          <w:szCs w:val="22"/>
+          <w14:ligatures w14:val="none"/>
+        </w:rPr>
+        <w:t xml:space="preserve">study </w:t>
+      </w:r>
+      <w:r>
+        <w:rPr>
+          <w:rFonts w:ascii="Arial" w:hAnsi="Arial" w:cs="Arial"/>
+          <w:kern w:val="0"/>
+          <w:sz w:val="22"/>
+          <w:szCs w:val="22"/>
+          <w14:ligatures w14:val="none"/>
+        </w:rPr>
+        <w:t>2331 (15</w:t>
+      </w:r>
+      <w:r>
+        <w:rPr>
+          <w:rFonts w:ascii="Arial" w:hAnsi="Arial" w:cs="Arial"/>
+          <w:kern w:val="0"/>
+          <w:sz w:val="22"/>
+          <w:szCs w:val="22"/>
+          <w14:ligatures w14:val="none"/>
+        </w:rPr>
+        <w:t>,000</w:t>
+      </w:r>
+      <w:r>
+        <w:rPr>
+          <w:rFonts w:ascii="Arial" w:hAnsi="Arial" w:cs="Arial"/>
+          <w:kern w:val="0"/>
+          <w:sz w:val="22"/>
+          <w:szCs w:val="22"/>
+          <w14:ligatures w14:val="none"/>
+        </w:rPr>
+        <w:t xml:space="preserve"> cells, 0.7</w:t>
+      </w:r>
+      <w:r>
+        <w:rPr>
+          <w:rFonts w:ascii="Arial" w:hAnsi="Arial" w:cs="Arial"/>
+          <w:kern w:val="0"/>
+          <w:sz w:val="22"/>
+          <w:szCs w:val="22"/>
+          <w14:ligatures w14:val="none"/>
+        </w:rPr>
+        <w:t xml:space="preserve"> million</w:t>
+      </w:r>
+      <w:r>
+        <w:rPr>
+          <w:rFonts w:ascii="Arial" w:hAnsi="Arial" w:cs="Arial"/>
+          <w:kern w:val="0"/>
+          <w:sz w:val="22"/>
+          <w:szCs w:val="22"/>
+          <w14:ligatures w14:val="none"/>
+        </w:rPr>
+        <w:t xml:space="preserve"> edges) at 10,501s</w:t>
+      </w:r>
+      <w:r>
+        <w:rPr>
+          <w:rFonts w:ascii="Arial" w:hAnsi="Arial" w:cs="Arial"/>
+          <w:kern w:val="0"/>
+          <w:sz w:val="22"/>
+          <w:szCs w:val="22"/>
+          <w14:ligatures w14:val="none"/>
+        </w:rPr>
+        <w:t xml:space="preserve">, </w:t>
+      </w:r>
+      <w:r>
+        <w:rPr>
+          <w:rFonts w:ascii="Arial" w:hAnsi="Arial" w:cs="Arial"/>
+          <w:kern w:val="0"/>
+          <w:sz w:val="22"/>
+          <w:szCs w:val="22"/>
+          <w14:ligatures w14:val="none"/>
+        </w:rPr>
+        <w:t xml:space="preserve">while </w:t>
+      </w:r>
+      <w:r>
+        <w:rPr>
+          <w:rFonts w:ascii="Arial" w:hAnsi="Arial" w:cs="Arial"/>
+          <w:kern w:val="0"/>
+          <w:sz w:val="22"/>
+          <w:szCs w:val="22"/>
+          <w14:ligatures w14:val="none"/>
+        </w:rPr>
+        <w:t xml:space="preserve">study </w:t>
+      </w:r>
+      <w:r>
+        <w:rPr>
+          <w:rFonts w:ascii="Arial" w:hAnsi="Arial" w:cs="Arial"/>
+          <w:kern w:val="0"/>
+          <w:sz w:val="22"/>
+          <w:szCs w:val="22"/>
+          <w14:ligatures w14:val="none"/>
+        </w:rPr>
+        <w:t>2338 (96</w:t>
+      </w:r>
+      <w:r>
+        <w:rPr>
+          <w:rFonts w:ascii="Arial" w:hAnsi="Arial" w:cs="Arial"/>
+          <w:kern w:val="0"/>
+          <w:sz w:val="22"/>
+          <w:szCs w:val="22"/>
+          <w14:ligatures w14:val="none"/>
+        </w:rPr>
+        <w:t>,000</w:t>
+      </w:r>
+      <w:r>
+        <w:rPr>
+          <w:rFonts w:ascii="Arial" w:hAnsi="Arial" w:cs="Arial"/>
+          <w:kern w:val="0"/>
+          <w:sz w:val="22"/>
+          <w:szCs w:val="22"/>
+          <w14:ligatures w14:val="none"/>
+        </w:rPr>
+        <w:t xml:space="preserve"> cells, 13.5</w:t>
+      </w:r>
+      <w:r>
+        <w:rPr>
+          <w:rFonts w:ascii="Arial" w:hAnsi="Arial" w:cs="Arial"/>
+          <w:kern w:val="0"/>
+          <w:sz w:val="22"/>
+          <w:szCs w:val="22"/>
+          <w14:ligatures w14:val="none"/>
+        </w:rPr>
+        <w:t xml:space="preserve"> million</w:t>
+      </w:r>
+      <w:r>
+        <w:rPr>
+          <w:rFonts w:ascii="Arial" w:hAnsi="Arial" w:cs="Arial"/>
+          <w:kern w:val="0"/>
+          <w:sz w:val="22"/>
+          <w:szCs w:val="22"/>
+          <w14:ligatures w14:val="none"/>
+        </w:rPr>
+        <w:t xml:space="preserve"> edges) takes 70,729s. Cold load scales with bundle size alone (</w:t>
+      </w:r>
+      <w:r>
+        <w:rPr>
+          <w:rFonts w:ascii="Arial" w:hAnsi="Arial" w:cs="Arial"/>
+          <w:kern w:val="0"/>
+          <w:sz w:val="22"/>
+          <w:szCs w:val="22"/>
+          <w14:ligatures w14:val="none"/>
+        </w:rPr>
+        <w:t xml:space="preserve">from </w:t>
+      </w:r>
+      <w:r>
+        <w:rPr>
+          <w:rFonts w:ascii="Arial" w:hAnsi="Arial" w:cs="Arial"/>
+          <w:kern w:val="0"/>
+          <w:sz w:val="22"/>
+          <w:szCs w:val="22"/>
+          <w14:ligatures w14:val="none"/>
+        </w:rPr>
+        <w:t>2.0s</w:t>
+      </w:r>
+      <w:r>
+        <w:rPr>
+          <w:rFonts w:ascii="Arial" w:hAnsi="Arial" w:cs="Arial"/>
+          <w:kern w:val="0"/>
+          <w:sz w:val="22"/>
+          <w:szCs w:val="22"/>
+          <w14:ligatures w14:val="none"/>
+        </w:rPr>
+        <w:t xml:space="preserve"> to </w:t>
+      </w:r>
+      <w:r>
+        <w:rPr>
+          <w:rFonts w:ascii="Arial" w:hAnsi="Arial" w:cs="Arial"/>
+          <w:kern w:val="0"/>
+          <w:sz w:val="22"/>
+          <w:szCs w:val="22"/>
+          <w14:ligatures w14:val="none"/>
+        </w:rPr>
+        <w:t>34.3s) and is independent of underlying matrix size. Bundles average 5.0% of input size (median 8.3%). Lazy-by-design holds: any study opens in seconds and serves per-gene plots in under 1.2s.</w:t>
+      </w:r>
+    </w:p>
+    <w:p>
+      <w:pPr>
+        <w:spacing w:after="0" w:line="276" w:lineRule="auto"/>
+        <w:rPr>
+          <w:rFonts w:ascii="Arial" w:hAnsi="Arial" w:cs="Arial"/>
+          <w:kern w:val="0"/>
+          <w:sz w:val="22"/>
+          <w:szCs w:val="22"/>
+          <w14:ligatures w14:val="none"/>
+        </w:rPr>
+      </w:pPr>
+    </w:p>
+    <w:bookmarkEnd w:id="3"/>
+    <w:p>
+      <w:pPr>
+        <w:spacing w:after="0" w:line="276" w:lineRule="auto"/>
+        <w:rPr>
+          <w:rFonts w:ascii="Arial" w:hAnsi="Arial" w:cs="Arial"/>
+          <w:b/>
+          <w:bCs/>
+          <w:sz w:val="22"/>
+          <w:szCs w:val="22"/>
+        </w:rPr>
+      </w:pPr>
+      <w:r>
+        <w:rPr>
+          <w:rFonts w:ascii="Arial" w:hAnsi="Arial" w:cs="Arial"/>
+          <w:b/>
+          <w:bCs/>
+          <w:sz w:val="22"/>
+          <w:szCs w:val="22"/>
+        </w:rPr>
+        <w:lastRenderedPageBreak/>
+        <w:t>4. Discussion</w:t>
+      </w:r>
+    </w:p>
+    <w:p>
+      <w:pPr>
+        <w:pStyle w:val="font-claude-response-body"/>
+        <w:spacing w:before="0" w:beforeAutospacing="0" w:line="276" w:lineRule="auto"/>
+        <w:rPr>
+          <w:rFonts w:ascii="Arial" w:hAnsi="Arial" w:cs="Arial"/>
+          <w:sz w:val="22"/>
+          <w:szCs w:val="22"/>
+        </w:rPr>
+      </w:pPr>
+      <w:r>
+        <w:rPr>
+          <w:rFonts w:ascii="Arial" w:hAnsi="Arial" w:cs="Arial"/>
+          <w:sz w:val="22"/>
+          <w:szCs w:val="22"/>
+        </w:rPr>
+        <w:t>Single</w:t>
+      </w:r>
+      <w:r>
+        <w:rPr>
+          <w:rFonts w:ascii="Arial" w:hAnsi="Arial" w:cs="Arial"/>
+          <w:sz w:val="22"/>
+          <w:szCs w:val="22"/>
+        </w:rPr>
+        <w:t>-</w:t>
+      </w:r>
+      <w:r>
+        <w:rPr>
+          <w:rFonts w:ascii="Arial" w:hAnsi="Arial" w:cs="Arial"/>
+          <w:sz w:val="22"/>
+          <w:szCs w:val="22"/>
+        </w:rPr>
+        <w:t xml:space="preserve">cell transcriptomic analysis in clinical and translational research depends on lab-local infrastructure: sensitive patient datasets cannot leave their institutional perimeter, HPC clusters are routinely air-gapped, and multi-study groups need a navigable index over their own outputs. The </w:t>
+      </w:r>
+      <w:proofErr w:type="spellStart"/>
+      <w:r>
+        <w:rPr>
+          <w:rFonts w:ascii="Arial" w:hAnsi="Arial" w:cs="Arial"/>
+          <w:sz w:val="22"/>
+          <w:szCs w:val="22"/>
+        </w:rPr>
+        <w:t>scMINER</w:t>
+      </w:r>
+      <w:proofErr w:type="spellEnd"/>
+      <w:r>
+        <w:rPr>
+          <w:rFonts w:ascii="Arial" w:hAnsi="Arial" w:cs="Arial"/>
+          <w:sz w:val="22"/>
+          <w:szCs w:val="22"/>
+        </w:rPr>
+        <w:t xml:space="preserve"> Portal solves visualization for the public studies it hosts, but its hosted-service architecture fails in these settings. </w:t>
+      </w:r>
+      <w:proofErr w:type="spellStart"/>
+      <w:r>
+        <w:rPr>
+          <w:rFonts w:ascii="Arial" w:hAnsi="Arial" w:cs="Arial"/>
+          <w:sz w:val="22"/>
+          <w:szCs w:val="22"/>
+        </w:rPr>
+        <w:t>scMINER</w:t>
+      </w:r>
+      <w:proofErr w:type="spellEnd"/>
+      <w:r>
+        <w:rPr>
+          <w:rFonts w:ascii="Arial" w:hAnsi="Arial" w:cs="Arial"/>
+          <w:sz w:val="22"/>
+          <w:szCs w:val="22"/>
+        </w:rPr>
+        <w:t xml:space="preserve"> Viewer closes that gap with a minimal deployment surface: a single R writer (</w:t>
+      </w:r>
+      <w:proofErr w:type="spellStart"/>
+      <w:r>
+        <w:rPr>
+          <w:rFonts w:ascii="Arial" w:hAnsi="Arial" w:cs="Arial"/>
+          <w:sz w:val="22"/>
+          <w:szCs w:val="22"/>
+        </w:rPr>
+        <w:t>prepare_study</w:t>
+      </w:r>
+      <w:proofErr w:type="spellEnd"/>
+      <w:r>
+        <w:rPr>
+          <w:rFonts w:ascii="Arial" w:hAnsi="Arial" w:cs="Arial"/>
+          <w:sz w:val="22"/>
+          <w:szCs w:val="22"/>
+        </w:rPr>
+        <w:t xml:space="preserve">) emits an HDF5 bundle of indexes and metadata alongside a per-gene </w:t>
+      </w:r>
+      <w:proofErr w:type="spellStart"/>
+      <w:r>
+        <w:rPr>
+          <w:rFonts w:ascii="Arial" w:hAnsi="Arial" w:cs="Arial"/>
+          <w:sz w:val="22"/>
+          <w:szCs w:val="22"/>
+        </w:rPr>
+        <w:t>gzipped</w:t>
+      </w:r>
+      <w:proofErr w:type="spellEnd"/>
+      <w:r>
+        <w:rPr>
+          <w:rFonts w:ascii="Arial" w:hAnsi="Arial" w:cs="Arial"/>
+          <w:sz w:val="22"/>
+          <w:szCs w:val="22"/>
+        </w:rPr>
+        <w:t xml:space="preserve"> shard tree of values, and two viewer packages: R (</w:t>
+      </w:r>
+      <w:proofErr w:type="spellStart"/>
+      <w:r>
+        <w:rPr>
+          <w:rFonts w:ascii="Arial" w:hAnsi="Arial" w:cs="Arial"/>
+          <w:sz w:val="22"/>
+          <w:szCs w:val="22"/>
+        </w:rPr>
+        <w:t>scminerViewer</w:t>
+      </w:r>
+      <w:proofErr w:type="spellEnd"/>
+      <w:r>
+        <w:rPr>
+          <w:rFonts w:ascii="Arial" w:hAnsi="Arial" w:cs="Arial"/>
+          <w:sz w:val="22"/>
+          <w:szCs w:val="22"/>
+        </w:rPr>
+        <w:t>) and Python (</w:t>
+      </w:r>
+      <w:proofErr w:type="spellStart"/>
+      <w:r>
+        <w:rPr>
+          <w:rFonts w:ascii="Arial" w:hAnsi="Arial" w:cs="Arial"/>
+          <w:sz w:val="22"/>
+          <w:szCs w:val="22"/>
+        </w:rPr>
+        <w:t>scminer_viewer</w:t>
+      </w:r>
+      <w:proofErr w:type="spellEnd"/>
+      <w:r>
+        <w:rPr>
+          <w:rFonts w:ascii="Arial" w:hAnsi="Arial" w:cs="Arial"/>
+          <w:sz w:val="22"/>
+          <w:szCs w:val="22"/>
+        </w:rPr>
+        <w:t xml:space="preserve">) consume the same artifact through identical </w:t>
+      </w:r>
+      <w:proofErr w:type="spellStart"/>
+      <w:r>
+        <w:rPr>
+          <w:rFonts w:ascii="Arial" w:hAnsi="Arial" w:cs="Arial"/>
+          <w:sz w:val="22"/>
+          <w:szCs w:val="22"/>
+        </w:rPr>
+        <w:t>load_study</w:t>
+      </w:r>
+      <w:proofErr w:type="spellEnd"/>
+      <w:r>
+        <w:rPr>
+          <w:rFonts w:ascii="Arial" w:hAnsi="Arial" w:cs="Arial"/>
+          <w:sz w:val="22"/>
+          <w:szCs w:val="22"/>
+        </w:rPr>
+        <w:t xml:space="preserve">() and </w:t>
+      </w:r>
+      <w:proofErr w:type="spellStart"/>
+      <w:r>
+        <w:rPr>
+          <w:rFonts w:ascii="Arial" w:hAnsi="Arial" w:cs="Arial"/>
+          <w:sz w:val="22"/>
+          <w:szCs w:val="22"/>
+        </w:rPr>
+        <w:t>gene_values</w:t>
+      </w:r>
+      <w:proofErr w:type="spellEnd"/>
+      <w:r>
+        <w:rPr>
+          <w:rFonts w:ascii="Arial" w:hAnsi="Arial" w:cs="Arial"/>
+          <w:sz w:val="22"/>
+          <w:szCs w:val="22"/>
+        </w:rPr>
+        <w:t xml:space="preserve">() interfaces. A multi-study browser layered on </w:t>
+      </w:r>
+      <w:proofErr w:type="spellStart"/>
+      <w:r>
+        <w:rPr>
+          <w:rFonts w:ascii="Arial" w:hAnsi="Arial" w:cs="Arial"/>
+          <w:sz w:val="22"/>
+          <w:szCs w:val="22"/>
+        </w:rPr>
+        <w:t>discover_</w:t>
+      </w:r>
+      <w:proofErr w:type="gramStart"/>
+      <w:r>
+        <w:rPr>
+          <w:rFonts w:ascii="Arial" w:hAnsi="Arial" w:cs="Arial"/>
+          <w:sz w:val="22"/>
+          <w:szCs w:val="22"/>
+        </w:rPr>
+        <w:t>studies</w:t>
+      </w:r>
+      <w:proofErr w:type="spellEnd"/>
+      <w:r>
+        <w:rPr>
+          <w:rFonts w:ascii="Arial" w:hAnsi="Arial" w:cs="Arial"/>
+          <w:sz w:val="22"/>
+          <w:szCs w:val="22"/>
+        </w:rPr>
+        <w:t>(</w:t>
+      </w:r>
+      <w:proofErr w:type="gramEnd"/>
+      <w:r>
+        <w:rPr>
+          <w:rFonts w:ascii="Arial" w:hAnsi="Arial" w:cs="Arial"/>
+          <w:sz w:val="22"/>
+          <w:szCs w:val="22"/>
+        </w:rPr>
+        <w:t>) makes a directory of outputs immediately navigable with no central service</w:t>
+      </w:r>
+      <w:r>
+        <w:rPr>
+          <w:rFonts w:ascii="Arial" w:hAnsi="Arial" w:cs="Arial"/>
+          <w:sz w:val="22"/>
+          <w:szCs w:val="22"/>
+        </w:rPr>
+        <w:t xml:space="preserve"> (</w:t>
+      </w:r>
+      <w:r>
+        <w:rPr>
+          <w:rFonts w:ascii="Arial" w:hAnsi="Arial" w:cs="Arial"/>
+          <w:b/>
+          <w:bCs/>
+          <w:sz w:val="22"/>
+          <w:szCs w:val="22"/>
+        </w:rPr>
+        <w:t>Figure 1D</w:t>
+      </w:r>
+      <w:r>
+        <w:rPr>
+          <w:rFonts w:ascii="Arial" w:hAnsi="Arial" w:cs="Arial"/>
+          <w:sz w:val="22"/>
+          <w:szCs w:val="22"/>
+        </w:rPr>
+        <w:t>)</w:t>
+      </w:r>
+      <w:r>
+        <w:rPr>
+          <w:rFonts w:ascii="Arial" w:hAnsi="Arial" w:cs="Arial"/>
+          <w:sz w:val="22"/>
+          <w:szCs w:val="22"/>
+        </w:rPr>
+        <w:t xml:space="preserve">. The lazy contract holds in production. Across the 13 </w:t>
+      </w:r>
+      <w:proofErr w:type="spellStart"/>
+      <w:r>
+        <w:rPr>
+          <w:rFonts w:ascii="Arial" w:hAnsi="Arial" w:cs="Arial"/>
+          <w:sz w:val="22"/>
+          <w:szCs w:val="22"/>
+        </w:rPr>
+        <w:t>scMINER</w:t>
+      </w:r>
+      <w:proofErr w:type="spellEnd"/>
+      <w:r>
+        <w:rPr>
+          <w:rFonts w:ascii="Arial" w:hAnsi="Arial" w:cs="Arial"/>
+          <w:sz w:val="22"/>
+          <w:szCs w:val="22"/>
+        </w:rPr>
+        <w:t xml:space="preserve"> Portal studies (4,373–138,268 cells; 0.7</w:t>
+      </w:r>
+      <w:r>
+        <w:rPr>
+          <w:rFonts w:ascii="Arial" w:hAnsi="Arial" w:cs="Arial"/>
+          <w:sz w:val="22"/>
+          <w:szCs w:val="22"/>
+        </w:rPr>
+        <w:t xml:space="preserve"> million</w:t>
+      </w:r>
+      <w:r>
+        <w:rPr>
+          <w:rFonts w:ascii="Arial" w:hAnsi="Arial" w:cs="Arial"/>
+          <w:sz w:val="22"/>
+          <w:szCs w:val="22"/>
+        </w:rPr>
+        <w:t>–13.5</w:t>
+      </w:r>
+      <w:r>
+        <w:rPr>
+          <w:rFonts w:ascii="Arial" w:hAnsi="Arial" w:cs="Arial"/>
+          <w:sz w:val="22"/>
+          <w:szCs w:val="22"/>
+        </w:rPr>
+        <w:t xml:space="preserve"> million</w:t>
+      </w:r>
+      <w:r>
+        <w:rPr>
+          <w:rFonts w:ascii="Arial" w:hAnsi="Arial" w:cs="Arial"/>
+          <w:sz w:val="22"/>
+          <w:szCs w:val="22"/>
+        </w:rPr>
+        <w:t xml:space="preserve"> TF + SIG edges), bundles compress the input footprint up to 7×, cold-start load lands at 2.0 to 34.3s, and median per-gene fetch stays at 62 to 1,208ms, interactive across the full production cell-count range. Discovery scales linearly at ~80ms per study (30 studies in &lt;3 s). Beyond </w:t>
+      </w:r>
+      <w:proofErr w:type="spellStart"/>
+      <w:r>
+        <w:rPr>
+          <w:rFonts w:ascii="Arial" w:hAnsi="Arial" w:cs="Arial"/>
+          <w:sz w:val="22"/>
+          <w:szCs w:val="22"/>
+        </w:rPr>
+        <w:t>scMINER</w:t>
+      </w:r>
+      <w:proofErr w:type="spellEnd"/>
+      <w:r>
+        <w:rPr>
+          <w:rFonts w:ascii="Arial" w:hAnsi="Arial" w:cs="Arial"/>
+          <w:sz w:val="22"/>
+          <w:szCs w:val="22"/>
+        </w:rPr>
+        <w:t>, the bundle format is generic: any pipeline producing UMAP coordinates, cluster labels, and per-gene matrices can populate it, making the Viewer a template for self-hosted single-cell visualization.</w:t>
       </w:r>
     </w:p>
     <w:p>
@@ -1305,1668 +4273,8 @@
         <w:spacing w:line="276" w:lineRule="auto"/>
         <w:rPr>
           <w:rFonts w:ascii="Arial" w:hAnsi="Arial" w:cs="Arial"/>
-          <w:b/>
-          <w:bCs/>
-        </w:rPr>
-      </w:pPr>
-      <w:r>
-        <w:rPr>
-          <w:rFonts w:ascii="Arial" w:hAnsi="Arial" w:cs="Arial"/>
-          <w:b/>
-          <w:bCs/>
-        </w:rPr>
-        <w:t xml:space="preserve">2. </w:t>
-      </w:r>
-      <w:proofErr w:type="spellStart"/>
-      <w:r>
-        <w:rPr>
-          <w:rFonts w:ascii="Arial" w:hAnsi="Arial" w:cs="Arial"/>
-          <w:b/>
-          <w:bCs/>
-        </w:rPr>
-        <w:t>scMINER</w:t>
-      </w:r>
-      <w:proofErr w:type="spellEnd"/>
-      <w:r>
-        <w:rPr>
-          <w:rFonts w:ascii="Arial" w:hAnsi="Arial" w:cs="Arial"/>
-          <w:b/>
-          <w:bCs/>
-        </w:rPr>
-        <w:t xml:space="preserve"> Viewer implementation</w:t>
-      </w:r>
-    </w:p>
-    <w:p>
-      <w:pPr>
-        <w:spacing w:line="276" w:lineRule="auto"/>
-        <w:rPr>
-          <w:rFonts w:ascii="Arial" w:hAnsi="Arial" w:cs="Arial"/>
-          <w:kern w:val="0"/>
-          <w14:ligatures w14:val="none"/>
-        </w:rPr>
-      </w:pPr>
-      <w:r>
-        <w:rPr>
-          <w:rFonts w:ascii="Arial" w:hAnsi="Arial" w:cs="Arial"/>
-          <w:kern w:val="0"/>
-          <w14:ligatures w14:val="none"/>
-        </w:rPr>
-        <w:lastRenderedPageBreak/>
-        <w:t xml:space="preserve">Figure 1A summarizes the dataflow. A single </w:t>
-      </w:r>
-      <w:proofErr w:type="spellStart"/>
-      <w:r>
-        <w:rPr>
-          <w:rFonts w:ascii="Arial" w:hAnsi="Arial" w:cs="Arial"/>
-          <w:kern w:val="0"/>
-          <w14:ligatures w14:val="none"/>
-        </w:rPr>
-        <w:t>prepare_study</w:t>
-      </w:r>
-      <w:proofErr w:type="spellEnd"/>
-      <w:r>
-        <w:rPr>
-          <w:rFonts w:ascii="Arial" w:hAnsi="Arial" w:cs="Arial"/>
-          <w:kern w:val="0"/>
-          <w14:ligatures w14:val="none"/>
-        </w:rPr>
-        <w:t>() call consumes per-study raw inputs and writes a shared lazy artifact</w:t>
-      </w:r>
-      <w:r>
-        <w:rPr>
-          <w:rFonts w:ascii="Arial" w:hAnsi="Arial" w:cs="Arial"/>
-          <w:kern w:val="0"/>
-          <w14:ligatures w14:val="none"/>
-        </w:rPr>
-        <w:t xml:space="preserve">: </w:t>
-      </w:r>
-      <w:r>
-        <w:rPr>
-          <w:rFonts w:ascii="Arial" w:hAnsi="Arial" w:cs="Arial"/>
-          <w:kern w:val="0"/>
-          <w14:ligatures w14:val="none"/>
-        </w:rPr>
-        <w:t xml:space="preserve">one HDF5 bundle plus a per-gene </w:t>
-      </w:r>
-      <w:proofErr w:type="spellStart"/>
-      <w:r>
-        <w:rPr>
-          <w:rFonts w:ascii="Arial" w:hAnsi="Arial" w:cs="Arial"/>
-          <w:kern w:val="0"/>
-          <w14:ligatures w14:val="none"/>
-        </w:rPr>
-        <w:t>gzipped</w:t>
-      </w:r>
-      <w:proofErr w:type="spellEnd"/>
-      <w:r>
-        <w:rPr>
-          <w:rFonts w:ascii="Arial" w:hAnsi="Arial" w:cs="Arial"/>
-          <w:kern w:val="0"/>
-          <w14:ligatures w14:val="none"/>
-        </w:rPr>
-        <w:t xml:space="preserve"> shard tree, that two sibling consumer packages (R </w:t>
-      </w:r>
-      <w:proofErr w:type="spellStart"/>
-      <w:r>
-        <w:rPr>
-          <w:rFonts w:ascii="Arial" w:hAnsi="Arial" w:cs="Arial"/>
-          <w:kern w:val="0"/>
-          <w14:ligatures w14:val="none"/>
-        </w:rPr>
-        <w:t>scminerViewer</w:t>
-      </w:r>
-      <w:proofErr w:type="spellEnd"/>
-      <w:r>
-        <w:rPr>
-          <w:rFonts w:ascii="Arial" w:hAnsi="Arial" w:cs="Arial"/>
-          <w:kern w:val="0"/>
-          <w14:ligatures w14:val="none"/>
-        </w:rPr>
-        <w:t xml:space="preserve">, Python </w:t>
-      </w:r>
-      <w:proofErr w:type="spellStart"/>
-      <w:r>
-        <w:rPr>
-          <w:rFonts w:ascii="Arial" w:hAnsi="Arial" w:cs="Arial"/>
-          <w:kern w:val="0"/>
-          <w14:ligatures w14:val="none"/>
-        </w:rPr>
-        <w:t>scminer_viewer</w:t>
-      </w:r>
-      <w:proofErr w:type="spellEnd"/>
-      <w:r>
-        <w:rPr>
-          <w:rFonts w:ascii="Arial" w:hAnsi="Arial" w:cs="Arial"/>
-          <w:kern w:val="0"/>
-          <w14:ligatures w14:val="none"/>
-        </w:rPr>
-        <w:t xml:space="preserve">) read through identical </w:t>
-      </w:r>
-      <w:proofErr w:type="spellStart"/>
-      <w:r>
-        <w:rPr>
-          <w:rFonts w:ascii="Arial" w:hAnsi="Arial" w:cs="Arial"/>
-          <w:kern w:val="0"/>
-          <w14:ligatures w14:val="none"/>
-        </w:rPr>
-        <w:t>load_study</w:t>
-      </w:r>
-      <w:proofErr w:type="spellEnd"/>
-      <w:r>
-        <w:rPr>
-          <w:rFonts w:ascii="Arial" w:hAnsi="Arial" w:cs="Arial"/>
-          <w:kern w:val="0"/>
-          <w14:ligatures w14:val="none"/>
-        </w:rPr>
-        <w:t xml:space="preserve">() and </w:t>
-      </w:r>
-      <w:proofErr w:type="spellStart"/>
-      <w:r>
-        <w:rPr>
-          <w:rFonts w:ascii="Arial" w:hAnsi="Arial" w:cs="Arial"/>
-          <w:kern w:val="0"/>
-          <w14:ligatures w14:val="none"/>
-        </w:rPr>
-        <w:t>gene_values</w:t>
-      </w:r>
-      <w:proofErr w:type="spellEnd"/>
-      <w:r>
-        <w:rPr>
-          <w:rFonts w:ascii="Arial" w:hAnsi="Arial" w:cs="Arial"/>
-          <w:kern w:val="0"/>
-          <w14:ligatures w14:val="none"/>
-        </w:rPr>
-        <w:t xml:space="preserve">() interfaces, each driving its own web UI (Shiny vs. Shiny-for-Python), with a multi-study browser layered on </w:t>
-      </w:r>
-      <w:proofErr w:type="spellStart"/>
-      <w:r>
-        <w:rPr>
-          <w:rFonts w:ascii="Arial" w:hAnsi="Arial" w:cs="Arial"/>
-          <w:kern w:val="0"/>
-          <w14:ligatures w14:val="none"/>
-        </w:rPr>
-        <w:t>discover_studies</w:t>
-      </w:r>
-      <w:proofErr w:type="spellEnd"/>
-      <w:r>
-        <w:rPr>
-          <w:rFonts w:ascii="Arial" w:hAnsi="Arial" w:cs="Arial"/>
-          <w:kern w:val="0"/>
-          <w14:ligatures w14:val="none"/>
-        </w:rPr>
-        <w:t>() that walks a root directory and serves every bundle as a card.</w:t>
-      </w:r>
-    </w:p>
-    <w:p>
-      <w:pPr>
-        <w:spacing w:line="276" w:lineRule="auto"/>
-        <w:rPr>
-          <w:rFonts w:ascii="Arial" w:hAnsi="Arial" w:cs="Arial"/>
-          <w:kern w:val="0"/>
-          <w14:ligatures w14:val="none"/>
-        </w:rPr>
-      </w:pPr>
-      <w:r>
-        <w:rPr>
-          <w:rFonts w:ascii="Arial" w:hAnsi="Arial" w:cs="Arial"/>
-          <w:kern w:val="0"/>
-          <w14:ligatures w14:val="none"/>
-        </w:rPr>
-        <w:t xml:space="preserve">The bundle is a single HDF5 file holding study metadata, the cell table with embedding coordinates, cluster definitions, a master gene list, optional per-matrix indexes for expression and TF/SIG activity, optional pre-selected default genes, and optional network edge tables; strings are UTF-8, and both implementations tolerate missing optional groups and ignore unknown ones for forward compatibility. Expression and activity values sit alongside the bundle as </w:t>
-      </w:r>
-      <w:proofErr w:type="spellStart"/>
-      <w:r>
-        <w:rPr>
-          <w:rFonts w:ascii="Arial" w:hAnsi="Arial" w:cs="Arial"/>
-          <w:kern w:val="0"/>
-          <w14:ligatures w14:val="none"/>
-        </w:rPr>
-        <w:t>gzipped</w:t>
-      </w:r>
-      <w:proofErr w:type="spellEnd"/>
-      <w:r>
-        <w:rPr>
-          <w:rFonts w:ascii="Arial" w:hAnsi="Arial" w:cs="Arial"/>
-          <w:kern w:val="0"/>
-          <w14:ligatures w14:val="none"/>
-        </w:rPr>
-        <w:t xml:space="preserve"> per-gene CSVs, sharded by the first letter of the gene symbol; cell-ID order is read once per matrix from a sidecar meta.csv and aligned to the bundle's cell list via a permutation index, so cells missing from a matrix (activity is typically computed on a subset) appear as zero columns automatically. The R package owns preparation, </w:t>
-      </w:r>
-      <w:r>
-        <w:rPr>
-          <w:rFonts w:ascii="Arial" w:hAnsi="Arial" w:cs="Arial"/>
-          <w:kern w:val="0"/>
-          <w14:ligatures w14:val="none"/>
-        </w:rPr>
-        <w:t>where</w:t>
-      </w:r>
-      <w:r>
-        <w:rPr>
-          <w:rFonts w:ascii="Arial" w:hAnsi="Arial" w:cs="Arial"/>
-          <w:kern w:val="0"/>
-          <w14:ligatures w14:val="none"/>
-        </w:rPr>
-        <w:t xml:space="preserve"> </w:t>
-      </w:r>
-      <w:proofErr w:type="spellStart"/>
-      <w:r>
-        <w:rPr>
-          <w:rFonts w:ascii="Arial" w:hAnsi="Arial" w:cs="Arial"/>
-          <w:kern w:val="0"/>
-          <w14:ligatures w14:val="none"/>
-        </w:rPr>
-        <w:t>prepare_study</w:t>
-      </w:r>
-      <w:proofErr w:type="spellEnd"/>
-      <w:r>
-        <w:rPr>
-          <w:rFonts w:ascii="Arial" w:hAnsi="Arial" w:cs="Arial"/>
-          <w:kern w:val="0"/>
-          <w14:ligatures w14:val="none"/>
-        </w:rPr>
-        <w:t>(</w:t>
-      </w:r>
-      <w:proofErr w:type="spellStart"/>
-      <w:r>
-        <w:rPr>
-          <w:rFonts w:ascii="Arial" w:hAnsi="Arial" w:cs="Arial"/>
-          <w:kern w:val="0"/>
-          <w14:ligatures w14:val="none"/>
-        </w:rPr>
-        <w:t>config_path</w:t>
-      </w:r>
-      <w:proofErr w:type="spellEnd"/>
-      <w:r>
-        <w:rPr>
-          <w:rFonts w:ascii="Arial" w:hAnsi="Arial" w:cs="Arial"/>
-          <w:kern w:val="0"/>
-          <w14:ligatures w14:val="none"/>
-        </w:rPr>
-        <w:t xml:space="preserve">) reads a YAML config plus </w:t>
-      </w:r>
-      <w:proofErr w:type="spellStart"/>
-      <w:r>
-        <w:rPr>
-          <w:rFonts w:ascii="Arial" w:hAnsi="Arial" w:cs="Arial"/>
-          <w:kern w:val="0"/>
-          <w14:ligatures w14:val="none"/>
-        </w:rPr>
-        <w:t>scMINER</w:t>
-      </w:r>
-      <w:proofErr w:type="spellEnd"/>
-      <w:r>
-        <w:rPr>
-          <w:rFonts w:ascii="Arial" w:hAnsi="Arial" w:cs="Arial"/>
-          <w:kern w:val="0"/>
-          <w14:ligatures w14:val="none"/>
-        </w:rPr>
-        <w:t xml:space="preserve"> </w:t>
-      </w:r>
-      <w:proofErr w:type="spellStart"/>
-      <w:r>
-        <w:rPr>
-          <w:rFonts w:ascii="Arial" w:hAnsi="Arial" w:cs="Arial"/>
-          <w:kern w:val="0"/>
-          <w14:ligatures w14:val="none"/>
-        </w:rPr>
-        <w:t>ExpressionSet</w:t>
-      </w:r>
-      <w:proofErr w:type="spellEnd"/>
-      <w:r>
-        <w:rPr>
-          <w:rFonts w:ascii="Arial" w:hAnsi="Arial" w:cs="Arial"/>
-          <w:kern w:val="0"/>
-          <w14:ligatures w14:val="none"/>
-        </w:rPr>
-        <w:t xml:space="preserve"> inputs and emits the bundle</w:t>
-      </w:r>
-      <w:r>
-        <w:rPr>
-          <w:rFonts w:ascii="Arial" w:hAnsi="Arial" w:cs="Arial"/>
-          <w:kern w:val="0"/>
-          <w14:ligatures w14:val="none"/>
-        </w:rPr>
-        <w:t>.</w:t>
-      </w:r>
-      <w:r>
-        <w:rPr>
-          <w:rFonts w:ascii="Arial" w:hAnsi="Arial" w:cs="Arial"/>
-          <w:kern w:val="0"/>
-          <w14:ligatures w14:val="none"/>
-        </w:rPr>
-        <w:t xml:space="preserve"> </w:t>
-      </w:r>
-      <w:proofErr w:type="spellStart"/>
-      <w:r>
-        <w:rPr>
-          <w:rFonts w:ascii="Arial" w:hAnsi="Arial" w:cs="Arial"/>
-          <w:kern w:val="0"/>
-          <w14:ligatures w14:val="none"/>
-        </w:rPr>
-        <w:t>gene_</w:t>
-      </w:r>
-      <w:proofErr w:type="gramStart"/>
-      <w:r>
-        <w:rPr>
-          <w:rFonts w:ascii="Arial" w:hAnsi="Arial" w:cs="Arial"/>
-          <w:kern w:val="0"/>
-          <w14:ligatures w14:val="none"/>
-        </w:rPr>
-        <w:t>values</w:t>
-      </w:r>
-      <w:proofErr w:type="spellEnd"/>
-      <w:r>
-        <w:rPr>
-          <w:rFonts w:ascii="Arial" w:hAnsi="Arial" w:cs="Arial"/>
-          <w:kern w:val="0"/>
-          <w14:ligatures w14:val="none"/>
-        </w:rPr>
-        <w:t>(</w:t>
-      </w:r>
-      <w:proofErr w:type="gramEnd"/>
-      <w:r>
-        <w:rPr>
-          <w:rFonts w:ascii="Arial" w:hAnsi="Arial" w:cs="Arial"/>
-          <w:kern w:val="0"/>
-          <w14:ligatures w14:val="none"/>
-        </w:rPr>
-        <w:t>study, gene, relationship) is the only public hook into the shard tree, with per-gene LRU caching in both runtimes. The multi-study entry points (</w:t>
-      </w:r>
-      <w:proofErr w:type="spellStart"/>
-      <w:r>
-        <w:rPr>
-          <w:rFonts w:ascii="Arial" w:hAnsi="Arial" w:cs="Arial"/>
-          <w:kern w:val="0"/>
-          <w14:ligatures w14:val="none"/>
-        </w:rPr>
-        <w:t>run_browser</w:t>
-      </w:r>
-      <w:proofErr w:type="spellEnd"/>
-      <w:r>
-        <w:rPr>
-          <w:rFonts w:ascii="Arial" w:hAnsi="Arial" w:cs="Arial"/>
-          <w:kern w:val="0"/>
-          <w14:ligatures w14:val="none"/>
-        </w:rPr>
-        <w:t xml:space="preserve"> in R, </w:t>
-      </w:r>
-      <w:proofErr w:type="spellStart"/>
-      <w:r>
-        <w:rPr>
-          <w:rFonts w:ascii="Arial" w:hAnsi="Arial" w:cs="Arial"/>
-          <w:kern w:val="0"/>
-          <w14:ligatures w14:val="none"/>
-        </w:rPr>
-        <w:t>scminer</w:t>
-      </w:r>
-      <w:proofErr w:type="spellEnd"/>
-      <w:r>
-        <w:rPr>
-          <w:rFonts w:ascii="Arial" w:hAnsi="Arial" w:cs="Arial"/>
-          <w:kern w:val="0"/>
-          <w14:ligatures w14:val="none"/>
-        </w:rPr>
-        <w:t xml:space="preserve">-viewer browse &lt;root&gt; in Python) discover every </w:t>
-      </w:r>
-      <w:r>
-        <w:rPr>
-          <w:rFonts w:ascii="Arial" w:hAnsi="Arial" w:cs="Arial"/>
-          <w:kern w:val="0"/>
-          <w14:ligatures w14:val="none"/>
-        </w:rPr>
-        <w:t>`</w:t>
-      </w:r>
-      <w:r>
-        <w:rPr>
-          <w:rFonts w:ascii="Arial" w:hAnsi="Arial" w:cs="Arial"/>
-          <w:kern w:val="0"/>
-          <w14:ligatures w14:val="none"/>
-        </w:rPr>
-        <w:t>&lt;</w:t>
-      </w:r>
-      <w:proofErr w:type="spellStart"/>
-      <w:r>
-        <w:rPr>
-          <w:rFonts w:ascii="Arial" w:hAnsi="Arial" w:cs="Arial"/>
-          <w:kern w:val="0"/>
-          <w14:ligatures w14:val="none"/>
-        </w:rPr>
-        <w:t>studyID</w:t>
-      </w:r>
-      <w:proofErr w:type="spellEnd"/>
-      <w:r>
-        <w:rPr>
-          <w:rFonts w:ascii="Arial" w:hAnsi="Arial" w:cs="Arial"/>
-          <w:kern w:val="0"/>
-          <w14:ligatures w14:val="none"/>
-        </w:rPr>
-        <w:t>&gt;/&lt;</w:t>
-      </w:r>
-      <w:proofErr w:type="spellStart"/>
-      <w:r>
-        <w:rPr>
-          <w:rFonts w:ascii="Arial" w:hAnsi="Arial" w:cs="Arial"/>
-          <w:kern w:val="0"/>
-          <w14:ligatures w14:val="none"/>
-        </w:rPr>
-        <w:t>studyID</w:t>
-      </w:r>
-      <w:proofErr w:type="spellEnd"/>
-      <w:r>
-        <w:rPr>
-          <w:rFonts w:ascii="Arial" w:hAnsi="Arial" w:cs="Arial"/>
-          <w:kern w:val="0"/>
-          <w14:ligatures w14:val="none"/>
-        </w:rPr>
-        <w:t>&gt;.scminer.h5</w:t>
-      </w:r>
-      <w:r>
-        <w:rPr>
-          <w:rFonts w:ascii="Arial" w:hAnsi="Arial" w:cs="Arial"/>
-          <w:kern w:val="0"/>
-          <w14:ligatures w14:val="none"/>
-        </w:rPr>
-        <w:t>`</w:t>
-      </w:r>
-      <w:r>
-        <w:rPr>
-          <w:rFonts w:ascii="Arial" w:hAnsi="Arial" w:cs="Arial"/>
-          <w:kern w:val="0"/>
-          <w14:ligatures w14:val="none"/>
-        </w:rPr>
-        <w:t xml:space="preserve"> under a root directory and pre-load metadata only, so listing N studies costs O(N) lightweight reads regardless of total study size. Where inputs don't supply them, </w:t>
-      </w:r>
-      <w:proofErr w:type="spellStart"/>
-      <w:r>
-        <w:rPr>
-          <w:rFonts w:ascii="Arial" w:hAnsi="Arial" w:cs="Arial"/>
-          <w:kern w:val="0"/>
-          <w14:ligatures w14:val="none"/>
-        </w:rPr>
-        <w:t>prepare_</w:t>
-      </w:r>
-      <w:proofErr w:type="gramStart"/>
-      <w:r>
-        <w:rPr>
-          <w:rFonts w:ascii="Arial" w:hAnsi="Arial" w:cs="Arial"/>
-          <w:kern w:val="0"/>
-          <w14:ligatures w14:val="none"/>
-        </w:rPr>
-        <w:t>study</w:t>
-      </w:r>
-      <w:proofErr w:type="spellEnd"/>
-      <w:r>
-        <w:rPr>
-          <w:rFonts w:ascii="Arial" w:hAnsi="Arial" w:cs="Arial"/>
-          <w:kern w:val="0"/>
-          <w14:ligatures w14:val="none"/>
-        </w:rPr>
-        <w:t>(</w:t>
-      </w:r>
-      <w:proofErr w:type="gramEnd"/>
-      <w:r>
-        <w:rPr>
-          <w:rFonts w:ascii="Arial" w:hAnsi="Arial" w:cs="Arial"/>
-          <w:kern w:val="0"/>
-          <w14:ligatures w14:val="none"/>
-        </w:rPr>
-        <w:t xml:space="preserve">) auto-fills cluster colors from a configurable </w:t>
-      </w:r>
-      <w:proofErr w:type="spellStart"/>
-      <w:r>
-        <w:rPr>
-          <w:rFonts w:ascii="Arial" w:hAnsi="Arial" w:cs="Arial"/>
-          <w:kern w:val="0"/>
-          <w14:ligatures w14:val="none"/>
-        </w:rPr>
-        <w:t>ggsci</w:t>
-      </w:r>
-      <w:proofErr w:type="spellEnd"/>
-      <w:r>
-        <w:rPr>
-          <w:rFonts w:ascii="Arial" w:hAnsi="Arial" w:cs="Arial"/>
-          <w:kern w:val="0"/>
-          <w14:ligatures w14:val="none"/>
-        </w:rPr>
-        <w:t xml:space="preserve"> palette (default NPG) and computes label positions as per-cluster centroids over the embedding coordinates.</w:t>
-      </w:r>
-    </w:p>
-    <w:p>
-      <w:pPr>
-        <w:spacing w:line="276" w:lineRule="auto"/>
-        <w:rPr>
-          <w:rFonts w:ascii="Arial" w:hAnsi="Arial" w:cs="Arial"/>
-          <w:b/>
-          <w:bCs/>
-        </w:rPr>
-      </w:pPr>
-      <w:r>
-        <w:rPr>
-          <w:rFonts w:ascii="Arial" w:hAnsi="Arial" w:cs="Arial"/>
-          <w:b/>
-          <w:bCs/>
-        </w:rPr>
-        <w:t>3. Results</w:t>
-      </w:r>
-    </w:p>
-    <w:p>
-      <w:pPr>
-        <w:spacing w:line="276" w:lineRule="auto"/>
-        <w:rPr>
-          <w:rFonts w:ascii="Arial" w:hAnsi="Arial" w:cs="Arial"/>
-          <w:b/>
-          <w:bCs/>
-        </w:rPr>
-      </w:pPr>
-      <w:r>
-        <w:rPr>
-          <w:rFonts w:ascii="Arial" w:hAnsi="Arial" w:cs="Arial"/>
-          <w:b/>
-          <w:bCs/>
-        </w:rPr>
-        <w:t xml:space="preserve">3.1 Benchmarks: Bundle scaling and </w:t>
-      </w:r>
-      <w:r>
-        <w:rPr>
-          <w:rFonts w:ascii="Arial" w:hAnsi="Arial" w:cs="Arial"/>
-          <w:b/>
-          <w:bCs/>
-        </w:rPr>
-        <w:t>m</w:t>
-      </w:r>
-      <w:r>
-        <w:rPr>
-          <w:rFonts w:ascii="Arial" w:hAnsi="Arial" w:cs="Arial"/>
-          <w:b/>
-          <w:bCs/>
-        </w:rPr>
-        <w:t>ulti-study discovery scaling</w:t>
-      </w:r>
-    </w:p>
-    <w:p>
-      <w:pPr>
-        <w:pStyle w:val="FirstParagraph"/>
-        <w:spacing w:line="276" w:lineRule="auto"/>
-        <w:rPr>
-          <w:rFonts w:ascii="Arial" w:hAnsi="Arial" w:cs="Arial"/>
-        </w:rPr>
-      </w:pPr>
-      <w:r>
-        <w:rPr>
-          <w:rFonts w:ascii="Arial" w:hAnsi="Arial" w:cs="Arial"/>
-          <w:i/>
-          <w:iCs/>
-        </w:rPr>
-        <w:t>Bundle scaling</w:t>
-      </w:r>
-      <w:r>
-        <w:rPr>
-          <w:rFonts w:ascii="Arial" w:hAnsi="Arial" w:cs="Arial"/>
-        </w:rPr>
-        <w:t xml:space="preserve"> measures the marginal cost of the lazy artefact as the input shape grows. We sweep a 7 × 4 grid of shapes</w:t>
-      </w:r>
-      <w:r>
-        <w:rPr>
-          <w:rFonts w:ascii="Arial" w:hAnsi="Arial" w:cs="Arial"/>
-        </w:rPr>
-        <w:t xml:space="preserve">, </w:t>
-      </w:r>
-      <w:proofErr w:type="spellStart"/>
-      <w:r>
-        <w:rPr>
-          <w:rStyle w:val="VerbatimChar"/>
-          <w:rFonts w:ascii="Arial" w:hAnsi="Arial" w:cs="Arial"/>
-          <w:sz w:val="24"/>
-        </w:rPr>
-        <w:t>n_cells</w:t>
-      </w:r>
-      <w:proofErr w:type="spellEnd"/>
-      <w:r>
-        <w:rPr>
-          <w:rStyle w:val="VerbatimChar"/>
-          <w:rFonts w:ascii="Arial" w:hAnsi="Arial" w:cs="Arial"/>
-          <w:sz w:val="24"/>
-        </w:rPr>
-        <w:t xml:space="preserve"> </w:t>
-      </w:r>
-      <w:r>
-        <w:rPr>
-          <w:rStyle w:val="VerbatimChar"/>
-          <w:rFonts w:ascii="Cambria Math" w:hAnsi="Cambria Math" w:cs="Cambria Math"/>
-          <w:sz w:val="24"/>
-        </w:rPr>
-        <w:t>∈</w:t>
-      </w:r>
-      <w:r>
-        <w:rPr>
-          <w:rStyle w:val="VerbatimChar"/>
-          <w:rFonts w:ascii="Arial" w:hAnsi="Arial" w:cs="Arial"/>
-          <w:sz w:val="24"/>
-        </w:rPr>
-        <w:t xml:space="preserve"> {500, 1</w:t>
-      </w:r>
-      <w:r>
-        <w:rPr>
-          <w:rStyle w:val="VerbatimChar"/>
-          <w:rFonts w:ascii="Arial" w:hAnsi="Arial" w:cs="Arial"/>
-          <w:sz w:val="24"/>
-        </w:rPr>
-        <w:t>,</w:t>
-      </w:r>
-      <w:r>
-        <w:rPr>
-          <w:rStyle w:val="VerbatimChar"/>
-          <w:rFonts w:ascii="Arial" w:hAnsi="Arial" w:cs="Arial"/>
-          <w:sz w:val="24"/>
-        </w:rPr>
-        <w:t>000, 2</w:t>
-      </w:r>
-      <w:r>
-        <w:rPr>
-          <w:rStyle w:val="VerbatimChar"/>
-          <w:rFonts w:ascii="Arial" w:hAnsi="Arial" w:cs="Arial"/>
-          <w:sz w:val="24"/>
-        </w:rPr>
-        <w:t>,</w:t>
-      </w:r>
-      <w:r>
-        <w:rPr>
-          <w:rStyle w:val="VerbatimChar"/>
-          <w:rFonts w:ascii="Arial" w:hAnsi="Arial" w:cs="Arial"/>
-          <w:sz w:val="24"/>
-        </w:rPr>
-        <w:t>000, 4</w:t>
-      </w:r>
-      <w:r>
-        <w:rPr>
-          <w:rStyle w:val="VerbatimChar"/>
-          <w:rFonts w:ascii="Arial" w:hAnsi="Arial" w:cs="Arial"/>
-          <w:sz w:val="24"/>
-        </w:rPr>
-        <w:t>,</w:t>
-      </w:r>
-      <w:r>
-        <w:rPr>
-          <w:rStyle w:val="VerbatimChar"/>
-          <w:rFonts w:ascii="Arial" w:hAnsi="Arial" w:cs="Arial"/>
-          <w:sz w:val="24"/>
-        </w:rPr>
-        <w:t>000, 6</w:t>
-      </w:r>
-      <w:r>
-        <w:rPr>
-          <w:rStyle w:val="VerbatimChar"/>
-          <w:rFonts w:ascii="Arial" w:hAnsi="Arial" w:cs="Arial"/>
-          <w:sz w:val="24"/>
-        </w:rPr>
-        <w:t>,</w:t>
-      </w:r>
-      <w:r>
-        <w:rPr>
-          <w:rStyle w:val="VerbatimChar"/>
-          <w:rFonts w:ascii="Arial" w:hAnsi="Arial" w:cs="Arial"/>
-          <w:sz w:val="24"/>
-        </w:rPr>
-        <w:t>000, 8</w:t>
-      </w:r>
-      <w:r>
-        <w:rPr>
-          <w:rStyle w:val="VerbatimChar"/>
-          <w:rFonts w:ascii="Arial" w:hAnsi="Arial" w:cs="Arial"/>
-          <w:sz w:val="24"/>
-        </w:rPr>
-        <w:t>,</w:t>
-      </w:r>
-      <w:r>
-        <w:rPr>
-          <w:rStyle w:val="VerbatimChar"/>
-          <w:rFonts w:ascii="Arial" w:hAnsi="Arial" w:cs="Arial"/>
-          <w:sz w:val="24"/>
-        </w:rPr>
-        <w:t>000, 10</w:t>
-      </w:r>
-      <w:r>
-        <w:rPr>
-          <w:rStyle w:val="VerbatimChar"/>
-          <w:rFonts w:ascii="Arial" w:hAnsi="Arial" w:cs="Arial"/>
-          <w:sz w:val="24"/>
-        </w:rPr>
-        <w:t>,</w:t>
-      </w:r>
-      <w:r>
-        <w:rPr>
-          <w:rStyle w:val="VerbatimChar"/>
-          <w:rFonts w:ascii="Arial" w:hAnsi="Arial" w:cs="Arial"/>
-          <w:sz w:val="24"/>
-        </w:rPr>
-        <w:t>000}</w:t>
-      </w:r>
-      <w:r>
-        <w:rPr>
-          <w:rFonts w:ascii="Arial" w:hAnsi="Arial" w:cs="Arial"/>
-        </w:rPr>
-        <w:t xml:space="preserve"> × </w:t>
-      </w:r>
-      <w:proofErr w:type="spellStart"/>
-      <w:r>
-        <w:rPr>
-          <w:rStyle w:val="VerbatimChar"/>
-          <w:rFonts w:ascii="Arial" w:hAnsi="Arial" w:cs="Arial"/>
-          <w:sz w:val="24"/>
-        </w:rPr>
-        <w:t>n_genes</w:t>
-      </w:r>
-      <w:proofErr w:type="spellEnd"/>
-      <w:r>
-        <w:rPr>
-          <w:rStyle w:val="VerbatimChar"/>
-          <w:rFonts w:ascii="Arial" w:hAnsi="Arial" w:cs="Arial"/>
-          <w:sz w:val="24"/>
-        </w:rPr>
-        <w:t xml:space="preserve"> </w:t>
-      </w:r>
-      <w:r>
-        <w:rPr>
-          <w:rStyle w:val="VerbatimChar"/>
-          <w:rFonts w:ascii="Cambria Math" w:hAnsi="Cambria Math" w:cs="Cambria Math"/>
-          <w:sz w:val="24"/>
-        </w:rPr>
-        <w:t>∈</w:t>
-      </w:r>
-      <w:r>
-        <w:rPr>
-          <w:rStyle w:val="VerbatimChar"/>
-          <w:rFonts w:ascii="Arial" w:hAnsi="Arial" w:cs="Arial"/>
-          <w:sz w:val="24"/>
-        </w:rPr>
-        <w:t xml:space="preserve"> {2</w:t>
-      </w:r>
-      <w:r>
-        <w:rPr>
-          <w:rStyle w:val="VerbatimChar"/>
-          <w:rFonts w:ascii="Arial" w:hAnsi="Arial" w:cs="Arial"/>
-          <w:sz w:val="24"/>
-        </w:rPr>
-        <w:t>,</w:t>
-      </w:r>
-      <w:r>
-        <w:rPr>
-          <w:rStyle w:val="VerbatimChar"/>
-          <w:rFonts w:ascii="Arial" w:hAnsi="Arial" w:cs="Arial"/>
-          <w:sz w:val="24"/>
-        </w:rPr>
-        <w:t>000, 5</w:t>
-      </w:r>
-      <w:r>
-        <w:rPr>
-          <w:rStyle w:val="VerbatimChar"/>
-          <w:rFonts w:ascii="Arial" w:hAnsi="Arial" w:cs="Arial"/>
-          <w:sz w:val="24"/>
-        </w:rPr>
-        <w:t>,</w:t>
-      </w:r>
-      <w:r>
-        <w:rPr>
-          <w:rStyle w:val="VerbatimChar"/>
-          <w:rFonts w:ascii="Arial" w:hAnsi="Arial" w:cs="Arial"/>
-          <w:sz w:val="24"/>
-        </w:rPr>
-        <w:t>000, 8</w:t>
-      </w:r>
-      <w:r>
-        <w:rPr>
-          <w:rStyle w:val="VerbatimChar"/>
-          <w:rFonts w:ascii="Arial" w:hAnsi="Arial" w:cs="Arial"/>
-          <w:sz w:val="24"/>
-        </w:rPr>
-        <w:t>,</w:t>
-      </w:r>
-      <w:r>
-        <w:rPr>
-          <w:rStyle w:val="VerbatimChar"/>
-          <w:rFonts w:ascii="Arial" w:hAnsi="Arial" w:cs="Arial"/>
-          <w:sz w:val="24"/>
-        </w:rPr>
-        <w:t>000, 10</w:t>
-      </w:r>
-      <w:r>
-        <w:rPr>
-          <w:rStyle w:val="VerbatimChar"/>
-          <w:rFonts w:ascii="Arial" w:hAnsi="Arial" w:cs="Arial"/>
-          <w:sz w:val="24"/>
-        </w:rPr>
-        <w:t>,</w:t>
-      </w:r>
-      <w:r>
-        <w:rPr>
-          <w:rStyle w:val="VerbatimChar"/>
-          <w:rFonts w:ascii="Arial" w:hAnsi="Arial" w:cs="Arial"/>
-          <w:sz w:val="24"/>
-        </w:rPr>
-        <w:t>000}</w:t>
-      </w:r>
-      <w:r>
-        <w:rPr>
-          <w:rFonts w:ascii="Arial" w:hAnsi="Arial" w:cs="Arial"/>
-        </w:rPr>
-        <w:t xml:space="preserve">, </w:t>
-      </w:r>
-      <w:r>
-        <w:rPr>
-          <w:rFonts w:ascii="Arial" w:hAnsi="Arial" w:cs="Arial"/>
-        </w:rPr>
-        <w:t xml:space="preserve">yielding 28 configurations. Each configuration is rerun N = 5 times with independent random seeds; Figure 1B reports means ± standard error across the five replicates, and the raw per-rep metrics </w:t>
-      </w:r>
-      <w:r>
-        <w:rPr>
-          <w:rFonts w:ascii="Arial" w:hAnsi="Arial" w:cs="Arial"/>
-        </w:rPr>
-        <w:t>persisted</w:t>
-      </w:r>
-      <w:r>
-        <w:rPr>
-          <w:rFonts w:ascii="Arial" w:hAnsi="Arial" w:cs="Arial"/>
-        </w:rPr>
-        <w:t xml:space="preserve"> at </w:t>
-      </w:r>
-      <w:r>
-        <w:rPr>
-          <w:rStyle w:val="VerbatimChar"/>
-          <w:rFonts w:ascii="Arial" w:hAnsi="Arial" w:cs="Arial"/>
-          <w:sz w:val="24"/>
-        </w:rPr>
-        <w:t>Supplemental Table 1</w:t>
-      </w:r>
-      <w:r>
-        <w:rPr>
-          <w:rFonts w:ascii="Arial" w:hAnsi="Arial" w:cs="Arial"/>
-        </w:rPr>
-        <w:t xml:space="preserve">. </w:t>
-      </w:r>
-      <w:r>
-        <w:rPr>
-          <w:rFonts w:ascii="Arial" w:hAnsi="Arial" w:cs="Arial"/>
-          <w:i/>
-          <w:iCs/>
-        </w:rPr>
-        <w:t>Discover scaling</w:t>
-      </w:r>
-      <w:r>
-        <w:rPr>
-          <w:rFonts w:ascii="Arial" w:hAnsi="Arial" w:cs="Arial"/>
-        </w:rPr>
-        <w:t xml:space="preserve"> measures </w:t>
-      </w:r>
-      <w:proofErr w:type="spellStart"/>
-      <w:r>
-        <w:rPr>
-          <w:rStyle w:val="VerbatimChar"/>
-          <w:rFonts w:ascii="Arial" w:hAnsi="Arial" w:cs="Arial"/>
-          <w:sz w:val="24"/>
-        </w:rPr>
-        <w:t>discover_studies</w:t>
-      </w:r>
-      <w:proofErr w:type="spellEnd"/>
-      <w:r>
-        <w:rPr>
-          <w:rStyle w:val="VerbatimChar"/>
-          <w:rFonts w:ascii="Arial" w:hAnsi="Arial" w:cs="Arial"/>
-          <w:sz w:val="24"/>
-        </w:rPr>
-        <w:t>(</w:t>
-      </w:r>
-      <w:proofErr w:type="spellStart"/>
-      <w:r>
-        <w:rPr>
-          <w:rStyle w:val="VerbatimChar"/>
-          <w:rFonts w:ascii="Arial" w:hAnsi="Arial" w:cs="Arial"/>
-          <w:sz w:val="24"/>
-        </w:rPr>
-        <w:t>root_dir</w:t>
-      </w:r>
-      <w:proofErr w:type="spellEnd"/>
-      <w:r>
-        <w:rPr>
-          <w:rStyle w:val="VerbatimChar"/>
-          <w:rFonts w:ascii="Arial" w:hAnsi="Arial" w:cs="Arial"/>
-          <w:sz w:val="24"/>
-        </w:rPr>
-        <w:t>)</w:t>
-      </w:r>
-      <w:r>
-        <w:rPr>
-          <w:rFonts w:ascii="Arial" w:hAnsi="Arial" w:cs="Arial"/>
-        </w:rPr>
-        <w:t xml:space="preserve">, the file-system scan that turns a directory of </w:t>
-      </w:r>
-      <w:r>
-        <w:rPr>
-          <w:rFonts w:ascii="Arial" w:hAnsi="Arial" w:cs="Arial"/>
-        </w:rPr>
-        <w:t>`</w:t>
-      </w:r>
-      <w:r>
-        <w:rPr>
-          <w:rStyle w:val="VerbatimChar"/>
-          <w:rFonts w:ascii="Arial" w:hAnsi="Arial" w:cs="Arial"/>
-          <w:sz w:val="24"/>
-        </w:rPr>
-        <w:t>&lt;</w:t>
-      </w:r>
-      <w:proofErr w:type="spellStart"/>
-      <w:r>
-        <w:rPr>
-          <w:rStyle w:val="VerbatimChar"/>
-          <w:rFonts w:ascii="Arial" w:hAnsi="Arial" w:cs="Arial"/>
-          <w:sz w:val="24"/>
-        </w:rPr>
-        <w:t>studyID</w:t>
-      </w:r>
-      <w:proofErr w:type="spellEnd"/>
-      <w:r>
-        <w:rPr>
-          <w:rStyle w:val="VerbatimChar"/>
-          <w:rFonts w:ascii="Arial" w:hAnsi="Arial" w:cs="Arial"/>
-          <w:sz w:val="24"/>
-        </w:rPr>
-        <w:t>&gt;/&lt;</w:t>
-      </w:r>
-      <w:proofErr w:type="spellStart"/>
-      <w:r>
-        <w:rPr>
-          <w:rStyle w:val="VerbatimChar"/>
-          <w:rFonts w:ascii="Arial" w:hAnsi="Arial" w:cs="Arial"/>
-          <w:sz w:val="24"/>
-        </w:rPr>
-        <w:t>studyID</w:t>
-      </w:r>
-      <w:proofErr w:type="spellEnd"/>
-      <w:r>
-        <w:rPr>
-          <w:rStyle w:val="VerbatimChar"/>
-          <w:rFonts w:ascii="Arial" w:hAnsi="Arial" w:cs="Arial"/>
-          <w:sz w:val="24"/>
-        </w:rPr>
-        <w:t>&gt;.scminer.h5</w:t>
-      </w:r>
-      <w:r>
-        <w:rPr>
-          <w:rStyle w:val="VerbatimChar"/>
-          <w:rFonts w:ascii="Arial" w:hAnsi="Arial" w:cs="Arial"/>
-          <w:sz w:val="24"/>
-        </w:rPr>
-        <w:t>`</w:t>
-      </w:r>
-      <w:r>
-        <w:rPr>
-          <w:rFonts w:ascii="Arial" w:hAnsi="Arial" w:cs="Arial"/>
-        </w:rPr>
-        <w:t xml:space="preserve"> trees into a card-grid index for the multi-study browser (</w:t>
-      </w:r>
-      <w:proofErr w:type="spellStart"/>
-      <w:r>
-        <w:rPr>
-          <w:rStyle w:val="VerbatimChar"/>
-          <w:rFonts w:ascii="Arial" w:hAnsi="Arial" w:cs="Arial"/>
-          <w:sz w:val="24"/>
-        </w:rPr>
-        <w:t>run_</w:t>
-      </w:r>
-      <w:proofErr w:type="gramStart"/>
-      <w:r>
-        <w:rPr>
-          <w:rStyle w:val="VerbatimChar"/>
-          <w:rFonts w:ascii="Arial" w:hAnsi="Arial" w:cs="Arial"/>
-          <w:sz w:val="24"/>
-        </w:rPr>
-        <w:t>browser</w:t>
-      </w:r>
-      <w:proofErr w:type="spellEnd"/>
-      <w:r>
-        <w:rPr>
-          <w:rStyle w:val="VerbatimChar"/>
-          <w:rFonts w:ascii="Arial" w:hAnsi="Arial" w:cs="Arial"/>
-          <w:sz w:val="24"/>
-        </w:rPr>
-        <w:t>(</w:t>
-      </w:r>
-      <w:proofErr w:type="gramEnd"/>
-      <w:r>
-        <w:rPr>
-          <w:rStyle w:val="VerbatimChar"/>
-          <w:rFonts w:ascii="Arial" w:hAnsi="Arial" w:cs="Arial"/>
-          <w:sz w:val="24"/>
-        </w:rPr>
-        <w:t>)</w:t>
-      </w:r>
-      <w:r>
-        <w:rPr>
-          <w:rFonts w:ascii="Arial" w:hAnsi="Arial" w:cs="Arial"/>
-        </w:rPr>
-        <w:t xml:space="preserve"> in R, </w:t>
-      </w:r>
-      <w:proofErr w:type="spellStart"/>
-      <w:r>
-        <w:rPr>
-          <w:rStyle w:val="VerbatimChar"/>
-          <w:rFonts w:ascii="Arial" w:hAnsi="Arial" w:cs="Arial"/>
-          <w:sz w:val="24"/>
-        </w:rPr>
-        <w:t>scminer</w:t>
-      </w:r>
-      <w:proofErr w:type="spellEnd"/>
-      <w:r>
-        <w:rPr>
-          <w:rStyle w:val="VerbatimChar"/>
-          <w:rFonts w:ascii="Arial" w:hAnsi="Arial" w:cs="Arial"/>
-          <w:sz w:val="24"/>
-        </w:rPr>
-        <w:t>-viewer browse</w:t>
-      </w:r>
-      <w:r>
-        <w:rPr>
-          <w:rFonts w:ascii="Arial" w:hAnsi="Arial" w:cs="Arial"/>
-        </w:rPr>
-        <w:t xml:space="preserve"> in Python). The benchmark builds 1, 2, 4, 8, 16, and 32 lightweight synthetic studies (200 cells × 500 genes each) under a single root, then times </w:t>
-      </w:r>
-      <w:proofErr w:type="spellStart"/>
-      <w:r>
-        <w:rPr>
-          <w:rStyle w:val="VerbatimChar"/>
-          <w:rFonts w:ascii="Arial" w:hAnsi="Arial" w:cs="Arial"/>
-          <w:sz w:val="24"/>
-        </w:rPr>
-        <w:t>discover_</w:t>
-      </w:r>
-      <w:proofErr w:type="gramStart"/>
-      <w:r>
-        <w:rPr>
-          <w:rStyle w:val="VerbatimChar"/>
-          <w:rFonts w:ascii="Arial" w:hAnsi="Arial" w:cs="Arial"/>
-          <w:sz w:val="24"/>
-        </w:rPr>
-        <w:t>studies</w:t>
-      </w:r>
-      <w:proofErr w:type="spellEnd"/>
-      <w:r>
-        <w:rPr>
-          <w:rStyle w:val="VerbatimChar"/>
-          <w:rFonts w:ascii="Arial" w:hAnsi="Arial" w:cs="Arial"/>
-          <w:sz w:val="24"/>
-        </w:rPr>
-        <w:t>(</w:t>
-      </w:r>
-      <w:proofErr w:type="gramEnd"/>
-      <w:r>
-        <w:rPr>
-          <w:rStyle w:val="VerbatimChar"/>
-          <w:rFonts w:ascii="Arial" w:hAnsi="Arial" w:cs="Arial"/>
-          <w:sz w:val="24"/>
-        </w:rPr>
-        <w:t>)</w:t>
-      </w:r>
-      <w:r>
-        <w:rPr>
-          <w:rFonts w:ascii="Arial" w:hAnsi="Arial" w:cs="Arial"/>
-        </w:rPr>
-        <w:t xml:space="preserve"> end-to-end. Like the bundle sweep, each cell </w:t>
-      </w:r>
-      <w:r>
-        <w:rPr>
-          <w:rFonts w:ascii="Arial" w:hAnsi="Arial" w:cs="Arial"/>
-        </w:rPr>
-        <w:lastRenderedPageBreak/>
-        <w:t>of the grid runs five times with independent seeds (</w:t>
-      </w:r>
-      <w:bookmarkStart w:id="2" w:name="multi-study-discovery-scaling"/>
-      <w:r>
-        <w:rPr>
-          <w:rFonts w:ascii="Arial" w:hAnsi="Arial" w:cs="Arial"/>
-        </w:rPr>
-        <w:t>Supplemental Table 2)</w:t>
-      </w:r>
-      <w:r>
-        <w:rPr>
-          <w:rFonts w:ascii="Arial" w:hAnsi="Arial" w:cs="Arial"/>
-        </w:rPr>
-        <w:t>.</w:t>
-      </w:r>
-      <w:r>
-        <w:rPr>
-          <w:rFonts w:ascii="Arial" w:hAnsi="Arial" w:cs="Arial"/>
-        </w:rPr>
-        <w:t xml:space="preserve"> Because the browser only reads per-study metadata (no matrix indexes), the test isolates the linear file-system scan from any data decoding.</w:t>
-      </w:r>
-      <w:bookmarkEnd w:id="2"/>
-    </w:p>
-    <w:p>
-      <w:pPr>
-        <w:spacing w:line="276" w:lineRule="auto"/>
-        <w:rPr>
-          <w:rFonts w:ascii="Arial" w:hAnsi="Arial" w:cs="Arial"/>
-          <w:b/>
-          <w:bCs/>
-        </w:rPr>
-      </w:pPr>
-      <w:r>
-        <w:rPr>
-          <w:rFonts w:ascii="Arial" w:hAnsi="Arial" w:cs="Arial"/>
-          <w:b/>
-          <w:bCs/>
-        </w:rPr>
-        <w:t xml:space="preserve">3.2 </w:t>
-      </w:r>
-      <w:proofErr w:type="spellStart"/>
-      <w:r>
-        <w:rPr>
-          <w:rFonts w:ascii="Arial" w:hAnsi="Arial" w:cs="Arial"/>
-          <w:b/>
-          <w:bCs/>
-          <w:i/>
-          <w:iCs/>
-        </w:rPr>
-        <w:t>scMINER</w:t>
-      </w:r>
-      <w:proofErr w:type="spellEnd"/>
-      <w:r>
-        <w:rPr>
-          <w:rFonts w:ascii="Arial" w:hAnsi="Arial" w:cs="Arial"/>
-          <w:b/>
-          <w:bCs/>
-          <w:i/>
-          <w:iCs/>
-        </w:rPr>
-        <w:t xml:space="preserve"> Viewer on the 13 TF/</w:t>
-      </w:r>
-      <w:r>
-        <w:rPr>
-          <w:rFonts w:ascii="Arial" w:hAnsi="Arial" w:cs="Arial"/>
-          <w:b/>
-          <w:bCs/>
-          <w:i/>
-          <w:iCs/>
-        </w:rPr>
-        <w:t>SIG</w:t>
-      </w:r>
-      <w:r>
-        <w:rPr>
-          <w:rFonts w:ascii="Arial" w:hAnsi="Arial" w:cs="Arial"/>
-          <w:b/>
-          <w:bCs/>
-          <w:i/>
-          <w:iCs/>
-        </w:rPr>
-        <w:t>-eligible real portal studies</w:t>
-      </w:r>
-    </w:p>
-    <w:p>
-      <w:pPr>
-        <w:spacing w:line="276" w:lineRule="auto"/>
-        <w:rPr>
-          <w:rFonts w:ascii="Arial" w:hAnsi="Arial" w:cs="Arial"/>
-          <w:kern w:val="0"/>
-          <w14:ligatures w14:val="none"/>
-        </w:rPr>
-      </w:pPr>
-      <w:bookmarkStart w:id="3" w:name="OLE_LINK15"/>
-      <w:r>
-        <w:rPr>
-          <w:rFonts w:ascii="Arial" w:hAnsi="Arial" w:cs="Arial"/>
-          <w:kern w:val="0"/>
-          <w14:ligatures w14:val="none"/>
-        </w:rPr>
-        <w:t>Across 13 portal studies (</w:t>
-      </w:r>
-      <w:r>
-        <w:rPr>
-          <w:rFonts w:ascii="Arial" w:hAnsi="Arial" w:cs="Arial"/>
-          <w:kern w:val="0"/>
-          <w14:ligatures w14:val="none"/>
-        </w:rPr>
-        <w:t xml:space="preserve">range from </w:t>
-      </w:r>
-      <w:r>
-        <w:rPr>
-          <w:rFonts w:ascii="Arial" w:hAnsi="Arial" w:cs="Arial"/>
-          <w:kern w:val="0"/>
-          <w14:ligatures w14:val="none"/>
-        </w:rPr>
-        <w:t>4,373</w:t>
-      </w:r>
-      <w:r>
-        <w:rPr>
-          <w:rFonts w:ascii="Arial" w:hAnsi="Arial" w:cs="Arial"/>
-          <w:kern w:val="0"/>
-          <w14:ligatures w14:val="none"/>
-        </w:rPr>
-        <w:t xml:space="preserve"> to </w:t>
-      </w:r>
-      <w:r>
-        <w:rPr>
-          <w:rFonts w:ascii="Arial" w:hAnsi="Arial" w:cs="Arial"/>
-          <w:kern w:val="0"/>
-          <w14:ligatures w14:val="none"/>
-        </w:rPr>
-        <w:t>138,268 cells</w:t>
-      </w:r>
-      <w:r>
-        <w:rPr>
-          <w:rFonts w:ascii="Arial" w:hAnsi="Arial" w:cs="Arial"/>
-          <w:kern w:val="0"/>
-          <w14:ligatures w14:val="none"/>
-        </w:rPr>
-        <w:t xml:space="preserve">, </w:t>
-      </w:r>
-      <w:r>
-        <w:rPr>
-          <w:rFonts w:ascii="Arial" w:hAnsi="Arial" w:cs="Arial"/>
-          <w:kern w:val="0"/>
-          <w14:ligatures w14:val="none"/>
-        </w:rPr>
-        <w:t>0.7M</w:t>
-      </w:r>
-      <w:r>
-        <w:rPr>
-          <w:rFonts w:ascii="Arial" w:hAnsi="Arial" w:cs="Arial"/>
-          <w:kern w:val="0"/>
-          <w14:ligatures w14:val="none"/>
-        </w:rPr>
-        <w:t xml:space="preserve"> to </w:t>
-      </w:r>
-      <w:r>
-        <w:rPr>
-          <w:rFonts w:ascii="Arial" w:hAnsi="Arial" w:cs="Arial"/>
-          <w:kern w:val="0"/>
-          <w14:ligatures w14:val="none"/>
-        </w:rPr>
-        <w:t xml:space="preserve">13.5M total TF + SIG edges), three architectural patterns hold. (1) Bundle size is governed by network edges, not cells. Bundle-MB per edge ≈ 100 B across the set: 2333 has the largest population (138K cells) but only a 106 MB bundle (913K edges), while 2326 has just 4,373 cells yet a 295 MB bundle (3.1M edges). (2) Fetch latency is linear in </w:t>
-      </w:r>
-      <w:proofErr w:type="spellStart"/>
-      <w:r>
-        <w:rPr>
-          <w:rFonts w:ascii="Arial" w:hAnsi="Arial" w:cs="Arial"/>
-          <w:kern w:val="0"/>
-          <w14:ligatures w14:val="none"/>
-        </w:rPr>
-        <w:t>n_cells</w:t>
-      </w:r>
-      <w:proofErr w:type="spellEnd"/>
-      <w:r>
-        <w:rPr>
-          <w:rFonts w:ascii="Arial" w:hAnsi="Arial" w:cs="Arial"/>
-          <w:kern w:val="0"/>
-          <w14:ligatures w14:val="none"/>
-        </w:rPr>
-        <w:t>, ≈ 8.7 µs/cell</w:t>
-      </w:r>
-      <w:r>
-        <w:rPr>
-          <w:rFonts w:ascii="Arial" w:hAnsi="Arial" w:cs="Arial"/>
-          <w:kern w:val="0"/>
-          <w14:ligatures w14:val="none"/>
-        </w:rPr>
-        <w:t xml:space="preserve">, that is </w:t>
-      </w:r>
-      <w:r>
-        <w:rPr>
-          <w:rFonts w:ascii="Arial" w:hAnsi="Arial" w:cs="Arial"/>
-          <w:kern w:val="0"/>
-          <w14:ligatures w14:val="none"/>
-        </w:rPr>
-        <w:t xml:space="preserve">62 </w:t>
-      </w:r>
-      <w:proofErr w:type="spellStart"/>
-      <w:r>
-        <w:rPr>
-          <w:rFonts w:ascii="Arial" w:hAnsi="Arial" w:cs="Arial"/>
-          <w:kern w:val="0"/>
-          <w14:ligatures w14:val="none"/>
-        </w:rPr>
-        <w:t>ms</w:t>
-      </w:r>
-      <w:proofErr w:type="spellEnd"/>
-      <w:r>
-        <w:rPr>
-          <w:rFonts w:ascii="Arial" w:hAnsi="Arial" w:cs="Arial"/>
-          <w:kern w:val="0"/>
-          <w14:ligatures w14:val="none"/>
-        </w:rPr>
-        <w:t xml:space="preserve"> at 4,373 cells, 1,208 </w:t>
-      </w:r>
-      <w:proofErr w:type="spellStart"/>
-      <w:r>
-        <w:rPr>
-          <w:rFonts w:ascii="Arial" w:hAnsi="Arial" w:cs="Arial"/>
-          <w:kern w:val="0"/>
-          <w14:ligatures w14:val="none"/>
-        </w:rPr>
-        <w:t>ms</w:t>
-      </w:r>
-      <w:proofErr w:type="spellEnd"/>
-      <w:r>
-        <w:rPr>
-          <w:rFonts w:ascii="Arial" w:hAnsi="Arial" w:cs="Arial"/>
-          <w:kern w:val="0"/>
-          <w14:ligatures w14:val="none"/>
-        </w:rPr>
-        <w:t xml:space="preserve"> at 138,268</w:t>
-      </w:r>
-      <w:r>
-        <w:rPr>
-          <w:rFonts w:ascii="Arial" w:hAnsi="Arial" w:cs="Arial"/>
-          <w:kern w:val="0"/>
-          <w14:ligatures w14:val="none"/>
-        </w:rPr>
-        <w:t xml:space="preserve">, </w:t>
-      </w:r>
-      <w:r>
-        <w:rPr>
-          <w:rFonts w:ascii="Arial" w:hAnsi="Arial" w:cs="Arial"/>
-          <w:kern w:val="0"/>
-          <w14:ligatures w14:val="none"/>
-        </w:rPr>
-        <w:t>comfortably interactive up to ~100K, tractable at 138K. (3) Prepare time is dominated by network sharding, not cells. 2333 (138K cells, 0.9M edges) finishes in 9,375 s</w:t>
-      </w:r>
-      <w:r>
-        <w:rPr>
-          <w:rFonts w:ascii="Arial" w:hAnsi="Arial" w:cs="Arial"/>
-          <w:kern w:val="0"/>
-          <w14:ligatures w14:val="none"/>
-        </w:rPr>
-        <w:t xml:space="preserve">, which is </w:t>
-      </w:r>
-      <w:r>
-        <w:rPr>
-          <w:rFonts w:ascii="Arial" w:hAnsi="Arial" w:cs="Arial"/>
-          <w:kern w:val="0"/>
-          <w14:ligatures w14:val="none"/>
-        </w:rPr>
-        <w:t>less than 2331 (15K cells, 0.7M edges) at 10,501 s</w:t>
-      </w:r>
-      <w:r>
-        <w:rPr>
-          <w:rFonts w:ascii="Arial" w:hAnsi="Arial" w:cs="Arial"/>
-          <w:kern w:val="0"/>
-          <w14:ligatures w14:val="none"/>
-        </w:rPr>
-        <w:t xml:space="preserve">, </w:t>
-      </w:r>
-      <w:r>
-        <w:rPr>
-          <w:rFonts w:ascii="Arial" w:hAnsi="Arial" w:cs="Arial"/>
-          <w:kern w:val="0"/>
-          <w14:ligatures w14:val="none"/>
-        </w:rPr>
-        <w:t>while 2338 (96K cells, 13.5M edges) takes 70,729 s. Cold load scales with bundle size alone (</w:t>
-      </w:r>
-      <w:r>
-        <w:rPr>
-          <w:rFonts w:ascii="Arial" w:hAnsi="Arial" w:cs="Arial"/>
-          <w:kern w:val="0"/>
-          <w14:ligatures w14:val="none"/>
-        </w:rPr>
-        <w:t xml:space="preserve">from </w:t>
-      </w:r>
-      <w:r>
-        <w:rPr>
-          <w:rFonts w:ascii="Arial" w:hAnsi="Arial" w:cs="Arial"/>
-          <w:kern w:val="0"/>
-          <w14:ligatures w14:val="none"/>
-        </w:rPr>
-        <w:t>2.0 s</w:t>
-      </w:r>
-      <w:r>
-        <w:rPr>
-          <w:rFonts w:ascii="Arial" w:hAnsi="Arial" w:cs="Arial"/>
-          <w:kern w:val="0"/>
-          <w14:ligatures w14:val="none"/>
-        </w:rPr>
-        <w:t xml:space="preserve"> to </w:t>
-      </w:r>
-      <w:r>
-        <w:rPr>
-          <w:rFonts w:ascii="Arial" w:hAnsi="Arial" w:cs="Arial"/>
-          <w:kern w:val="0"/>
-          <w14:ligatures w14:val="none"/>
-        </w:rPr>
-        <w:t>34.3 s) and is independent of underlying matrix size. Bundles average 5.0 % of input size (median 8.3 %). Lazy-by-design holds: any study opens in seconds and serves per-gene plots in under 1.2 s.</w:t>
-      </w:r>
-    </w:p>
-    <w:bookmarkEnd w:id="3"/>
-    <w:p>
-      <w:pPr>
-        <w:spacing w:line="276" w:lineRule="auto"/>
-        <w:rPr>
-          <w:rFonts w:ascii="Arial" w:hAnsi="Arial" w:cs="Arial"/>
-          <w:b/>
-          <w:bCs/>
-        </w:rPr>
-      </w:pPr>
-      <w:r>
-        <w:rPr>
-          <w:rFonts w:ascii="Arial" w:hAnsi="Arial" w:cs="Arial"/>
-          <w:b/>
-          <w:bCs/>
-        </w:rPr>
-        <w:t>4. Discussion</w:t>
-      </w:r>
-    </w:p>
-    <w:p>
-      <w:pPr>
-        <w:pStyle w:val="font-claude-response-body"/>
-        <w:spacing w:line="276" w:lineRule="auto"/>
-        <w:rPr>
-          <w:rFonts w:ascii="Arial" w:hAnsi="Arial" w:cs="Arial"/>
-        </w:rPr>
-      </w:pPr>
-      <w:r>
-        <w:rPr>
-          <w:rFonts w:ascii="Arial" w:hAnsi="Arial" w:cs="Arial"/>
-        </w:rPr>
-        <w:t xml:space="preserve">Single-cell transcriptomic analysis in clinical and translational research depends on lab-local infrastructure: sensitive patient datasets cannot leave their institutional perimeter, HPC clusters are routinely air-gapped, and multi-study groups need a navigable index over their own outputs. The </w:t>
-      </w:r>
-      <w:proofErr w:type="spellStart"/>
-      <w:r>
-        <w:rPr>
-          <w:rFonts w:ascii="Arial" w:hAnsi="Arial" w:cs="Arial"/>
-        </w:rPr>
-        <w:t>scMINER</w:t>
-      </w:r>
-      <w:proofErr w:type="spellEnd"/>
-      <w:r>
-        <w:rPr>
-          <w:rFonts w:ascii="Arial" w:hAnsi="Arial" w:cs="Arial"/>
-        </w:rPr>
-        <w:t xml:space="preserve"> Portal solves visualization for the public studies it hosts, but its hosted-service architecture fails in these settings. </w:t>
-      </w:r>
-      <w:proofErr w:type="spellStart"/>
-      <w:r>
-        <w:rPr>
-          <w:rFonts w:ascii="Arial" w:hAnsi="Arial" w:cs="Arial"/>
-        </w:rPr>
-        <w:t>scMINER</w:t>
-      </w:r>
-      <w:proofErr w:type="spellEnd"/>
-      <w:r>
-        <w:rPr>
-          <w:rFonts w:ascii="Arial" w:hAnsi="Arial" w:cs="Arial"/>
-        </w:rPr>
-        <w:t xml:space="preserve"> Viewer closes that gap with a minimal deployment surface: a single R writer (</w:t>
-      </w:r>
-      <w:proofErr w:type="spellStart"/>
-      <w:r>
-        <w:rPr>
-          <w:rFonts w:ascii="Arial" w:hAnsi="Arial" w:cs="Arial"/>
-        </w:rPr>
-        <w:t>prepare_study</w:t>
-      </w:r>
-      <w:proofErr w:type="spellEnd"/>
-      <w:r>
-        <w:rPr>
-          <w:rFonts w:ascii="Arial" w:hAnsi="Arial" w:cs="Arial"/>
-        </w:rPr>
-        <w:t xml:space="preserve">) emits an HDF5 bundle of indexes and metadata alongside a per-gene </w:t>
-      </w:r>
-      <w:proofErr w:type="spellStart"/>
-      <w:r>
-        <w:rPr>
-          <w:rFonts w:ascii="Arial" w:hAnsi="Arial" w:cs="Arial"/>
-        </w:rPr>
-        <w:t>gzipped</w:t>
-      </w:r>
-      <w:proofErr w:type="spellEnd"/>
-      <w:r>
-        <w:rPr>
-          <w:rFonts w:ascii="Arial" w:hAnsi="Arial" w:cs="Arial"/>
-        </w:rPr>
-        <w:t xml:space="preserve"> shard tree of values, and two viewer packages: R (</w:t>
-      </w:r>
-      <w:proofErr w:type="spellStart"/>
-      <w:r>
-        <w:rPr>
-          <w:rFonts w:ascii="Arial" w:hAnsi="Arial" w:cs="Arial"/>
-        </w:rPr>
-        <w:t>scminerViewer</w:t>
-      </w:r>
-      <w:proofErr w:type="spellEnd"/>
-      <w:r>
-        <w:rPr>
-          <w:rFonts w:ascii="Arial" w:hAnsi="Arial" w:cs="Arial"/>
-        </w:rPr>
-        <w:t>) and Python (</w:t>
-      </w:r>
-      <w:proofErr w:type="spellStart"/>
-      <w:r>
-        <w:rPr>
-          <w:rFonts w:ascii="Arial" w:hAnsi="Arial" w:cs="Arial"/>
-        </w:rPr>
-        <w:t>scminer_viewer</w:t>
-      </w:r>
-      <w:proofErr w:type="spellEnd"/>
-      <w:r>
-        <w:rPr>
-          <w:rFonts w:ascii="Arial" w:hAnsi="Arial" w:cs="Arial"/>
-        </w:rPr>
-        <w:t xml:space="preserve">) consume the same artifact through identical </w:t>
-      </w:r>
-      <w:proofErr w:type="spellStart"/>
-      <w:r>
-        <w:rPr>
-          <w:rFonts w:ascii="Arial" w:hAnsi="Arial" w:cs="Arial"/>
-        </w:rPr>
-        <w:t>load_study</w:t>
-      </w:r>
-      <w:proofErr w:type="spellEnd"/>
-      <w:r>
-        <w:rPr>
-          <w:rFonts w:ascii="Arial" w:hAnsi="Arial" w:cs="Arial"/>
-        </w:rPr>
-        <w:t xml:space="preserve">() and </w:t>
-      </w:r>
-      <w:proofErr w:type="spellStart"/>
-      <w:r>
-        <w:rPr>
-          <w:rFonts w:ascii="Arial" w:hAnsi="Arial" w:cs="Arial"/>
-        </w:rPr>
-        <w:t>gene_values</w:t>
-      </w:r>
-      <w:proofErr w:type="spellEnd"/>
-      <w:r>
-        <w:rPr>
-          <w:rFonts w:ascii="Arial" w:hAnsi="Arial" w:cs="Arial"/>
-        </w:rPr>
-        <w:t xml:space="preserve">() interfaces. A multi-study browser layered on </w:t>
-      </w:r>
-      <w:proofErr w:type="spellStart"/>
-      <w:r>
-        <w:rPr>
-          <w:rFonts w:ascii="Arial" w:hAnsi="Arial" w:cs="Arial"/>
-        </w:rPr>
-        <w:t>discover_</w:t>
-      </w:r>
-      <w:proofErr w:type="gramStart"/>
-      <w:r>
-        <w:rPr>
-          <w:rFonts w:ascii="Arial" w:hAnsi="Arial" w:cs="Arial"/>
-        </w:rPr>
-        <w:t>studies</w:t>
-      </w:r>
-      <w:proofErr w:type="spellEnd"/>
-      <w:r>
-        <w:rPr>
-          <w:rFonts w:ascii="Arial" w:hAnsi="Arial" w:cs="Arial"/>
-        </w:rPr>
-        <w:t>(</w:t>
-      </w:r>
-      <w:proofErr w:type="gramEnd"/>
-      <w:r>
-        <w:rPr>
-          <w:rFonts w:ascii="Arial" w:hAnsi="Arial" w:cs="Arial"/>
-        </w:rPr>
-        <w:t xml:space="preserve">) makes a directory of outputs immediately navigable with no central service. The lazy contract holds in production. Across the 13 </w:t>
-      </w:r>
-      <w:proofErr w:type="spellStart"/>
-      <w:r>
-        <w:rPr>
-          <w:rFonts w:ascii="Arial" w:hAnsi="Arial" w:cs="Arial"/>
-        </w:rPr>
-        <w:t>scMINER</w:t>
-      </w:r>
-      <w:proofErr w:type="spellEnd"/>
-      <w:r>
-        <w:rPr>
-          <w:rFonts w:ascii="Arial" w:hAnsi="Arial" w:cs="Arial"/>
-        </w:rPr>
-        <w:t xml:space="preserve"> Portal studies (4,373–138,268 cells; 0.7M–13.5M TF + SIG edges), bundles compress the input footprint up to 7×, cold-start load lands at 2.0 to 34.3 s, and median per-gene fetch stays at 62 to 1,208 </w:t>
-      </w:r>
-      <w:proofErr w:type="spellStart"/>
-      <w:r>
-        <w:rPr>
-          <w:rFonts w:ascii="Arial" w:hAnsi="Arial" w:cs="Arial"/>
-        </w:rPr>
-        <w:t>ms</w:t>
-      </w:r>
-      <w:proofErr w:type="spellEnd"/>
-      <w:r>
-        <w:rPr>
-          <w:rFonts w:ascii="Arial" w:hAnsi="Arial" w:cs="Arial"/>
-        </w:rPr>
-        <w:t xml:space="preserve">, interactive across the full production cell-count range. Discovery scales linearly at ~80 </w:t>
-      </w:r>
-      <w:proofErr w:type="spellStart"/>
-      <w:r>
-        <w:rPr>
-          <w:rFonts w:ascii="Arial" w:hAnsi="Arial" w:cs="Arial"/>
-        </w:rPr>
-        <w:t>ms</w:t>
-      </w:r>
-      <w:proofErr w:type="spellEnd"/>
-      <w:r>
-        <w:rPr>
-          <w:rFonts w:ascii="Arial" w:hAnsi="Arial" w:cs="Arial"/>
-        </w:rPr>
-        <w:t xml:space="preserve"> per study (30 studies in &lt;3 s). Beyond </w:t>
-      </w:r>
-      <w:proofErr w:type="spellStart"/>
-      <w:r>
-        <w:rPr>
-          <w:rFonts w:ascii="Arial" w:hAnsi="Arial" w:cs="Arial"/>
-        </w:rPr>
-        <w:t>scMINER</w:t>
-      </w:r>
-      <w:proofErr w:type="spellEnd"/>
-      <w:r>
-        <w:rPr>
-          <w:rFonts w:ascii="Arial" w:hAnsi="Arial" w:cs="Arial"/>
-        </w:rPr>
-        <w:t>, the bundle format is generic: any pipeline producing UMAP coordinates, cluster labels, and per-gene matrices can populate it, making the Viewer a template for self-hosted single-cell visualization.</w:t>
-      </w:r>
-    </w:p>
-    <w:p>
-      <w:pPr>
-        <w:spacing w:line="276" w:lineRule="auto"/>
-        <w:rPr>
-          <w:rFonts w:ascii="Arial" w:hAnsi="Arial" w:cs="Arial"/>
+          <w:sz w:val="22"/>
+          <w:szCs w:val="22"/>
         </w:rPr>
       </w:pPr>
     </w:p>

--- a/paper/Manuscript-V1-HZ.docx
+++ b/paper/Manuscript-V1-HZ.docx
@@ -1365,7 +1365,16 @@
           <w:sz w:val="22"/>
           <w:szCs w:val="22"/>
         </w:rPr>
-        <w:t xml:space="preserve"> Bundle size (</w:t>
+        <w:t xml:space="preserve"> </w:t>
+      </w:r>
+      <w:bookmarkStart w:id="2" w:name="OLE_LINK1"/>
+      <w:r>
+        <w:rPr>
+          <w:rFonts w:ascii="Arial" w:hAnsi="Arial" w:cs="Arial"/>
+          <w:sz w:val="22"/>
+          <w:szCs w:val="22"/>
+        </w:rPr>
+        <w:t>Bundle size (</w:t>
       </w:r>
       <w:r>
         <w:rPr>
@@ -1483,8 +1492,51 @@
           <w:sz w:val="22"/>
           <w:szCs w:val="22"/>
         </w:rPr>
-        <w:t xml:space="preserve">. Cold-start latency remains below 200ms. </w:t>
-      </w:r>
+        <w:t xml:space="preserve">. </w:t>
+      </w:r>
+      <w:bookmarkStart w:id="3" w:name="OLE_LINK2"/>
+      <w:r>
+        <w:rPr>
+          <w:rFonts w:ascii="Arial" w:hAnsi="Arial" w:cs="Arial"/>
+          <w:sz w:val="22"/>
+          <w:szCs w:val="22"/>
+        </w:rPr>
+        <w:t>The viewer</w:t>
+      </w:r>
+      <w:r>
+        <w:rPr>
+          <w:rFonts w:ascii="Arial" w:hAnsi="Arial" w:cs="Arial"/>
+          <w:sz w:val="22"/>
+          <w:szCs w:val="22"/>
+        </w:rPr>
+        <w:t xml:space="preserve">’s </w:t>
+      </w:r>
+      <w:r>
+        <w:rPr>
+          <w:rFonts w:ascii="Arial" w:hAnsi="Arial" w:cs="Arial"/>
+          <w:sz w:val="22"/>
+          <w:szCs w:val="22"/>
+        </w:rPr>
+        <w:t>scan over a multi-study root scales linearly with the number of studies (~80ms per study)</w:t>
+      </w:r>
+      <w:bookmarkEnd w:id="3"/>
+      <w:r>
+        <w:rPr>
+          <w:rFonts w:ascii="Arial" w:hAnsi="Arial" w:cs="Arial"/>
+          <w:sz w:val="22"/>
+          <w:szCs w:val="22"/>
+        </w:rPr>
+        <w:t>.</w:t>
+      </w:r>
+      <w:r>
+        <w:rPr>
+          <w:rFonts w:ascii="Arial" w:hAnsi="Arial" w:cs="Arial"/>
+          <w:sz w:val="22"/>
+          <w:szCs w:val="22"/>
+        </w:rPr>
+        <w:t xml:space="preserve"> </w:t>
+      </w:r>
+      <w:bookmarkEnd w:id="2"/>
       <w:r>
         <w:rPr>
           <w:rStyle w:val="Strong"/>
@@ -2021,7 +2073,7 @@
           <w:szCs w:val="22"/>
           <w14:ligatures w14:val="none"/>
         </w:rPr>
-        <w:t xml:space="preserve">The bundle is a single HDF5 file holding study metadata, the cell table with embedding coordinates, cluster definitions, a master gene list, optional per-matrix indexes for expression and TF/SIG activity, optional pre-selected default genes, and optional network edge tables; strings are UTF-8, and both implementations tolerate missing optional groups and ignore </w:t>
+        <w:t xml:space="preserve">The bundle is a single HDF5 file holding study metadata, the cell table with embedding coordinates, cluster definitions, a master gene list, optional per-matrix indexes for expression and TF/SIG activity, optional pre-selected default genes, and optional network edge tables; </w:t>
       </w:r>
       <w:r>
         <w:rPr>
@@ -2032,7 +2084,7 @@
           <w14:ligatures w14:val="none"/>
         </w:rPr>
         <w:lastRenderedPageBreak/>
-        <w:t xml:space="preserve">unknown ones for forward compatibility. Expression and activity values sit alongside the bundle as </w:t>
+        <w:t xml:space="preserve">strings are UTF-8, and both implementations tolerate missing optional groups and ignore unknown ones for forward compatibility. Expression and activity values sit alongside the bundle as </w:t>
       </w:r>
       <w:proofErr w:type="spellStart"/>
       <w:r>
@@ -3099,7 +3151,7 @@
         </w:rPr>
         <w:t xml:space="preserve"> end-to-end. Like the bundle sweep, each cell of the grid runs five times with independent seeds (</w:t>
       </w:r>
-      <w:bookmarkStart w:id="2" w:name="multi-study-discovery-scaling"/>
+      <w:bookmarkStart w:id="4" w:name="multi-study-discovery-scaling"/>
       <w:r>
         <w:rPr>
           <w:rFonts w:ascii="Arial" w:hAnsi="Arial" w:cs="Arial"/>
@@ -3132,9 +3184,141 @@
           <w:sz w:val="22"/>
           <w:szCs w:val="22"/>
         </w:rPr>
-        <w:t xml:space="preserve"> Because the browser only reads per-study metadata (no matrix indexes), the test isolates the linear file-system scan from any data decoding.</w:t>
-      </w:r>
-      <w:bookmarkEnd w:id="2"/>
+        <w:t xml:space="preserve"> </w:t>
+      </w:r>
+      <w:r>
+        <w:rPr>
+          <w:rFonts w:ascii="Arial" w:hAnsi="Arial" w:cs="Arial"/>
+          <w:sz w:val="22"/>
+          <w:szCs w:val="22"/>
+        </w:rPr>
+        <w:t xml:space="preserve">Empirically the scan is linear in the number of studies (R² ≈ 1.0): the slope is ~80ms per study on commodity SSD hardware, with the intercept dominated by Python/HDF5 library </w:t>
+      </w:r>
+      <w:r>
+        <w:rPr>
+          <w:rFonts w:ascii="Arial" w:hAnsi="Arial" w:cs="Arial"/>
+          <w:sz w:val="22"/>
+          <w:szCs w:val="22"/>
+        </w:rPr>
+        <w:t>initialization</w:t>
+      </w:r>
+      <w:r>
+        <w:rPr>
+          <w:rFonts w:ascii="Arial" w:hAnsi="Arial" w:cs="Arial"/>
+          <w:sz w:val="22"/>
+          <w:szCs w:val="22"/>
+        </w:rPr>
+        <w:t xml:space="preserve">. For a research group hosting 30+ internal studies under one </w:t>
+      </w:r>
+      <w:proofErr w:type="spellStart"/>
+      <w:r>
+        <w:rPr>
+          <w:rFonts w:ascii="Arial" w:hAnsi="Arial" w:cs="Arial"/>
+          <w:sz w:val="22"/>
+          <w:szCs w:val="22"/>
+        </w:rPr>
+        <w:t>root</w:t>
+      </w:r>
+      <w:proofErr w:type="spellEnd"/>
+      <w:r>
+        <w:rPr>
+          <w:rFonts w:ascii="Arial" w:hAnsi="Arial" w:cs="Arial"/>
+          <w:sz w:val="22"/>
+          <w:szCs w:val="22"/>
+        </w:rPr>
+        <w:t xml:space="preserve"> folder, </w:t>
+      </w:r>
+      <w:r>
+        <w:rPr>
+          <w:rFonts w:ascii="Arial" w:hAnsi="Arial" w:cs="Arial"/>
+          <w:sz w:val="22"/>
+          <w:szCs w:val="22"/>
+        </w:rPr>
+        <w:t xml:space="preserve">which is </w:t>
+      </w:r>
+      <w:r>
+        <w:rPr>
+          <w:rFonts w:ascii="Arial" w:hAnsi="Arial" w:cs="Arial" w:hint="eastAsia"/>
+          <w:sz w:val="22"/>
+          <w:szCs w:val="22"/>
+        </w:rPr>
+        <w:t>c</w:t>
+      </w:r>
+      <w:r>
+        <w:rPr>
+          <w:rFonts w:ascii="Arial" w:hAnsi="Arial" w:cs="Arial"/>
+          <w:sz w:val="22"/>
+          <w:szCs w:val="22"/>
+        </w:rPr>
+        <w:t xml:space="preserve">omparable in scale to the public </w:t>
+      </w:r>
+      <w:proofErr w:type="spellStart"/>
+      <w:r>
+        <w:rPr>
+          <w:rFonts w:ascii="Arial" w:hAnsi="Arial" w:cs="Arial"/>
+          <w:sz w:val="22"/>
+          <w:szCs w:val="22"/>
+        </w:rPr>
+        <w:t>scMINER</w:t>
+      </w:r>
+      <w:proofErr w:type="spellEnd"/>
+      <w:r>
+        <w:rPr>
+          <w:rFonts w:ascii="Arial" w:hAnsi="Arial" w:cs="Arial"/>
+          <w:sz w:val="22"/>
+          <w:szCs w:val="22"/>
+        </w:rPr>
+        <w:t xml:space="preserve"> Portal</w:t>
+      </w:r>
+      <w:r>
+        <w:rPr>
+          <w:rFonts w:ascii="Arial" w:hAnsi="Arial" w:cs="Arial"/>
+          <w:sz w:val="22"/>
+          <w:szCs w:val="22"/>
+        </w:rPr>
+        <w:t xml:space="preserve">, the </w:t>
+      </w:r>
+      <w:r>
+        <w:rPr>
+          <w:rFonts w:ascii="Arial" w:hAnsi="Arial" w:cs="Arial"/>
+          <w:sz w:val="22"/>
+          <w:szCs w:val="22"/>
+        </w:rPr>
+        <w:t>discovery completes in under 3 seconds before the card-grid landing page renders, and individual study load times remain governed only by the per-study</w:t>
+      </w:r>
+      <w:r>
+        <w:rPr>
+          <w:rFonts w:ascii="Arial" w:hAnsi="Arial" w:cs="Arial"/>
+          <w:sz w:val="22"/>
+          <w:szCs w:val="22"/>
+        </w:rPr>
+        <w:t xml:space="preserve"> </w:t>
+      </w:r>
+      <w:r>
+        <w:rPr>
+          <w:rFonts w:ascii="Arial" w:hAnsi="Arial" w:cs="Arial"/>
+          <w:sz w:val="22"/>
+          <w:szCs w:val="22"/>
+        </w:rPr>
+        <w:t>cost (sub-200ms).</w:t>
+      </w:r>
+      <w:r>
+        <w:rPr>
+          <w:rFonts w:ascii="Arial" w:hAnsi="Arial" w:cs="Arial"/>
+          <w:sz w:val="22"/>
+          <w:szCs w:val="22"/>
+        </w:rPr>
+        <w:t xml:space="preserve"> </w:t>
+      </w:r>
+      <w:r>
+        <w:rPr>
+          <w:rFonts w:ascii="Arial" w:hAnsi="Arial" w:cs="Arial"/>
+          <w:sz w:val="22"/>
+          <w:szCs w:val="22"/>
+        </w:rPr>
+        <w:t>Because the browser only reads per-study metadata (no matrix indexes), the test isolates the linear file-system scan from any data decoding.</w:t>
+      </w:r>
+      <w:bookmarkEnd w:id="4"/>
     </w:p>
     <w:p>
       <w:pPr>
@@ -3219,7 +3403,7 @@
           <w14:ligatures w14:val="none"/>
         </w:rPr>
       </w:pPr>
-      <w:bookmarkStart w:id="3" w:name="OLE_LINK15"/>
+      <w:bookmarkStart w:id="5" w:name="OLE_LINK15"/>
       <w:r>
         <w:rPr>
           <w:rFonts w:ascii="Arial" w:hAnsi="Arial" w:cs="Arial"/>
@@ -3722,7 +3906,18 @@
           <w:szCs w:val="22"/>
           <w14:ligatures w14:val="none"/>
         </w:rPr>
-        <w:t xml:space="preserve">, which is </w:t>
+        <w:t xml:space="preserve">, </w:t>
+      </w:r>
+      <w:r>
+        <w:rPr>
+          <w:rFonts w:ascii="Arial" w:hAnsi="Arial" w:cs="Arial"/>
+          <w:kern w:val="0"/>
+          <w:sz w:val="22"/>
+          <w:szCs w:val="22"/>
+          <w14:ligatures w14:val="none"/>
+        </w:rPr>
+        <w:lastRenderedPageBreak/>
+        <w:t xml:space="preserve">which is </w:t>
       </w:r>
       <w:r>
         <w:rPr>
@@ -3927,7 +4122,7 @@
         </w:rPr>
       </w:pPr>
     </w:p>
-    <w:bookmarkEnd w:id="3"/>
+    <w:bookmarkEnd w:id="5"/>
     <w:p>
       <w:pPr>
         <w:spacing w:after="0" w:line="276" w:lineRule="auto"/>
@@ -3947,7 +4142,6 @@
           <w:sz w:val="22"/>
           <w:szCs w:val="22"/>
         </w:rPr>
-        <w:lastRenderedPageBreak/>
         <w:t>4. Discussion</w:t>
       </w:r>
     </w:p>
@@ -4410,7 +4604,6 @@
               <v:path gradientshapeok="t" o:connecttype="rect"/>
             </v:shapetype>
             <v:shape id="Text Box 4" o:spid="_x0000_s1026" type="#_x0000_t202" alt="St. Jude - Confidential" style="position:absolute;margin-left:0;margin-top:0;width:114.25pt;height:29.15pt;z-index:251659264;visibility:visible;mso-wrap-style:none;mso-wrap-distance-left:0;mso-wrap-distance-top:0;mso-wrap-distance-right:0;mso-wrap-distance-bottom:0;mso-position-horizontal:left;mso-position-horizontal-relative:page;mso-position-vertical:bottom;mso-position-vertical-relative:page;v-text-anchor:bottom" o:gfxdata="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" filled="f" stroked="f">
-              <v:fill o:detectmouseclick="t"/>
               <v:textbox style="mso-fit-shape-to-text:t" inset="20pt,0,0,15pt">
                 <w:txbxContent>
                   <w:p>
@@ -4541,7 +4734,6 @@
               <v:path gradientshapeok="t" o:connecttype="rect"/>
             </v:shapetype>
             <v:shape id="Text Box 5" o:spid="_x0000_s1027" type="#_x0000_t202" alt="St. Jude - Confidential" style="position:absolute;margin-left:0;margin-top:0;width:114.25pt;height:29.15pt;z-index:251660288;visibility:visible;mso-wrap-style:none;mso-wrap-distance-left:0;mso-wrap-distance-top:0;mso-wrap-distance-right:0;mso-wrap-distance-bottom:0;mso-position-horizontal:left;mso-position-horizontal-relative:page;mso-position-vertical:bottom;mso-position-vertical-relative:page;v-text-anchor:bottom" o:gfxdata="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" filled="f" stroked="f">
-              <v:fill o:detectmouseclick="t"/>
               <v:textbox style="mso-fit-shape-to-text:t" inset="20pt,0,0,15pt">
                 <w:txbxContent>
                   <w:p>
@@ -4672,7 +4864,6 @@
               <v:path gradientshapeok="t" o:connecttype="rect"/>
             </v:shapetype>
             <v:shape id="Text Box 3" o:spid="_x0000_s1028" type="#_x0000_t202" alt="St. Jude - Confidential" style="position:absolute;margin-left:0;margin-top:0;width:114.25pt;height:29.15pt;z-index:251658240;visibility:visible;mso-wrap-style:none;mso-wrap-distance-left:0;mso-wrap-distance-top:0;mso-wrap-distance-right:0;mso-wrap-distance-bottom:0;mso-position-horizontal:left;mso-position-horizontal-relative:page;mso-position-vertical:bottom;mso-position-vertical-relative:page;v-text-anchor:bottom" o:gfxdata="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" filled="f" stroked="f">
-              <v:fill o:detectmouseclick="t"/>
               <v:textbox style="mso-fit-shape-to-text:t" inset="20pt,0,0,15pt">
                 <w:txbxContent>
                   <w:p>
@@ -5448,7 +5639,6 @@
   <w:style w:type="character" w:default="1" w:styleId="DefaultParagraphFont">
     <w:name w:val="Default Paragraph Font"/>
     <w:uiPriority w:val="1"/>
-    <w:semiHidden/>
     <w:unhideWhenUsed/>
   </w:style>
   <w:style w:type="table" w:default="1" w:styleId="TableNormal">

--- a/paper/Manuscript-V1-HZ.docx
+++ b/paper/Manuscript-V1-HZ.docx
@@ -337,18 +337,16 @@
           <w:sz w:val="22"/>
           <w:szCs w:val="22"/>
         </w:rPr>
-        <w:t xml:space="preserve"> networks into a shared lazy artifact, and (2) two sibling viewer packages (R, Python) that consume that artifact. Both viewers serve a Shiny/Shiny-for-Python </w:t>
-      </w:r>
-      <w:proofErr w:type="spellStart"/>
-      <w:r>
-        <w:rPr>
-          <w:rFonts w:ascii="Arial" w:hAnsi="Arial" w:cs="Arial"/>
-          <w:sz w:val="22"/>
-          <w:szCs w:val="22"/>
-        </w:rPr>
-        <w:t>webui</w:t>
-      </w:r>
-      <w:proofErr w:type="spellEnd"/>
+        <w:t xml:space="preserve"> networks into a shared lazy artifact, and (2) two sibling viewer packages (R, Python) that consume that artifact. Both viewers serve a Shiny/Shiny-for-Python web</w:t>
+      </w:r>
+      <w:r>
+        <w:rPr>
+          <w:rFonts w:ascii="Arial" w:hAnsi="Arial" w:cs="Arial"/>
+          <w:sz w:val="22"/>
+          <w:szCs w:val="22"/>
+        </w:rPr>
+        <w:t xml:space="preserve"> UI</w:t>
+      </w:r>
       <w:r>
         <w:rPr>
           <w:rFonts w:ascii="Arial" w:hAnsi="Arial" w:cs="Arial"/>
@@ -439,7 +437,7 @@
         </w:rPr>
         <w:t xml:space="preserve"> user guide, and reproducible benchmarks at </w:t>
       </w:r>
-      <w:hyperlink r:id="rId7" w:history="1">
+      <w:hyperlink r:id="rId8" w:history="1">
         <w:r>
           <w:rPr>
             <w:rStyle w:val="Hyperlink"/>
@@ -512,6 +510,49 @@
         <w:t>scMINER</w:t>
       </w:r>
       <w:proofErr w:type="spellEnd"/>
+      <w:sdt>
+        <w:sdtPr>
+          <w:rPr>
+            <w:rFonts w:ascii="Arial" w:hAnsi="Arial" w:cs="Arial"/>
+            <w:color w:val="000000"/>
+            <w:sz w:val="22"/>
+            <w:szCs w:val="22"/>
+          </w:rPr>
+          <w:tag w:val="MENDELEY_CITATION_v3_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"/>
+          <w:id w:val="1454524285"/>
+          <w:placeholder>
+            <w:docPart w:val="DefaultPlaceholder_-1854013440"/>
+          </w:placeholder>
+        </w:sdtPr>
+        <w:sdtContent>
+          <w:r>
+            <w:rPr>
+              <w:rFonts w:ascii="Arial" w:eastAsia="Times New Roman" w:hAnsi="Arial" w:cs="Arial"/>
+              <w:color w:val="000000"/>
+              <w:sz w:val="22"/>
+            </w:rPr>
+            <w:t xml:space="preserve">(Pan </w:t>
+          </w:r>
+          <w:r>
+            <w:rPr>
+              <w:rFonts w:ascii="Arial" w:eastAsia="Times New Roman" w:hAnsi="Arial" w:cs="Arial"/>
+              <w:i/>
+              <w:iCs/>
+              <w:color w:val="000000"/>
+              <w:sz w:val="22"/>
+            </w:rPr>
+            <w:t>et al.</w:t>
+          </w:r>
+          <w:r>
+            <w:rPr>
+              <w:rFonts w:ascii="Arial" w:eastAsia="Times New Roman" w:hAnsi="Arial" w:cs="Arial"/>
+              <w:color w:val="000000"/>
+              <w:sz w:val="22"/>
+            </w:rPr>
+            <w:t xml:space="preserve"> 2025)</w:t>
+          </w:r>
+        </w:sdtContent>
+      </w:sdt>
       <w:r>
         <w:rPr>
           <w:rFonts w:ascii="Arial" w:hAnsi="Arial" w:cs="Arial"/>
@@ -580,13 +621,90 @@
         <w:t>SJARACNe</w:t>
       </w:r>
       <w:proofErr w:type="spellEnd"/>
-      <w:r>
-        <w:rPr>
-          <w:rFonts w:ascii="Arial" w:hAnsi="Arial" w:cs="Arial"/>
-          <w:sz w:val="22"/>
-          <w:szCs w:val="22"/>
-        </w:rPr>
-        <w:t xml:space="preserve">). The framework’s outputs include UMAP coordinates, per- cluster transcription-factor (TF) and signaling-protein (SIG) network edges, and hidden-driver activity profiles. These artefacts are typically browsed through the </w:t>
+      <w:sdt>
+        <w:sdtPr>
+          <w:rPr>
+            <w:rFonts w:ascii="Arial" w:hAnsi="Arial" w:cs="Arial"/>
+            <w:color w:val="000000"/>
+            <w:sz w:val="22"/>
+            <w:szCs w:val="22"/>
+          </w:rPr>
+          <w:tag w:val="MENDELEY_CITATION_v3_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"/>
+          <w:id w:val="-1236623797"/>
+          <w:placeholder>
+            <w:docPart w:val="DefaultPlaceholder_-1854013440"/>
+          </w:placeholder>
+        </w:sdtPr>
+        <w:sdtContent>
+          <w:r>
+            <w:rPr>
+              <w:rFonts w:ascii="Arial" w:eastAsia="Times New Roman" w:hAnsi="Arial" w:cs="Arial"/>
+              <w:color w:val="000000"/>
+              <w:sz w:val="22"/>
+            </w:rPr>
+            <w:t>(</w:t>
+          </w:r>
+          <w:proofErr w:type="spellStart"/>
+          <w:r>
+            <w:rPr>
+              <w:rFonts w:ascii="Arial" w:eastAsia="Times New Roman" w:hAnsi="Arial" w:cs="Arial"/>
+              <w:color w:val="000000"/>
+              <w:sz w:val="22"/>
+            </w:rPr>
+            <w:t>Khatamian</w:t>
+          </w:r>
+          <w:proofErr w:type="spellEnd"/>
+          <w:r>
+            <w:rPr>
+              <w:rFonts w:ascii="Arial" w:eastAsia="Times New Roman" w:hAnsi="Arial" w:cs="Arial"/>
+              <w:color w:val="000000"/>
+              <w:sz w:val="22"/>
+            </w:rPr>
+            <w:t xml:space="preserve"> </w:t>
+          </w:r>
+          <w:r>
+            <w:rPr>
+              <w:rFonts w:ascii="Arial" w:eastAsia="Times New Roman" w:hAnsi="Arial" w:cs="Arial"/>
+              <w:i/>
+              <w:iCs/>
+              <w:color w:val="000000"/>
+              <w:sz w:val="22"/>
+            </w:rPr>
+            <w:t>et al.</w:t>
+          </w:r>
+          <w:r>
+            <w:rPr>
+              <w:rFonts w:ascii="Arial" w:eastAsia="Times New Roman" w:hAnsi="Arial" w:cs="Arial"/>
+              <w:color w:val="000000"/>
+              <w:sz w:val="22"/>
+            </w:rPr>
+            <w:t xml:space="preserve"> 2019)</w:t>
+          </w:r>
+        </w:sdtContent>
+      </w:sdt>
+      <w:r>
+        <w:rPr>
+          <w:rFonts w:ascii="Arial" w:hAnsi="Arial" w:cs="Arial"/>
+          <w:sz w:val="22"/>
+          <w:szCs w:val="22"/>
+        </w:rPr>
+        <w:t xml:space="preserve">). The framework’s outputs include UMAP coordinates, per-cluster transcription-factor (TF) and signaling-protein (SIG) network edges, and hidden-driver activity profiles. These </w:t>
+      </w:r>
+      <w:r>
+        <w:rPr>
+          <w:rFonts w:ascii="Arial" w:hAnsi="Arial" w:cs="Arial"/>
+          <w:sz w:val="22"/>
+          <w:szCs w:val="22"/>
+        </w:rPr>
+        <w:t>artifact</w:t>
+      </w:r>
+      <w:r>
+        <w:rPr>
+          <w:rFonts w:ascii="Arial" w:hAnsi="Arial" w:cs="Arial"/>
+          <w:sz w:val="22"/>
+          <w:szCs w:val="22"/>
+        </w:rPr>
+        <w:t xml:space="preserve">s are typically browsed through the </w:t>
       </w:r>
       <w:proofErr w:type="spellStart"/>
       <w:r>
@@ -622,7 +740,7 @@
         </w:rPr>
         <w:t xml:space="preserve">an interactive web application backed by a Neo4j graph database at </w:t>
       </w:r>
-      <w:hyperlink r:id="rId8" w:history="1">
+      <w:hyperlink r:id="rId9" w:history="1">
         <w:r>
           <w:rPr>
             <w:rStyle w:val="Hyperlink"/>
@@ -697,6 +815,7 @@
         </w:rPr>
         <w:t xml:space="preserve"> </w:t>
       </w:r>
+      <w:bookmarkStart w:id="2" w:name="OLE_LINK4"/>
       <w:proofErr w:type="spellStart"/>
       <w:r>
         <w:rPr>
@@ -706,25 +825,51 @@
         </w:rPr>
         <w:t>ShinyCell</w:t>
       </w:r>
+      <w:bookmarkEnd w:id="2"/>
       <w:proofErr w:type="spellEnd"/>
-      <w:r>
-        <w:rPr>
-          <w:rFonts w:ascii="Arial" w:hAnsi="Arial" w:cs="Arial"/>
-          <w:sz w:val="22"/>
-          <w:szCs w:val="22"/>
-        </w:rPr>
-        <w:t xml:space="preserve">, </w:t>
-      </w:r>
-      <w:proofErr w:type="spellStart"/>
-      <w:r>
-        <w:rPr>
-          <w:rFonts w:ascii="Arial" w:hAnsi="Arial" w:cs="Arial"/>
-          <w:sz w:val="22"/>
-          <w:szCs w:val="22"/>
-        </w:rPr>
-        <w:t>cellxgene</w:t>
-      </w:r>
-      <w:proofErr w:type="spellEnd"/>
+      <w:sdt>
+        <w:sdtPr>
+          <w:rPr>
+            <w:rFonts w:ascii="Arial" w:hAnsi="Arial" w:cs="Arial"/>
+            <w:color w:val="000000"/>
+            <w:sz w:val="22"/>
+            <w:szCs w:val="22"/>
+          </w:rPr>
+          <w:tag w:val="MENDELEY_CITATION_v3_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"/>
+          <w:id w:val="-51084398"/>
+          <w:placeholder>
+            <w:docPart w:val="DefaultPlaceholder_-1854013440"/>
+          </w:placeholder>
+        </w:sdtPr>
+        <w:sdtContent>
+          <w:r>
+            <w:rPr>
+              <w:rFonts w:ascii="Arial" w:eastAsia="Times New Roman" w:hAnsi="Arial" w:cs="Arial"/>
+              <w:color w:val="000000"/>
+              <w:sz w:val="22"/>
+            </w:rPr>
+            <w:t xml:space="preserve">(Ouyang </w:t>
+          </w:r>
+          <w:r>
+            <w:rPr>
+              <w:rFonts w:ascii="Arial" w:eastAsia="Times New Roman" w:hAnsi="Arial" w:cs="Arial"/>
+              <w:i/>
+              <w:iCs/>
+              <w:color w:val="000000"/>
+              <w:sz w:val="22"/>
+            </w:rPr>
+            <w:t>et al.</w:t>
+          </w:r>
+          <w:r>
+            <w:rPr>
+              <w:rFonts w:ascii="Arial" w:eastAsia="Times New Roman" w:hAnsi="Arial" w:cs="Arial"/>
+              <w:color w:val="000000"/>
+              <w:sz w:val="22"/>
+            </w:rPr>
+            <w:t xml:space="preserve"> 2021)</w:t>
+          </w:r>
+        </w:sdtContent>
+      </w:sdt>
       <w:r>
         <w:rPr>
           <w:rFonts w:ascii="Arial" w:hAnsi="Arial" w:cs="Arial"/>
@@ -834,25 +979,75 @@
           <w:sz w:val="22"/>
           <w:szCs w:val="22"/>
         </w:rPr>
-        <w:t xml:space="preserve">that consume a shared lazy-mode HDF5 study bundle and serve a Shiny </w:t>
-      </w:r>
-      <w:proofErr w:type="spellStart"/>
-      <w:r>
-        <w:rPr>
-          <w:rFonts w:ascii="Arial" w:hAnsi="Arial" w:cs="Arial"/>
-          <w:sz w:val="22"/>
-          <w:szCs w:val="22"/>
-        </w:rPr>
-        <w:t>webui</w:t>
-      </w:r>
-      <w:proofErr w:type="spellEnd"/>
-      <w:r>
-        <w:rPr>
-          <w:rFonts w:ascii="Arial" w:hAnsi="Arial" w:cs="Arial"/>
-          <w:sz w:val="22"/>
-          <w:szCs w:val="22"/>
-        </w:rPr>
-        <w:t xml:space="preserve"> that mirrors the </w:t>
+        <w:t>that consume a shared lazy-mode HDF5</w:t>
+      </w:r>
+      <w:sdt>
+        <w:sdtPr>
+          <w:rPr>
+            <w:rFonts w:ascii="Arial" w:hAnsi="Arial" w:cs="Arial"/>
+            <w:color w:val="000000"/>
+            <w:sz w:val="22"/>
+            <w:szCs w:val="22"/>
+          </w:rPr>
+          <w:tag w:val="MENDELEY_CITATION_v3_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"/>
+          <w:id w:val="-1382633734"/>
+          <w:placeholder>
+            <w:docPart w:val="DefaultPlaceholder_-1854013440"/>
+          </w:placeholder>
+        </w:sdtPr>
+        <w:sdtContent>
+          <w:r>
+            <w:rPr>
+              <w:rFonts w:ascii="Arial" w:hAnsi="Arial" w:cs="Arial"/>
+              <w:color w:val="000000"/>
+              <w:sz w:val="22"/>
+              <w:szCs w:val="22"/>
+            </w:rPr>
+            <w:t>(Collette 2013)</w:t>
+          </w:r>
+        </w:sdtContent>
+      </w:sdt>
+      <w:r>
+        <w:rPr>
+          <w:rFonts w:ascii="Arial" w:hAnsi="Arial" w:cs="Arial"/>
+          <w:sz w:val="22"/>
+          <w:szCs w:val="22"/>
+        </w:rPr>
+        <w:t xml:space="preserve"> study bundle and serve a </w:t>
+      </w:r>
+      <w:bookmarkStart w:id="3" w:name="OLE_LINK8"/>
+      <w:r>
+        <w:rPr>
+          <w:rFonts w:ascii="Arial" w:hAnsi="Arial" w:cs="Arial"/>
+          <w:sz w:val="22"/>
+          <w:szCs w:val="22"/>
+        </w:rPr>
+        <w:t xml:space="preserve">Shiny </w:t>
+      </w:r>
+      <w:r>
+        <w:rPr>
+          <w:rFonts w:ascii="Arial" w:hAnsi="Arial" w:cs="Arial"/>
+          <w:sz w:val="22"/>
+          <w:szCs w:val="22"/>
+        </w:rPr>
+        <w:t>web UI</w:t>
+      </w:r>
+      <w:bookmarkEnd w:id="3"/>
+      <w:r>
+        <w:rPr>
+          <w:rFonts w:ascii="Arial" w:hAnsi="Arial" w:cs="Arial"/>
+          <w:sz w:val="22"/>
+          <w:szCs w:val="22"/>
+        </w:rPr>
+        <w:t xml:space="preserve"> </w:t>
+      </w:r>
+      <w:r>
+        <w:rPr>
+          <w:rFonts w:ascii="Arial" w:hAnsi="Arial" w:cs="Arial"/>
+          <w:sz w:val="22"/>
+          <w:szCs w:val="22"/>
+        </w:rPr>
+        <w:t xml:space="preserve">that mirrors the </w:t>
       </w:r>
       <w:proofErr w:type="spellStart"/>
       <w:r>
@@ -1009,7 +1204,7 @@
                     <pic:cNvPicPr/>
                   </pic:nvPicPr>
                   <pic:blipFill>
-                    <a:blip r:embed="rId9"/>
+                    <a:blip r:embed="rId10"/>
                     <a:stretch>
                       <a:fillRect/>
                     </a:stretch>
@@ -1160,6 +1355,7 @@
         </w:rPr>
         <w:t xml:space="preserve">) is the writer in the pipeline. It accepts a YAML config and a </w:t>
       </w:r>
+      <w:bookmarkStart w:id="4" w:name="OLE_LINK6"/>
       <w:proofErr w:type="spellStart"/>
       <w:r>
         <w:rPr>
@@ -1188,7 +1384,52 @@
         </w:rPr>
         <w:t>ExpressionSet</w:t>
       </w:r>
+      <w:bookmarkEnd w:id="4"/>
       <w:proofErr w:type="spellEnd"/>
+      <w:sdt>
+        <w:sdtPr>
+          <w:rPr>
+            <w:rStyle w:val="HTMLCode"/>
+            <w:rFonts w:ascii="Arial" w:eastAsiaTheme="minorEastAsia" w:hAnsi="Arial" w:cs="Arial"/>
+            <w:color w:val="000000"/>
+            <w:sz w:val="22"/>
+            <w:szCs w:val="22"/>
+          </w:rPr>
+          <w:tag w:val="MENDELEY_CITATION_v3_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"/>
+          <w:id w:val="-242261938"/>
+          <w:placeholder>
+            <w:docPart w:val="DefaultPlaceholder_-1854013440"/>
+          </w:placeholder>
+        </w:sdtPr>
+        <w:sdtContent>
+          <w:r>
+            <w:rPr>
+              <w:rFonts w:ascii="Arial" w:eastAsia="Times New Roman" w:hAnsi="Arial" w:cs="Arial"/>
+              <w:color w:val="000000"/>
+              <w:sz w:val="22"/>
+            </w:rPr>
+            <w:t xml:space="preserve">(Huber </w:t>
+          </w:r>
+          <w:r>
+            <w:rPr>
+              <w:rFonts w:ascii="Arial" w:eastAsia="Times New Roman" w:hAnsi="Arial" w:cs="Arial"/>
+              <w:i/>
+              <w:iCs/>
+              <w:color w:val="000000"/>
+              <w:sz w:val="22"/>
+            </w:rPr>
+            <w:t>et al.</w:t>
+          </w:r>
+          <w:r>
+            <w:rPr>
+              <w:rFonts w:ascii="Arial" w:eastAsia="Times New Roman" w:hAnsi="Arial" w:cs="Arial"/>
+              <w:color w:val="000000"/>
+              <w:sz w:val="22"/>
+            </w:rPr>
+            <w:t xml:space="preserve"> 2015)</w:t>
+          </w:r>
+        </w:sdtContent>
+      </w:sdt>
       <w:r>
         <w:rPr>
           <w:rFonts w:ascii="Arial" w:hAnsi="Arial" w:cs="Arial"/>
@@ -1367,7 +1608,7 @@
         </w:rPr>
         <w:t xml:space="preserve"> </w:t>
       </w:r>
-      <w:bookmarkStart w:id="2" w:name="OLE_LINK1"/>
+      <w:bookmarkStart w:id="5" w:name="OLE_LINK1"/>
       <w:r>
         <w:rPr>
           <w:rFonts w:ascii="Arial" w:hAnsi="Arial" w:cs="Arial"/>
@@ -1494,7 +1735,7 @@
         </w:rPr>
         <w:t xml:space="preserve">. </w:t>
       </w:r>
-      <w:bookmarkStart w:id="3" w:name="OLE_LINK2"/>
+      <w:bookmarkStart w:id="6" w:name="OLE_LINK2"/>
       <w:r>
         <w:rPr>
           <w:rFonts w:ascii="Arial" w:hAnsi="Arial" w:cs="Arial"/>
@@ -1519,7 +1760,7 @@
         </w:rPr>
         <w:t>scan over a multi-study root scales linearly with the number of studies (~80ms per study)</w:t>
       </w:r>
-      <w:bookmarkEnd w:id="3"/>
+      <w:bookmarkEnd w:id="6"/>
       <w:r>
         <w:rPr>
           <w:rFonts w:ascii="Arial" w:hAnsi="Arial" w:cs="Arial"/>
@@ -1536,7 +1777,7 @@
         </w:rPr>
         <w:t xml:space="preserve"> </w:t>
       </w:r>
-      <w:bookmarkEnd w:id="2"/>
+      <w:bookmarkEnd w:id="5"/>
       <w:r>
         <w:rPr>
           <w:rStyle w:val="Strong"/>
@@ -2029,7 +2270,29 @@
           <w:szCs w:val="22"/>
           <w14:ligatures w14:val="none"/>
         </w:rPr>
-        <w:t xml:space="preserve">() interfaces, each driving its own web UI (Shiny vs. Shiny-for-Python), with a multi-study browser layered on </w:t>
+        <w:t xml:space="preserve">() interfaces, each driving its own web UI (Shiny vs. </w:t>
+      </w:r>
+      <w:bookmarkStart w:id="7" w:name="OLE_LINK9"/>
+      <w:r>
+        <w:rPr>
+          <w:rFonts w:ascii="Arial" w:hAnsi="Arial" w:cs="Arial"/>
+          <w:kern w:val="0"/>
+          <w:sz w:val="22"/>
+          <w:szCs w:val="22"/>
+          <w14:ligatures w14:val="none"/>
+        </w:rPr>
+        <w:t>Shiny-for-Python</w:t>
+      </w:r>
+      <w:bookmarkEnd w:id="7"/>
+      <w:r>
+        <w:rPr>
+          <w:rFonts w:ascii="Arial" w:hAnsi="Arial" w:cs="Arial"/>
+          <w:kern w:val="0"/>
+          <w:sz w:val="22"/>
+          <w:szCs w:val="22"/>
+          <w14:ligatures w14:val="none"/>
+        </w:rPr>
+        <w:t xml:space="preserve">), with a multi-study browser layered on </w:t>
       </w:r>
       <w:proofErr w:type="spellStart"/>
       <w:r>
@@ -2452,6 +2715,7 @@
         </w:rPr>
         <w:t xml:space="preserve">) auto-fills cluster colors from a configurable </w:t>
       </w:r>
+      <w:bookmarkStart w:id="8" w:name="OLE_LINK7"/>
       <w:proofErr w:type="spellStart"/>
       <w:r>
         <w:rPr>
@@ -2464,15 +2728,56 @@
         <w:t>ggsci</w:t>
       </w:r>
       <w:proofErr w:type="spellEnd"/>
-      <w:r>
-        <w:rPr>
-          <w:rFonts w:ascii="Arial" w:hAnsi="Arial" w:cs="Arial"/>
-          <w:kern w:val="0"/>
-          <w:sz w:val="22"/>
-          <w:szCs w:val="22"/>
-          <w14:ligatures w14:val="none"/>
-        </w:rPr>
-        <w:t xml:space="preserve"> palette (default NPG) and computes label positions as per-cluster centroids over the embedding coordinates.</w:t>
+      <w:sdt>
+        <w:sdtPr>
+          <w:rPr>
+            <w:rFonts w:ascii="Arial" w:hAnsi="Arial" w:cs="Arial"/>
+            <w:color w:val="000000"/>
+            <w:kern w:val="0"/>
+            <w:sz w:val="22"/>
+            <w:szCs w:val="22"/>
+            <w14:ligatures w14:val="none"/>
+          </w:rPr>
+          <w:tag w:val="MENDELEY_CITATION_v3_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"/>
+          <w:id w:val="1651332459"/>
+          <w:placeholder>
+            <w:docPart w:val="DefaultPlaceholder_-1854013440"/>
+          </w:placeholder>
+        </w:sdtPr>
+        <w:sdtContent>
+          <w:r>
+            <w:rPr>
+              <w:rFonts w:ascii="Arial" w:hAnsi="Arial" w:cs="Arial"/>
+              <w:color w:val="000000"/>
+              <w:kern w:val="0"/>
+              <w:sz w:val="22"/>
+              <w:szCs w:val="22"/>
+              <w14:ligatures w14:val="none"/>
+            </w:rPr>
+            <w:t>(Xiao 2026)</w:t>
+          </w:r>
+        </w:sdtContent>
+      </w:sdt>
+      <w:r>
+        <w:rPr>
+          <w:rFonts w:ascii="Arial" w:hAnsi="Arial" w:cs="Arial"/>
+          <w:kern w:val="0"/>
+          <w:sz w:val="22"/>
+          <w:szCs w:val="22"/>
+          <w14:ligatures w14:val="none"/>
+        </w:rPr>
+        <w:t xml:space="preserve"> palette </w:t>
+      </w:r>
+      <w:bookmarkEnd w:id="8"/>
+      <w:r>
+        <w:rPr>
+          <w:rFonts w:ascii="Arial" w:hAnsi="Arial" w:cs="Arial"/>
+          <w:kern w:val="0"/>
+          <w:sz w:val="22"/>
+          <w:szCs w:val="22"/>
+          <w14:ligatures w14:val="none"/>
+        </w:rPr>
+        <w:t>(default NPG) and computes label positions as per-cluster centroids over the embedding coordinates.</w:t>
       </w:r>
     </w:p>
     <w:p>
@@ -2577,7 +2882,41 @@
           <w:sz w:val="22"/>
           <w:szCs w:val="22"/>
         </w:rPr>
-        <w:t xml:space="preserve"> measures the marginal cost of the lazy artefact as the input shape grows. We sweep a 7×4 grid of shapes</w:t>
+        <w:t xml:space="preserve"> measures the marginal cost of the lazy </w:t>
+      </w:r>
+      <w:bookmarkStart w:id="9" w:name="OLE_LINK3"/>
+      <w:r>
+        <w:rPr>
+          <w:rFonts w:ascii="Arial" w:hAnsi="Arial" w:cs="Arial"/>
+          <w:sz w:val="22"/>
+          <w:szCs w:val="22"/>
+        </w:rPr>
+        <w:t>art</w:t>
+      </w:r>
+      <w:r>
+        <w:rPr>
+          <w:rFonts w:ascii="Arial" w:hAnsi="Arial" w:cs="Arial"/>
+          <w:sz w:val="22"/>
+          <w:szCs w:val="22"/>
+        </w:rPr>
+        <w:t>i</w:t>
+      </w:r>
+      <w:r>
+        <w:rPr>
+          <w:rFonts w:ascii="Arial" w:hAnsi="Arial" w:cs="Arial"/>
+          <w:sz w:val="22"/>
+          <w:szCs w:val="22"/>
+        </w:rPr>
+        <w:t xml:space="preserve">fact </w:t>
+      </w:r>
+      <w:bookmarkEnd w:id="9"/>
+      <w:r>
+        <w:rPr>
+          <w:rFonts w:ascii="Arial" w:hAnsi="Arial" w:cs="Arial"/>
+          <w:sz w:val="22"/>
+          <w:szCs w:val="22"/>
+        </w:rPr>
+        <w:t>as the input shape grows. We sweep a 7×4 grid of shapes</w:t>
       </w:r>
       <w:r>
         <w:rPr>
@@ -3151,7 +3490,7 @@
         </w:rPr>
         <w:t xml:space="preserve"> end-to-end. Like the bundle sweep, each cell of the grid runs five times with independent seeds (</w:t>
       </w:r>
-      <w:bookmarkStart w:id="4" w:name="multi-study-discovery-scaling"/>
+      <w:bookmarkStart w:id="10" w:name="multi-study-discovery-scaling"/>
       <w:r>
         <w:rPr>
           <w:rFonts w:ascii="Arial" w:hAnsi="Arial" w:cs="Arial"/>
@@ -3192,23 +3531,7 @@
           <w:sz w:val="22"/>
           <w:szCs w:val="22"/>
         </w:rPr>
-        <w:t xml:space="preserve">Empirically the scan is linear in the number of studies (R² ≈ 1.0): the slope is ~80ms per study on commodity SSD hardware, with the intercept dominated by Python/HDF5 library </w:t>
-      </w:r>
-      <w:r>
-        <w:rPr>
-          <w:rFonts w:ascii="Arial" w:hAnsi="Arial" w:cs="Arial"/>
-          <w:sz w:val="22"/>
-          <w:szCs w:val="22"/>
-        </w:rPr>
-        <w:t>initialization</w:t>
-      </w:r>
-      <w:r>
-        <w:rPr>
-          <w:rFonts w:ascii="Arial" w:hAnsi="Arial" w:cs="Arial"/>
-          <w:sz w:val="22"/>
-          <w:szCs w:val="22"/>
-        </w:rPr>
-        <w:t xml:space="preserve">. For a research group hosting 30+ internal studies under one </w:t>
+        <w:t xml:space="preserve">Empirically the scan is linear in the number of studies (R² ≈ 1.0): the slope is ~80ms per study on commodity SSD hardware, with the intercept dominated by Python/HDF5 library initialization. For a research group hosting 30+ internal studies under one </w:t>
       </w:r>
       <w:proofErr w:type="spellStart"/>
       <w:r>
@@ -3318,7 +3641,18 @@
         </w:rPr>
         <w:t>Because the browser only reads per-study metadata (no matrix indexes), the test isolates the linear file-system scan from any data decoding.</w:t>
       </w:r>
-      <w:bookmarkEnd w:id="4"/>
+      <w:bookmarkEnd w:id="10"/>
+    </w:p>
+    <w:p>
+      <w:pPr>
+        <w:pStyle w:val="BodyText"/>
+        <w:spacing w:after="0"/>
+        <w:rPr>
+          <w:rFonts w:ascii="Arial" w:hAnsi="Arial" w:cs="Arial"/>
+          <w:sz w:val="22"/>
+          <w:szCs w:val="22"/>
+        </w:rPr>
+      </w:pPr>
     </w:p>
     <w:p>
       <w:pPr>
@@ -3403,7 +3737,7 @@
           <w14:ligatures w14:val="none"/>
         </w:rPr>
       </w:pPr>
-      <w:bookmarkStart w:id="5" w:name="OLE_LINK15"/>
+      <w:bookmarkStart w:id="11" w:name="OLE_LINK15"/>
       <w:r>
         <w:rPr>
           <w:rFonts w:ascii="Arial" w:hAnsi="Arial" w:cs="Arial"/>
@@ -3836,7 +4170,18 @@
           <w:szCs w:val="22"/>
           <w14:ligatures w14:val="none"/>
         </w:rPr>
-        <w:t xml:space="preserve">. (3) Prepare time is dominated by network sharding, not cells. </w:t>
+        <w:t xml:space="preserve">. (3) Prepare time is dominated by </w:t>
+      </w:r>
+      <w:r>
+        <w:rPr>
+          <w:rFonts w:ascii="Arial" w:hAnsi="Arial" w:cs="Arial"/>
+          <w:kern w:val="0"/>
+          <w:sz w:val="22"/>
+          <w:szCs w:val="22"/>
+          <w14:ligatures w14:val="none"/>
+        </w:rPr>
+        <w:lastRenderedPageBreak/>
+        <w:t xml:space="preserve">network sharding, not cells. </w:t>
       </w:r>
       <w:r>
         <w:rPr>
@@ -3906,18 +4251,7 @@
           <w:szCs w:val="22"/>
           <w14:ligatures w14:val="none"/>
         </w:rPr>
-        <w:t xml:space="preserve">, </w:t>
-      </w:r>
-      <w:r>
-        <w:rPr>
-          <w:rFonts w:ascii="Arial" w:hAnsi="Arial" w:cs="Arial"/>
-          <w:kern w:val="0"/>
-          <w:sz w:val="22"/>
-          <w:szCs w:val="22"/>
-          <w14:ligatures w14:val="none"/>
-        </w:rPr>
-        <w:lastRenderedPageBreak/>
-        <w:t xml:space="preserve">which is </w:t>
+        <w:t xml:space="preserve">, which is </w:t>
       </w:r>
       <w:r>
         <w:rPr>
@@ -4122,7 +4456,7 @@
         </w:rPr>
       </w:pPr>
     </w:p>
-    <w:bookmarkEnd w:id="5"/>
+    <w:bookmarkEnd w:id="11"/>
     <w:p>
       <w:pPr>
         <w:spacing w:after="0" w:line="276" w:lineRule="auto"/>
@@ -4148,7 +4482,7 @@
     <w:p>
       <w:pPr>
         <w:pStyle w:val="font-claude-response-body"/>
-        <w:spacing w:before="0" w:beforeAutospacing="0" w:line="276" w:lineRule="auto"/>
+        <w:spacing w:before="0" w:beforeAutospacing="0" w:after="0" w:afterAutospacing="0" w:line="276" w:lineRule="auto"/>
         <w:rPr>
           <w:rFonts w:ascii="Arial" w:hAnsi="Arial" w:cs="Arial"/>
           <w:sz w:val="22"/>
@@ -4441,7 +4775,7 @@
           <w:sz w:val="22"/>
           <w:szCs w:val="22"/>
         </w:rPr>
-        <w:t xml:space="preserve"> TF + SIG edges), bundles compress the input footprint up to 7×, cold-start load lands at 2.0 to 34.3s, and median per-gene fetch stays at 62 to 1,208ms, interactive across the full production cell-count range. Discovery scales linearly at ~80ms per study (30 studies in &lt;3 s). Beyond </w:t>
+        <w:t xml:space="preserve"> TF + SIG edges), bundles compress the input footprint up to 7×, cold-start load lands at 2.0 to 34.3s, and median per-gene fetch stays at 62 to 1,208ms, interactive across the full production cell-count range. Discovery scales linearly at ~80ms per study (30 studies in &lt;3s). Beyond </w:t>
       </w:r>
       <w:proofErr w:type="spellStart"/>
       <w:r>
@@ -4464,6 +4798,563 @@
     </w:p>
     <w:p>
       <w:pPr>
+        <w:pStyle w:val="font-claude-response-body"/>
+        <w:spacing w:before="0" w:beforeAutospacing="0" w:after="0" w:afterAutospacing="0" w:line="276" w:lineRule="auto"/>
+        <w:rPr>
+          <w:rFonts w:ascii="Arial" w:hAnsi="Arial" w:cs="Arial"/>
+          <w:sz w:val="22"/>
+          <w:szCs w:val="22"/>
+        </w:rPr>
+      </w:pPr>
+    </w:p>
+    <w:p>
+      <w:pPr>
+        <w:pStyle w:val="font-claude-response-body"/>
+        <w:spacing w:before="0" w:beforeAutospacing="0" w:after="0" w:afterAutospacing="0" w:line="276" w:lineRule="auto"/>
+        <w:rPr>
+          <w:rFonts w:ascii="Arial" w:hAnsi="Arial" w:cs="Arial"/>
+          <w:b/>
+          <w:bCs/>
+          <w:sz w:val="22"/>
+          <w:szCs w:val="22"/>
+        </w:rPr>
+      </w:pPr>
+      <w:r>
+        <w:rPr>
+          <w:rFonts w:ascii="Arial" w:hAnsi="Arial" w:cs="Arial"/>
+          <w:b/>
+          <w:bCs/>
+          <w:sz w:val="22"/>
+          <w:szCs w:val="22"/>
+        </w:rPr>
+        <w:t>Reference</w:t>
+      </w:r>
+      <w:r>
+        <w:rPr>
+          <w:rFonts w:ascii="Arial" w:hAnsi="Arial" w:cs="Arial"/>
+          <w:b/>
+          <w:bCs/>
+          <w:sz w:val="22"/>
+          <w:szCs w:val="22"/>
+        </w:rPr>
+        <w:t>s</w:t>
+      </w:r>
+    </w:p>
+    <w:sdt>
+      <w:sdtPr>
+        <w:rPr>
+          <w:rFonts w:ascii="Arial" w:hAnsi="Arial" w:cs="Arial"/>
+          <w:color w:val="000000"/>
+          <w:sz w:val="22"/>
+          <w:szCs w:val="22"/>
+        </w:rPr>
+        <w:tag w:val="MENDELEY_BIBLIOGRAPHY"/>
+        <w:id w:val="-1874372521"/>
+        <w:placeholder>
+          <w:docPart w:val="DefaultPlaceholder_-1854013440"/>
+        </w:placeholder>
+      </w:sdtPr>
+      <w:sdtContent>
+        <w:p>
+          <w:pPr>
+            <w:autoSpaceDE w:val="0"/>
+            <w:autoSpaceDN w:val="0"/>
+            <w:spacing w:after="0" w:line="276" w:lineRule="auto"/>
+            <w:ind w:hanging="480"/>
+            <w:divId w:val="733622387"/>
+            <w:rPr>
+              <w:rFonts w:ascii="Arial" w:eastAsia="Times New Roman" w:hAnsi="Arial" w:cs="Arial"/>
+              <w:color w:val="000000"/>
+              <w:kern w:val="0"/>
+              <w:sz w:val="22"/>
+              <w14:ligatures w14:val="none"/>
+            </w:rPr>
+          </w:pPr>
+          <w:r>
+            <w:rPr>
+              <w:rFonts w:ascii="Arial" w:eastAsia="Times New Roman" w:hAnsi="Arial" w:cs="Arial"/>
+              <w:color w:val="000000"/>
+              <w:sz w:val="22"/>
+            </w:rPr>
+            <w:t xml:space="preserve">Collette A. </w:t>
+          </w:r>
+          <w:r>
+            <w:rPr>
+              <w:rFonts w:ascii="Arial" w:eastAsia="Times New Roman" w:hAnsi="Arial" w:cs="Arial"/>
+              <w:i/>
+              <w:iCs/>
+              <w:color w:val="000000"/>
+              <w:sz w:val="22"/>
+            </w:rPr>
+            <w:t>Python and HDF5</w:t>
+          </w:r>
+          <w:r>
+            <w:rPr>
+              <w:rFonts w:ascii="Arial" w:eastAsia="Times New Roman" w:hAnsi="Arial" w:cs="Arial"/>
+              <w:color w:val="000000"/>
+              <w:sz w:val="22"/>
+            </w:rPr>
+            <w:t xml:space="preserve">. </w:t>
+          </w:r>
+          <w:proofErr w:type="spellStart"/>
+          <w:r>
+            <w:rPr>
+              <w:rFonts w:ascii="Arial" w:eastAsia="Times New Roman" w:hAnsi="Arial" w:cs="Arial"/>
+              <w:color w:val="000000"/>
+              <w:sz w:val="22"/>
+            </w:rPr>
+            <w:t>n.p.</w:t>
+          </w:r>
+          <w:proofErr w:type="spellEnd"/>
+          <w:r>
+            <w:rPr>
+              <w:rFonts w:ascii="Arial" w:eastAsia="Times New Roman" w:hAnsi="Arial" w:cs="Arial"/>
+              <w:color w:val="000000"/>
+              <w:sz w:val="22"/>
+            </w:rPr>
+            <w:t>: O’Reilly Media, 2013. https://www.oreilly.com/library/view/python-and-hdf5/9781491944981.</w:t>
+          </w:r>
+        </w:p>
+        <w:p>
+          <w:pPr>
+            <w:autoSpaceDE w:val="0"/>
+            <w:autoSpaceDN w:val="0"/>
+            <w:spacing w:after="0" w:line="276" w:lineRule="auto"/>
+            <w:ind w:hanging="480"/>
+            <w:divId w:val="1199010360"/>
+            <w:rPr>
+              <w:rFonts w:ascii="Arial" w:eastAsia="Times New Roman" w:hAnsi="Arial" w:cs="Arial"/>
+              <w:color w:val="000000"/>
+              <w:sz w:val="22"/>
+            </w:rPr>
+          </w:pPr>
+          <w:r>
+            <w:rPr>
+              <w:rFonts w:ascii="Arial" w:eastAsia="Times New Roman" w:hAnsi="Arial" w:cs="Arial"/>
+              <w:color w:val="000000"/>
+              <w:sz w:val="22"/>
+            </w:rPr>
+            <w:t xml:space="preserve">Huber W, Carey VJ, Gentleman R </w:t>
+          </w:r>
+          <w:r>
+            <w:rPr>
+              <w:rFonts w:ascii="Arial" w:eastAsia="Times New Roman" w:hAnsi="Arial" w:cs="Arial"/>
+              <w:i/>
+              <w:iCs/>
+              <w:color w:val="000000"/>
+              <w:sz w:val="22"/>
+            </w:rPr>
+            <w:t>et al.</w:t>
+          </w:r>
+          <w:r>
+            <w:rPr>
+              <w:rFonts w:ascii="Arial" w:eastAsia="Times New Roman" w:hAnsi="Arial" w:cs="Arial"/>
+              <w:color w:val="000000"/>
+              <w:sz w:val="22"/>
+            </w:rPr>
+            <w:t xml:space="preserve"> Orchestrating high-throughput genomic analysis with Bioconductor. </w:t>
+          </w:r>
+          <w:r>
+            <w:rPr>
+              <w:rFonts w:ascii="Arial" w:eastAsia="Times New Roman" w:hAnsi="Arial" w:cs="Arial"/>
+              <w:i/>
+              <w:iCs/>
+              <w:color w:val="000000"/>
+              <w:sz w:val="22"/>
+            </w:rPr>
+            <w:t>Nat Methods</w:t>
+          </w:r>
+          <w:r>
+            <w:rPr>
+              <w:rFonts w:ascii="Arial" w:eastAsia="Times New Roman" w:hAnsi="Arial" w:cs="Arial"/>
+              <w:color w:val="000000"/>
+              <w:sz w:val="22"/>
+            </w:rPr>
+            <w:t xml:space="preserve"> 2015;</w:t>
+          </w:r>
+          <w:r>
+            <w:rPr>
+              <w:rFonts w:ascii="Arial" w:eastAsia="Times New Roman" w:hAnsi="Arial" w:cs="Arial"/>
+              <w:b/>
+              <w:bCs/>
+              <w:color w:val="000000"/>
+              <w:sz w:val="22"/>
+            </w:rPr>
+            <w:t>12</w:t>
+          </w:r>
+          <w:r>
+            <w:rPr>
+              <w:rFonts w:ascii="Arial" w:eastAsia="Times New Roman" w:hAnsi="Arial" w:cs="Arial"/>
+              <w:color w:val="000000"/>
+              <w:sz w:val="22"/>
+            </w:rPr>
+            <w:t>(2):115–21.</w:t>
+          </w:r>
+        </w:p>
+        <w:p>
+          <w:pPr>
+            <w:autoSpaceDE w:val="0"/>
+            <w:autoSpaceDN w:val="0"/>
+            <w:spacing w:after="0" w:line="276" w:lineRule="auto"/>
+            <w:ind w:hanging="480"/>
+            <w:divId w:val="1510634337"/>
+            <w:rPr>
+              <w:rFonts w:ascii="Arial" w:eastAsia="Times New Roman" w:hAnsi="Arial" w:cs="Arial"/>
+              <w:color w:val="000000"/>
+              <w:sz w:val="22"/>
+            </w:rPr>
+          </w:pPr>
+          <w:proofErr w:type="spellStart"/>
+          <w:r>
+            <w:rPr>
+              <w:rFonts w:ascii="Arial" w:eastAsia="Times New Roman" w:hAnsi="Arial" w:cs="Arial"/>
+              <w:color w:val="000000"/>
+              <w:sz w:val="22"/>
+            </w:rPr>
+            <w:t>Khatamian</w:t>
+          </w:r>
+          <w:proofErr w:type="spellEnd"/>
+          <w:r>
+            <w:rPr>
+              <w:rFonts w:ascii="Arial" w:eastAsia="Times New Roman" w:hAnsi="Arial" w:cs="Arial"/>
+              <w:color w:val="000000"/>
+              <w:sz w:val="22"/>
+            </w:rPr>
+            <w:t xml:space="preserve"> A, Paull EO, Califano A </w:t>
+          </w:r>
+          <w:r>
+            <w:rPr>
+              <w:rFonts w:ascii="Arial" w:eastAsia="Times New Roman" w:hAnsi="Arial" w:cs="Arial"/>
+              <w:i/>
+              <w:iCs/>
+              <w:color w:val="000000"/>
+              <w:sz w:val="22"/>
+            </w:rPr>
+            <w:t>et al.</w:t>
+          </w:r>
+          <w:r>
+            <w:rPr>
+              <w:rFonts w:ascii="Arial" w:eastAsia="Times New Roman" w:hAnsi="Arial" w:cs="Arial"/>
+              <w:color w:val="000000"/>
+              <w:sz w:val="22"/>
+            </w:rPr>
+            <w:t xml:space="preserve"> </w:t>
+          </w:r>
+          <w:proofErr w:type="spellStart"/>
+          <w:r>
+            <w:rPr>
+              <w:rFonts w:ascii="Arial" w:eastAsia="Times New Roman" w:hAnsi="Arial" w:cs="Arial"/>
+              <w:color w:val="000000"/>
+              <w:sz w:val="22"/>
+            </w:rPr>
+            <w:t>SJARACNe</w:t>
+          </w:r>
+          <w:proofErr w:type="spellEnd"/>
+          <w:r>
+            <w:rPr>
+              <w:rFonts w:ascii="Arial" w:eastAsia="Times New Roman" w:hAnsi="Arial" w:cs="Arial"/>
+              <w:color w:val="000000"/>
+              <w:sz w:val="22"/>
+            </w:rPr>
+            <w:t xml:space="preserve">: A scalable software tool for gene network reverse engineering from big data. </w:t>
+          </w:r>
+          <w:r>
+            <w:rPr>
+              <w:rFonts w:ascii="Arial" w:eastAsia="Times New Roman" w:hAnsi="Arial" w:cs="Arial"/>
+              <w:i/>
+              <w:iCs/>
+              <w:color w:val="000000"/>
+              <w:sz w:val="22"/>
+            </w:rPr>
+            <w:t>Bioinformatics</w:t>
+          </w:r>
+          <w:r>
+            <w:rPr>
+              <w:rFonts w:ascii="Arial" w:eastAsia="Times New Roman" w:hAnsi="Arial" w:cs="Arial"/>
+              <w:color w:val="000000"/>
+              <w:sz w:val="22"/>
+            </w:rPr>
+            <w:t xml:space="preserve"> 2019;</w:t>
+          </w:r>
+          <w:r>
+            <w:rPr>
+              <w:rFonts w:ascii="Arial" w:eastAsia="Times New Roman" w:hAnsi="Arial" w:cs="Arial"/>
+              <w:b/>
+              <w:bCs/>
+              <w:color w:val="000000"/>
+              <w:sz w:val="22"/>
+            </w:rPr>
+            <w:t>35</w:t>
+          </w:r>
+          <w:r>
+            <w:rPr>
+              <w:rFonts w:ascii="Arial" w:eastAsia="Times New Roman" w:hAnsi="Arial" w:cs="Arial"/>
+              <w:color w:val="000000"/>
+              <w:sz w:val="22"/>
+            </w:rPr>
+            <w:t>(12):2165–6. https://doi.org/10.1093/bioinformatics/bty907.</w:t>
+          </w:r>
+        </w:p>
+        <w:p>
+          <w:pPr>
+            <w:autoSpaceDE w:val="0"/>
+            <w:autoSpaceDN w:val="0"/>
+            <w:spacing w:after="0" w:line="276" w:lineRule="auto"/>
+            <w:ind w:hanging="480"/>
+            <w:divId w:val="19792762"/>
+            <w:rPr>
+              <w:rFonts w:ascii="Arial" w:eastAsia="Times New Roman" w:hAnsi="Arial" w:cs="Arial"/>
+              <w:color w:val="000000"/>
+              <w:sz w:val="22"/>
+            </w:rPr>
+          </w:pPr>
+          <w:r>
+            <w:rPr>
+              <w:rFonts w:ascii="Arial" w:eastAsia="Times New Roman" w:hAnsi="Arial" w:cs="Arial"/>
+              <w:color w:val="000000"/>
+              <w:sz w:val="22"/>
+            </w:rPr>
+            <w:t xml:space="preserve">Ouyang JF, Kamaraj US, Cao EY </w:t>
+          </w:r>
+          <w:r>
+            <w:rPr>
+              <w:rFonts w:ascii="Arial" w:eastAsia="Times New Roman" w:hAnsi="Arial" w:cs="Arial"/>
+              <w:i/>
+              <w:iCs/>
+              <w:color w:val="000000"/>
+              <w:sz w:val="22"/>
+            </w:rPr>
+            <w:t>et al.</w:t>
+          </w:r>
+          <w:r>
+            <w:rPr>
+              <w:rFonts w:ascii="Arial" w:eastAsia="Times New Roman" w:hAnsi="Arial" w:cs="Arial"/>
+              <w:color w:val="000000"/>
+              <w:sz w:val="22"/>
+            </w:rPr>
+            <w:t xml:space="preserve"> </w:t>
+          </w:r>
+          <w:proofErr w:type="spellStart"/>
+          <w:r>
+            <w:rPr>
+              <w:rFonts w:ascii="Arial" w:eastAsia="Times New Roman" w:hAnsi="Arial" w:cs="Arial"/>
+              <w:color w:val="000000"/>
+              <w:sz w:val="22"/>
+            </w:rPr>
+            <w:t>ShinyCell</w:t>
+          </w:r>
+          <w:proofErr w:type="spellEnd"/>
+          <w:r>
+            <w:rPr>
+              <w:rFonts w:ascii="Arial" w:eastAsia="Times New Roman" w:hAnsi="Arial" w:cs="Arial"/>
+              <w:color w:val="000000"/>
+              <w:sz w:val="22"/>
+            </w:rPr>
+            <w:t xml:space="preserve">: simple and sharable visualization of single-cell gene expression data. </w:t>
+          </w:r>
+          <w:r>
+            <w:rPr>
+              <w:rFonts w:ascii="Arial" w:eastAsia="Times New Roman" w:hAnsi="Arial" w:cs="Arial"/>
+              <w:i/>
+              <w:iCs/>
+              <w:color w:val="000000"/>
+              <w:sz w:val="22"/>
+            </w:rPr>
+            <w:t>Bioinformatics</w:t>
+          </w:r>
+          <w:r>
+            <w:rPr>
+              <w:rFonts w:ascii="Arial" w:eastAsia="Times New Roman" w:hAnsi="Arial" w:cs="Arial"/>
+              <w:color w:val="000000"/>
+              <w:sz w:val="22"/>
+            </w:rPr>
+            <w:t xml:space="preserve"> 2021;</w:t>
+          </w:r>
+          <w:r>
+            <w:rPr>
+              <w:rFonts w:ascii="Arial" w:eastAsia="Times New Roman" w:hAnsi="Arial" w:cs="Arial"/>
+              <w:b/>
+              <w:bCs/>
+              <w:color w:val="000000"/>
+              <w:sz w:val="22"/>
+            </w:rPr>
+            <w:t>37</w:t>
+          </w:r>
+          <w:r>
+            <w:rPr>
+              <w:rFonts w:ascii="Arial" w:eastAsia="Times New Roman" w:hAnsi="Arial" w:cs="Arial"/>
+              <w:color w:val="000000"/>
+              <w:sz w:val="22"/>
+            </w:rPr>
+            <w:t>(19):3374–6. https://doi.org/10.1093/bioinformatics/btab209.</w:t>
+          </w:r>
+        </w:p>
+        <w:p>
+          <w:pPr>
+            <w:autoSpaceDE w:val="0"/>
+            <w:autoSpaceDN w:val="0"/>
+            <w:spacing w:after="0" w:line="276" w:lineRule="auto"/>
+            <w:ind w:hanging="480"/>
+            <w:divId w:val="1582329771"/>
+            <w:rPr>
+              <w:rFonts w:ascii="Arial" w:eastAsia="Times New Roman" w:hAnsi="Arial" w:cs="Arial"/>
+              <w:color w:val="000000"/>
+              <w:sz w:val="22"/>
+            </w:rPr>
+          </w:pPr>
+          <w:r>
+            <w:rPr>
+              <w:rFonts w:ascii="Arial" w:eastAsia="Times New Roman" w:hAnsi="Arial" w:cs="Arial"/>
+              <w:color w:val="000000"/>
+              <w:sz w:val="22"/>
+            </w:rPr>
+            <w:t xml:space="preserve">Pan Q, Ding L, </w:t>
+          </w:r>
+          <w:proofErr w:type="spellStart"/>
+          <w:r>
+            <w:rPr>
+              <w:rFonts w:ascii="Arial" w:eastAsia="Times New Roman" w:hAnsi="Arial" w:cs="Arial"/>
+              <w:color w:val="000000"/>
+              <w:sz w:val="22"/>
+            </w:rPr>
+            <w:t>Hladyshau</w:t>
+          </w:r>
+          <w:proofErr w:type="spellEnd"/>
+          <w:r>
+            <w:rPr>
+              <w:rFonts w:ascii="Arial" w:eastAsia="Times New Roman" w:hAnsi="Arial" w:cs="Arial"/>
+              <w:color w:val="000000"/>
+              <w:sz w:val="22"/>
+            </w:rPr>
+            <w:t xml:space="preserve"> S </w:t>
+          </w:r>
+          <w:r>
+            <w:rPr>
+              <w:rFonts w:ascii="Arial" w:eastAsia="Times New Roman" w:hAnsi="Arial" w:cs="Arial"/>
+              <w:i/>
+              <w:iCs/>
+              <w:color w:val="000000"/>
+              <w:sz w:val="22"/>
+            </w:rPr>
+            <w:t>et al.</w:t>
+          </w:r>
+          <w:r>
+            <w:rPr>
+              <w:rFonts w:ascii="Arial" w:eastAsia="Times New Roman" w:hAnsi="Arial" w:cs="Arial"/>
+              <w:color w:val="000000"/>
+              <w:sz w:val="22"/>
+            </w:rPr>
+            <w:t xml:space="preserve"> </w:t>
+          </w:r>
+          <w:proofErr w:type="spellStart"/>
+          <w:r>
+            <w:rPr>
+              <w:rFonts w:ascii="Arial" w:eastAsia="Times New Roman" w:hAnsi="Arial" w:cs="Arial"/>
+              <w:color w:val="000000"/>
+              <w:sz w:val="22"/>
+            </w:rPr>
+            <w:t>scMINER</w:t>
+          </w:r>
+          <w:proofErr w:type="spellEnd"/>
+          <w:r>
+            <w:rPr>
+              <w:rFonts w:ascii="Arial" w:eastAsia="Times New Roman" w:hAnsi="Arial" w:cs="Arial"/>
+              <w:color w:val="000000"/>
+              <w:sz w:val="22"/>
+            </w:rPr>
+            <w:t xml:space="preserve">: a mutual information-based framework for clustering and hidden driver inference from single-cell transcriptomics data. </w:t>
+          </w:r>
+          <w:r>
+            <w:rPr>
+              <w:rFonts w:ascii="Arial" w:eastAsia="Times New Roman" w:hAnsi="Arial" w:cs="Arial"/>
+              <w:i/>
+              <w:iCs/>
+              <w:color w:val="000000"/>
+              <w:sz w:val="22"/>
+            </w:rPr>
+            <w:t xml:space="preserve">Nature Communications </w:t>
+          </w:r>
+          <w:r>
+            <w:rPr>
+              <w:rFonts w:ascii="Arial" w:eastAsia="Times New Roman" w:hAnsi="Arial" w:cs="Arial"/>
+              <w:color w:val="000000"/>
+              <w:sz w:val="22"/>
+            </w:rPr>
+            <w:t>2025;</w:t>
+          </w:r>
+          <w:r>
+            <w:rPr>
+              <w:rFonts w:ascii="Arial" w:eastAsia="Times New Roman" w:hAnsi="Arial" w:cs="Arial"/>
+              <w:b/>
+              <w:bCs/>
+              <w:color w:val="000000"/>
+              <w:sz w:val="22"/>
+            </w:rPr>
+            <w:t>16</w:t>
+          </w:r>
+          <w:r>
+            <w:rPr>
+              <w:rFonts w:ascii="Arial" w:eastAsia="Times New Roman" w:hAnsi="Arial" w:cs="Arial"/>
+              <w:color w:val="000000"/>
+              <w:sz w:val="22"/>
+            </w:rPr>
+            <w:t>(1). https://doi.org/10.1038/s41467-025-59620-6.</w:t>
+          </w:r>
+        </w:p>
+        <w:p>
+          <w:pPr>
+            <w:autoSpaceDE w:val="0"/>
+            <w:autoSpaceDN w:val="0"/>
+            <w:spacing w:after="0" w:line="276" w:lineRule="auto"/>
+            <w:ind w:hanging="480"/>
+            <w:divId w:val="1314987797"/>
+            <w:rPr>
+              <w:rFonts w:ascii="Arial" w:eastAsia="Times New Roman" w:hAnsi="Arial" w:cs="Arial"/>
+              <w:color w:val="000000"/>
+              <w:sz w:val="22"/>
+            </w:rPr>
+          </w:pPr>
+          <w:r>
+            <w:rPr>
+              <w:rFonts w:ascii="Arial" w:eastAsia="Times New Roman" w:hAnsi="Arial" w:cs="Arial"/>
+              <w:color w:val="000000"/>
+              <w:sz w:val="22"/>
+            </w:rPr>
+            <w:t xml:space="preserve">Xiao N. </w:t>
+          </w:r>
+          <w:proofErr w:type="spellStart"/>
+          <w:r>
+            <w:rPr>
+              <w:rFonts w:ascii="Arial" w:eastAsia="Times New Roman" w:hAnsi="Arial" w:cs="Arial"/>
+              <w:color w:val="000000"/>
+              <w:sz w:val="22"/>
+            </w:rPr>
+            <w:t>ggsci</w:t>
+          </w:r>
+          <w:proofErr w:type="spellEnd"/>
+          <w:r>
+            <w:rPr>
+              <w:rFonts w:ascii="Arial" w:eastAsia="Times New Roman" w:hAnsi="Arial" w:cs="Arial"/>
+              <w:color w:val="000000"/>
+              <w:sz w:val="22"/>
+            </w:rPr>
+            <w:t>: Scientific Journal and Sci-Fi Themed Color Palettes for ‘ggplot2’. Preprint, 2026. https://CRAN.R-project.org/package=ggsci.</w:t>
+          </w:r>
+        </w:p>
+        <w:p>
+          <w:pPr>
+            <w:spacing w:after="0" w:line="276" w:lineRule="auto"/>
+            <w:rPr>
+              <w:rFonts w:ascii="Arial" w:hAnsi="Arial" w:cs="Arial"/>
+              <w:sz w:val="22"/>
+              <w:szCs w:val="22"/>
+            </w:rPr>
+          </w:pPr>
+        </w:p>
+      </w:sdtContent>
+    </w:sdt>
+    <w:p>
+      <w:pPr>
         <w:spacing w:line="276" w:lineRule="auto"/>
         <w:rPr>
           <w:rFonts w:ascii="Arial" w:hAnsi="Arial" w:cs="Arial"/>
@@ -4473,9 +5364,9 @@
       </w:pPr>
     </w:p>
     <w:sectPr>
-      <w:footerReference w:type="even" r:id="rId10"/>
-      <w:footerReference w:type="default" r:id="rId11"/>
-      <w:footerReference w:type="first" r:id="rId12"/>
+      <w:footerReference w:type="even" r:id="rId11"/>
+      <w:footerReference w:type="default" r:id="rId12"/>
+      <w:footerReference w:type="first" r:id="rId13"/>
       <w:pgSz w:w="12240" w:h="15840"/>
       <w:pgMar w:top="1440" w:right="1440" w:bottom="1440" w:left="1440" w:header="720" w:footer="720" w:gutter="0"/>
       <w:cols w:space="720"/>
@@ -5639,6 +6530,7 @@
   <w:style w:type="character" w:default="1" w:styleId="DefaultParagraphFont">
     <w:name w:val="Default Paragraph Font"/>
     <w:uiPriority w:val="1"/>
+    <w:semiHidden/>
     <w:unhideWhenUsed/>
   </w:style>
   <w:style w:type="table" w:default="1" w:styleId="TableNormal">
@@ -6112,7 +7004,662 @@
       <w:shd w:val="clear" w:color="auto" w:fill="E1DFDD"/>
     </w:rPr>
   </w:style>
+  <w:style w:type="paragraph" w:styleId="EndnoteText">
+    <w:name w:val="endnote text"/>
+    <w:basedOn w:val="Normal"/>
+    <w:link w:val="EndnoteTextChar"/>
+    <w:uiPriority w:val="99"/>
+    <w:semiHidden/>
+    <w:unhideWhenUsed/>
+    <w:rsid w:val="000B1C13"/>
+    <w:pPr>
+      <w:spacing w:after="0" w:line="240" w:lineRule="auto"/>
+    </w:pPr>
+    <w:rPr>
+      <w:sz w:val="20"/>
+      <w:szCs w:val="20"/>
+    </w:rPr>
+  </w:style>
+  <w:style w:type="character" w:customStyle="1" w:styleId="EndnoteTextChar">
+    <w:name w:val="Endnote Text Char"/>
+    <w:basedOn w:val="DefaultParagraphFont"/>
+    <w:link w:val="EndnoteText"/>
+    <w:uiPriority w:val="99"/>
+    <w:semiHidden/>
+    <w:rsid w:val="000B1C13"/>
+    <w:rPr>
+      <w:sz w:val="20"/>
+      <w:szCs w:val="20"/>
+    </w:rPr>
+  </w:style>
+  <w:style w:type="character" w:styleId="EndnoteReference">
+    <w:name w:val="endnote reference"/>
+    <w:basedOn w:val="DefaultParagraphFont"/>
+    <w:uiPriority w:val="99"/>
+    <w:semiHidden/>
+    <w:unhideWhenUsed/>
+    <w:rsid w:val="000B1C13"/>
+    <w:rPr>
+      <w:vertAlign w:val="superscript"/>
+    </w:rPr>
+  </w:style>
+  <w:style w:type="character" w:styleId="PlaceholderText">
+    <w:name w:val="Placeholder Text"/>
+    <w:basedOn w:val="DefaultParagraphFont"/>
+    <w:uiPriority w:val="99"/>
+    <w:semiHidden/>
+    <w:rsid w:val="0033567F"/>
+    <w:rPr>
+      <w:color w:val="666666"/>
+    </w:rPr>
+  </w:style>
 </w:styles>
+</file>
+
+<file path=word/glossary/document.xml><?xml version="1.0" encoding="utf-8"?>
+<w:glossaryDocument xmlns:wpc="http://schemas.microsoft.com/office/word/2010/wordprocessingCanvas" xmlns:cx="http://schemas.microsoft.com/office/drawing/2014/chartex" xmlns:cx1="http://schemas.microsoft.com/office/drawing/2015/9/8/chartex" xmlns:cx2="http://schemas.microsoft.com/office/drawing/2015/10/21/chartex" xmlns:cx3="http://schemas.microsoft.com/office/drawing/2016/5/9/chartex" xmlns:cx4="http://schemas.microsoft.com/office/drawing/2016/5/10/chartex" xmlns:cx5="http://schemas.microsoft.com/office/drawing/2016/5/11/chartex" xmlns:cx6="http://schemas.microsoft.com/office/drawing/2016/5/12/chartex" xmlns:cx7="http://schemas.microsoft.com/office/drawing/2016/5/13/chartex" xmlns:cx8="http://schemas.microsoft.com/office/drawing/2016/5/14/chartex" xmlns:mc="http://schemas.openxmlformats.org/markup-compatibility/2006" xmlns:aink="http://schemas.microsoft.com/office/drawing/2016/ink" xmlns:am3d="http://schemas.microsoft.com/office/drawing/2017/model3d" xmlns:o="urn:schemas-microsoft-com:office:office" xmlns:oel="http://schemas.microsoft.com/office/2019/extlst" xmlns:r="http://schemas.openxmlformats.org/officeDocument/2006/relationships" xmlns:m="http://schemas.openxmlformats.org/officeDocument/2006/math" xmlns:v="urn:schemas-microsoft-com:vml" xmlns:wp14="http://schemas.microsoft.com/office/word/2010/wordprocessingDrawing" xmlns:wp="http://schemas.openxmlformats.org/drawingml/2006/wordprocessingDrawing" xmlns:w10="urn:schemas-microsoft-com:office:word" xmlns:w="http://schemas.openxmlformats.org/wordprocessingml/2006/main" xmlns:w14="http://schemas.microsoft.com/office/word/2010/wordml" xmlns:w15="http://schemas.microsoft.com/office/word/2012/wordml" xmlns:w16cex="http://schemas.microsoft.com/office/word/2018/wordml/cex" xmlns:w16cid="http://schemas.microsoft.com/office/word/2016/wordml/cid" xmlns:w16="http://schemas.microsoft.com/office/word/2018/wordml" xmlns:w16du="http://schemas.microsoft.com/office/word/2023/wordml/word16du" xmlns:w16sdtdh="http://schemas.microsoft.com/office/word/2020/wordml/sdtdatahash" xmlns:w16sdtfl="http://schemas.microsoft.com/office/word/2024/wordml/sdtformatlock" xmlns:w16se="http://schemas.microsoft.com/office/word/2015/wordml/symex" xmlns:wpg="http://schemas.microsoft.com/office/word/2010/wordprocessingGroup" xmlns:wpi="http://schemas.microsoft.com/office/word/2010/wordprocessingInk" xmlns:wne="http://schemas.microsoft.com/office/word/2006/wordml" xmlns:wps="http://schemas.microsoft.com/office/word/2010/wordprocessingShape" mc:Ignorable="w14 w15 w16se w16cid w16 w16cex w16sdtdh w16sdtfl w16du wp14">
+  <w:docParts>
+    <w:docPart>
+      <w:docPartPr>
+        <w:name w:val="DefaultPlaceholder_-1854013440"/>
+        <w:category>
+          <w:name w:val="General"/>
+          <w:gallery w:val="placeholder"/>
+        </w:category>
+        <w:types>
+          <w:type w:val="bbPlcHdr"/>
+        </w:types>
+        <w:behaviors>
+          <w:behavior w:val="content"/>
+        </w:behaviors>
+        <w:guid w:val="{1398A5AF-197C-7948-9545-4224045D8CBA}"/>
+      </w:docPartPr>
+      <w:docPartBody>
+        <w:p>
+          <w:r>
+            <w:rPr>
+              <w:rStyle w:val="PlaceholderText"/>
+            </w:rPr>
+            <w:t>Click or tap here to enter text.</w:t>
+          </w:r>
+        </w:p>
+      </w:docPartBody>
+    </w:docPart>
+  </w:docParts>
+</w:glossaryDocument>
+</file>
+
+<file path=word/glossary/fontTable.xml><?xml version="1.0" encoding="utf-8"?>
+<w:fonts xmlns:mc="http://schemas.openxmlformats.org/markup-compatibility/2006" xmlns:r="http://schemas.openxmlformats.org/officeDocument/2006/relationships" xmlns:w="http://schemas.openxmlformats.org/wordprocessingml/2006/main" xmlns:w14="http://schemas.microsoft.com/office/word/2010/wordml" xmlns:w15="http://schemas.microsoft.com/office/word/2012/wordml" xmlns:w16cex="http://schemas.microsoft.com/office/word/2018/wordml/cex" xmlns:w16cid="http://schemas.microsoft.com/office/word/2016/wordml/cid" xmlns:w16="http://schemas.microsoft.com/office/word/2018/wordml" xmlns:w16du="http://schemas.microsoft.com/office/word/2023/wordml/word16du" xmlns:w16sdtdh="http://schemas.microsoft.com/office/word/2020/wordml/sdtdatahash" xmlns:w16sdtfl="http://schemas.microsoft.com/office/word/2024/wordml/sdtformatlock" xmlns:w16se="http://schemas.microsoft.com/office/word/2015/wordml/symex" mc:Ignorable="w14 w15 w16se w16cid w16 w16cex w16sdtdh w16sdtfl w16du">
+  <w:font w:name="Symbol">
+    <w:panose1 w:val="05050102010706020507"/>
+    <w:charset w:val="02"/>
+    <w:family w:val="roman"/>
+    <w:pitch w:val="variable"/>
+    <w:sig w:usb0="00000000" w:usb1="10000000" w:usb2="00000000" w:usb3="00000000" w:csb0="80000000" w:csb1="00000000"/>
+  </w:font>
+  <w:font w:name="Times New Roman">
+    <w:panose1 w:val="02020603050405020304"/>
+    <w:charset w:val="00"/>
+    <w:family w:val="roman"/>
+    <w:pitch w:val="variable"/>
+    <w:sig w:usb0="E0002EFF" w:usb1="C000785B" w:usb2="00000009" w:usb3="00000000" w:csb0="000001FF" w:csb1="00000000"/>
+  </w:font>
+  <w:font w:name="Courier New">
+    <w:panose1 w:val="02070309020205020404"/>
+    <w:charset w:val="00"/>
+    <w:family w:val="modern"/>
+    <w:pitch w:val="fixed"/>
+    <w:sig w:usb0="E0002AFF" w:usb1="C0007843" w:usb2="00000009" w:usb3="00000000" w:csb0="000001FF" w:csb1="00000000"/>
+  </w:font>
+  <w:font w:name="Wingdings">
+    <w:panose1 w:val="05000000000000000000"/>
+    <w:charset w:val="02"/>
+    <w:family w:val="auto"/>
+    <w:pitch w:val="variable"/>
+    <w:sig w:usb0="00000000" w:usb1="10000000" w:usb2="00000000" w:usb3="00000000" w:csb0="80000000" w:csb1="00000000"/>
+  </w:font>
+  <w:font w:name="Aptos">
+    <w:panose1 w:val="020B0004020202020204"/>
+    <w:charset w:val="00"/>
+    <w:family w:val="swiss"/>
+    <w:pitch w:val="variable"/>
+    <w:sig w:usb0="20000287" w:usb1="00000003" w:usb2="00000000" w:usb3="00000000" w:csb0="0000019F" w:csb1="00000000"/>
+  </w:font>
+  <w:font w:name="DengXian">
+    <w:altName w:val="等线"/>
+    <w:panose1 w:val="02010600030101010101"/>
+    <w:charset w:val="86"/>
+    <w:family w:val="auto"/>
+    <w:pitch w:val="variable"/>
+    <w:sig w:usb0="A00002BF" w:usb1="38CF7CFA" w:usb2="00000016" w:usb3="00000000" w:csb0="0004000F" w:csb1="00000000"/>
+  </w:font>
+  <w:font w:name="Aptos Display">
+    <w:panose1 w:val="020B0004020202020204"/>
+    <w:charset w:val="00"/>
+    <w:family w:val="swiss"/>
+    <w:pitch w:val="variable"/>
+    <w:sig w:usb0="20000287" w:usb1="00000003" w:usb2="00000000" w:usb3="00000000" w:csb0="0000019F" w:csb1="00000000"/>
+  </w:font>
+  <w:font w:name="DengXian Light">
+    <w:altName w:val="等线 Light"/>
+    <w:panose1 w:val="02010600030101010101"/>
+    <w:charset w:val="86"/>
+    <w:family w:val="roman"/>
+    <w:notTrueType/>
+    <w:pitch w:val="default"/>
+  </w:font>
+  <w:font w:name="Consolas">
+    <w:panose1 w:val="020B0609020204030204"/>
+    <w:charset w:val="00"/>
+    <w:family w:val="modern"/>
+    <w:pitch w:val="fixed"/>
+    <w:sig w:usb0="E10002FF" w:usb1="4000FCFF" w:usb2="00000009" w:usb3="00000000" w:csb0="0000019F" w:csb1="00000000"/>
+  </w:font>
+  <w:font w:name="Arial">
+    <w:panose1 w:val="020B0604020202020204"/>
+    <w:charset w:val="00"/>
+    <w:family w:val="swiss"/>
+    <w:pitch w:val="variable"/>
+    <w:sig w:usb0="E0002AFF" w:usb1="C0007843" w:usb2="00000009" w:usb3="00000000" w:csb0="000001FF" w:csb1="00000000"/>
+  </w:font>
+  <w:font w:name="Cambria Math">
+    <w:panose1 w:val="02040503050406030204"/>
+    <w:charset w:val="00"/>
+    <w:family w:val="roman"/>
+    <w:pitch w:val="variable"/>
+    <w:sig w:usb0="E00002FF" w:usb1="420024FF" w:usb2="00000000" w:usb3="00000000" w:csb0="0000019F" w:csb1="00000000"/>
+  </w:font>
+</w:fonts>
+</file>
+
+<file path=word/glossary/settings.xml><?xml version="1.0" encoding="utf-8"?>
+<w:settings xmlns:mc="http://schemas.openxmlformats.org/markup-compatibility/2006" xmlns:o="urn:schemas-microsoft-com:office:office" xmlns:r="http://schemas.openxmlformats.org/officeDocument/2006/relationships" xmlns:m="http://schemas.openxmlformats.org/officeDocument/2006/math" xmlns:v="urn:schemas-microsoft-com:vml" xmlns:w10="urn:schemas-microsoft-com:office:word" xmlns:w="http://schemas.openxmlformats.org/wordprocessingml/2006/main" xmlns:w14="http://schemas.microsoft.com/office/word/2010/wordml" xmlns:w15="http://schemas.microsoft.com/office/word/2012/wordml" xmlns:w16cex="http://schemas.microsoft.com/office/word/2018/wordml/cex" xmlns:w16cid="http://schemas.microsoft.com/office/word/2016/wordml/cid" xmlns:w16="http://schemas.microsoft.com/office/word/2018/wordml" xmlns:w16du="http://schemas.microsoft.com/office/word/2023/wordml/word16du" xmlns:w16sdtdh="http://schemas.microsoft.com/office/word/2020/wordml/sdtdatahash" xmlns:w16sdtfl="http://schemas.microsoft.com/office/word/2024/wordml/sdtformatlock" xmlns:w16se="http://schemas.microsoft.com/office/word/2015/wordml/symex" xmlns:sl="http://schemas.openxmlformats.org/schemaLibrary/2006/main" mc:Ignorable="w14 w15 w16se w16cid w16 w16cex w16sdtdh w16sdtfl w16du">
+  <w:view w:val="normal"/>
+  <w:defaultTabStop w:val="720"/>
+  <w:characterSpacingControl w:val="doNotCompress"/>
+  <w:compat>
+    <w:useFELayout/>
+    <w:compatSetting w:name="compatibilityMode" w:uri="http://schemas.microsoft.com/office/word" w:val="15"/>
+    <w:compatSetting w:name="overrideTableStyleFontSizeAndJustification" w:uri="http://schemas.microsoft.com/office/word" w:val="1"/>
+    <w:compatSetting w:name="enableOpenTypeFeatures" w:uri="http://schemas.microsoft.com/office/word" w:val="1"/>
+    <w:compatSetting w:name="doNotFlipMirrorIndents" w:uri="http://schemas.microsoft.com/office/word" w:val="1"/>
+    <w:compatSetting w:name="differentiateMultirowTableHeaders" w:uri="http://schemas.microsoft.com/office/word" w:val="1"/>
+    <w:compatSetting w:name="useWord2013TrackBottomHyphenation" w:uri="http://schemas.microsoft.com/office/word" w:val="0"/>
+  </w:compat>
+  <w:rsids>
+    <w:rsidRoot w:val="009B3317"/>
+    <w:rsid w:val="00071768"/>
+    <w:rsid w:val="009B3317"/>
+    <w:rsid w:val="00FB5168"/>
+  </w:rsids>
+  <m:mathPr>
+    <m:mathFont m:val="Cambria Math"/>
+    <m:brkBin m:val="before"/>
+    <m:brkBinSub m:val="--"/>
+    <m:smallFrac m:val="0"/>
+    <m:dispDef/>
+    <m:lMargin m:val="0"/>
+    <m:rMargin m:val="0"/>
+    <m:defJc m:val="centerGroup"/>
+    <m:wrapIndent m:val="1440"/>
+    <m:intLim m:val="subSup"/>
+    <m:naryLim m:val="undOvr"/>
+  </m:mathPr>
+  <w:themeFontLang w:val="en-US" w:eastAsia="zh-CN"/>
+  <w:clrSchemeMapping w:bg1="light1" w:t1="dark1" w:bg2="light2" w:t2="dark2" w:accent1="accent1" w:accent2="accent2" w:accent3="accent3" w:accent4="accent4" w:accent5="accent5" w:accent6="accent6" w:hyperlink="hyperlink" w:followedHyperlink="followedHyperlink"/>
+  <w:decimalSymbol w:val="."/>
+  <w:listSeparator w:val=","/>
+  <w15:chartTrackingRefBased/>
+</w:settings>
+</file>
+
+<file path=word/glossary/styles.xml><?xml version="1.0" encoding="utf-8"?>
+<w:styles xmlns:mc="http://schemas.openxmlformats.org/markup-compatibility/2006" xmlns:r="http://schemas.openxmlformats.org/officeDocument/2006/relationships" xmlns:w="http://schemas.openxmlformats.org/wordprocessingml/2006/main" xmlns:w14="http://schemas.microsoft.com/office/word/2010/wordml" xmlns:w15="http://schemas.microsoft.com/office/word/2012/wordml" xmlns:w16cex="http://schemas.microsoft.com/office/word/2018/wordml/cex" xmlns:w16cid="http://schemas.microsoft.com/office/word/2016/wordml/cid" xmlns:w16="http://schemas.microsoft.com/office/word/2018/wordml" xmlns:w16du="http://schemas.microsoft.com/office/word/2023/wordml/word16du" xmlns:w16sdtdh="http://schemas.microsoft.com/office/word/2020/wordml/sdtdatahash" xmlns:w16sdtfl="http://schemas.microsoft.com/office/word/2024/wordml/sdtformatlock" xmlns:w16se="http://schemas.microsoft.com/office/word/2015/wordml/symex" mc:Ignorable="w14 w15 w16se w16cid w16 w16cex w16sdtdh w16sdtfl w16du">
+  <w:docDefaults>
+    <w:rPrDefault>
+      <w:rPr>
+        <w:rFonts w:asciiTheme="minorHAnsi" w:eastAsiaTheme="minorEastAsia" w:hAnsiTheme="minorHAnsi" w:cstheme="minorBidi"/>
+        <w:kern w:val="2"/>
+        <w:sz w:val="24"/>
+        <w:szCs w:val="24"/>
+        <w:lang w:val="en-US" w:eastAsia="zh-CN" w:bidi="ar-SA"/>
+        <w14:ligatures w14:val="standardContextual"/>
+      </w:rPr>
+    </w:rPrDefault>
+    <w:pPrDefault>
+      <w:pPr>
+        <w:spacing w:after="160" w:line="278" w:lineRule="auto"/>
+      </w:pPr>
+    </w:pPrDefault>
+  </w:docDefaults>
+  <w:latentStyles w:defLockedState="0" w:defUIPriority="99" w:defSemiHidden="0" w:defUnhideWhenUsed="0" w:defQFormat="0" w:count="376">
+    <w:lsdException w:name="Normal" w:uiPriority="0" w:qFormat="1"/>
+    <w:lsdException w:name="heading 1" w:uiPriority="9" w:qFormat="1"/>
+    <w:lsdException w:name="heading 2" w:semiHidden="1" w:uiPriority="9" w:unhideWhenUsed="1" w:qFormat="1"/>
+    <w:lsdException w:name="heading 3" w:semiHidden="1" w:uiPriority="9" w:unhideWhenUsed="1" w:qFormat="1"/>
+    <w:lsdException w:name="heading 4" w:semiHidden="1" w:uiPriority="9" w:unhideWhenUsed="1" w:qFormat="1"/>
+    <w:lsdException w:name="heading 5" w:semiHidden="1" w:uiPriority="9" w:unhideWhenUsed="1" w:qFormat="1"/>
+    <w:lsdException w:name="heading 6" w:semiHidden="1" w:uiPriority="9" w:unhideWhenUsed="1" w:qFormat="1"/>
+    <w:lsdException w:name="heading 7" w:semiHidden="1" w:uiPriority="9" w:unhideWhenUsed="1" w:qFormat="1"/>
+    <w:lsdException w:name="heading 8" w:semiHidden="1" w:uiPriority="9" w:unhideWhenUsed="1" w:qFormat="1"/>
+    <w:lsdException w:name="heading 9" w:semiHidden="1" w:uiPriority="9" w:unhideWhenUsed="1" w:qFormat="1"/>
+    <w:lsdException w:name="index 1" w:semiHidden="1" w:unhideWhenUsed="1"/>
+    <w:lsdException w:name="index 2" w:semiHidden="1" w:unhideWhenUsed="1"/>
+    <w:lsdException w:name="index 3" w:semiHidden="1" w:unhideWhenUsed="1"/>
+    <w:lsdException w:name="index 4" w:semiHidden="1" w:unhideWhenUsed="1"/>
+    <w:lsdException w:name="index 5" w:semiHidden="1" w:unhideWhenUsed="1"/>
+    <w:lsdException w:name="index 6" w:semiHidden="1" w:unhideWhenUsed="1"/>
+    <w:lsdException w:name="index 7" w:semiHidden="1" w:unhideWhenUsed="1"/>
+    <w:lsdException w:name="index 8" w:semiHidden="1" w:unhideWhenUsed="1"/>
+    <w:lsdException w:name="index 9" w:semiHidden="1" w:unhideWhenUsed="1"/>
+    <w:lsdException w:name="toc 1" w:semiHidden="1" w:uiPriority="39" w:unhideWhenUsed="1"/>
+    <w:lsdException w:name="toc 2" w:semiHidden="1" w:uiPriority="39" w:unhideWhenUsed="1"/>
+    <w:lsdException w:name="toc 3" w:semiHidden="1" w:uiPriority="39" w:unhideWhenUsed="1"/>
+    <w:lsdException w:name="toc 4" w:semiHidden="1" w:uiPriority="39" w:unhideWhenUsed="1"/>
+    <w:lsdException w:name="toc 5" w:semiHidden="1" w:uiPriority="39" w:unhideWhenUsed="1"/>
+    <w:lsdException w:name="toc 6" w:semiHidden="1" w:uiPriority="39" w:unhideWhenUsed="1"/>
+    <w:lsdException w:name="toc 7" w:semiHidden="1" w:uiPriority="39" w:unhideWhenUsed="1"/>
+    <w:lsdException w:name="toc 8" w:semiHidden="1" w:uiPriority="39" w:unhideWhenUsed="1"/>
+    <w:lsdException w:name="toc 9" w:semiHidden="1" w:uiPriority="39" w:unhideWhenUsed="1"/>
+    <w:lsdException w:name="Normal Indent" w:semiHidden="1" w:unhideWhenUsed="1"/>
+    <w:lsdException w:name="footnote text" w:semiHidden="1" w:unhideWhenUsed="1"/>
+    <w:lsdException w:name="annotation text" w:semiHidden="1" w:unhideWhenUsed="1"/>
+    <w:lsdException w:name="header" w:semiHidden="1" w:unhideWhenUsed="1"/>
+    <w:lsdException w:name="footer" w:semiHidden="1" w:unhideWhenUsed="1"/>
+    <w:lsdException w:name="index heading" w:semiHidden="1" w:unhideWhenUsed="1"/>
+    <w:lsdException w:name="caption" w:semiHidden="1" w:uiPriority="35" w:unhideWhenUsed="1" w:qFormat="1"/>
+    <w:lsdException w:name="table of figures" w:semiHidden="1" w:unhideWhenUsed="1"/>
+    <w:lsdException w:name="envelope address" w:semiHidden="1" w:unhideWhenUsed="1"/>
+    <w:lsdException w:name="envelope return" w:semiHidden="1" w:unhideWhenUsed="1"/>
+    <w:lsdException w:name="footnote reference" w:semiHidden="1" w:unhideWhenUsed="1"/>
+    <w:lsdException w:name="annotation reference" w:semiHidden="1" w:unhideWhenUsed="1"/>
+    <w:lsdException w:name="line number" w:semiHidden="1" w:unhideWhenUsed="1"/>
+    <w:lsdException w:name="page number" w:semiHidden="1" w:unhideWhenUsed="1"/>
+    <w:lsdException w:name="endnote reference" w:semiHidden="1" w:unhideWhenUsed="1"/>
+    <w:lsdException w:name="endnote text" w:semiHidden="1" w:unhideWhenUsed="1"/>
+    <w:lsdException w:name="table of authorities" w:semiHidden="1" w:unhideWhenUsed="1"/>
+    <w:lsdException w:name="macro" w:semiHidden="1" w:unhideWhenUsed="1"/>
+    <w:lsdException w:name="toa heading" w:semiHidden="1" w:unhideWhenUsed="1"/>
+    <w:lsdException w:name="List" w:semiHidden="1" w:unhideWhenUsed="1"/>
+    <w:lsdException w:name="List Bullet" w:semiHidden="1" w:unhideWhenUsed="1"/>
+    <w:lsdException w:name="List Number" w:semiHidden="1" w:unhideWhenUsed="1"/>
+    <w:lsdException w:name="List 2" w:semiHidden="1" w:unhideWhenUsed="1"/>
+    <w:lsdException w:name="List 3" w:semiHidden="1" w:unhideWhenUsed="1"/>
+    <w:lsdException w:name="List 4" w:semiHidden="1" w:unhideWhenUsed="1"/>
+    <w:lsdException w:name="List 5" w:semiHidden="1" w:unhideWhenUsed="1"/>
+    <w:lsdException w:name="List Bullet 2" w:semiHidden="1" w:unhideWhenUsed="1"/>
+    <w:lsdException w:name="List Bullet 3" w:semiHidden="1" w:unhideWhenUsed="1"/>
+    <w:lsdException w:name="List Bullet 4" w:semiHidden="1" w:unhideWhenUsed="1"/>
+    <w:lsdException w:name="List Bullet 5" w:semiHidden="1" w:unhideWhenUsed="1"/>
+    <w:lsdException w:name="List Number 2" w:semiHidden="1" w:unhideWhenUsed="1"/>
+    <w:lsdException w:name="List Number 3" w:semiHidden="1" w:unhideWhenUsed="1"/>
+    <w:lsdException w:name="List Number 4" w:semiHidden="1" w:unhideWhenUsed="1"/>
+    <w:lsdException w:name="List Number 5" w:semiHidden="1" w:unhideWhenUsed="1"/>
+    <w:lsdException w:name="Title" w:uiPriority="10" w:qFormat="1"/>
+    <w:lsdException w:name="Closing" w:semiHidden="1" w:unhideWhenUsed="1"/>
+    <w:lsdException w:name="Signature" w:semiHidden="1" w:unhideWhenUsed="1"/>
+    <w:lsdException w:name="Default Paragraph Font" w:semiHidden="1" w:uiPriority="1" w:unhideWhenUsed="1"/>
+    <w:lsdException w:name="Body Text" w:semiHidden="1" w:unhideWhenUsed="1"/>
+    <w:lsdException w:name="Body Text Indent" w:semiHidden="1" w:unhideWhenUsed="1"/>
+    <w:lsdException w:name="List Continue" w:semiHidden="1" w:unhideWhenUsed="1"/>
+    <w:lsdException w:name="List Continue 2" w:semiHidden="1" w:unhideWhenUsed="1"/>
+    <w:lsdException w:name="List Continue 3" w:semiHidden="1" w:unhideWhenUsed="1"/>
+    <w:lsdException w:name="List Continue 4" w:semiHidden="1" w:unhideWhenUsed="1"/>
+    <w:lsdException w:name="List Continue 5" w:semiHidden="1" w:unhideWhenUsed="1"/>
+    <w:lsdException w:name="Message Header" w:semiHidden="1" w:unhideWhenUsed="1"/>
+    <w:lsdException w:name="Subtitle" w:uiPriority="11" w:qFormat="1"/>
+    <w:lsdException w:name="Salutation" w:semiHidden="1" w:unhideWhenUsed="1"/>
+    <w:lsdException w:name="Date" w:semiHidden="1" w:unhideWhenUsed="1"/>
+    <w:lsdException w:name="Body Text First Indent" w:semiHidden="1" w:unhideWhenUsed="1"/>
+    <w:lsdException w:name="Body Text First Indent 2" w:semiHidden="1" w:unhideWhenUsed="1"/>
+    <w:lsdException w:name="Note Heading" w:semiHidden="1" w:unhideWhenUsed="1"/>
+    <w:lsdException w:name="Body Text 2" w:semiHidden="1" w:unhideWhenUsed="1"/>
+    <w:lsdException w:name="Body Text 3" w:semiHidden="1" w:unhideWhenUsed="1"/>
+    <w:lsdException w:name="Body Text Indent 2" w:semiHidden="1" w:unhideWhenUsed="1"/>
+    <w:lsdException w:name="Body Text Indent 3" w:semiHidden="1" w:unhideWhenUsed="1"/>
+    <w:lsdException w:name="Block Text" w:semiHidden="1" w:unhideWhenUsed="1"/>
+    <w:lsdException w:name="Hyperlink" w:semiHidden="1" w:unhideWhenUsed="1"/>
+    <w:lsdException w:name="FollowedHyperlink" w:semiHidden="1" w:unhideWhenUsed="1"/>
+    <w:lsdException w:name="Strong" w:uiPriority="22" w:qFormat="1"/>
+    <w:lsdException w:name="Emphasis" w:uiPriority="20" w:qFormat="1"/>
+    <w:lsdException w:name="Document Map" w:semiHidden="1" w:unhideWhenUsed="1"/>
+    <w:lsdException w:name="Plain Text" w:semiHidden="1" w:unhideWhenUsed="1"/>
+    <w:lsdException w:name="E-mail Signature" w:semiHidden="1" w:unhideWhenUsed="1"/>
+    <w:lsdException w:name="HTML Top of Form" w:semiHidden="1" w:unhideWhenUsed="1"/>
+    <w:lsdException w:name="HTML Bottom of Form" w:semiHidden="1" w:unhideWhenUsed="1"/>
+    <w:lsdException w:name="Normal (Web)" w:semiHidden="1" w:unhideWhenUsed="1"/>
+    <w:lsdException w:name="HTML Acronym" w:semiHidden="1" w:unhideWhenUsed="1"/>
+    <w:lsdException w:name="HTML Address" w:semiHidden="1" w:unhideWhenUsed="1"/>
+    <w:lsdException w:name="HTML Cite" w:semiHidden="1" w:unhideWhenUsed="1"/>
+    <w:lsdException w:name="HTML Code" w:semiHidden="1" w:unhideWhenUsed="1"/>
+    <w:lsdException w:name="HTML Definition" w:semiHidden="1" w:unhideWhenUsed="1"/>
+    <w:lsdException w:name="HTML Keyboard" w:semiHidden="1" w:unhideWhenUsed="1"/>
+    <w:lsdException w:name="HTML Preformatted" w:semiHidden="1" w:unhideWhenUsed="1"/>
+    <w:lsdException w:name="HTML Sample" w:semiHidden="1" w:unhideWhenUsed="1"/>
+    <w:lsdException w:name="HTML Typewriter" w:semiHidden="1" w:unhideWhenUsed="1"/>
+    <w:lsdException w:name="HTML Variable" w:semiHidden="1" w:unhideWhenUsed="1"/>
+    <w:lsdException w:name="Normal Table" w:semiHidden="1" w:unhideWhenUsed="1"/>
+    <w:lsdException w:name="annotation subject" w:semiHidden="1" w:unhideWhenUsed="1"/>
+    <w:lsdException w:name="No List" w:semiHidden="1" w:unhideWhenUsed="1"/>
+    <w:lsdException w:name="Outline List 1" w:semiHidden="1" w:unhideWhenUsed="1"/>
+    <w:lsdException w:name="Outline List 2" w:semiHidden="1" w:unhideWhenUsed="1"/>
+    <w:lsdException w:name="Outline List 3" w:semiHidden="1" w:unhideWhenUsed="1"/>
+    <w:lsdException w:name="Table Simple 1" w:semiHidden="1" w:unhideWhenUsed="1"/>
+    <w:lsdException w:name="Table Simple 2" w:semiHidden="1" w:unhideWhenUsed="1"/>
+    <w:lsdException w:name="Table Simple 3" w:semiHidden="1" w:unhideWhenUsed="1"/>
+    <w:lsdException w:name="Table Classic 1" w:semiHidden="1" w:unhideWhenUsed="1"/>
+    <w:lsdException w:name="Table Classic 2" w:semiHidden="1" w:unhideWhenUsed="1"/>
+    <w:lsdException w:name="Table Classic 3" w:semiHidden="1" w:unhideWhenUsed="1"/>
+    <w:lsdException w:name="Table Classic 4" w:semiHidden="1" w:unhideWhenUsed="1"/>
+    <w:lsdException w:name="Table Colorful 1" w:semiHidden="1" w:unhideWhenUsed="1"/>
+    <w:lsdException w:name="Table Colorful 2" w:semiHidden="1" w:unhideWhenUsed="1"/>
+    <w:lsdException w:name="Table Colorful 3" w:semiHidden="1" w:unhideWhenUsed="1"/>
+    <w:lsdException w:name="Table Columns 1" w:semiHidden="1" w:unhideWhenUsed="1"/>
+    <w:lsdException w:name="Table Columns 2" w:semiHidden="1" w:unhideWhenUsed="1"/>
+    <w:lsdException w:name="Table Columns 3" w:semiHidden="1" w:unhideWhenUsed="1"/>
+    <w:lsdException w:name="Table Columns 4" w:semiHidden="1" w:unhideWhenUsed="1"/>
+    <w:lsdException w:name="Table Columns 5" w:semiHidden="1" w:unhideWhenUsed="1"/>
+    <w:lsdException w:name="Table Grid 1" w:semiHidden="1" w:unhideWhenUsed="1"/>
+    <w:lsdException w:name="Table Grid 2" w:semiHidden="1" w:unhideWhenUsed="1"/>
+    <w:lsdException w:name="Table Grid 3" w:semiHidden="1" w:unhideWhenUsed="1"/>
+    <w:lsdException w:name="Table Grid 4" w:semiHidden="1" w:unhideWhenUsed="1"/>
+    <w:lsdException w:name="Table Grid 5" w:semiHidden="1" w:unhideWhenUsed="1"/>
+    <w:lsdException w:name="Table Grid 6" w:semiHidden="1" w:unhideWhenUsed="1"/>
+    <w:lsdException w:name="Table Grid 7" w:semiHidden="1" w:unhideWhenUsed="1"/>
+    <w:lsdException w:name="Table Grid 8" w:semiHidden="1" w:unhideWhenUsed="1"/>
+    <w:lsdException w:name="Table List 1" w:semiHidden="1" w:unhideWhenUsed="1"/>
+    <w:lsdException w:name="Table List 2" w:semiHidden="1" w:unhideWhenUsed="1"/>
+    <w:lsdException w:name="Table List 3" w:semiHidden="1" w:unhideWhenUsed="1"/>
+    <w:lsdException w:name="Table List 4" w:semiHidden="1" w:unhideWhenUsed="1"/>
+    <w:lsdException w:name="Table List 5" w:semiHidden="1" w:unhideWhenUsed="1"/>
+    <w:lsdException w:name="Table List 6" w:semiHidden="1" w:unhideWhenUsed="1"/>
+    <w:lsdException w:name="Table List 7" w:semiHidden="1" w:unhideWhenUsed="1"/>
+    <w:lsdException w:name="Table List 8" w:semiHidden="1" w:unhideWhenUsed="1"/>
+    <w:lsdException w:name="Table 3D effects 1" w:semiHidden="1" w:unhideWhenUsed="1"/>
+    <w:lsdException w:name="Table 3D effects 2" w:semiHidden="1" w:unhideWhenUsed="1"/>
+    <w:lsdException w:name="Table 3D effects 3" w:semiHidden="1" w:unhideWhenUsed="1"/>
+    <w:lsdException w:name="Table Contemporary" w:semiHidden="1" w:unhideWhenUsed="1"/>
+    <w:lsdException w:name="Table Elegant" w:semiHidden="1" w:unhideWhenUsed="1"/>
+    <w:lsdException w:name="Table Professional" w:semiHidden="1" w:unhideWhenUsed="1"/>
+    <w:lsdException w:name="Table Subtle 1" w:semiHidden="1" w:unhideWhenUsed="1"/>
+    <w:lsdException w:name="Table Subtle 2" w:semiHidden="1" w:unhideWhenUsed="1"/>
+    <w:lsdException w:name="Table Web 1" w:semiHidden="1" w:unhideWhenUsed="1"/>
+    <w:lsdException w:name="Table Web 2" w:semiHidden="1" w:unhideWhenUsed="1"/>
+    <w:lsdException w:name="Table Web 3" w:semiHidden="1" w:unhideWhenUsed="1"/>
+    <w:lsdException w:name="Balloon Text" w:semiHidden="1" w:unhideWhenUsed="1"/>
+    <w:lsdException w:name="Table Grid" w:uiPriority="39"/>
+    <w:lsdException w:name="Table Theme" w:semiHidden="1" w:unhideWhenUsed="1"/>
+    <w:lsdException w:name="Placeholder Text" w:semiHidden="1"/>
+    <w:lsdException w:name="No Spacing" w:uiPriority="1" w:qFormat="1"/>
+    <w:lsdException w:name="Light Shading" w:uiPriority="60"/>
+    <w:lsdException w:name="Light List" w:uiPriority="61"/>
+    <w:lsdException w:name="Light Grid" w:uiPriority="62"/>
+    <w:lsdException w:name="Medium Shading 1" w:uiPriority="63"/>
+    <w:lsdException w:name="Medium Shading 2" w:uiPriority="64"/>
+    <w:lsdException w:name="Medium List 1" w:uiPriority="65"/>
+    <w:lsdException w:name="Medium List 2" w:uiPriority="66"/>
+    <w:lsdException w:name="Medium Grid 1" w:uiPriority="67"/>
+    <w:lsdException w:name="Medium Grid 2" w:uiPriority="68"/>
+    <w:lsdException w:name="Medium Grid 3" w:uiPriority="69"/>
+    <w:lsdException w:name="Dark List" w:uiPriority="70"/>
+    <w:lsdException w:name="Colorful Shading" w:uiPriority="71"/>
+    <w:lsdException w:name="Colorful List" w:uiPriority="72"/>
+    <w:lsdException w:name="Colorful Grid" w:uiPriority="73"/>
+    <w:lsdException w:name="Light Shading Accent 1" w:uiPriority="60"/>
+    <w:lsdException w:name="Light List Accent 1" w:uiPriority="61"/>
+    <w:lsdException w:name="Light Grid Accent 1" w:uiPriority="62"/>
+    <w:lsdException w:name="Medium Shading 1 Accent 1" w:uiPriority="63"/>
+    <w:lsdException w:name="Medium Shading 2 Accent 1" w:uiPriority="64"/>
+    <w:lsdException w:name="Medium List 1 Accent 1" w:uiPriority="65"/>
+    <w:lsdException w:name="Revision" w:semiHidden="1"/>
+    <w:lsdException w:name="List Paragraph" w:uiPriority="34" w:qFormat="1"/>
+    <w:lsdException w:name="Quote" w:uiPriority="29" w:qFormat="1"/>
+    <w:lsdException w:name="Intense Quote" w:uiPriority="30" w:qFormat="1"/>
+    <w:lsdException w:name="Medium List 2 Accent 1" w:uiPriority="66"/>
+    <w:lsdException w:name="Medium Grid 1 Accent 1" w:uiPriority="67"/>
+    <w:lsdException w:name="Medium Grid 2 Accent 1" w:uiPriority="68"/>
+    <w:lsdException w:name="Medium Grid 3 Accent 1" w:uiPriority="69"/>
+    <w:lsdException w:name="Dark List Accent 1" w:uiPriority="70"/>
+    <w:lsdException w:name="Colorful Shading Accent 1" w:uiPriority="71"/>
+    <w:lsdException w:name="Colorful List Accent 1" w:uiPriority="72"/>
+    <w:lsdException w:name="Colorful Grid Accent 1" w:uiPriority="73"/>
+    <w:lsdException w:name="Light Shading Accent 2" w:uiPriority="60"/>
+    <w:lsdException w:name="Light List Accent 2" w:uiPriority="61"/>
+    <w:lsdException w:name="Light Grid Accent 2" w:uiPriority="62"/>
+    <w:lsdException w:name="Medium Shading 1 Accent 2" w:uiPriority="63"/>
+    <w:lsdException w:name="Medium Shading 2 Accent 2" w:uiPriority="64"/>
+    <w:lsdException w:name="Medium List 1 Accent 2" w:uiPriority="65"/>
+    <w:lsdException w:name="Medium List 2 Accent 2" w:uiPriority="66"/>
+    <w:lsdException w:name="Medium Grid 1 Accent 2" w:uiPriority="67"/>
+    <w:lsdException w:name="Medium Grid 2 Accent 2" w:uiPriority="68"/>
+    <w:lsdException w:name="Medium Grid 3 Accent 2" w:uiPriority="69"/>
+    <w:lsdException w:name="Dark List Accent 2" w:uiPriority="70"/>
+    <w:lsdException w:name="Colorful Shading Accent 2" w:uiPriority="71"/>
+    <w:lsdException w:name="Colorful List Accent 2" w:uiPriority="72"/>
+    <w:lsdException w:name="Colorful Grid Accent 2" w:uiPriority="73"/>
+    <w:lsdException w:name="Light Shading Accent 3" w:uiPriority="60"/>
+    <w:lsdException w:name="Light List Accent 3" w:uiPriority="61"/>
+    <w:lsdException w:name="Light Grid Accent 3" w:uiPriority="62"/>
+    <w:lsdException w:name="Medium Shading 1 Accent 3" w:uiPriority="63"/>
+    <w:lsdException w:name="Medium Shading 2 Accent 3" w:uiPriority="64"/>
+    <w:lsdException w:name="Medium List 1 Accent 3" w:uiPriority="65"/>
+    <w:lsdException w:name="Medium List 2 Accent 3" w:uiPriority="66"/>
+    <w:lsdException w:name="Medium Grid 1 Accent 3" w:uiPriority="67"/>
+    <w:lsdException w:name="Medium Grid 2 Accent 3" w:uiPriority="68"/>
+    <w:lsdException w:name="Medium Grid 3 Accent 3" w:uiPriority="69"/>
+    <w:lsdException w:name="Dark List Accent 3" w:uiPriority="70"/>
+    <w:lsdException w:name="Colorful Shading Accent 3" w:uiPriority="71"/>
+    <w:lsdException w:name="Colorful List Accent 3" w:uiPriority="72"/>
+    <w:lsdException w:name="Colorful Grid Accent 3" w:uiPriority="73"/>
+    <w:lsdException w:name="Light Shading Accent 4" w:uiPriority="60"/>
+    <w:lsdException w:name="Light List Accent 4" w:uiPriority="61"/>
+    <w:lsdException w:name="Light Grid Accent 4" w:uiPriority="62"/>
+    <w:lsdException w:name="Medium Shading 1 Accent 4" w:uiPriority="63"/>
+    <w:lsdException w:name="Medium Shading 2 Accent 4" w:uiPriority="64"/>
+    <w:lsdException w:name="Medium List 1 Accent 4" w:uiPriority="65"/>
+    <w:lsdException w:name="Medium List 2 Accent 4" w:uiPriority="66"/>
+    <w:lsdException w:name="Medium Grid 1 Accent 4" w:uiPriority="67"/>
+    <w:lsdException w:name="Medium Grid 2 Accent 4" w:uiPriority="68"/>
+    <w:lsdException w:name="Medium Grid 3 Accent 4" w:uiPriority="69"/>
+    <w:lsdException w:name="Dark List Accent 4" w:uiPriority="70"/>
+    <w:lsdException w:name="Colorful Shading Accent 4" w:uiPriority="71"/>
+    <w:lsdException w:name="Colorful List Accent 4" w:uiPriority="72"/>
+    <w:lsdException w:name="Colorful Grid Accent 4" w:uiPriority="73"/>
+    <w:lsdException w:name="Light Shading Accent 5" w:uiPriority="60"/>
+    <w:lsdException w:name="Light List Accent 5" w:uiPriority="61"/>
+    <w:lsdException w:name="Light Grid Accent 5" w:uiPriority="62"/>
+    <w:lsdException w:name="Medium Shading 1 Accent 5" w:uiPriority="63"/>
+    <w:lsdException w:name="Medium Shading 2 Accent 5" w:uiPriority="64"/>
+    <w:lsdException w:name="Medium List 1 Accent 5" w:uiPriority="65"/>
+    <w:lsdException w:name="Medium List 2 Accent 5" w:uiPriority="66"/>
+    <w:lsdException w:name="Medium Grid 1 Accent 5" w:uiPriority="67"/>
+    <w:lsdException w:name="Medium Grid 2 Accent 5" w:uiPriority="68"/>
+    <w:lsdException w:name="Medium Grid 3 Accent 5" w:uiPriority="69"/>
+    <w:lsdException w:name="Dark List Accent 5" w:uiPriority="70"/>
+    <w:lsdException w:name="Colorful Shading Accent 5" w:uiPriority="71"/>
+    <w:lsdException w:name="Colorful List Accent 5" w:uiPriority="72"/>
+    <w:lsdException w:name="Colorful Grid Accent 5" w:uiPriority="73"/>
+    <w:lsdException w:name="Light Shading Accent 6" w:uiPriority="60"/>
+    <w:lsdException w:name="Light List Accent 6" w:uiPriority="61"/>
+    <w:lsdException w:name="Light Grid Accent 6" w:uiPriority="62"/>
+    <w:lsdException w:name="Medium Shading 1 Accent 6" w:uiPriority="63"/>
+    <w:lsdException w:name="Medium Shading 2 Accent 6" w:uiPriority="64"/>
+    <w:lsdException w:name="Medium List 1 Accent 6" w:uiPriority="65"/>
+    <w:lsdException w:name="Medium List 2 Accent 6" w:uiPriority="66"/>
+    <w:lsdException w:name="Medium Grid 1 Accent 6" w:uiPriority="67"/>
+    <w:lsdException w:name="Medium Grid 2 Accent 6" w:uiPriority="68"/>
+    <w:lsdException w:name="Medium Grid 3 Accent 6" w:uiPriority="69"/>
+    <w:lsdException w:name="Dark List Accent 6" w:uiPriority="70"/>
+    <w:lsdException w:name="Colorful Shading Accent 6" w:uiPriority="71"/>
+    <w:lsdException w:name="Colorful List Accent 6" w:uiPriority="72"/>
+    <w:lsdException w:name="Colorful Grid Accent 6" w:uiPriority="73"/>
+    <w:lsdException w:name="Subtle Emphasis" w:uiPriority="19" w:qFormat="1"/>
+    <w:lsdException w:name="Intense Emphasis" w:uiPriority="21" w:qFormat="1"/>
+    <w:lsdException w:name="Subtle Reference" w:uiPriority="31" w:qFormat="1"/>
+    <w:lsdException w:name="Intense Reference" w:uiPriority="32" w:qFormat="1"/>
+    <w:lsdException w:name="Book Title" w:uiPriority="33" w:qFormat="1"/>
+    <w:lsdException w:name="Bibliography" w:semiHidden="1" w:uiPriority="37" w:unhideWhenUsed="1"/>
+    <w:lsdException w:name="TOC Heading" w:semiHidden="1" w:uiPriority="39" w:unhideWhenUsed="1" w:qFormat="1"/>
+    <w:lsdException w:name="Plain Table 1" w:uiPriority="41"/>
+    <w:lsdException w:name="Plain Table 2" w:uiPriority="42"/>
+    <w:lsdException w:name="Plain Table 3" w:uiPriority="43"/>
+    <w:lsdException w:name="Plain Table 4" w:uiPriority="44"/>
+    <w:lsdException w:name="Plain Table 5" w:uiPriority="45"/>
+    <w:lsdException w:name="Grid Table Light" w:uiPriority="40"/>
+    <w:lsdException w:name="Grid Table 1 Light" w:uiPriority="46"/>
+    <w:lsdException w:name="Grid Table 2" w:uiPriority="47"/>
+    <w:lsdException w:name="Grid Table 3" w:uiPriority="48"/>
+    <w:lsdException w:name="Grid Table 4" w:uiPriority="49"/>
+    <w:lsdException w:name="Grid Table 5 Dark" w:uiPriority="50"/>
+    <w:lsdException w:name="Grid Table 6 Colorful" w:uiPriority="51"/>
+    <w:lsdException w:name="Grid Table 7 Colorful" w:uiPriority="52"/>
+    <w:lsdException w:name="Grid Table 1 Light Accent 1" w:uiPriority="46"/>
+    <w:lsdException w:name="Grid Table 2 Accent 1" w:uiPriority="47"/>
+    <w:lsdException w:name="Grid Table 3 Accent 1" w:uiPriority="48"/>
+    <w:lsdException w:name="Grid Table 4 Accent 1" w:uiPriority="49"/>
+    <w:lsdException w:name="Grid Table 5 Dark Accent 1" w:uiPriority="50"/>
+    <w:lsdException w:name="Grid Table 6 Colorful Accent 1" w:uiPriority="51"/>
+    <w:lsdException w:name="Grid Table 7 Colorful Accent 1" w:uiPriority="52"/>
+    <w:lsdException w:name="Grid Table 1 Light Accent 2" w:uiPriority="46"/>
+    <w:lsdException w:name="Grid Table 2 Accent 2" w:uiPriority="47"/>
+    <w:lsdException w:name="Grid Table 3 Accent 2" w:uiPriority="48"/>
+    <w:lsdException w:name="Grid Table 4 Accent 2" w:uiPriority="49"/>
+    <w:lsdException w:name="Grid Table 5 Dark Accent 2" w:uiPriority="50"/>
+    <w:lsdException w:name="Grid Table 6 Colorful Accent 2" w:uiPriority="51"/>
+    <w:lsdException w:name="Grid Table 7 Colorful Accent 2" w:uiPriority="52"/>
+    <w:lsdException w:name="Grid Table 1 Light Accent 3" w:uiPriority="46"/>
+    <w:lsdException w:name="Grid Table 2 Accent 3" w:uiPriority="47"/>
+    <w:lsdException w:name="Grid Table 3 Accent 3" w:uiPriority="48"/>
+    <w:lsdException w:name="Grid Table 4 Accent 3" w:uiPriority="49"/>
+    <w:lsdException w:name="Grid Table 5 Dark Accent 3" w:uiPriority="50"/>
+    <w:lsdException w:name="Grid Table 6 Colorful Accent 3" w:uiPriority="51"/>
+    <w:lsdException w:name="Grid Table 7 Colorful Accent 3" w:uiPriority="52"/>
+    <w:lsdException w:name="Grid Table 1 Light Accent 4" w:uiPriority="46"/>
+    <w:lsdException w:name="Grid Table 2 Accent 4" w:uiPriority="47"/>
+    <w:lsdException w:name="Grid Table 3 Accent 4" w:uiPriority="48"/>
+    <w:lsdException w:name="Grid Table 4 Accent 4" w:uiPriority="49"/>
+    <w:lsdException w:name="Grid Table 5 Dark Accent 4" w:uiPriority="50"/>
+    <w:lsdException w:name="Grid Table 6 Colorful Accent 4" w:uiPriority="51"/>
+    <w:lsdException w:name="Grid Table 7 Colorful Accent 4" w:uiPriority="52"/>
+    <w:lsdException w:name="Grid Table 1 Light Accent 5" w:uiPriority="46"/>
+    <w:lsdException w:name="Grid Table 2 Accent 5" w:uiPriority="47"/>
+    <w:lsdException w:name="Grid Table 3 Accent 5" w:uiPriority="48"/>
+    <w:lsdException w:name="Grid Table 4 Accent 5" w:uiPriority="49"/>
+    <w:lsdException w:name="Grid Table 5 Dark Accent 5" w:uiPriority="50"/>
+    <w:lsdException w:name="Grid Table 6 Colorful Accent 5" w:uiPriority="51"/>
+    <w:lsdException w:name="Grid Table 7 Colorful Accent 5" w:uiPriority="52"/>
+    <w:lsdException w:name="Grid Table 1 Light Accent 6" w:uiPriority="46"/>
+    <w:lsdException w:name="Grid Table 2 Accent 6" w:uiPriority="47"/>
+    <w:lsdException w:name="Grid Table 3 Accent 6" w:uiPriority="48"/>
+    <w:lsdException w:name="Grid Table 4 Accent 6" w:uiPriority="49"/>
+    <w:lsdException w:name="Grid Table 5 Dark Accent 6" w:uiPriority="50"/>
+    <w:lsdException w:name="Grid Table 6 Colorful Accent 6" w:uiPriority="51"/>
+    <w:lsdException w:name="Grid Table 7 Colorful Accent 6" w:uiPriority="52"/>
+    <w:lsdException w:name="List Table 1 Light" w:uiPriority="46"/>
+    <w:lsdException w:name="List Table 2" w:uiPriority="47"/>
+    <w:lsdException w:name="List Table 3" w:uiPriority="48"/>
+    <w:lsdException w:name="List Table 4" w:uiPriority="49"/>
+    <w:lsdException w:name="List Table 5 Dark" w:uiPriority="50"/>
+    <w:lsdException w:name="List Table 6 Colorful" w:uiPriority="51"/>
+    <w:lsdException w:name="List Table 7 Colorful" w:uiPriority="52"/>
+    <w:lsdException w:name="List Table 1 Light Accent 1" w:uiPriority="46"/>
+    <w:lsdException w:name="List Table 2 Accent 1" w:uiPriority="47"/>
+    <w:lsdException w:name="List Table 3 Accent 1" w:uiPriority="48"/>
+    <w:lsdException w:name="List Table 4 Accent 1" w:uiPriority="49"/>
+    <w:lsdException w:name="List Table 5 Dark Accent 1" w:uiPriority="50"/>
+    <w:lsdException w:name="List Table 6 Colorful Accent 1" w:uiPriority="51"/>
+    <w:lsdException w:name="List Table 7 Colorful Accent 1" w:uiPriority="52"/>
+    <w:lsdException w:name="List Table 1 Light Accent 2" w:uiPriority="46"/>
+    <w:lsdException w:name="List Table 2 Accent 2" w:uiPriority="47"/>
+    <w:lsdException w:name="List Table 3 Accent 2" w:uiPriority="48"/>
+    <w:lsdException w:name="List Table 4 Accent 2" w:uiPriority="49"/>
+    <w:lsdException w:name="List Table 5 Dark Accent 2" w:uiPriority="50"/>
+    <w:lsdException w:name="List Table 6 Colorful Accent 2" w:uiPriority="51"/>
+    <w:lsdException w:name="List Table 7 Colorful Accent 2" w:uiPriority="52"/>
+    <w:lsdException w:name="List Table 1 Light Accent 3" w:uiPriority="46"/>
+    <w:lsdException w:name="List Table 2 Accent 3" w:uiPriority="47"/>
+    <w:lsdException w:name="List Table 3 Accent 3" w:uiPriority="48"/>
+    <w:lsdException w:name="List Table 4 Accent 3" w:uiPriority="49"/>
+    <w:lsdException w:name="List Table 5 Dark Accent 3" w:uiPriority="50"/>
+    <w:lsdException w:name="List Table 6 Colorful Accent 3" w:uiPriority="51"/>
+    <w:lsdException w:name="List Table 7 Colorful Accent 3" w:uiPriority="52"/>
+    <w:lsdException w:name="List Table 1 Light Accent 4" w:uiPriority="46"/>
+    <w:lsdException w:name="List Table 2 Accent 4" w:uiPriority="47"/>
+    <w:lsdException w:name="List Table 3 Accent 4" w:uiPriority="48"/>
+    <w:lsdException w:name="List Table 4 Accent 4" w:uiPriority="49"/>
+    <w:lsdException w:name="List Table 5 Dark Accent 4" w:uiPriority="50"/>
+    <w:lsdException w:name="List Table 6 Colorful Accent 4" w:uiPriority="51"/>
+    <w:lsdException w:name="List Table 7 Colorful Accent 4" w:uiPriority="52"/>
+    <w:lsdException w:name="List Table 1 Light Accent 5" w:uiPriority="46"/>
+    <w:lsdException w:name="List Table 2 Accent 5" w:uiPriority="47"/>
+    <w:lsdException w:name="List Table 3 Accent 5" w:uiPriority="48"/>
+    <w:lsdException w:name="List Table 4 Accent 5" w:uiPriority="49"/>
+    <w:lsdException w:name="List Table 5 Dark Accent 5" w:uiPriority="50"/>
+    <w:lsdException w:name="List Table 6 Colorful Accent 5" w:uiPriority="51"/>
+    <w:lsdException w:name="List Table 7 Colorful Accent 5" w:uiPriority="52"/>
+    <w:lsdException w:name="List Table 1 Light Accent 6" w:uiPriority="46"/>
+    <w:lsdException w:name="List Table 2 Accent 6" w:uiPriority="47"/>
+    <w:lsdException w:name="List Table 3 Accent 6" w:uiPriority="48"/>
+    <w:lsdException w:name="List Table 4 Accent 6" w:uiPriority="49"/>
+    <w:lsdException w:name="List Table 5 Dark Accent 6" w:uiPriority="50"/>
+    <w:lsdException w:name="List Table 6 Colorful Accent 6" w:uiPriority="51"/>
+    <w:lsdException w:name="List Table 7 Colorful Accent 6" w:uiPriority="52"/>
+    <w:lsdException w:name="Mention" w:semiHidden="1" w:unhideWhenUsed="1"/>
+    <w:lsdException w:name="Smart Hyperlink" w:semiHidden="1" w:unhideWhenUsed="1"/>
+    <w:lsdException w:name="Hashtag" w:semiHidden="1" w:unhideWhenUsed="1"/>
+    <w:lsdException w:name="Unresolved Mention" w:semiHidden="1" w:unhideWhenUsed="1"/>
+    <w:lsdException w:name="Smart Link" w:semiHidden="1" w:unhideWhenUsed="1"/>
+  </w:latentStyles>
+  <w:style w:type="paragraph" w:default="1" w:styleId="Normal">
+    <w:name w:val="Normal"/>
+    <w:qFormat/>
+  </w:style>
+  <w:style w:type="character" w:default="1" w:styleId="DefaultParagraphFont">
+    <w:name w:val="Default Paragraph Font"/>
+    <w:uiPriority w:val="1"/>
+    <w:semiHidden/>
+    <w:unhideWhenUsed/>
+  </w:style>
+  <w:style w:type="table" w:default="1" w:styleId="TableNormal">
+    <w:name w:val="Normal Table"/>
+    <w:uiPriority w:val="99"/>
+    <w:semiHidden/>
+    <w:unhideWhenUsed/>
+    <w:tblPr>
+      <w:tblInd w:w="0" w:type="dxa"/>
+      <w:tblCellMar>
+        <w:top w:w="0" w:type="dxa"/>
+        <w:left w:w="108" w:type="dxa"/>
+        <w:bottom w:w="0" w:type="dxa"/>
+        <w:right w:w="108" w:type="dxa"/>
+      </w:tblCellMar>
+    </w:tblPr>
+  </w:style>
+  <w:style w:type="numbering" w:default="1" w:styleId="NoList">
+    <w:name w:val="No List"/>
+    <w:uiPriority w:val="99"/>
+    <w:semiHidden/>
+    <w:unhideWhenUsed/>
+  </w:style>
+  <w:style w:type="character" w:styleId="PlaceholderText">
+    <w:name w:val="Placeholder Text"/>
+    <w:basedOn w:val="DefaultParagraphFont"/>
+    <w:uiPriority w:val="99"/>
+    <w:semiHidden/>
+    <w:rsid w:val="009B3317"/>
+    <w:rPr>
+      <w:color w:val="666666"/>
+    </w:rPr>
+  </w:style>
+</w:styles>
+</file>
+
+<file path=word/glossary/webSettings.xml><?xml version="1.0" encoding="utf-8"?>
+<w:webSettings xmlns:mc="http://schemas.openxmlformats.org/markup-compatibility/2006" xmlns:r="http://schemas.openxmlformats.org/officeDocument/2006/relationships" xmlns:w="http://schemas.openxmlformats.org/wordprocessingml/2006/main" xmlns:w14="http://schemas.microsoft.com/office/word/2010/wordml" xmlns:w15="http://schemas.microsoft.com/office/word/2012/wordml" xmlns:w16cex="http://schemas.microsoft.com/office/word/2018/wordml/cex" xmlns:w16cid="http://schemas.microsoft.com/office/word/2016/wordml/cid" xmlns:w16="http://schemas.microsoft.com/office/word/2018/wordml" xmlns:w16du="http://schemas.microsoft.com/office/word/2023/wordml/word16du" xmlns:w16sdtdh="http://schemas.microsoft.com/office/word/2020/wordml/sdtdatahash" xmlns:w16sdtfl="http://schemas.microsoft.com/office/word/2024/wordml/sdtformatlock" xmlns:w16se="http://schemas.microsoft.com/office/word/2015/wordml/symex" mc:Ignorable="w14 w15 w16se w16cid w16 w16cex w16sdtdh w16sdtfl w16du">
+  <w:optimizeForBrowser/>
+  <w:allowPNG/>
+</w:webSettings>
 </file>
 
 <file path=word/theme/theme1.xml><?xml version="1.0" encoding="utf-8"?>
@@ -6410,6 +7957,44 @@
 </a:theme>
 </file>
 
+<file path=word/webextensions/taskpanes.xml><?xml version="1.0" encoding="utf-8"?>
+<wetp:taskpanes xmlns:wetp="http://schemas.microsoft.com/office/webextensions/taskpanes/2010/11">
+  <wetp:taskpane dockstate="right" visibility="0" width="350" row="0">
+    <wetp:webextensionref xmlns:r="http://schemas.openxmlformats.org/officeDocument/2006/relationships" r:id="rId1"/>
+  </wetp:taskpane>
+</wetp:taskpanes>
+</file>
+
+<file path=word/webextensions/webextension1.xml><?xml version="1.0" encoding="utf-8"?>
+<we:webextension xmlns:we="http://schemas.microsoft.com/office/webextensions/webextension/2010/11" id="{1FE2BE86-6D44-4B45-8418-314FBC746700}">
+  <we:reference id="wa104382081" version="1.55.1.0" store="en-US" storeType="OMEX"/>
+  <we:alternateReferences>
+    <we:reference id="WA104382081" version="1.55.1.0" store="WA104382081" storeType="OMEX"/>
+  </we:alternateReferences>
+  <we:properties>
+    <we:property name="MENDELEY_BIBLIOGRAPHY_IS_DIRTY" value="false"/>
+    <we:property name="MENDELEY_BIBLIOGRAPHY_LAST_MODIFIED" value="1779995664851"/>
+    <we:property name="MENDELEY_CITATIONS" value="[{&quot;citationID&quot;:&quot;MENDELEY_CITATION_68f878b5-fed5-4acd-8f5a-8b4b5d442839&quot;,&quot;properties&quot;:{&quot;noteIndex&quot;:0},&quot;isEdited&quot;:false,&quot;manualOverride&quot;:{&quot;isManuallyOverridden&quot;:false,&quot;citeprocText&quot;:&quot;(Pan &lt;i&gt;et al.&lt;/i&gt; 2025)&quot;,&quot;manualOverrideText&quot;:&quot;&quot;},&quot;citationTag&quot;:&quot;MENDELEY_CITATION_v3_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&quot;,&quot;citationItems&quot;:[{&quot;id&quot;:&quot;a406221b-0be9-3688-9b6c-7cbd4d5f01b4&quot;,&quot;itemData&quot;:{&quot;type&quot;:&quot;article-journal&quot;,&quot;id&quot;:&quot;a406221b-0be9-3688-9b6c-7cbd4d5f01b4&quot;,&quot;title&quot;:&quot;scMINER: a mutual information-based framework for clustering and hidden driver inference from single-cell transcriptomics data&quot;,&quot;author&quot;:[{&quot;family&quot;:&quot;Pan&quot;,&quot;given&quot;:&quot;Qingfei&quot;,&quot;parse-names&quot;:false,&quot;dropping-particle&quot;:&quot;&quot;,&quot;non-dropping-particle&quot;:&quot;&quot;},{&quot;family&quot;:&quot;Ding&quot;,&quot;given&quot;:&quot;Liang&quot;,&quot;parse-names&quot;:false,&quot;dropping-particle&quot;:&quot;&quot;,&quot;non-dropping-particle&quot;:&quot;&quot;},{&quot;family&quot;:&quot;Hladyshau&quot;,&quot;given&quot;:&quot;Siarhei&quot;,&quot;parse-names&quot;:false,&quot;dropping-particle&quot;:&quot;&quot;,&quot;non-dropping-particle&quot;:&quot;&quot;},{&quot;family&quot;:&quot;Yao&quot;,&quot;given&quot;:&quot;Xiangyu&quot;,&quot;parse-names&quot;:false,&quot;dropping-particle&quot;:&quot;&quot;,&quot;non-dropping-particle&quot;:&quot;&quot;},{&quot;family&quot;:&quot;Zhou&quot;,&quot;given&quot;:&quot;Jiayu&quot;,&quot;parse-names&quot;:false,&quot;dropping-particle&quot;:&quot;&quot;,&quot;non-dropping-particle&quot;:&quot;&quot;},{&quot;family&quot;:&quot;Yan&quot;,&quot;given&quot;:&quot;Lei&quot;,&quot;parse-names&quot;:false,&quot;dropping-particle&quot;:&quot;&quot;,&quot;non-dropping-particle&quot;:&quot;&quot;},{&quot;family&quot;:&quot;Dhungana&quot;,&quot;given&quot;:&quot;Yogesh&quot;,&quot;parse-names&quot;:false,&quot;dropping-particle&quot;:&quot;&quot;,&quot;non-dropping-particle&quot;:&quot;&quot;},{&quot;family&quot;:&quot;Shi&quot;,&quot;given&quot;:&quot;Hao&quot;,&quot;parse-names&quot;:false,&quot;dropping-particle&quot;:&quot;&quot;,&quot;non-dropping-particle&quot;:&quot;&quot;},{&quot;family&quot;:&quot;Qian&quot;,&quot;given&quot;:&quot;Chenxi&quot;,&quot;parse-names&quot;:false,&quot;dropping-particle&quot;:&quot;&quot;,&quot;non-dropping-particle&quot;:&quot;&quot;},{&quot;family&quot;:&quot;Dong&quot;,&quot;given&quot;:&quot;Xinran&quot;,&quot;parse-names&quot;:false,&quot;dropping-particle&quot;:&quot;&quot;,&quot;non-dropping-particle&quot;:&quot;&quot;},{&quot;family&quot;:&quot;Burdyshaw&quot;,&quot;given&quot;:&quot;Chad&quot;,&quot;parse-names&quot;:false,&quot;dropping-particle&quot;:&quot;&quot;,&quot;non-dropping-particle&quot;:&quot;&quot;},{&quot;family&quot;:&quot;Veloso&quot;,&quot;given&quot;:&quot;Joao Pedro&quot;,&quot;parse-names&quot;:false,&quot;dropping-particle&quot;:&quot;&quot;,&quot;non-dropping-particle&quot;:&quot;&quot;},{&quot;family&quot;:&quot;Khatamian&quot;,&quot;given&quot;:&quot;Alireza&quot;,&quot;parse-names&quot;:false,&quot;dropping-particle&quot;:&quot;&quot;,&quot;non-dropping-particle&quot;:&quot;&quot;},{&quot;family&quot;:&quot;Xie&quot;,&quot;given&quot;:&quot;Zhen&quot;,&quot;parse-names&quot;:false,&quot;dropping-particle&quot;:&quot;&quot;,&quot;non-dropping-particle&quot;:&quot;&quot;},{&quot;family&quot;:&quot;Risch&quot;,&quot;given&quot;:&quot;Isabel&quot;,&quot;parse-names&quot;:false,&quot;dropping-particle&quot;:&quot;&quot;,&quot;non-dropping-particle&quot;:&quot;&quot;},{&quot;family&quot;:&quot;Yang&quot;,&quot;given&quot;:&quot;Xu&quot;,&quot;parse-names&quot;:false,&quot;dropping-particle&quot;:&quot;&quot;,&quot;non-dropping-particle&quot;:&quot;&quot;},{&quot;family&quot;:&quot;Yang&quot;,&quot;given&quot;:&quot;Jiyuan&quot;,&quot;parse-names&quot;:false,&quot;dropping-particle&quot;:&quot;&quot;,&quot;non-dropping-particle&quot;:&quot;&quot;},{&quot;family&quot;:&quot;Huang&quot;,&quot;given&quot;:&quot;Xin&quot;,&quot;parse-names&quot;:false,&quot;dropping-particle&quot;:&quot;&quot;,&quot;non-dropping-particle&quot;:&quot;&quot;},{&quot;family&quot;:&quot;Fang&quot;,&quot;given&quot;:&quot;Jason&quot;,&quot;parse-names&quot;:false,&quot;dropping-particle&quot;:&quot;&quot;,&quot;non-dropping-particle&quot;:&quot;&quot;},{&quot;family&quot;:&quot;Jain&quot;,&quot;given&quot;:&quot;Anuj&quot;,&quot;parse-names&quot;:false,&quot;dropping-particle&quot;:&quot;&quot;,&quot;non-dropping-particle&quot;:&quot;&quot;},{&quot;family&quot;:&quot;Jain&quot;,&quot;given&quot;:&quot;Arihant&quot;,&quot;parse-names&quot;:false,&quot;dropping-particle&quot;:&quot;&quot;,&quot;non-dropping-particle&quot;:&quot;&quot;},{&quot;family&quot;:&quot;Rusch&quot;,&quot;given&quot;:&quot;Michael&quot;,&quot;parse-names&quot;:false,&quot;dropping-particle&quot;:&quot;&quot;,&quot;non-dropping-particle&quot;:&quot;&quot;},{&quot;family&quot;:&quot;Brewer&quot;,&quot;given&quot;:&quot;Michael&quot;,&quot;parse-names&quot;:false,&quot;dropping-particle&quot;:&quot;&quot;,&quot;non-dropping-particle&quot;:&quot;&quot;},{&quot;family&quot;:&quot;Peng&quot;,&quot;given&quot;:&quot;Junmin&quot;,&quot;parse-names&quot;:false,&quot;dropping-particle&quot;:&quot;&quot;,&quot;non-dropping-particle&quot;:&quot;&quot;},{&quot;family&quot;:&quot;Yan&quot;,&quot;given&quot;:&quot;Koon Kiu&quot;,&quot;parse-names&quot;:false,&quot;dropping-particle&quot;:&quot;&quot;,&quot;non-dropping-particle&quot;:&quot;&quot;},{&quot;family&quot;:&quot;Chi&quot;,&quot;given&quot;:&quot;Hongbo&quot;,&quot;parse-names&quot;:false,&quot;dropping-particle&quot;:&quot;&quot;,&quot;non-dropping-particle&quot;:&quot;&quot;},{&quot;family&quot;:&quot;Yu&quot;,&quot;given&quot;:&quot;Jiyang&quot;,&quot;parse-names&quot;:false,&quot;dropping-particle&quot;:&quot;&quot;,&quot;non-dropping-particle&quot;:&quot;&quot;}],&quot;container-title&quot;:&quot;Nature Communications &quot;,&quot;DOI&quot;:&quot;10.1038/s41467-025-59620-6&quot;,&quot;ISSN&quot;:&quot;20411723&quot;,&quot;PMID&quot;:&quot;40341143&quot;,&quot;issued&quot;:{&quot;date-parts&quot;:[[2025,12,1]]},&quot;abstract&quot;:&quot;Single-cell transcriptomics data present challenges due to their inherent stochasticity and sparsity, complicating both cell clustering and cell type-specific network inference. To address these challenges, we introduce scMINER (single-cell Mutual Information-based Network Engineering Ranger), an integrative framework for unsupervised cell clustering, transcription factor and signaling protein network inference, and identification of hidden drivers from single-cell transcriptomic data. scMINER demonstrates superior accuracy in cell clustering, outperforming five state-of-the-art algorithms and excelling in distinguishing closely related cell populations. For network inference, scMINER outperforms three established methods, as validated by ATAC-seq and CROP-seq. In particular, it surpasses SCENIC in revealing key transcription factor drivers involved in T cell exhaustion and Treg tissue specification. Moreover, scMINER enables the inference of signaling protein networks and drivers with high accuracy, which presents an advantage in multimodal single cell data analysis. In addition, we establish scMINER Portal, an interactive visualization tool to facilitate exploration of scMINER results.&quot;,&quot;publisher&quot;:&quot;Nature Research&quot;,&quot;issue&quot;:&quot;1&quot;,&quot;volume&quot;:&quot;16&quot;,&quot;container-title-short&quot;:&quot;&quot;},&quot;isTemporary&quot;:false}]},{&quot;citationID&quot;:&quot;MENDELEY_CITATION_b3e05668-4682-49a9-8099-e4b245ef60cd&quot;,&quot;properties&quot;:{&quot;noteIndex&quot;:0},&quot;isEdited&quot;:false,&quot;manualOverride&quot;:{&quot;isManuallyOverridden&quot;:false,&quot;citeprocText&quot;:&quot;(Khatamian &lt;i&gt;et al.&lt;/i&gt; 2019)&quot;,&quot;manualOverrideText&quot;:&quot;&quot;},&quot;citationTag&quot;:&quot;MENDELEY_CITATION_v3_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&quot;,&quot;citationItems&quot;:[{&quot;id&quot;:&quot;52256db5-f282-3aca-86ec-70930c0235cf&quot;,&quot;itemData&quot;:{&quot;type&quot;:&quot;article-journal&quot;,&quot;id&quot;:&quot;52256db5-f282-3aca-86ec-70930c0235cf&quot;,&quot;title&quot;:&quot;SJARACNe: A scalable software tool for gene network reverse engineering from big data&quot;,&quot;author&quot;:[{&quot;family&quot;:&quot;Khatamian&quot;,&quot;given&quot;:&quot;Alireza&quot;,&quot;parse-names&quot;:false,&quot;dropping-particle&quot;:&quot;&quot;,&quot;non-dropping-particle&quot;:&quot;&quot;},{&quot;family&quot;:&quot;Paull&quot;,&quot;given&quot;:&quot;Evan O.&quot;,&quot;parse-names&quot;:false,&quot;dropping-particle&quot;:&quot;&quot;,&quot;non-dropping-particle&quot;:&quot;&quot;},{&quot;family&quot;:&quot;Califano&quot;,&quot;given&quot;:&quot;Andrea&quot;,&quot;parse-names&quot;:false,&quot;dropping-particle&quot;:&quot;&quot;,&quot;non-dropping-particle&quot;:&quot;&quot;},{&quot;family&quot;:&quot;Yu&quot;,&quot;given&quot;:&quot;Jiyang&quot;,&quot;parse-names&quot;:false,&quot;dropping-particle&quot;:&quot;&quot;,&quot;non-dropping-particle&quot;:&quot;&quot;}],&quot;container-title&quot;:&quot;Bioinformatics&quot;,&quot;DOI&quot;:&quot;10.1093/bioinformatics/bty907&quot;,&quot;ISSN&quot;:&quot;14602059&quot;,&quot;PMID&quot;:&quot;30388204&quot;,&quot;issued&quot;:{&quot;date-parts&quot;:[[2019,6,1]]},&quot;page&quot;:&quot;2165-2166&quot;,&quot;abstract&quot;:&quot;Over the last two decades, we have observed an exponential increase in the number of generated array or sequencing-based transcriptomic profiles. Reverse engineering of biological networks from high-Throughput gene expression profiles has been one of the grand challenges in systems biology. The Algorithm for the Reconstruction of Accurate Cellular Networks (ARACNe) represents one of the most effective and widely-used tools to address this challenge. However, existing ARACNe implementations do not efficiently process big input data with thousands of samples. Here we present an improved implementation of the algorithm, SJARACNe, to solve this big data problem, based on sophisticated software engineering. The new scalable SJARACNe package achieves a dramatic improvement in computational performance in both time and memory usage and implements new features while preserving the network inference accuracy of the original algorithm. Given that large-sampled transcriptomic data is increasingly available and ARACNe is extremely demanding for network reconstruction, the scalable SJARACNe will allow even researchers with modest computational resources to efficiently construct complex regulatory and signaling networks from thousands of gene expression profiles.&quot;,&quot;publisher&quot;:&quot;Oxford University Press&quot;,&quot;issue&quot;:&quot;12&quot;,&quot;volume&quot;:&quot;35&quot;,&quot;container-title-short&quot;:&quot;&quot;},&quot;isTemporary&quot;:false}]},{&quot;citationID&quot;:&quot;MENDELEY_CITATION_059d459c-a694-4102-805a-64ad4dfa9638&quot;,&quot;properties&quot;:{&quot;noteIndex&quot;:0},&quot;isEdited&quot;:false,&quot;manualOverride&quot;:{&quot;isManuallyOverridden&quot;:false,&quot;citeprocText&quot;:&quot;(Ouyang &lt;i&gt;et al.&lt;/i&gt; 2021)&quot;,&quot;manualOverrideText&quot;:&quot;&quot;},&quot;citationTag&quot;:&quot;MENDELEY_CITATION_v3_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&quot;,&quot;citationItems&quot;:[{&quot;id&quot;:&quot;c2b2757d-dbb7-3114-9b88-c0fc18254023&quot;,&quot;itemData&quot;:{&quot;type&quot;:&quot;article-journal&quot;,&quot;id&quot;:&quot;c2b2757d-dbb7-3114-9b88-c0fc18254023&quot;,&quot;title&quot;:&quot;ShinyCell: simple and sharable visualization of single-cell gene expression data&quot;,&quot;author&quot;:[{&quot;family&quot;:&quot;Ouyang&quot;,&quot;given&quot;:&quot;John F.&quot;,&quot;parse-names&quot;:false,&quot;dropping-particle&quot;:&quot;&quot;,&quot;non-dropping-particle&quot;:&quot;&quot;},{&quot;family&quot;:&quot;Kamaraj&quot;,&quot;given&quot;:&quot;Uma S.&quot;,&quot;parse-names&quot;:false,&quot;dropping-particle&quot;:&quot;&quot;,&quot;non-dropping-particle&quot;:&quot;&quot;},{&quot;family&quot;:&quot;Cao&quot;,&quot;given&quot;:&quot;Elaine Y.&quot;,&quot;parse-names&quot;:false,&quot;dropping-particle&quot;:&quot;&quot;,&quot;non-dropping-particle&quot;:&quot;&quot;},{&quot;family&quot;:&quot;Rackham&quot;,&quot;given&quot;:&quot;Owen J.L.&quot;,&quot;parse-names&quot;:false,&quot;dropping-particle&quot;:&quot;&quot;,&quot;non-dropping-particle&quot;:&quot;&quot;}],&quot;container-title&quot;:&quot;Bioinformatics&quot;,&quot;DOI&quot;:&quot;10.1093/bioinformatics/btab209&quot;,&quot;ISSN&quot;:&quot;14602059&quot;,&quot;PMID&quot;:&quot;33774659&quot;,&quot;issued&quot;:{&quot;date-parts&quot;:[[2021,10,1]]},&quot;page&quot;:&quot;3374-3376&quot;,&quot;abstract&quot;:&quot;Motivation: As the generation of complex single-cell RNA sequencing datasets becomes more commonplace it is the responsibility of researchers to provide access to these data in a way that can be easily explored and shared. Whilst it is often the case that data is deposited for future bioinformatic analysis many studies do not release their data in a way that is easy to explore by non-computational researchers. Results: In order to help address this we have developed ShinyCell, an R package that converts single-cell RNA sequencing datasets into explorable and shareable interactive interfaces. These interfaces can be easily customized in order to maximize their usability and can be easily uploaded to online platforms to facilitate wider access to published data.&quot;,&quot;publisher&quot;:&quot;Oxford University Press&quot;,&quot;issue&quot;:&quot;19&quot;,&quot;volume&quot;:&quot;37&quot;,&quot;container-title-short&quot;:&quot;&quot;},&quot;isTemporary&quot;:false}]},{&quot;citationID&quot;:&quot;MENDELEY_CITATION_61479336-ab71-4a85-8856-c0b667b9db88&quot;,&quot;properties&quot;:{&quot;noteIndex&quot;:0},&quot;isEdited&quot;:false,&quot;manualOverride&quot;:{&quot;isManuallyOverridden&quot;:false,&quot;citeprocText&quot;:&quot;(Collette 2013)&quot;,&quot;manualOverrideText&quot;:&quot;&quot;},&quot;citationTag&quot;:&quot;MENDELEY_CITATION_v3_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&quot;,&quot;citationItems&quot;:[{&quot;id&quot;:&quot;db7c9fb6-0c28-3f27-9e07-ecf3a532698d&quot;,&quot;itemData&quot;:{&quot;type&quot;:&quot;book&quot;,&quot;id&quot;:&quot;db7c9fb6-0c28-3f27-9e07-ecf3a532698d&quot;,&quot;title&quot;:&quot;Python and HDF5&quot;,&quot;author&quot;:[{&quot;family&quot;:&quot;Collette&quot;,&quot;given&quot;:&quot;Andrew&quot;,&quot;parse-names&quot;:false,&quot;dropping-particle&quot;:&quot;&quot;,&quot;non-dropping-particle&quot;:&quot;&quot;}],&quot;ISBN&quot;:&quot;9781449367831&quot;,&quot;URL&quot;:&quot;https://www.oreilly.com/library/view/python-and-hdf5/9781491944981&quot;,&quot;issued&quot;:{&quot;date-parts&quot;:[[2013,11]]},&quot;abstract&quot;:&quot;Gain hands-on experience with HDF5 for storing scientific data in Python. This practical guide quickly gets you up to speed on the details, best practices, and pitfalls of using HDF5 to archive and share numerical datasets ranging in size from gigabytes to terabytes.\n\nThrough real-world examples and practical exercises, you’ll explore topics such as scientific datasets, hierarchically organized groups, user-defined metadata, and interoperable files. Examples are applicable for users of both Python 2 and Python 3. If you’re familiar with the basics of Python data analysis, this is an ideal introduction to HDF5.\n\nGet set up with HDF5 tools and create your first HDF5 file\nWork with datasets by learning the HDF5 Dataset object\nUnderstand advanced features like dataset chunking and compression\nLearn how to work with HDF5’s hierarchical structure, using groups\nCreate self-describing files by adding metadata with HDF5 attributes\nTake advantage of HDF5’s type system to create interoperable files\nExpress relationships among data with references, named types, and dimension scales\nDiscover how Python mechanisms for writing parallel code interact with HDF5&quot;,&quot;publisher&quot;:&quot;O'Reilly Media&quot;,&quot;container-title-short&quot;:&quot;&quot;},&quot;isTemporary&quot;:false}]},{&quot;citationID&quot;:&quot;MENDELEY_CITATION_55aec066-1d87-47c1-87c0-482996592001&quot;,&quot;properties&quot;:{&quot;noteIndex&quot;:0},&quot;isEdited&quot;:false,&quot;manualOverride&quot;:{&quot;isManuallyOverridden&quot;:false,&quot;citeprocText&quot;:&quot;(Huber &lt;i&gt;et al.&lt;/i&gt; 2015)&quot;,&quot;manualOverrideText&quot;:&quot;&quot;},&quot;citationTag&quot;:&quot;MENDELEY_CITATION_v3_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&quot;,&quot;citationItems&quot;:[{&quot;id&quot;:&quot;7e98ff21-c889-373d-b787-99453697dc5f&quot;,&quot;itemData&quot;:{&quot;type&quot;:&quot;article-journal&quot;,&quot;id&quot;:&quot;7e98ff21-c889-373d-b787-99453697dc5f&quot;,&quot;title&quot;:&quot;Orchestrating high-throughput genomic analysis with Bioconductor&quot;,&quot;author&quot;:[{&quot;family&quot;:&quot;Huber&quot;,&quot;given&quot;:&quot;W&quot;,&quot;parse-names&quot;:false,&quot;dropping-particle&quot;:&quot;&quot;,&quot;non-dropping-particle&quot;:&quot;&quot;},{&quot;family&quot;:&quot;Carey&quot;,&quot;given&quot;:&quot;V J&quot;,&quot;parse-names&quot;:false,&quot;dropping-particle&quot;:&quot;&quot;,&quot;non-dropping-particle&quot;:&quot;&quot;},{&quot;family&quot;:&quot;Gentleman&quot;,&quot;given&quot;:&quot;R&quot;,&quot;parse-names&quot;:false,&quot;dropping-particle&quot;:&quot;&quot;,&quot;non-dropping-particle&quot;:&quot;&quot;},{&quot;family&quot;:&quot;Anders&quot;,&quot;given&quot;:&quot;S&quot;,&quot;parse-names&quot;:false,&quot;dropping-particle&quot;:&quot;&quot;,&quot;non-dropping-particle&quot;:&quot;&quot;},{&quot;family&quot;:&quot;Carlson&quot;,&quot;given&quot;:&quot;M&quot;,&quot;parse-names&quot;:false,&quot;dropping-particle&quot;:&quot;&quot;,&quot;non-dropping-particle&quot;:&quot;&quot;},{&quot;family&quot;:&quot;Carvalho&quot;,&quot;given&quot;:&quot;B S&quot;,&quot;parse-names&quot;:false,&quot;dropping-particle&quot;:&quot;&quot;,&quot;non-dropping-particle&quot;:&quot;&quot;},{&quot;family&quot;:&quot;Bravo&quot;,&quot;given&quot;:&quot;H C&quot;,&quot;parse-names&quot;:false,&quot;dropping-particle&quot;:&quot;&quot;,&quot;non-dropping-particle&quot;:&quot;&quot;},{&quot;family&quot;:&quot;Davis&quot;,&quot;given&quot;:&quot;S&quot;,&quot;parse-names&quot;:false,&quot;dropping-particle&quot;:&quot;&quot;,&quot;non-dropping-particle&quot;:&quot;&quot;},{&quot;family&quot;:&quot;Gatto&quot;,&quot;given&quot;:&quot;L&quot;,&quot;parse-names&quot;:false,&quot;dropping-particle&quot;:&quot;&quot;,&quot;non-dropping-particle&quot;:&quot;&quot;},{&quot;family&quot;:&quot;Girke&quot;,&quot;given&quot;:&quot;T&quot;,&quot;parse-names&quot;:false,&quot;dropping-particle&quot;:&quot;&quot;,&quot;non-dropping-particle&quot;:&quot;&quot;},{&quot;family&quot;:&quot;others&quot;,&quot;given&quot;:&quot;&quot;,&quot;parse-names&quot;:false,&quot;dropping-particle&quot;:&quot;&quot;,&quot;non-dropping-particle&quot;:&quot;&quot;}],&quot;container-title&quot;:&quot;Nature Methods&quot;,&quot;container-title-short&quot;:&quot;Nat. Methods&quot;,&quot;issued&quot;:{&quot;date-parts&quot;:[[2015]]},&quot;page&quot;:&quot;115-121&quot;,&quot;issue&quot;:&quot;2&quot;,&quot;volume&quot;:&quot;12&quot;},&quot;isTemporary&quot;:false}]},{&quot;citationID&quot;:&quot;MENDELEY_CITATION_34f8de0d-63eb-479d-abc3-5a4ede74e4c9&quot;,&quot;properties&quot;:{&quot;noteIndex&quot;:0},&quot;isEdited&quot;:false,&quot;manualOverride&quot;:{&quot;isManuallyOverridden&quot;:false,&quot;citeprocText&quot;:&quot;(Xiao 2026)&quot;,&quot;manualOverrideText&quot;:&quot;&quot;},&quot;citationTag&quot;:&quot;MENDELEY_CITATION_v3_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&quot;,&quot;citationItems&quot;:[{&quot;id&quot;:&quot;318974b6-4572-3bd0-bfac-a41ef115f4e6&quot;,&quot;itemData&quot;:{&quot;type&quot;:&quot;article&quot;,&quot;id&quot;:&quot;318974b6-4572-3bd0-bfac-a41ef115f4e6&quot;,&quot;title&quot;:&quot;ggsci: Scientific Journal and Sci-Fi Themed Color Palettes for\n'ggplot2'&quot;,&quot;author&quot;:[{&quot;family&quot;:&quot;Xiao&quot;,&quot;given&quot;:&quot;Nan&quot;,&quot;parse-names&quot;:false,&quot;dropping-particle&quot;:&quot;&quot;,&quot;non-dropping-particle&quot;:&quot;&quot;}],&quot;URL&quot;:&quot;https://CRAN.R-project.org/package=ggsci&quot;,&quot;issued&quot;:{&quot;date-parts&quot;:[[2026]]},&quot;container-title-short&quot;:&quot;&quot;},&quot;isTemporary&quot;:false}]}]"/>
+    <we:property name="MENDELEY_CITATIONS_LOCALE_CODE" value="&quot;en-GB&quot;"/>
+    <we:property name="MENDELEY_CITATIONS_STYLE" value="{&quot;id&quot;:&quot;https://www.zotero.org/styles/bioinformatics&quot;,&quot;title&quot;:&quot;Bioinformatics&quot;,&quot;format&quot;:&quot;author-date&quot;,&quot;defaultLocale&quot;:&quot;en-GB&quot;,&quot;isLocaleCodeValid&quot;:true}"/>
+  </we:properties>
+  <we:bindings/>
+  <we:snapshot xmlns:r="http://schemas.openxmlformats.org/officeDocument/2006/relationships"/>
+</we:webextension>
+</file>
+
+<file path=customXml/item1.xml><?xml version="1.0" encoding="utf-8"?>
+<b:Sources xmlns:b="http://schemas.openxmlformats.org/officeDocument/2006/bibliography" xmlns="http://schemas.openxmlformats.org/officeDocument/2006/bibliography" SelectedStyle="/APASixthEditionOfficeOnline.xsl" StyleName="APA" Version="6"/>
+</file>
+
+<file path=customXml/itemProps1.xml><?xml version="1.0" encoding="utf-8"?>
+<ds:datastoreItem xmlns:ds="http://schemas.openxmlformats.org/officeDocument/2006/customXml" ds:itemID="{4CA1B9E6-EABF-864D-AF0C-DF82AF9A320B}">
+  <ds:schemaRefs>
+    <ds:schemaRef ds:uri="http://schemas.openxmlformats.org/officeDocument/2006/bibliography"/>
+  </ds:schemaRefs>
+</ds:datastoreItem>
+</file>
+
 <file path=docMetadata/LabelInfo.xml><?xml version="1.0" encoding="utf-8"?>
 <clbl:labelList xmlns:clbl="http://schemas.microsoft.com/office/2020/mipLabelMetadata">
   <clbl:label id="{65ce1208-e929-4ec4-be64-9138d78922c0}" enabled="1" method="Standard" siteId="{22340fa8-9226-4871-b677-d3b3e377af72}" contentBits="2" removed="0"/>

--- a/paper/Manuscript-V1-HZ.docx
+++ b/paper/Manuscript-V1-HZ.docx
@@ -185,26 +185,20 @@
           <w:sz w:val="22"/>
           <w:szCs w:val="22"/>
         </w:rPr>
-        <w:t>cell transcriptomic data. Its companion portal</w:t>
-      </w:r>
-      <w:r>
-        <w:rPr>
-          <w:rFonts w:ascii="Arial" w:hAnsi="Arial" w:cs="Arial"/>
-          <w:sz w:val="22"/>
-          <w:szCs w:val="22"/>
-        </w:rPr>
-        <w:t xml:space="preserve"> </w:t>
-      </w:r>
-      <w:r>
-        <w:rPr>
-          <w:rFonts w:ascii="Arial" w:hAnsi="Arial" w:cs="Arial"/>
-          <w:sz w:val="22"/>
-          <w:szCs w:val="22"/>
-        </w:rPr>
-        <w:t>provides interactive visualization on network access and centralized hosting, which is incompatible with sensitive datasets, air-gapped HPC clusters, and multi-study labs that want a local source of truth.</w:t>
+        <w:t xml:space="preserve">cell transcriptomic data. </w:t>
+      </w:r>
+      <w:bookmarkStart w:id="2" w:name="OLE_LINK10"/>
+      <w:r>
+        <w:rPr>
+          <w:rFonts w:ascii="Arial" w:hAnsi="Arial" w:cs="Arial"/>
+          <w:sz w:val="22"/>
+          <w:szCs w:val="22"/>
+        </w:rPr>
+        <w:t>Its companion portal provides interactive visualization but depends on network access and centralized hosting, making it incompatible with sensitive datasets, air-gapped HPC clusters, and multi-study labs that want a local source of truth.</w:t>
       </w:r>
     </w:p>
     <w:bookmarkEnd w:id="1"/>
+    <w:bookmarkEnd w:id="2"/>
     <w:p>
       <w:pPr>
         <w:pStyle w:val="FirstParagraph"/>
@@ -688,7 +682,23 @@
           <w:sz w:val="22"/>
           <w:szCs w:val="22"/>
         </w:rPr>
-        <w:t xml:space="preserve">). The framework’s outputs include UMAP coordinates, per-cluster transcription-factor (TF) and signaling-protein (SIG) network edges, and hidden-driver activity profiles. These </w:t>
+        <w:t xml:space="preserve">). The framework’s outputs include </w:t>
+      </w:r>
+      <w:r>
+        <w:rPr>
+          <w:rFonts w:ascii="Arial" w:hAnsi="Arial" w:cs="Arial"/>
+          <w:sz w:val="22"/>
+          <w:szCs w:val="22"/>
+        </w:rPr>
+        <w:t>cell clusters</w:t>
+      </w:r>
+      <w:r>
+        <w:rPr>
+          <w:rFonts w:ascii="Arial" w:hAnsi="Arial" w:cs="Arial"/>
+          <w:sz w:val="22"/>
+          <w:szCs w:val="22"/>
+        </w:rPr>
+        <w:t xml:space="preserve">, per-cluster transcription-factor (TF) and signaling-protein (SIG) network edges, and hidden-driver activity profiles. These </w:t>
       </w:r>
       <w:r>
         <w:rPr>
@@ -815,7 +825,7 @@
         </w:rPr>
         <w:t xml:space="preserve"> </w:t>
       </w:r>
-      <w:bookmarkStart w:id="2" w:name="OLE_LINK4"/>
+      <w:bookmarkStart w:id="3" w:name="OLE_LINK4"/>
       <w:proofErr w:type="spellStart"/>
       <w:r>
         <w:rPr>
@@ -825,7 +835,7 @@
         </w:rPr>
         <w:t>ShinyCell</w:t>
       </w:r>
-      <w:bookmarkEnd w:id="2"/>
+      <w:bookmarkEnd w:id="3"/>
       <w:proofErr w:type="spellEnd"/>
       <w:sdt>
         <w:sdtPr>
@@ -1015,7 +1025,7 @@
         </w:rPr>
         <w:t xml:space="preserve"> study bundle and serve a </w:t>
       </w:r>
-      <w:bookmarkStart w:id="3" w:name="OLE_LINK8"/>
+      <w:bookmarkStart w:id="4" w:name="OLE_LINK8"/>
       <w:r>
         <w:rPr>
           <w:rFonts w:ascii="Arial" w:hAnsi="Arial" w:cs="Arial"/>
@@ -1032,7 +1042,7 @@
         </w:rPr>
         <w:t>web UI</w:t>
       </w:r>
-      <w:bookmarkEnd w:id="3"/>
+      <w:bookmarkEnd w:id="4"/>
       <w:r>
         <w:rPr>
           <w:rFonts w:ascii="Arial" w:hAnsi="Arial" w:cs="Arial"/>
@@ -1065,7 +1075,7 @@
           <w:sz w:val="22"/>
           <w:szCs w:val="22"/>
         </w:rPr>
-        <w:t xml:space="preserve"> Portal layout. Bundles are typically ~ 80MB for an 8</w:t>
+        <w:t xml:space="preserve"> Portal layout. Bundles are typically ~80MB for an 8</w:t>
       </w:r>
       <w:r>
         <w:rPr>
@@ -1355,7 +1365,7 @@
         </w:rPr>
         <w:t xml:space="preserve">) is the writer in the pipeline. It accepts a YAML config and a </w:t>
       </w:r>
-      <w:bookmarkStart w:id="4" w:name="OLE_LINK6"/>
+      <w:bookmarkStart w:id="5" w:name="OLE_LINK6"/>
       <w:proofErr w:type="spellStart"/>
       <w:r>
         <w:rPr>
@@ -1384,7 +1394,7 @@
         </w:rPr>
         <w:t>ExpressionSet</w:t>
       </w:r>
-      <w:bookmarkEnd w:id="4"/>
+      <w:bookmarkEnd w:id="5"/>
       <w:proofErr w:type="spellEnd"/>
       <w:sdt>
         <w:sdtPr>
@@ -1608,7 +1618,7 @@
         </w:rPr>
         <w:t xml:space="preserve"> </w:t>
       </w:r>
-      <w:bookmarkStart w:id="5" w:name="OLE_LINK1"/>
+      <w:bookmarkStart w:id="6" w:name="OLE_LINK1"/>
       <w:r>
         <w:rPr>
           <w:rFonts w:ascii="Arial" w:hAnsi="Arial" w:cs="Arial"/>
@@ -1735,14 +1745,30 @@
         </w:rPr>
         <w:t xml:space="preserve">. </w:t>
       </w:r>
-      <w:bookmarkStart w:id="6" w:name="OLE_LINK2"/>
-      <w:r>
-        <w:rPr>
-          <w:rFonts w:ascii="Arial" w:hAnsi="Arial" w:cs="Arial"/>
-          <w:sz w:val="22"/>
-          <w:szCs w:val="22"/>
-        </w:rPr>
-        <w:t>The viewer</w:t>
+      <w:bookmarkStart w:id="7" w:name="OLE_LINK2"/>
+      <w:r>
+        <w:rPr>
+          <w:rFonts w:ascii="Arial" w:hAnsi="Arial" w:cs="Arial"/>
+          <w:sz w:val="22"/>
+          <w:szCs w:val="22"/>
+        </w:rPr>
+        <w:t xml:space="preserve">The </w:t>
+      </w:r>
+      <w:r>
+        <w:rPr>
+          <w:rFonts w:ascii="Arial" w:hAnsi="Arial" w:cs="Arial"/>
+          <w:sz w:val="22"/>
+          <w:szCs w:val="22"/>
+        </w:rPr>
+        <w:t>V</w:t>
+      </w:r>
+      <w:r>
+        <w:rPr>
+          <w:rFonts w:ascii="Arial" w:hAnsi="Arial" w:cs="Arial"/>
+          <w:sz w:val="22"/>
+          <w:szCs w:val="22"/>
+        </w:rPr>
+        <w:t>iewer</w:t>
       </w:r>
       <w:r>
         <w:rPr>
@@ -1760,24 +1786,24 @@
         </w:rPr>
         <w:t>scan over a multi-study root scales linearly with the number of studies (~80ms per study)</w:t>
       </w:r>
+      <w:bookmarkEnd w:id="7"/>
+      <w:r>
+        <w:rPr>
+          <w:rFonts w:ascii="Arial" w:hAnsi="Arial" w:cs="Arial"/>
+          <w:sz w:val="22"/>
+          <w:szCs w:val="22"/>
+        </w:rPr>
+        <w:t>.</w:t>
+      </w:r>
+      <w:r>
+        <w:rPr>
+          <w:rFonts w:ascii="Arial" w:hAnsi="Arial" w:cs="Arial"/>
+          <w:sz w:val="22"/>
+          <w:szCs w:val="22"/>
+        </w:rPr>
+        <w:t xml:space="preserve"> </w:t>
+      </w:r>
       <w:bookmarkEnd w:id="6"/>
-      <w:r>
-        <w:rPr>
-          <w:rFonts w:ascii="Arial" w:hAnsi="Arial" w:cs="Arial"/>
-          <w:sz w:val="22"/>
-          <w:szCs w:val="22"/>
-        </w:rPr>
-        <w:t>.</w:t>
-      </w:r>
-      <w:r>
-        <w:rPr>
-          <w:rFonts w:ascii="Arial" w:hAnsi="Arial" w:cs="Arial"/>
-          <w:sz w:val="22"/>
-          <w:szCs w:val="22"/>
-        </w:rPr>
-        <w:t xml:space="preserve"> </w:t>
-      </w:r>
-      <w:bookmarkEnd w:id="5"/>
       <w:r>
         <w:rPr>
           <w:rStyle w:val="Strong"/>
@@ -2272,7 +2298,7 @@
         </w:rPr>
         <w:t xml:space="preserve">() interfaces, each driving its own web UI (Shiny vs. </w:t>
       </w:r>
-      <w:bookmarkStart w:id="7" w:name="OLE_LINK9"/>
+      <w:bookmarkStart w:id="8" w:name="OLE_LINK9"/>
       <w:r>
         <w:rPr>
           <w:rFonts w:ascii="Arial" w:hAnsi="Arial" w:cs="Arial"/>
@@ -2283,7 +2309,7 @@
         </w:rPr>
         <w:t>Shiny-for-Python</w:t>
       </w:r>
-      <w:bookmarkEnd w:id="7"/>
+      <w:bookmarkEnd w:id="8"/>
       <w:r>
         <w:rPr>
           <w:rFonts w:ascii="Arial" w:hAnsi="Arial" w:cs="Arial"/>
@@ -2669,7 +2695,19 @@
           <w:szCs w:val="22"/>
           <w14:ligatures w14:val="none"/>
         </w:rPr>
-        <w:t xml:space="preserve"> under a root directory and pre-load metadata only, so listing N studies costs O(N) lightweight reads regardless of total study size. Where inputs don't supply them, </w:t>
+        <w:t xml:space="preserve"> under a root directory and pre-load metadata only, so listing N studies costs O(N) lightweight reads regardless of total study size. </w:t>
+      </w:r>
+      <w:bookmarkStart w:id="9" w:name="OLE_LINK11"/>
+      <w:bookmarkStart w:id="10" w:name="OLE_LINK7"/>
+      <w:r>
+        <w:rPr>
+          <w:rFonts w:ascii="Arial" w:hAnsi="Arial" w:cs="Arial"/>
+          <w:kern w:val="0"/>
+          <w:sz w:val="22"/>
+          <w:szCs w:val="22"/>
+          <w14:ligatures w14:val="none"/>
+        </w:rPr>
+        <w:t xml:space="preserve">When these are not provided in the input, </w:t>
       </w:r>
       <w:proofErr w:type="spellStart"/>
       <w:r>
@@ -2713,9 +2751,8 @@
           <w:szCs w:val="22"/>
           <w14:ligatures w14:val="none"/>
         </w:rPr>
-        <w:t xml:space="preserve">) auto-fills cluster colors from a configurable </w:t>
-      </w:r>
-      <w:bookmarkStart w:id="8" w:name="OLE_LINK7"/>
+        <w:t xml:space="preserve">) assigns cluster colors from a configurable </w:t>
+      </w:r>
       <w:proofErr w:type="spellStart"/>
       <w:r>
         <w:rPr>
@@ -2768,18 +2805,39 @@
         </w:rPr>
         <w:t xml:space="preserve"> palette </w:t>
       </w:r>
-      <w:bookmarkEnd w:id="8"/>
-      <w:r>
-        <w:rPr>
-          <w:rFonts w:ascii="Arial" w:hAnsi="Arial" w:cs="Arial"/>
-          <w:kern w:val="0"/>
-          <w:sz w:val="22"/>
-          <w:szCs w:val="22"/>
-          <w14:ligatures w14:val="none"/>
-        </w:rPr>
-        <w:t>(default NPG) and computes label positions as per-cluster centroids over the embedding coordinates.</w:t>
+      <w:bookmarkEnd w:id="10"/>
+      <w:r>
+        <w:rPr>
+          <w:rFonts w:ascii="Arial" w:hAnsi="Arial" w:cs="Arial"/>
+          <w:kern w:val="0"/>
+          <w:sz w:val="22"/>
+          <w:szCs w:val="22"/>
+          <w14:ligatures w14:val="none"/>
+        </w:rPr>
+        <w:t>(NPG</w:t>
+      </w:r>
+      <w:r>
+        <w:rPr>
+          <w:rFonts w:ascii="Arial" w:hAnsi="Arial" w:cs="Arial"/>
+          <w:kern w:val="0"/>
+          <w:sz w:val="22"/>
+          <w:szCs w:val="22"/>
+          <w14:ligatures w14:val="none"/>
+        </w:rPr>
+        <w:t xml:space="preserve"> by default</w:t>
+      </w:r>
+      <w:r>
+        <w:rPr>
+          <w:rFonts w:ascii="Arial" w:hAnsi="Arial" w:cs="Arial"/>
+          <w:kern w:val="0"/>
+          <w:sz w:val="22"/>
+          <w:szCs w:val="22"/>
+          <w14:ligatures w14:val="none"/>
+        </w:rPr>
+        <w:t>) and computes label positions as per-cluster centroids over the embedding coordinates.</w:t>
       </w:r>
     </w:p>
+    <w:bookmarkEnd w:id="9"/>
     <w:p>
       <w:pPr>
         <w:spacing w:after="0" w:line="276" w:lineRule="auto"/>
@@ -2884,7 +2942,7 @@
         </w:rPr>
         <w:t xml:space="preserve"> measures the marginal cost of the lazy </w:t>
       </w:r>
-      <w:bookmarkStart w:id="9" w:name="OLE_LINK3"/>
+      <w:bookmarkStart w:id="11" w:name="OLE_LINK3"/>
       <w:r>
         <w:rPr>
           <w:rFonts w:ascii="Arial" w:hAnsi="Arial" w:cs="Arial"/>
@@ -2909,7 +2967,7 @@
         </w:rPr>
         <w:t xml:space="preserve">fact </w:t>
       </w:r>
-      <w:bookmarkEnd w:id="9"/>
+      <w:bookmarkEnd w:id="11"/>
       <w:r>
         <w:rPr>
           <w:rFonts w:ascii="Arial" w:hAnsi="Arial" w:cs="Arial"/>
@@ -3490,7 +3548,7 @@
         </w:rPr>
         <w:t xml:space="preserve"> end-to-end. Like the bundle sweep, each cell of the grid runs five times with independent seeds (</w:t>
       </w:r>
-      <w:bookmarkStart w:id="10" w:name="multi-study-discovery-scaling"/>
+      <w:bookmarkStart w:id="12" w:name="multi-study-discovery-scaling"/>
       <w:r>
         <w:rPr>
           <w:rFonts w:ascii="Arial" w:hAnsi="Arial" w:cs="Arial"/>
@@ -3531,7 +3589,25 @@
           <w:sz w:val="22"/>
           <w:szCs w:val="22"/>
         </w:rPr>
-        <w:t xml:space="preserve">Empirically the scan is linear in the number of studies (R² ≈ 1.0): the slope is ~80ms per study on commodity SSD hardware, with the intercept dominated by Python/HDF5 library initialization. For a research group hosting 30+ internal studies under one </w:t>
+        <w:t xml:space="preserve">Empirically the scan is linear in the number of studies (R² ≈ 1.0): the slope is ~80ms per study on </w:t>
+      </w:r>
+      <w:bookmarkStart w:id="13" w:name="OLE_LINK12"/>
+      <w:r>
+        <w:rPr>
+          <w:rFonts w:ascii="Arial" w:hAnsi="Arial" w:cs="Arial"/>
+          <w:sz w:val="22"/>
+          <w:szCs w:val="22"/>
+        </w:rPr>
+        <w:t>commodity SSD hardware</w:t>
+      </w:r>
+      <w:bookmarkEnd w:id="13"/>
+      <w:r>
+        <w:rPr>
+          <w:rFonts w:ascii="Arial" w:hAnsi="Arial" w:cs="Arial"/>
+          <w:sz w:val="22"/>
+          <w:szCs w:val="22"/>
+        </w:rPr>
+        <w:t xml:space="preserve">, with the intercept dominated by Python/HDF5 library initialization. For a research group hosting 30+ internal studies under one </w:t>
       </w:r>
       <w:proofErr w:type="spellStart"/>
       <w:r>
@@ -3641,7 +3717,7 @@
         </w:rPr>
         <w:t>Because the browser only reads per-study metadata (no matrix indexes), the test isolates the linear file-system scan from any data decoding.</w:t>
       </w:r>
-      <w:bookmarkEnd w:id="10"/>
+      <w:bookmarkEnd w:id="12"/>
     </w:p>
     <w:p>
       <w:pPr>
@@ -3737,7 +3813,7 @@
           <w14:ligatures w14:val="none"/>
         </w:rPr>
       </w:pPr>
-      <w:bookmarkStart w:id="11" w:name="OLE_LINK15"/>
+      <w:bookmarkStart w:id="14" w:name="OLE_LINK15"/>
       <w:r>
         <w:rPr>
           <w:rFonts w:ascii="Arial" w:hAnsi="Arial" w:cs="Arial"/>
@@ -4441,7 +4517,37 @@
           <w:szCs w:val="22"/>
           <w14:ligatures w14:val="none"/>
         </w:rPr>
-        <w:t>34.3s) and is independent of underlying matrix size. Bundles average 5.0% of input size (median 8.3%). Lazy-by-design holds: any study opens in seconds and serves per-gene plots in under 1.2s.</w:t>
+        <w:t xml:space="preserve">34.3s) and is independent of underlying matrix size. </w:t>
+      </w:r>
+      <w:r>
+        <w:rPr>
+          <w:rFonts w:ascii="Arial" w:hAnsi="Arial" w:cs="Arial"/>
+          <w:kern w:val="0"/>
+          <w:sz w:val="22"/>
+          <w:szCs w:val="22"/>
+          <w14:ligatures w14:val="none"/>
+        </w:rPr>
+        <w:t>On average, bundles occupy 5.0% of the input size (median 8.3%).</w:t>
+      </w:r>
+      <w:r>
+        <w:rPr>
+          <w:rFonts w:ascii="Arial" w:hAnsi="Arial" w:cs="Arial"/>
+          <w:kern w:val="0"/>
+          <w:sz w:val="22"/>
+          <w:szCs w:val="22"/>
+          <w14:ligatures w14:val="none"/>
+        </w:rPr>
+        <w:t xml:space="preserve"> </w:t>
+      </w:r>
+      <w:r>
+        <w:rPr>
+          <w:rFonts w:ascii="Arial" w:hAnsi="Arial" w:cs="Arial"/>
+          <w:kern w:val="0"/>
+          <w:sz w:val="22"/>
+          <w:szCs w:val="22"/>
+          <w14:ligatures w14:val="none"/>
+        </w:rPr>
+        <w:t>Lazy-by-design holds: any study opens in seconds and serves per-gene plots in under 1.2s.</w:t>
       </w:r>
     </w:p>
     <w:p>
@@ -4456,7 +4562,7 @@
         </w:rPr>
       </w:pPr>
     </w:p>
-    <w:bookmarkEnd w:id="11"/>
+    <w:bookmarkEnd w:id="14"/>
     <w:p>
       <w:pPr>
         <w:spacing w:after="0" w:line="276" w:lineRule="auto"/>
@@ -4511,7 +4617,65 @@
           <w:sz w:val="22"/>
           <w:szCs w:val="22"/>
         </w:rPr>
-        <w:t xml:space="preserve">cell transcriptomic analysis in clinical and translational research depends on lab-local infrastructure: sensitive patient datasets cannot leave their institutional perimeter, HPC clusters are routinely air-gapped, and multi-study groups need a navigable index over their own outputs. The </w:t>
+        <w:t xml:space="preserve">cell transcriptomic analysis in clinical and translational research depends on lab-local infrastructure: </w:t>
+      </w:r>
+      <w:bookmarkStart w:id="15" w:name="OLE_LINK14"/>
+      <w:r>
+        <w:rPr>
+          <w:rFonts w:ascii="Arial" w:hAnsi="Arial" w:cs="Arial"/>
+          <w:sz w:val="22"/>
+          <w:szCs w:val="22"/>
+        </w:rPr>
+        <w:t xml:space="preserve">sensitive patient datasets cannot leave their </w:t>
+      </w:r>
+      <w:r>
+        <w:rPr>
+          <w:rFonts w:ascii="Arial" w:hAnsi="Arial" w:cs="Arial"/>
+          <w:sz w:val="22"/>
+          <w:szCs w:val="22"/>
+        </w:rPr>
+        <w:t>institution</w:t>
+      </w:r>
+      <w:r>
+        <w:rPr>
+          <w:rFonts w:ascii="Arial" w:hAnsi="Arial" w:cs="Arial"/>
+          <w:sz w:val="22"/>
+          <w:szCs w:val="22"/>
+        </w:rPr>
+        <w:t xml:space="preserve">, </w:t>
+      </w:r>
+      <w:r>
+        <w:rPr>
+          <w:rFonts w:ascii="Arial" w:hAnsi="Arial" w:cs="Arial"/>
+          <w:sz w:val="22"/>
+          <w:szCs w:val="22"/>
+        </w:rPr>
+        <w:t>HPC clusters are commonly network-restricted</w:t>
+      </w:r>
+      <w:r>
+        <w:rPr>
+          <w:rFonts w:ascii="Arial" w:hAnsi="Arial" w:cs="Arial"/>
+          <w:sz w:val="22"/>
+          <w:szCs w:val="22"/>
+        </w:rPr>
+        <w:t>, and multi-study groups need a navigable index over their own outputs</w:t>
+      </w:r>
+      <w:bookmarkEnd w:id="15"/>
+      <w:r>
+        <w:rPr>
+          <w:rFonts w:ascii="Arial" w:hAnsi="Arial" w:cs="Arial"/>
+          <w:sz w:val="22"/>
+          <w:szCs w:val="22"/>
+        </w:rPr>
+        <w:t xml:space="preserve">. </w:t>
+      </w:r>
+      <w:r>
+        <w:rPr>
+          <w:rFonts w:ascii="Arial" w:hAnsi="Arial" w:cs="Arial"/>
+          <w:sz w:val="22"/>
+          <w:szCs w:val="22"/>
+        </w:rPr>
+        <w:t xml:space="preserve">The </w:t>
       </w:r>
       <w:proofErr w:type="spellStart"/>
       <w:r>
@@ -4529,7 +4693,15 @@
           <w:sz w:val="22"/>
           <w:szCs w:val="22"/>
         </w:rPr>
-        <w:t xml:space="preserve"> Portal solves visualization for the public studies it hosts, but its hosted-service architecture fails in these settings. </w:t>
+        <w:t xml:space="preserve"> Portal handles visualization for the public studies it hosts, but its reliance on a centralized hosted service makes it unsuitable for these settings.</w:t>
+      </w:r>
+      <w:r>
+        <w:rPr>
+          <w:rFonts w:ascii="Arial" w:hAnsi="Arial" w:cs="Arial"/>
+          <w:sz w:val="22"/>
+          <w:szCs w:val="22"/>
+        </w:rPr>
+        <w:t xml:space="preserve"> </w:t>
       </w:r>
       <w:proofErr w:type="spellStart"/>
       <w:r>
@@ -4775,7 +4947,16 @@
           <w:sz w:val="22"/>
           <w:szCs w:val="22"/>
         </w:rPr>
-        <w:t xml:space="preserve"> TF + SIG edges), bundles compress the input footprint up to 7×, cold-start load lands at 2.0 to 34.3s, and median per-gene fetch stays at 62 to 1,208ms, interactive across the full production cell-count range. Discovery scales linearly at ~80ms per study (30 studies in &lt;3s). Beyond </w:t>
+        <w:t xml:space="preserve"> TF + SIG edges), bundles compress the input footprint up to 7×, cold-start load lands at 2.0 to 34.3s, and median per-gene fetch stays at 62 to 1,208ms, interactive across the full production cell-count range. </w:t>
+      </w:r>
+      <w:bookmarkStart w:id="16" w:name="OLE_LINK20"/>
+      <w:r>
+        <w:rPr>
+          <w:rFonts w:ascii="Arial" w:hAnsi="Arial" w:cs="Arial"/>
+          <w:sz w:val="22"/>
+          <w:szCs w:val="22"/>
+        </w:rPr>
+        <w:t xml:space="preserve">Beyond </w:t>
       </w:r>
       <w:proofErr w:type="spellStart"/>
       <w:r>
@@ -4793,9 +4974,10 @@
           <w:sz w:val="22"/>
           <w:szCs w:val="22"/>
         </w:rPr>
-        <w:t>, the bundle format is generic: any pipeline producing UMAP coordinates, cluster labels, and per-gene matrices can populate it, making the Viewer a template for self-hosted single-cell visualization.</w:t>
+        <w:t>, the bundle format is general-purpose: it accepts output from any pipeline that produces embedding coordinates, cluster labels, and per-gene expression matrices, making the Viewer a template for self-hosted single-cell visualization.</w:t>
       </w:r>
     </w:p>
+    <w:bookmarkEnd w:id="16"/>
     <w:p>
       <w:pPr>
         <w:pStyle w:val="font-claude-response-body"/>
@@ -6530,7 +6712,6 @@
   <w:style w:type="character" w:default="1" w:styleId="DefaultParagraphFont">
     <w:name w:val="Default Paragraph Font"/>
     <w:uiPriority w:val="1"/>
-    <w:semiHidden/>
     <w:unhideWhenUsed/>
   </w:style>
   <w:style w:type="table" w:default="1" w:styleId="TableNormal">
@@ -7191,6 +7372,8 @@
     <w:rsidRoot w:val="009B3317"/>
     <w:rsid w:val="00071768"/>
     <w:rsid w:val="009B3317"/>
+    <w:rsid w:val="00C439F7"/>
+    <w:rsid w:val="00DC59EC"/>
     <w:rsid w:val="00FB5168"/>
   </w:rsids>
   <m:mathPr>
